--- a/tasks/task2/documentation.docx
+++ b/tasks/task2/documentation.docx
@@ -1287,6 +1287,6533 @@
         <w:pStyle w:val="Heading1"/>
       </w:pPr>
       <w:r>
+        <w:t>2 Modely</w:t>
+      </w:r>
+    </w:p>
+    <w:p>
+      <w:pPr>
+        <w:jc w:val="both"/>
+      </w:pPr>
+      <w:r>
+        <w:rPr>
+          <w:i w:val="0"/>
+        </w:rPr>
+        <w:t>Trénujem tri modely: rozhodovací strom, náhodný les a SVM. Všetky dostávajú rovnaké dáta z časti 1 (14 normalizovaných vstupov, 5 837 trénovacích a 1 460 testovacích hodín) a majú random_state = 0. Pri každom modeli som skúsil niekoľko nastavení a najlepšie vyberám podľa R² na testovacej množine, rovnako ako v zadaní 1.</w:t>
+      </w:r>
+    </w:p>
+    <w:p>
+      <w:pPr>
+        <w:pStyle w:val="Heading2"/>
+      </w:pPr>
+      <w:r>
+        <w:t>2.1 Vyhodnotenie</w:t>
+      </w:r>
+    </w:p>
+    <w:p>
+      <w:pPr>
+        <w:jc w:val="both"/>
+      </w:pPr>
+      <w:r>
+        <w:rPr>
+          <w:i w:val="0"/>
+        </w:rPr>
+        <w:t xml:space="preserve">MSE je priemer štvorcov chýb. RMSE je jeho odmocnina, je v rovnakých jednotkách ako </w:t>
+      </w:r>
+      <w:r>
+        <w:rPr>
+          <w:i/>
+        </w:rPr>
+        <w:t>co</w:t>
+      </w:r>
+      <w:r>
+        <w:rPr>
+          <w:i w:val="0"/>
+        </w:rPr>
+        <w:t xml:space="preserve"> (mg/m³) a dá sa čítať ako typická chyba predpovede. R² hovorí, akú časť rozptylu </w:t>
+      </w:r>
+      <w:r>
+        <w:rPr>
+          <w:i/>
+        </w:rPr>
+        <w:t>co</w:t>
+      </w:r>
+      <w:r>
+        <w:rPr>
+          <w:i w:val="0"/>
+        </w:rPr>
+        <w:t xml:space="preserve"> model vysvetlí. Model, ktorý by pre každú hodinu predpovedal priemer trénovacích dát, má na testovacej množine R² = 0,000 a RMSE 1,443 mg/m³. Ak model predpovedá horšie než takýto priemer, R² je záporné.</w:t>
+      </w:r>
+    </w:p>
+    <w:p>
+      <w:pPr>
+        <w:jc w:val="both"/>
+      </w:pPr>
+      <w:r>
+        <w:rPr>
+          <w:i w:val="0"/>
+        </w:rPr>
+        <w:t>Reziduál je rozdiel skutočnej a predpovedanej hodnoty. Pre každý model kreslím na trénovacej aj testovacej množine dva grafy: reziduály podľa predpovedanej hodnoty a ich histogram. Pri dobrom modeli sú reziduály okolo nuly, rovnako rozhodené pri malých aj veľkých predpovediach a netvoria žiadny vzor.</w:t>
+      </w:r>
+    </w:p>
+    <w:p>
+      <w:pPr>
+        <w:pStyle w:val="Heading2"/>
+      </w:pPr>
+      <w:r>
+        <w:t>2.2 Rozhodovací strom</w:t>
+      </w:r>
+    </w:p>
+    <w:p>
+      <w:pPr>
+        <w:jc w:val="both"/>
+      </w:pPr>
+      <w:r>
+        <w:rPr>
+          <w:i w:val="0"/>
+        </w:rPr>
+        <w:t>Strom (</w:t>
+      </w:r>
+      <w:r>
+        <w:rPr>
+          <w:i/>
+        </w:rPr>
+        <w:t>DecisionTreeRegressor</w:t>
+      </w:r>
+      <w:r>
+        <w:rPr>
+          <w:i w:val="0"/>
+        </w:rPr>
+        <w:t xml:space="preserve">) delí dáta otázkami typu „je </w:t>
+      </w:r>
+      <w:r>
+        <w:rPr>
+          <w:i/>
+        </w:rPr>
+        <w:t>sensor_nmhc</w:t>
+      </w:r>
+      <w:r>
+        <w:rPr>
+          <w:i w:val="0"/>
+        </w:rPr>
+        <w:t xml:space="preserve"> ≤ 1 122,5?“ a v každom liste predpovie priemer </w:t>
+      </w:r>
+      <w:r>
+        <w:rPr>
+          <w:i/>
+        </w:rPr>
+        <w:t>co</w:t>
+      </w:r>
+      <w:r>
+        <w:rPr>
+          <w:i w:val="0"/>
+        </w:rPr>
+        <w:t xml:space="preserve"> trénovacích hodín, ktoré doň padli. Bez obmedzenia rastie, kým v listoch nezostanú rovnaké hodnoty. Skúšal som preto zastaviť rast skôr (pre-pruning): obmedziť hĺbku (</w:t>
+      </w:r>
+      <w:r>
+        <w:rPr>
+          <w:i/>
+        </w:rPr>
+        <w:t>max_depth</w:t>
+      </w:r>
+      <w:r>
+        <w:rPr>
+          <w:i w:val="0"/>
+        </w:rPr>
+        <w:t>), minimálny počet hodín v liste (</w:t>
+      </w:r>
+      <w:r>
+        <w:rPr>
+          <w:i/>
+        </w:rPr>
+        <w:t>min_samples_leaf</w:t>
+      </w:r>
+      <w:r>
+        <w:rPr>
+          <w:i w:val="0"/>
+        </w:rPr>
+        <w:t>) alebo minimálne zníženie chyby, pri ktorom sa uzol ešte rozdelí (</w:t>
+      </w:r>
+      <w:r>
+        <w:rPr>
+          <w:i/>
+        </w:rPr>
+        <w:t>min_impurity_decrease</w:t>
+      </w:r>
+      <w:r>
+        <w:rPr>
+          <w:i w:val="0"/>
+        </w:rPr>
+        <w:t>). Pri post-pruningu (</w:t>
+      </w:r>
+      <w:r>
+        <w:rPr>
+          <w:i/>
+        </w:rPr>
+        <w:t>ccp_alpha</w:t>
+      </w:r>
+      <w:r>
+        <w:rPr>
+          <w:i w:val="0"/>
+        </w:rPr>
+        <w:t xml:space="preserve">) strom najprv narastie celý a potom sa odrežú vetvy, ktoré znížia chybu menej, než je </w:t>
+      </w:r>
+      <w:r>
+        <w:rPr>
+          <w:i/>
+        </w:rPr>
+        <w:t>ccp_alpha</w:t>
+      </w:r>
+      <w:r>
+        <w:rPr>
+          <w:i w:val="0"/>
+        </w:rPr>
+        <w:t xml:space="preserve"> na jeden list. Výsledky sú v tab. 3.</w:t>
+      </w:r>
+    </w:p>
+    <w:p>
+      <w:pPr>
+        <w:keepNext/>
+        <w:jc w:val="center"/>
+      </w:pPr>
+      <w:r>
+        <w:rPr>
+          <w:sz w:val="20"/>
+        </w:rPr>
+        <w:t>Tab. 3: Experimenty s rozhodovacím stromom (ostatné parametre predvolené)</w:t>
+      </w:r>
+    </w:p>
+    <w:tbl>
+      <w:tblPr>
+        <w:tblStyle w:val="TableGrid"/>
+        <w:tblW w:type="auto" w:w="0"/>
+        <w:jc w:val="center"/>
+        <w:tblLook w:firstColumn="1" w:firstRow="1" w:lastColumn="0" w:lastRow="0" w:noHBand="0" w:noVBand="1" w:val="04A0"/>
+      </w:tblPr>
+      <w:tblGrid>
+        <w:gridCol w:w="1814"/>
+        <w:gridCol w:w="1814"/>
+        <w:gridCol w:w="1814"/>
+        <w:gridCol w:w="1814"/>
+        <w:gridCol w:w="1814"/>
+      </w:tblGrid>
+      <w:tr>
+        <w:trPr>
+          <w:cantSplit/>
+        </w:trPr>
+        <w:tc>
+          <w:tcPr>
+            <w:tcW w:type="dxa" w:w="1814"/>
+          </w:tcPr>
+          <w:p>
+            <w:pPr>
+              <w:keepNext/>
+              <w:spacing w:after="0"/>
+            </w:pPr>
+            <w:r>
+              <w:rPr>
+                <w:sz w:val="20"/>
+              </w:rPr>
+            </w:r>
+            <w:r>
+              <w:rPr>
+                <w:b/>
+                <w:sz w:val="20"/>
+              </w:rPr>
+              <w:t>Nastavenie</w:t>
+            </w:r>
+          </w:p>
+        </w:tc>
+        <w:tc>
+          <w:tcPr>
+            <w:tcW w:type="dxa" w:w="1814"/>
+          </w:tcPr>
+          <w:p>
+            <w:pPr>
+              <w:keepNext/>
+              <w:spacing w:after="0"/>
+            </w:pPr>
+            <w:r>
+              <w:rPr>
+                <w:sz w:val="20"/>
+              </w:rPr>
+            </w:r>
+            <w:r>
+              <w:rPr>
+                <w:b/>
+                <w:sz w:val="20"/>
+              </w:rPr>
+              <w:t>RMSE train</w:t>
+            </w:r>
+          </w:p>
+        </w:tc>
+        <w:tc>
+          <w:tcPr>
+            <w:tcW w:type="dxa" w:w="1814"/>
+          </w:tcPr>
+          <w:p>
+            <w:pPr>
+              <w:keepNext/>
+              <w:spacing w:after="0"/>
+            </w:pPr>
+            <w:r>
+              <w:rPr>
+                <w:sz w:val="20"/>
+              </w:rPr>
+            </w:r>
+            <w:r>
+              <w:rPr>
+                <w:b/>
+                <w:sz w:val="20"/>
+              </w:rPr>
+              <w:t>R² train</w:t>
+            </w:r>
+          </w:p>
+        </w:tc>
+        <w:tc>
+          <w:tcPr>
+            <w:tcW w:type="dxa" w:w="1814"/>
+          </w:tcPr>
+          <w:p>
+            <w:pPr>
+              <w:keepNext/>
+              <w:spacing w:after="0"/>
+            </w:pPr>
+            <w:r>
+              <w:rPr>
+                <w:sz w:val="20"/>
+              </w:rPr>
+            </w:r>
+            <w:r>
+              <w:rPr>
+                <w:b/>
+                <w:sz w:val="20"/>
+              </w:rPr>
+              <w:t>RMSE test</w:t>
+            </w:r>
+          </w:p>
+        </w:tc>
+        <w:tc>
+          <w:tcPr>
+            <w:tcW w:type="dxa" w:w="1814"/>
+          </w:tcPr>
+          <w:p>
+            <w:pPr>
+              <w:keepNext/>
+              <w:spacing w:after="0"/>
+            </w:pPr>
+            <w:r>
+              <w:rPr>
+                <w:sz w:val="20"/>
+              </w:rPr>
+            </w:r>
+            <w:r>
+              <w:rPr>
+                <w:b/>
+                <w:sz w:val="20"/>
+              </w:rPr>
+              <w:t>R² test</w:t>
+            </w:r>
+          </w:p>
+        </w:tc>
+      </w:tr>
+      <w:tr>
+        <w:trPr>
+          <w:cantSplit/>
+        </w:trPr>
+        <w:tc>
+          <w:tcPr>
+            <w:tcW w:type="dxa" w:w="1814"/>
+          </w:tcPr>
+          <w:p>
+            <w:pPr>
+              <w:keepNext/>
+              <w:spacing w:after="0"/>
+            </w:pPr>
+            <w:r>
+              <w:rPr>
+                <w:sz w:val="20"/>
+              </w:rPr>
+            </w:r>
+            <w:r>
+              <w:rPr>
+                <w:i w:val="0"/>
+                <w:sz w:val="20"/>
+              </w:rPr>
+              <w:t>bez obmedzenia</w:t>
+            </w:r>
+          </w:p>
+        </w:tc>
+        <w:tc>
+          <w:tcPr>
+            <w:tcW w:type="dxa" w:w="1814"/>
+          </w:tcPr>
+          <w:p>
+            <w:pPr>
+              <w:keepNext/>
+              <w:spacing w:after="0"/>
+            </w:pPr>
+            <w:r>
+              <w:rPr>
+                <w:sz w:val="20"/>
+              </w:rPr>
+            </w:r>
+            <w:r>
+              <w:rPr>
+                <w:i w:val="0"/>
+                <w:sz w:val="20"/>
+              </w:rPr>
+              <w:t>0,000</w:t>
+            </w:r>
+          </w:p>
+        </w:tc>
+        <w:tc>
+          <w:tcPr>
+            <w:tcW w:type="dxa" w:w="1814"/>
+          </w:tcPr>
+          <w:p>
+            <w:pPr>
+              <w:keepNext/>
+              <w:spacing w:after="0"/>
+            </w:pPr>
+            <w:r>
+              <w:rPr>
+                <w:sz w:val="20"/>
+              </w:rPr>
+            </w:r>
+            <w:r>
+              <w:rPr>
+                <w:i w:val="0"/>
+                <w:sz w:val="20"/>
+              </w:rPr>
+              <w:t>1,000</w:t>
+            </w:r>
+          </w:p>
+        </w:tc>
+        <w:tc>
+          <w:tcPr>
+            <w:tcW w:type="dxa" w:w="1814"/>
+          </w:tcPr>
+          <w:p>
+            <w:pPr>
+              <w:keepNext/>
+              <w:spacing w:after="0"/>
+            </w:pPr>
+            <w:r>
+              <w:rPr>
+                <w:sz w:val="20"/>
+              </w:rPr>
+            </w:r>
+            <w:r>
+              <w:rPr>
+                <w:i w:val="0"/>
+                <w:sz w:val="20"/>
+              </w:rPr>
+              <w:t>0,538</w:t>
+            </w:r>
+          </w:p>
+        </w:tc>
+        <w:tc>
+          <w:tcPr>
+            <w:tcW w:type="dxa" w:w="1814"/>
+          </w:tcPr>
+          <w:p>
+            <w:pPr>
+              <w:keepNext/>
+              <w:spacing w:after="0"/>
+            </w:pPr>
+            <w:r>
+              <w:rPr>
+                <w:sz w:val="20"/>
+              </w:rPr>
+            </w:r>
+            <w:r>
+              <w:rPr>
+                <w:i w:val="0"/>
+                <w:sz w:val="20"/>
+              </w:rPr>
+              <w:t>0,861</w:t>
+            </w:r>
+          </w:p>
+        </w:tc>
+      </w:tr>
+      <w:tr>
+        <w:trPr>
+          <w:cantSplit/>
+        </w:trPr>
+        <w:tc>
+          <w:tcPr>
+            <w:tcW w:type="dxa" w:w="1814"/>
+          </w:tcPr>
+          <w:p>
+            <w:pPr>
+              <w:keepNext/>
+              <w:spacing w:after="0"/>
+            </w:pPr>
+            <w:r>
+              <w:rPr>
+                <w:sz w:val="20"/>
+              </w:rPr>
+            </w:r>
+            <w:r>
+              <w:rPr>
+                <w:i w:val="0"/>
+                <w:sz w:val="20"/>
+              </w:rPr>
+            </w:r>
+            <w:r>
+              <w:rPr>
+                <w:i/>
+                <w:sz w:val="20"/>
+              </w:rPr>
+              <w:t>max_depth</w:t>
+            </w:r>
+            <w:r>
+              <w:rPr>
+                <w:i w:val="0"/>
+                <w:sz w:val="20"/>
+              </w:rPr>
+              <w:t xml:space="preserve"> = 3</w:t>
+            </w:r>
+          </w:p>
+        </w:tc>
+        <w:tc>
+          <w:tcPr>
+            <w:tcW w:type="dxa" w:w="1814"/>
+          </w:tcPr>
+          <w:p>
+            <w:pPr>
+              <w:keepNext/>
+              <w:spacing w:after="0"/>
+            </w:pPr>
+            <w:r>
+              <w:rPr>
+                <w:sz w:val="20"/>
+              </w:rPr>
+            </w:r>
+            <w:r>
+              <w:rPr>
+                <w:i w:val="0"/>
+                <w:sz w:val="20"/>
+              </w:rPr>
+              <w:t>0,559</w:t>
+            </w:r>
+          </w:p>
+        </w:tc>
+        <w:tc>
+          <w:tcPr>
+            <w:tcW w:type="dxa" w:w="1814"/>
+          </w:tcPr>
+          <w:p>
+            <w:pPr>
+              <w:keepNext/>
+              <w:spacing w:after="0"/>
+            </w:pPr>
+            <w:r>
+              <w:rPr>
+                <w:sz w:val="20"/>
+              </w:rPr>
+            </w:r>
+            <w:r>
+              <w:rPr>
+                <w:i w:val="0"/>
+                <w:sz w:val="20"/>
+              </w:rPr>
+              <w:t>0,849</w:t>
+            </w:r>
+          </w:p>
+        </w:tc>
+        <w:tc>
+          <w:tcPr>
+            <w:tcW w:type="dxa" w:w="1814"/>
+          </w:tcPr>
+          <w:p>
+            <w:pPr>
+              <w:keepNext/>
+              <w:spacing w:after="0"/>
+            </w:pPr>
+            <w:r>
+              <w:rPr>
+                <w:sz w:val="20"/>
+              </w:rPr>
+            </w:r>
+            <w:r>
+              <w:rPr>
+                <w:i w:val="0"/>
+                <w:sz w:val="20"/>
+              </w:rPr>
+              <w:t>0,547</w:t>
+            </w:r>
+          </w:p>
+        </w:tc>
+        <w:tc>
+          <w:tcPr>
+            <w:tcW w:type="dxa" w:w="1814"/>
+          </w:tcPr>
+          <w:p>
+            <w:pPr>
+              <w:keepNext/>
+              <w:spacing w:after="0"/>
+            </w:pPr>
+            <w:r>
+              <w:rPr>
+                <w:sz w:val="20"/>
+              </w:rPr>
+            </w:r>
+            <w:r>
+              <w:rPr>
+                <w:i w:val="0"/>
+                <w:sz w:val="20"/>
+              </w:rPr>
+              <w:t>0,856</w:t>
+            </w:r>
+          </w:p>
+        </w:tc>
+      </w:tr>
+      <w:tr>
+        <w:trPr>
+          <w:cantSplit/>
+        </w:trPr>
+        <w:tc>
+          <w:tcPr>
+            <w:tcW w:type="dxa" w:w="1814"/>
+          </w:tcPr>
+          <w:p>
+            <w:pPr>
+              <w:keepNext/>
+              <w:spacing w:after="0"/>
+            </w:pPr>
+            <w:r>
+              <w:rPr>
+                <w:sz w:val="20"/>
+              </w:rPr>
+            </w:r>
+            <w:r>
+              <w:rPr>
+                <w:i w:val="0"/>
+                <w:sz w:val="20"/>
+              </w:rPr>
+            </w:r>
+            <w:r>
+              <w:rPr>
+                <w:i/>
+                <w:sz w:val="20"/>
+              </w:rPr>
+              <w:t>max_depth</w:t>
+            </w:r>
+            <w:r>
+              <w:rPr>
+                <w:i w:val="0"/>
+                <w:sz w:val="20"/>
+              </w:rPr>
+              <w:t xml:space="preserve"> = 5</w:t>
+            </w:r>
+          </w:p>
+        </w:tc>
+        <w:tc>
+          <w:tcPr>
+            <w:tcW w:type="dxa" w:w="1814"/>
+          </w:tcPr>
+          <w:p>
+            <w:pPr>
+              <w:keepNext/>
+              <w:spacing w:after="0"/>
+            </w:pPr>
+            <w:r>
+              <w:rPr>
+                <w:sz w:val="20"/>
+              </w:rPr>
+            </w:r>
+            <w:r>
+              <w:rPr>
+                <w:i w:val="0"/>
+                <w:sz w:val="20"/>
+              </w:rPr>
+              <w:t>0,452</w:t>
+            </w:r>
+          </w:p>
+        </w:tc>
+        <w:tc>
+          <w:tcPr>
+            <w:tcW w:type="dxa" w:w="1814"/>
+          </w:tcPr>
+          <w:p>
+            <w:pPr>
+              <w:keepNext/>
+              <w:spacing w:after="0"/>
+            </w:pPr>
+            <w:r>
+              <w:rPr>
+                <w:sz w:val="20"/>
+              </w:rPr>
+            </w:r>
+            <w:r>
+              <w:rPr>
+                <w:i w:val="0"/>
+                <w:sz w:val="20"/>
+              </w:rPr>
+              <w:t>0,901</w:t>
+            </w:r>
+          </w:p>
+        </w:tc>
+        <w:tc>
+          <w:tcPr>
+            <w:tcW w:type="dxa" w:w="1814"/>
+          </w:tcPr>
+          <w:p>
+            <w:pPr>
+              <w:keepNext/>
+              <w:spacing w:after="0"/>
+            </w:pPr>
+            <w:r>
+              <w:rPr>
+                <w:sz w:val="20"/>
+              </w:rPr>
+            </w:r>
+            <w:r>
+              <w:rPr>
+                <w:i w:val="0"/>
+                <w:sz w:val="20"/>
+              </w:rPr>
+              <w:t>0,458</w:t>
+            </w:r>
+          </w:p>
+        </w:tc>
+        <w:tc>
+          <w:tcPr>
+            <w:tcW w:type="dxa" w:w="1814"/>
+          </w:tcPr>
+          <w:p>
+            <w:pPr>
+              <w:keepNext/>
+              <w:spacing w:after="0"/>
+            </w:pPr>
+            <w:r>
+              <w:rPr>
+                <w:sz w:val="20"/>
+              </w:rPr>
+            </w:r>
+            <w:r>
+              <w:rPr>
+                <w:i w:val="0"/>
+                <w:sz w:val="20"/>
+              </w:rPr>
+              <w:t>0,899</w:t>
+            </w:r>
+          </w:p>
+        </w:tc>
+      </w:tr>
+      <w:tr>
+        <w:trPr>
+          <w:cantSplit/>
+        </w:trPr>
+        <w:tc>
+          <w:tcPr>
+            <w:tcW w:type="dxa" w:w="1814"/>
+          </w:tcPr>
+          <w:p>
+            <w:pPr>
+              <w:keepNext/>
+              <w:spacing w:after="0"/>
+            </w:pPr>
+            <w:r>
+              <w:rPr>
+                <w:sz w:val="20"/>
+              </w:rPr>
+            </w:r>
+            <w:r>
+              <w:rPr>
+                <w:i w:val="0"/>
+                <w:sz w:val="20"/>
+              </w:rPr>
+            </w:r>
+            <w:r>
+              <w:rPr>
+                <w:i/>
+                <w:sz w:val="20"/>
+              </w:rPr>
+              <w:t>max_depth</w:t>
+            </w:r>
+            <w:r>
+              <w:rPr>
+                <w:i w:val="0"/>
+                <w:sz w:val="20"/>
+              </w:rPr>
+              <w:t xml:space="preserve"> = 8</w:t>
+            </w:r>
+          </w:p>
+        </w:tc>
+        <w:tc>
+          <w:tcPr>
+            <w:tcW w:type="dxa" w:w="1814"/>
+          </w:tcPr>
+          <w:p>
+            <w:pPr>
+              <w:keepNext/>
+              <w:spacing w:after="0"/>
+            </w:pPr>
+            <w:r>
+              <w:rPr>
+                <w:sz w:val="20"/>
+              </w:rPr>
+            </w:r>
+            <w:r>
+              <w:rPr>
+                <w:i w:val="0"/>
+                <w:sz w:val="20"/>
+              </w:rPr>
+              <w:t>0,344</w:t>
+            </w:r>
+          </w:p>
+        </w:tc>
+        <w:tc>
+          <w:tcPr>
+            <w:tcW w:type="dxa" w:w="1814"/>
+          </w:tcPr>
+          <w:p>
+            <w:pPr>
+              <w:keepNext/>
+              <w:spacing w:after="0"/>
+            </w:pPr>
+            <w:r>
+              <w:rPr>
+                <w:sz w:val="20"/>
+              </w:rPr>
+            </w:r>
+            <w:r>
+              <w:rPr>
+                <w:i w:val="0"/>
+                <w:sz w:val="20"/>
+              </w:rPr>
+              <w:t>0,943</w:t>
+            </w:r>
+          </w:p>
+        </w:tc>
+        <w:tc>
+          <w:tcPr>
+            <w:tcW w:type="dxa" w:w="1814"/>
+          </w:tcPr>
+          <w:p>
+            <w:pPr>
+              <w:keepNext/>
+              <w:spacing w:after="0"/>
+            </w:pPr>
+            <w:r>
+              <w:rPr>
+                <w:sz w:val="20"/>
+              </w:rPr>
+            </w:r>
+            <w:r>
+              <w:rPr>
+                <w:i w:val="0"/>
+                <w:sz w:val="20"/>
+              </w:rPr>
+              <w:t>0,455</w:t>
+            </w:r>
+          </w:p>
+        </w:tc>
+        <w:tc>
+          <w:tcPr>
+            <w:tcW w:type="dxa" w:w="1814"/>
+          </w:tcPr>
+          <w:p>
+            <w:pPr>
+              <w:keepNext/>
+              <w:spacing w:after="0"/>
+            </w:pPr>
+            <w:r>
+              <w:rPr>
+                <w:sz w:val="20"/>
+              </w:rPr>
+            </w:r>
+            <w:r>
+              <w:rPr>
+                <w:i w:val="0"/>
+                <w:sz w:val="20"/>
+              </w:rPr>
+              <w:t>0,900</w:t>
+            </w:r>
+          </w:p>
+        </w:tc>
+      </w:tr>
+      <w:tr>
+        <w:trPr>
+          <w:cantSplit/>
+        </w:trPr>
+        <w:tc>
+          <w:tcPr>
+            <w:tcW w:type="dxa" w:w="1814"/>
+          </w:tcPr>
+          <w:p>
+            <w:pPr>
+              <w:keepNext/>
+              <w:spacing w:after="0"/>
+            </w:pPr>
+            <w:r>
+              <w:rPr>
+                <w:sz w:val="20"/>
+              </w:rPr>
+            </w:r>
+            <w:r>
+              <w:rPr>
+                <w:i w:val="0"/>
+                <w:sz w:val="20"/>
+              </w:rPr>
+            </w:r>
+            <w:r>
+              <w:rPr>
+                <w:i/>
+                <w:sz w:val="20"/>
+              </w:rPr>
+              <w:t>max_depth</w:t>
+            </w:r>
+            <w:r>
+              <w:rPr>
+                <w:i w:val="0"/>
+                <w:sz w:val="20"/>
+              </w:rPr>
+              <w:t xml:space="preserve"> = 10</w:t>
+            </w:r>
+          </w:p>
+        </w:tc>
+        <w:tc>
+          <w:tcPr>
+            <w:tcW w:type="dxa" w:w="1814"/>
+          </w:tcPr>
+          <w:p>
+            <w:pPr>
+              <w:keepNext/>
+              <w:spacing w:after="0"/>
+            </w:pPr>
+            <w:r>
+              <w:rPr>
+                <w:sz w:val="20"/>
+              </w:rPr>
+            </w:r>
+            <w:r>
+              <w:rPr>
+                <w:i w:val="0"/>
+                <w:sz w:val="20"/>
+              </w:rPr>
+              <w:t>0,253</w:t>
+            </w:r>
+          </w:p>
+        </w:tc>
+        <w:tc>
+          <w:tcPr>
+            <w:tcW w:type="dxa" w:w="1814"/>
+          </w:tcPr>
+          <w:p>
+            <w:pPr>
+              <w:keepNext/>
+              <w:spacing w:after="0"/>
+            </w:pPr>
+            <w:r>
+              <w:rPr>
+                <w:sz w:val="20"/>
+              </w:rPr>
+            </w:r>
+            <w:r>
+              <w:rPr>
+                <w:i w:val="0"/>
+                <w:sz w:val="20"/>
+              </w:rPr>
+              <w:t>0,969</w:t>
+            </w:r>
+          </w:p>
+        </w:tc>
+        <w:tc>
+          <w:tcPr>
+            <w:tcW w:type="dxa" w:w="1814"/>
+          </w:tcPr>
+          <w:p>
+            <w:pPr>
+              <w:keepNext/>
+              <w:spacing w:after="0"/>
+            </w:pPr>
+            <w:r>
+              <w:rPr>
+                <w:sz w:val="20"/>
+              </w:rPr>
+            </w:r>
+            <w:r>
+              <w:rPr>
+                <w:i w:val="0"/>
+                <w:sz w:val="20"/>
+              </w:rPr>
+              <w:t>0,480</w:t>
+            </w:r>
+          </w:p>
+        </w:tc>
+        <w:tc>
+          <w:tcPr>
+            <w:tcW w:type="dxa" w:w="1814"/>
+          </w:tcPr>
+          <w:p>
+            <w:pPr>
+              <w:keepNext/>
+              <w:spacing w:after="0"/>
+            </w:pPr>
+            <w:r>
+              <w:rPr>
+                <w:sz w:val="20"/>
+              </w:rPr>
+            </w:r>
+            <w:r>
+              <w:rPr>
+                <w:i w:val="0"/>
+                <w:sz w:val="20"/>
+              </w:rPr>
+              <w:t>0,889</w:t>
+            </w:r>
+          </w:p>
+        </w:tc>
+      </w:tr>
+      <w:tr>
+        <w:trPr>
+          <w:cantSplit/>
+        </w:trPr>
+        <w:tc>
+          <w:tcPr>
+            <w:tcW w:type="dxa" w:w="1814"/>
+          </w:tcPr>
+          <w:p>
+            <w:pPr>
+              <w:keepNext/>
+              <w:spacing w:after="0"/>
+            </w:pPr>
+            <w:r>
+              <w:rPr>
+                <w:sz w:val="20"/>
+              </w:rPr>
+            </w:r>
+            <w:r>
+              <w:rPr>
+                <w:i w:val="0"/>
+                <w:sz w:val="20"/>
+              </w:rPr>
+            </w:r>
+            <w:r>
+              <w:rPr>
+                <w:i/>
+                <w:sz w:val="20"/>
+              </w:rPr>
+              <w:t>max_depth</w:t>
+            </w:r>
+            <w:r>
+              <w:rPr>
+                <w:i w:val="0"/>
+                <w:sz w:val="20"/>
+              </w:rPr>
+              <w:t xml:space="preserve"> = 15</w:t>
+            </w:r>
+          </w:p>
+        </w:tc>
+        <w:tc>
+          <w:tcPr>
+            <w:tcW w:type="dxa" w:w="1814"/>
+          </w:tcPr>
+          <w:p>
+            <w:pPr>
+              <w:keepNext/>
+              <w:spacing w:after="0"/>
+            </w:pPr>
+            <w:r>
+              <w:rPr>
+                <w:sz w:val="20"/>
+              </w:rPr>
+            </w:r>
+            <w:r>
+              <w:rPr>
+                <w:i w:val="0"/>
+                <w:sz w:val="20"/>
+              </w:rPr>
+              <w:t>0,070</w:t>
+            </w:r>
+          </w:p>
+        </w:tc>
+        <w:tc>
+          <w:tcPr>
+            <w:tcW w:type="dxa" w:w="1814"/>
+          </w:tcPr>
+          <w:p>
+            <w:pPr>
+              <w:keepNext/>
+              <w:spacing w:after="0"/>
+            </w:pPr>
+            <w:r>
+              <w:rPr>
+                <w:sz w:val="20"/>
+              </w:rPr>
+            </w:r>
+            <w:r>
+              <w:rPr>
+                <w:i w:val="0"/>
+                <w:sz w:val="20"/>
+              </w:rPr>
+              <w:t>0,998</w:t>
+            </w:r>
+          </w:p>
+        </w:tc>
+        <w:tc>
+          <w:tcPr>
+            <w:tcW w:type="dxa" w:w="1814"/>
+          </w:tcPr>
+          <w:p>
+            <w:pPr>
+              <w:keepNext/>
+              <w:spacing w:after="0"/>
+            </w:pPr>
+            <w:r>
+              <w:rPr>
+                <w:sz w:val="20"/>
+              </w:rPr>
+            </w:r>
+            <w:r>
+              <w:rPr>
+                <w:i w:val="0"/>
+                <w:sz w:val="20"/>
+              </w:rPr>
+              <w:t>0,533</w:t>
+            </w:r>
+          </w:p>
+        </w:tc>
+        <w:tc>
+          <w:tcPr>
+            <w:tcW w:type="dxa" w:w="1814"/>
+          </w:tcPr>
+          <w:p>
+            <w:pPr>
+              <w:keepNext/>
+              <w:spacing w:after="0"/>
+            </w:pPr>
+            <w:r>
+              <w:rPr>
+                <w:sz w:val="20"/>
+              </w:rPr>
+            </w:r>
+            <w:r>
+              <w:rPr>
+                <w:i w:val="0"/>
+                <w:sz w:val="20"/>
+              </w:rPr>
+              <w:t>0,864</w:t>
+            </w:r>
+          </w:p>
+        </w:tc>
+      </w:tr>
+      <w:tr>
+        <w:trPr>
+          <w:cantSplit/>
+        </w:trPr>
+        <w:tc>
+          <w:tcPr>
+            <w:tcW w:type="dxa" w:w="1814"/>
+          </w:tcPr>
+          <w:p>
+            <w:pPr>
+              <w:keepNext/>
+              <w:spacing w:after="0"/>
+            </w:pPr>
+            <w:r>
+              <w:rPr>
+                <w:sz w:val="20"/>
+              </w:rPr>
+            </w:r>
+            <w:r>
+              <w:rPr>
+                <w:i w:val="0"/>
+                <w:sz w:val="20"/>
+              </w:rPr>
+            </w:r>
+            <w:r>
+              <w:rPr>
+                <w:i/>
+                <w:sz w:val="20"/>
+              </w:rPr>
+              <w:t>min_samples_leaf</w:t>
+            </w:r>
+            <w:r>
+              <w:rPr>
+                <w:i w:val="0"/>
+                <w:sz w:val="20"/>
+              </w:rPr>
+              <w:t xml:space="preserve"> = 10</w:t>
+            </w:r>
+          </w:p>
+        </w:tc>
+        <w:tc>
+          <w:tcPr>
+            <w:tcW w:type="dxa" w:w="1814"/>
+          </w:tcPr>
+          <w:p>
+            <w:pPr>
+              <w:keepNext/>
+              <w:spacing w:after="0"/>
+            </w:pPr>
+            <w:r>
+              <w:rPr>
+                <w:sz w:val="20"/>
+              </w:rPr>
+            </w:r>
+            <w:r>
+              <w:rPr>
+                <w:i w:val="0"/>
+                <w:sz w:val="20"/>
+              </w:rPr>
+              <w:t>0,336</w:t>
+            </w:r>
+          </w:p>
+        </w:tc>
+        <w:tc>
+          <w:tcPr>
+            <w:tcW w:type="dxa" w:w="1814"/>
+          </w:tcPr>
+          <w:p>
+            <w:pPr>
+              <w:keepNext/>
+              <w:spacing w:after="0"/>
+            </w:pPr>
+            <w:r>
+              <w:rPr>
+                <w:sz w:val="20"/>
+              </w:rPr>
+            </w:r>
+            <w:r>
+              <w:rPr>
+                <w:i w:val="0"/>
+                <w:sz w:val="20"/>
+              </w:rPr>
+              <w:t>0,946</w:t>
+            </w:r>
+          </w:p>
+        </w:tc>
+        <w:tc>
+          <w:tcPr>
+            <w:tcW w:type="dxa" w:w="1814"/>
+          </w:tcPr>
+          <w:p>
+            <w:pPr>
+              <w:keepNext/>
+              <w:spacing w:after="0"/>
+            </w:pPr>
+            <w:r>
+              <w:rPr>
+                <w:sz w:val="20"/>
+              </w:rPr>
+            </w:r>
+            <w:r>
+              <w:rPr>
+                <w:i w:val="0"/>
+                <w:sz w:val="20"/>
+              </w:rPr>
+              <w:t>0,449</w:t>
+            </w:r>
+          </w:p>
+        </w:tc>
+        <w:tc>
+          <w:tcPr>
+            <w:tcW w:type="dxa" w:w="1814"/>
+          </w:tcPr>
+          <w:p>
+            <w:pPr>
+              <w:keepNext/>
+              <w:spacing w:after="0"/>
+            </w:pPr>
+            <w:r>
+              <w:rPr>
+                <w:sz w:val="20"/>
+              </w:rPr>
+            </w:r>
+            <w:r>
+              <w:rPr>
+                <w:i w:val="0"/>
+                <w:sz w:val="20"/>
+              </w:rPr>
+              <w:t>0,903</w:t>
+            </w:r>
+          </w:p>
+        </w:tc>
+      </w:tr>
+      <w:tr>
+        <w:trPr>
+          <w:cantSplit/>
+        </w:trPr>
+        <w:tc>
+          <w:tcPr>
+            <w:tcW w:type="dxa" w:w="1814"/>
+          </w:tcPr>
+          <w:p>
+            <w:pPr>
+              <w:keepNext/>
+              <w:spacing w:after="0"/>
+            </w:pPr>
+            <w:r>
+              <w:rPr>
+                <w:sz w:val="20"/>
+              </w:rPr>
+            </w:r>
+            <w:r>
+              <w:rPr>
+                <w:i w:val="0"/>
+                <w:sz w:val="20"/>
+              </w:rPr>
+            </w:r>
+            <w:r>
+              <w:rPr>
+                <w:i/>
+                <w:sz w:val="20"/>
+              </w:rPr>
+              <w:t>min_samples_leaf</w:t>
+            </w:r>
+            <w:r>
+              <w:rPr>
+                <w:i w:val="0"/>
+                <w:sz w:val="20"/>
+              </w:rPr>
+              <w:t xml:space="preserve"> = 20</w:t>
+            </w:r>
+          </w:p>
+        </w:tc>
+        <w:tc>
+          <w:tcPr>
+            <w:tcW w:type="dxa" w:w="1814"/>
+          </w:tcPr>
+          <w:p>
+            <w:pPr>
+              <w:keepNext/>
+              <w:spacing w:after="0"/>
+            </w:pPr>
+            <w:r>
+              <w:rPr>
+                <w:sz w:val="20"/>
+              </w:rPr>
+            </w:r>
+            <w:r>
+              <w:rPr>
+                <w:i w:val="0"/>
+                <w:sz w:val="20"/>
+              </w:rPr>
+              <w:t>0,386</w:t>
+            </w:r>
+          </w:p>
+        </w:tc>
+        <w:tc>
+          <w:tcPr>
+            <w:tcW w:type="dxa" w:w="1814"/>
+          </w:tcPr>
+          <w:p>
+            <w:pPr>
+              <w:keepNext/>
+              <w:spacing w:after="0"/>
+            </w:pPr>
+            <w:r>
+              <w:rPr>
+                <w:sz w:val="20"/>
+              </w:rPr>
+            </w:r>
+            <w:r>
+              <w:rPr>
+                <w:i w:val="0"/>
+                <w:sz w:val="20"/>
+              </w:rPr>
+              <w:t>0,928</w:t>
+            </w:r>
+          </w:p>
+        </w:tc>
+        <w:tc>
+          <w:tcPr>
+            <w:tcW w:type="dxa" w:w="1814"/>
+          </w:tcPr>
+          <w:p>
+            <w:pPr>
+              <w:keepNext/>
+              <w:spacing w:after="0"/>
+            </w:pPr>
+            <w:r>
+              <w:rPr>
+                <w:sz w:val="20"/>
+              </w:rPr>
+            </w:r>
+            <w:r>
+              <w:rPr>
+                <w:i w:val="0"/>
+                <w:sz w:val="20"/>
+              </w:rPr>
+              <w:t>0,436</w:t>
+            </w:r>
+          </w:p>
+        </w:tc>
+        <w:tc>
+          <w:tcPr>
+            <w:tcW w:type="dxa" w:w="1814"/>
+          </w:tcPr>
+          <w:p>
+            <w:pPr>
+              <w:keepNext/>
+              <w:spacing w:after="0"/>
+            </w:pPr>
+            <w:r>
+              <w:rPr>
+                <w:sz w:val="20"/>
+              </w:rPr>
+            </w:r>
+            <w:r>
+              <w:rPr>
+                <w:i w:val="0"/>
+                <w:sz w:val="20"/>
+              </w:rPr>
+              <w:t>0,908</w:t>
+            </w:r>
+          </w:p>
+        </w:tc>
+      </w:tr>
+      <w:tr>
+        <w:trPr>
+          <w:cantSplit/>
+        </w:trPr>
+        <w:tc>
+          <w:tcPr>
+            <w:tcW w:type="dxa" w:w="1814"/>
+          </w:tcPr>
+          <w:p>
+            <w:pPr>
+              <w:keepNext/>
+              <w:spacing w:after="0"/>
+            </w:pPr>
+            <w:r>
+              <w:rPr>
+                <w:sz w:val="20"/>
+              </w:rPr>
+            </w:r>
+            <w:r>
+              <w:rPr>
+                <w:i w:val="0"/>
+                <w:sz w:val="20"/>
+              </w:rPr>
+            </w:r>
+            <w:r>
+              <w:rPr>
+                <w:i/>
+                <w:sz w:val="20"/>
+              </w:rPr>
+              <w:t>min_samples_leaf</w:t>
+            </w:r>
+            <w:r>
+              <w:rPr>
+                <w:i w:val="0"/>
+                <w:sz w:val="20"/>
+              </w:rPr>
+              <w:t xml:space="preserve"> = 50</w:t>
+            </w:r>
+          </w:p>
+        </w:tc>
+        <w:tc>
+          <w:tcPr>
+            <w:tcW w:type="dxa" w:w="1814"/>
+          </w:tcPr>
+          <w:p>
+            <w:pPr>
+              <w:keepNext/>
+              <w:spacing w:after="0"/>
+            </w:pPr>
+            <w:r>
+              <w:rPr>
+                <w:sz w:val="20"/>
+              </w:rPr>
+            </w:r>
+            <w:r>
+              <w:rPr>
+                <w:i w:val="0"/>
+                <w:sz w:val="20"/>
+              </w:rPr>
+              <w:t>0,447</w:t>
+            </w:r>
+          </w:p>
+        </w:tc>
+        <w:tc>
+          <w:tcPr>
+            <w:tcW w:type="dxa" w:w="1814"/>
+          </w:tcPr>
+          <w:p>
+            <w:pPr>
+              <w:keepNext/>
+              <w:spacing w:after="0"/>
+            </w:pPr>
+            <w:r>
+              <w:rPr>
+                <w:sz w:val="20"/>
+              </w:rPr>
+            </w:r>
+            <w:r>
+              <w:rPr>
+                <w:i w:val="0"/>
+                <w:sz w:val="20"/>
+              </w:rPr>
+              <w:t>0,903</w:t>
+            </w:r>
+          </w:p>
+        </w:tc>
+        <w:tc>
+          <w:tcPr>
+            <w:tcW w:type="dxa" w:w="1814"/>
+          </w:tcPr>
+          <w:p>
+            <w:pPr>
+              <w:keepNext/>
+              <w:spacing w:after="0"/>
+            </w:pPr>
+            <w:r>
+              <w:rPr>
+                <w:sz w:val="20"/>
+              </w:rPr>
+            </w:r>
+            <w:r>
+              <w:rPr>
+                <w:i w:val="0"/>
+                <w:sz w:val="20"/>
+              </w:rPr>
+              <w:t>0,469</w:t>
+            </w:r>
+          </w:p>
+        </w:tc>
+        <w:tc>
+          <w:tcPr>
+            <w:tcW w:type="dxa" w:w="1814"/>
+          </w:tcPr>
+          <w:p>
+            <w:pPr>
+              <w:keepNext/>
+              <w:spacing w:after="0"/>
+            </w:pPr>
+            <w:r>
+              <w:rPr>
+                <w:sz w:val="20"/>
+              </w:rPr>
+            </w:r>
+            <w:r>
+              <w:rPr>
+                <w:i w:val="0"/>
+                <w:sz w:val="20"/>
+              </w:rPr>
+              <w:t>0,894</w:t>
+            </w:r>
+          </w:p>
+        </w:tc>
+      </w:tr>
+      <w:tr>
+        <w:trPr>
+          <w:cantSplit/>
+        </w:trPr>
+        <w:tc>
+          <w:tcPr>
+            <w:tcW w:type="dxa" w:w="1814"/>
+          </w:tcPr>
+          <w:p>
+            <w:pPr>
+              <w:keepNext/>
+              <w:spacing w:after="0"/>
+            </w:pPr>
+            <w:r>
+              <w:rPr>
+                <w:sz w:val="20"/>
+              </w:rPr>
+            </w:r>
+            <w:r>
+              <w:rPr>
+                <w:i w:val="0"/>
+                <w:sz w:val="20"/>
+              </w:rPr>
+            </w:r>
+            <w:r>
+              <w:rPr>
+                <w:i/>
+                <w:sz w:val="20"/>
+              </w:rPr>
+              <w:t>min_impurity_decrease</w:t>
+            </w:r>
+            <w:r>
+              <w:rPr>
+                <w:i w:val="0"/>
+                <w:sz w:val="20"/>
+              </w:rPr>
+              <w:t xml:space="preserve"> = 0,001</w:t>
+            </w:r>
+          </w:p>
+        </w:tc>
+        <w:tc>
+          <w:tcPr>
+            <w:tcW w:type="dxa" w:w="1814"/>
+          </w:tcPr>
+          <w:p>
+            <w:pPr>
+              <w:keepNext/>
+              <w:spacing w:after="0"/>
+            </w:pPr>
+            <w:r>
+              <w:rPr>
+                <w:sz w:val="20"/>
+              </w:rPr>
+            </w:r>
+            <w:r>
+              <w:rPr>
+                <w:i w:val="0"/>
+                <w:sz w:val="20"/>
+              </w:rPr>
+              <w:t>0,417</w:t>
+            </w:r>
+          </w:p>
+        </w:tc>
+        <w:tc>
+          <w:tcPr>
+            <w:tcW w:type="dxa" w:w="1814"/>
+          </w:tcPr>
+          <w:p>
+            <w:pPr>
+              <w:keepNext/>
+              <w:spacing w:after="0"/>
+            </w:pPr>
+            <w:r>
+              <w:rPr>
+                <w:sz w:val="20"/>
+              </w:rPr>
+            </w:r>
+            <w:r>
+              <w:rPr>
+                <w:i w:val="0"/>
+                <w:sz w:val="20"/>
+              </w:rPr>
+              <w:t>0,916</w:t>
+            </w:r>
+          </w:p>
+        </w:tc>
+        <w:tc>
+          <w:tcPr>
+            <w:tcW w:type="dxa" w:w="1814"/>
+          </w:tcPr>
+          <w:p>
+            <w:pPr>
+              <w:keepNext/>
+              <w:spacing w:after="0"/>
+            </w:pPr>
+            <w:r>
+              <w:rPr>
+                <w:sz w:val="20"/>
+              </w:rPr>
+            </w:r>
+            <w:r>
+              <w:rPr>
+                <w:i w:val="0"/>
+                <w:sz w:val="20"/>
+              </w:rPr>
+              <w:t>0,453</w:t>
+            </w:r>
+          </w:p>
+        </w:tc>
+        <w:tc>
+          <w:tcPr>
+            <w:tcW w:type="dxa" w:w="1814"/>
+          </w:tcPr>
+          <w:p>
+            <w:pPr>
+              <w:keepNext/>
+              <w:spacing w:after="0"/>
+            </w:pPr>
+            <w:r>
+              <w:rPr>
+                <w:sz w:val="20"/>
+              </w:rPr>
+            </w:r>
+            <w:r>
+              <w:rPr>
+                <w:i w:val="0"/>
+                <w:sz w:val="20"/>
+              </w:rPr>
+              <w:t>0,901</w:t>
+            </w:r>
+          </w:p>
+        </w:tc>
+      </w:tr>
+      <w:tr>
+        <w:trPr>
+          <w:cantSplit/>
+        </w:trPr>
+        <w:tc>
+          <w:tcPr>
+            <w:tcW w:type="dxa" w:w="1814"/>
+          </w:tcPr>
+          <w:p>
+            <w:pPr>
+              <w:keepNext/>
+              <w:spacing w:after="0"/>
+            </w:pPr>
+            <w:r>
+              <w:rPr>
+                <w:sz w:val="20"/>
+              </w:rPr>
+            </w:r>
+            <w:r>
+              <w:rPr>
+                <w:i w:val="0"/>
+                <w:sz w:val="20"/>
+              </w:rPr>
+            </w:r>
+            <w:r>
+              <w:rPr>
+                <w:i/>
+                <w:sz w:val="20"/>
+              </w:rPr>
+              <w:t>ccp_alpha</w:t>
+            </w:r>
+            <w:r>
+              <w:rPr>
+                <w:i w:val="0"/>
+                <w:sz w:val="20"/>
+              </w:rPr>
+              <w:t xml:space="preserve"> = 0,001</w:t>
+            </w:r>
+          </w:p>
+        </w:tc>
+        <w:tc>
+          <w:tcPr>
+            <w:tcW w:type="dxa" w:w="1814"/>
+          </w:tcPr>
+          <w:p>
+            <w:pPr>
+              <w:keepNext/>
+              <w:spacing w:after="0"/>
+            </w:pPr>
+            <w:r>
+              <w:rPr>
+                <w:sz w:val="20"/>
+              </w:rPr>
+            </w:r>
+            <w:r>
+              <w:rPr>
+                <w:i w:val="0"/>
+                <w:sz w:val="20"/>
+              </w:rPr>
+              <w:t>0,413</w:t>
+            </w:r>
+          </w:p>
+        </w:tc>
+        <w:tc>
+          <w:tcPr>
+            <w:tcW w:type="dxa" w:w="1814"/>
+          </w:tcPr>
+          <w:p>
+            <w:pPr>
+              <w:keepNext/>
+              <w:spacing w:after="0"/>
+            </w:pPr>
+            <w:r>
+              <w:rPr>
+                <w:sz w:val="20"/>
+              </w:rPr>
+            </w:r>
+            <w:r>
+              <w:rPr>
+                <w:i w:val="0"/>
+                <w:sz w:val="20"/>
+              </w:rPr>
+              <w:t>0,917</w:t>
+            </w:r>
+          </w:p>
+        </w:tc>
+        <w:tc>
+          <w:tcPr>
+            <w:tcW w:type="dxa" w:w="1814"/>
+          </w:tcPr>
+          <w:p>
+            <w:pPr>
+              <w:keepNext/>
+              <w:spacing w:after="0"/>
+            </w:pPr>
+            <w:r>
+              <w:rPr>
+                <w:sz w:val="20"/>
+              </w:rPr>
+            </w:r>
+            <w:r>
+              <w:rPr>
+                <w:i w:val="0"/>
+                <w:sz w:val="20"/>
+              </w:rPr>
+              <w:t>0,454</w:t>
+            </w:r>
+          </w:p>
+        </w:tc>
+        <w:tc>
+          <w:tcPr>
+            <w:tcW w:type="dxa" w:w="1814"/>
+          </w:tcPr>
+          <w:p>
+            <w:pPr>
+              <w:keepNext/>
+              <w:spacing w:after="0"/>
+            </w:pPr>
+            <w:r>
+              <w:rPr>
+                <w:sz w:val="20"/>
+              </w:rPr>
+            </w:r>
+            <w:r>
+              <w:rPr>
+                <w:i w:val="0"/>
+                <w:sz w:val="20"/>
+              </w:rPr>
+              <w:t>0,901</w:t>
+            </w:r>
+          </w:p>
+        </w:tc>
+      </w:tr>
+      <w:tr>
+        <w:trPr>
+          <w:cantSplit/>
+        </w:trPr>
+        <w:tc>
+          <w:tcPr>
+            <w:tcW w:type="dxa" w:w="1814"/>
+          </w:tcPr>
+          <w:p>
+            <w:pPr>
+              <w:keepNext w:val="0"/>
+              <w:spacing w:after="0"/>
+            </w:pPr>
+            <w:r>
+              <w:rPr>
+                <w:sz w:val="20"/>
+              </w:rPr>
+            </w:r>
+            <w:r>
+              <w:rPr>
+                <w:i w:val="0"/>
+                <w:sz w:val="20"/>
+              </w:rPr>
+            </w:r>
+            <w:r>
+              <w:rPr>
+                <w:i/>
+                <w:sz w:val="20"/>
+              </w:rPr>
+              <w:t>ccp_alpha</w:t>
+            </w:r>
+            <w:r>
+              <w:rPr>
+                <w:i w:val="0"/>
+                <w:sz w:val="20"/>
+              </w:rPr>
+              <w:t xml:space="preserve"> = 0,01</w:t>
+            </w:r>
+          </w:p>
+        </w:tc>
+        <w:tc>
+          <w:tcPr>
+            <w:tcW w:type="dxa" w:w="1814"/>
+          </w:tcPr>
+          <w:p>
+            <w:pPr>
+              <w:keepNext w:val="0"/>
+              <w:spacing w:after="0"/>
+            </w:pPr>
+            <w:r>
+              <w:rPr>
+                <w:sz w:val="20"/>
+              </w:rPr>
+            </w:r>
+            <w:r>
+              <w:rPr>
+                <w:i w:val="0"/>
+                <w:sz w:val="20"/>
+              </w:rPr>
+              <w:t>0,539</w:t>
+            </w:r>
+          </w:p>
+        </w:tc>
+        <w:tc>
+          <w:tcPr>
+            <w:tcW w:type="dxa" w:w="1814"/>
+          </w:tcPr>
+          <w:p>
+            <w:pPr>
+              <w:keepNext w:val="0"/>
+              <w:spacing w:after="0"/>
+            </w:pPr>
+            <w:r>
+              <w:rPr>
+                <w:sz w:val="20"/>
+              </w:rPr>
+            </w:r>
+            <w:r>
+              <w:rPr>
+                <w:i w:val="0"/>
+                <w:sz w:val="20"/>
+              </w:rPr>
+              <w:t>0,859</w:t>
+            </w:r>
+          </w:p>
+        </w:tc>
+        <w:tc>
+          <w:tcPr>
+            <w:tcW w:type="dxa" w:w="1814"/>
+          </w:tcPr>
+          <w:p>
+            <w:pPr>
+              <w:keepNext w:val="0"/>
+              <w:spacing w:after="0"/>
+            </w:pPr>
+            <w:r>
+              <w:rPr>
+                <w:sz w:val="20"/>
+              </w:rPr>
+            </w:r>
+            <w:r>
+              <w:rPr>
+                <w:i w:val="0"/>
+                <w:sz w:val="20"/>
+              </w:rPr>
+              <w:t>0,531</w:t>
+            </w:r>
+          </w:p>
+        </w:tc>
+        <w:tc>
+          <w:tcPr>
+            <w:tcW w:type="dxa" w:w="1814"/>
+          </w:tcPr>
+          <w:p>
+            <w:pPr>
+              <w:keepNext w:val="0"/>
+              <w:spacing w:after="0"/>
+            </w:pPr>
+            <w:r>
+              <w:rPr>
+                <w:sz w:val="20"/>
+              </w:rPr>
+            </w:r>
+            <w:r>
+              <w:rPr>
+                <w:i w:val="0"/>
+                <w:sz w:val="20"/>
+              </w:rPr>
+              <w:t>0,865</w:t>
+            </w:r>
+          </w:p>
+        </w:tc>
+      </w:tr>
+    </w:tbl>
+    <w:p/>
+    <w:p>
+      <w:pPr>
+        <w:jc w:val="both"/>
+      </w:pPr>
+      <w:r>
+        <w:rPr>
+          <w:i w:val="0"/>
+        </w:rPr>
+        <w:t xml:space="preserve">Strom bez obmedzenia má na trénovacej množine R² = 1 a nulovú chybu, trénovacie dáta si zapamätal. Na testovacej množine má 0,861. Pri hĺbke 3 a 5 sú výsledky na oboch množinách skoro rovnaké. Pri hĺbke 8 je testovacie R² najvyššie (0,900), trénovacie však už odskočilo na 0,943. Od hĺbky 10 trénovacie R² ďalej rastie a testovacie klesá, strom sa pretrénuje. Obmedzenie listu vyšlo o niečo lepšie než obmedzenie hĺbky. Strom môže byť hlboký tam, kde je veľa dát, a list s aspoň 20 hodinami ho nenechá prispôsobiť sa jednotlivým hodinám. Najlepší je strom s </w:t>
+      </w:r>
+      <w:r>
+        <w:rPr>
+          <w:i/>
+        </w:rPr>
+        <w:t>min_samples_leaf</w:t>
+      </w:r>
+      <w:r>
+        <w:rPr>
+          <w:i w:val="0"/>
+        </w:rPr>
+        <w:t xml:space="preserve"> = 20, ktorý má R² 0,928 na trénovacej a 0,908 na testovacej množine. Narástol do hĺbky 12 a má 225 listov.</w:t>
+      </w:r>
+    </w:p>
+    <w:p>
+      <w:pPr>
+        <w:jc w:val="both"/>
+      </w:pPr>
+      <w:r>
+        <w:rPr>
+          <w:i w:val="0"/>
+        </w:rPr>
+      </w:r>
+      <w:r>
+        <w:rPr>
+          <w:i/>
+        </w:rPr>
+        <w:t>min_impurity_decrease</w:t>
+      </w:r>
+      <w:r>
+        <w:rPr>
+          <w:i w:val="0"/>
+        </w:rPr>
+        <w:t xml:space="preserve"> = 0,001 a </w:t>
+      </w:r>
+      <w:r>
+        <w:rPr>
+          <w:i/>
+        </w:rPr>
+        <w:t>ccp_alpha</w:t>
+      </w:r>
+      <w:r>
+        <w:rPr>
+          <w:i w:val="0"/>
+        </w:rPr>
+        <w:t xml:space="preserve"> = 0,001 dopadli takmer rovnako, R² okolo 0,917 na trénovacej a 0,901 na testovacej množine. Strom s </w:t>
+      </w:r>
+      <w:r>
+        <w:rPr>
+          <w:i/>
+        </w:rPr>
+        <w:t>ccp_alpha</w:t>
+      </w:r>
+      <w:r>
+        <w:rPr>
+          <w:i w:val="0"/>
+        </w:rPr>
+        <w:t xml:space="preserve"> = 0,001 má hĺbku 9 a 52 listov, štyrikrát menej než najlepší strom, a na testovacej množine je horší len o 0,007. Pri </w:t>
+      </w:r>
+      <w:r>
+        <w:rPr>
+          <w:i/>
+        </w:rPr>
+        <w:t>ccp_alpha</w:t>
+      </w:r>
+      <w:r>
+        <w:rPr>
+          <w:i w:val="0"/>
+        </w:rPr>
+        <w:t xml:space="preserve"> = 0,01 zostalo 10 listov a výsledok je o málo lepší než pri hĺbke 3.</w:t>
+      </w:r>
+    </w:p>
+    <w:p>
+      <w:pPr>
+        <w:jc w:val="both"/>
+      </w:pPr>
+      <w:r>
+        <w:rPr>
+          <w:i w:val="0"/>
+        </w:rPr>
+        <w:t>Strom s 225 listami sa nedá prehľadne nakresliť, na vizualizáciu som preto natrénoval strom s hĺbkou 3 (obr. 2). Trénoval som ho na neškálovaných dátach, aby boli prahy v pôvodných jednotkách senzora. Škálovanie nemení poradie hodnôt v stĺpci, strom preto urobí rovnaké delenia a výsledok je rovnaký ako na škálovaných dátach: R² 0,849 na trénovacej a 0,856 na testovacej množine.</w:t>
+      </w:r>
+    </w:p>
+    <w:p>
+      <w:pPr>
+        <w:jc w:val="center"/>
+      </w:pPr>
+      <w:r>
+        <w:drawing>
+          <wp:inline xmlns:a="http://schemas.openxmlformats.org/drawingml/2006/main" xmlns:pic="http://schemas.openxmlformats.org/drawingml/2006/picture">
+            <wp:extent cx="5760000" cy="2304000"/>
+            <wp:docPr id="2" name="Picture 2"/>
+            <wp:cNvGraphicFramePr>
+              <a:graphicFrameLocks noChangeAspect="1"/>
+            </wp:cNvGraphicFramePr>
+            <a:graphic>
+              <a:graphicData uri="http://schemas.openxmlformats.org/drawingml/2006/picture">
+                <pic:pic>
+                  <pic:nvPicPr>
+                    <pic:cNvPr id="0" name="tree_depth3.png"/>
+                    <pic:cNvPicPr/>
+                  </pic:nvPicPr>
+                  <pic:blipFill>
+                    <a:blip r:embed="rId10"/>
+                    <a:stretch>
+                      <a:fillRect/>
+                    </a:stretch>
+                  </pic:blipFill>
+                  <pic:spPr>
+                    <a:xfrm>
+                      <a:off x="0" y="0"/>
+                      <a:ext cx="5760000" cy="2304000"/>
+                    </a:xfrm>
+                    <a:prstGeom prst="rect"/>
+                  </pic:spPr>
+                </pic:pic>
+              </a:graphicData>
+            </a:graphic>
+          </wp:inline>
+        </w:drawing>
+      </w:r>
+    </w:p>
+    <w:p>
+      <w:pPr>
+        <w:keepNext w:val="0"/>
+        <w:jc w:val="center"/>
+      </w:pPr>
+      <w:r>
+        <w:rPr>
+          <w:sz w:val="20"/>
+        </w:rPr>
+        <w:t>Obr. 2: Rozhodovací strom s hĺbkou 3. value je priemerná koncentrácia CO v uzle (mg/m³), samples je počet trénovacích hodín</w:t>
+      </w:r>
+    </w:p>
+    <w:p>
+      <w:pPr>
+        <w:jc w:val="both"/>
+      </w:pPr>
+      <w:r>
+        <w:rPr>
+          <w:i w:val="0"/>
+        </w:rPr>
+        <w:t xml:space="preserve">Všetkých sedem delení používa jediný stĺpec, </w:t>
+      </w:r>
+      <w:r>
+        <w:rPr>
+          <w:i/>
+        </w:rPr>
+        <w:t>sensor_nmhc</w:t>
+      </w:r>
+      <w:r>
+        <w:rPr>
+          <w:i w:val="0"/>
+        </w:rPr>
+        <w:t xml:space="preserve">. Strom rozdelil hodnoty tohto senzora na osem intervalov a každému priradil jednu koncentráciu CO, od 0,76 mg/m³ pri </w:t>
+      </w:r>
+      <w:r>
+        <w:rPr>
+          <w:i/>
+        </w:rPr>
+        <w:t>sensor_nmhc</w:t>
+      </w:r>
+      <w:r>
+        <w:rPr>
+          <w:i w:val="0"/>
+        </w:rPr>
+        <w:t xml:space="preserve"> ≤ 722,5 po 7,05 mg/m³ nad 1 584,5. Čím vyššia odozva senzora, tým vyššia predpoveď. </w:t>
+      </w:r>
+      <w:r>
+        <w:rPr>
+          <w:i/>
+        </w:rPr>
+        <w:t>sensor_nmhc</w:t>
+      </w:r>
+      <w:r>
+        <w:rPr>
+          <w:i w:val="0"/>
+        </w:rPr>
+        <w:t xml:space="preserve"> má s </w:t>
+      </w:r>
+      <w:r>
+        <w:rPr>
+          <w:i/>
+        </w:rPr>
+        <w:t>co</w:t>
+      </w:r>
+      <w:r>
+        <w:rPr>
+          <w:i w:val="0"/>
+        </w:rPr>
+        <w:t xml:space="preserve"> najvyššiu koreláciu zo všetkých stĺpcov (0,92), takže pri každom delení vyšiel ako najlepší. Hodiny nie sú v listoch rozložené rovnomerne. V najnižšom liste je 1 309 hodín, v najvyššom len 88.</w:t>
+      </w:r>
+    </w:p>
+    <w:p>
+      <w:pPr>
+        <w:jc w:val="both"/>
+      </w:pPr>
+      <w:r>
+        <w:rPr>
+          <w:i w:val="0"/>
+        </w:rPr>
+        <w:t>Malý strom má R² na testovacej množine len o 0,05 nižšie než najlepší strom. Väčšinu závislosti teda zachytí jeden senzor a ostatné stĺpce výsledok spresňujú až v hlbších úrovniach.</w:t>
+      </w:r>
+    </w:p>
+    <w:p>
+      <w:pPr>
+        <w:pStyle w:val="Heading2"/>
+      </w:pPr>
+      <w:r>
+        <w:t>2.3 Náhodný les</w:t>
+      </w:r>
+    </w:p>
+    <w:p>
+      <w:pPr>
+        <w:jc w:val="both"/>
+      </w:pPr>
+      <w:r>
+        <w:rPr>
+          <w:i w:val="0"/>
+        </w:rPr>
+        <w:t>Ako súborový model som zvolil náhodný les (</w:t>
+      </w:r>
+      <w:r>
+        <w:rPr>
+          <w:i/>
+        </w:rPr>
+        <w:t>RandomForestRegressor</w:t>
+      </w:r>
+      <w:r>
+        <w:rPr>
+          <w:i w:val="0"/>
+        </w:rPr>
+        <w:t xml:space="preserve">). Les natrénuje veľa stromov, každý na náhodnom výbere riadkov s opakovaním. Pri regresii sa predpovede stromov spriemerujú, čo je obdoba hlasovania pri klasifikácii. Stromy rastú bez obmedzenia a každý je pretrénovaný, ich chyby sa však pri priemerovaní čiastočne vyrušia. Parameter </w:t>
+      </w:r>
+      <w:r>
+        <w:rPr>
+          <w:i/>
+        </w:rPr>
+        <w:t>max_features</w:t>
+      </w:r>
+      <w:r>
+        <w:rPr>
+          <w:i w:val="0"/>
+        </w:rPr>
+        <w:t xml:space="preserve"> určuje, koľko náhodne vybraných stĺpcov strom pri každom delení zvažuje. Pri regresii je predvolene všetkých 14.</w:t>
+      </w:r>
+    </w:p>
+    <w:p>
+      <w:pPr>
+        <w:keepNext/>
+        <w:jc w:val="center"/>
+      </w:pPr>
+      <w:r>
+        <w:rPr>
+          <w:sz w:val="20"/>
+        </w:rPr>
+        <w:t>Tab. 4: Experimenty s náhodným lesom (ostatné parametre predvolené)</w:t>
+      </w:r>
+    </w:p>
+    <w:tbl>
+      <w:tblPr>
+        <w:tblStyle w:val="TableGrid"/>
+        <w:tblW w:type="auto" w:w="0"/>
+        <w:jc w:val="center"/>
+        <w:tblLook w:firstColumn="1" w:firstRow="1" w:lastColumn="0" w:lastRow="0" w:noHBand="0" w:noVBand="1" w:val="04A0"/>
+      </w:tblPr>
+      <w:tblGrid>
+        <w:gridCol w:w="1814"/>
+        <w:gridCol w:w="1814"/>
+        <w:gridCol w:w="1814"/>
+        <w:gridCol w:w="1814"/>
+        <w:gridCol w:w="1814"/>
+      </w:tblGrid>
+      <w:tr>
+        <w:trPr>
+          <w:cantSplit/>
+        </w:trPr>
+        <w:tc>
+          <w:tcPr>
+            <w:tcW w:type="dxa" w:w="1814"/>
+          </w:tcPr>
+          <w:p>
+            <w:pPr>
+              <w:keepNext/>
+              <w:spacing w:after="0"/>
+            </w:pPr>
+            <w:r>
+              <w:rPr>
+                <w:sz w:val="20"/>
+              </w:rPr>
+            </w:r>
+            <w:r>
+              <w:rPr>
+                <w:b/>
+                <w:sz w:val="20"/>
+              </w:rPr>
+              <w:t>Nastavenie</w:t>
+            </w:r>
+          </w:p>
+        </w:tc>
+        <w:tc>
+          <w:tcPr>
+            <w:tcW w:type="dxa" w:w="1814"/>
+          </w:tcPr>
+          <w:p>
+            <w:pPr>
+              <w:keepNext/>
+              <w:spacing w:after="0"/>
+            </w:pPr>
+            <w:r>
+              <w:rPr>
+                <w:sz w:val="20"/>
+              </w:rPr>
+            </w:r>
+            <w:r>
+              <w:rPr>
+                <w:b/>
+                <w:sz w:val="20"/>
+              </w:rPr>
+              <w:t>RMSE train</w:t>
+            </w:r>
+          </w:p>
+        </w:tc>
+        <w:tc>
+          <w:tcPr>
+            <w:tcW w:type="dxa" w:w="1814"/>
+          </w:tcPr>
+          <w:p>
+            <w:pPr>
+              <w:keepNext/>
+              <w:spacing w:after="0"/>
+            </w:pPr>
+            <w:r>
+              <w:rPr>
+                <w:sz w:val="20"/>
+              </w:rPr>
+            </w:r>
+            <w:r>
+              <w:rPr>
+                <w:b/>
+                <w:sz w:val="20"/>
+              </w:rPr>
+              <w:t>R² train</w:t>
+            </w:r>
+          </w:p>
+        </w:tc>
+        <w:tc>
+          <w:tcPr>
+            <w:tcW w:type="dxa" w:w="1814"/>
+          </w:tcPr>
+          <w:p>
+            <w:pPr>
+              <w:keepNext/>
+              <w:spacing w:after="0"/>
+            </w:pPr>
+            <w:r>
+              <w:rPr>
+                <w:sz w:val="20"/>
+              </w:rPr>
+            </w:r>
+            <w:r>
+              <w:rPr>
+                <w:b/>
+                <w:sz w:val="20"/>
+              </w:rPr>
+              <w:t>RMSE test</w:t>
+            </w:r>
+          </w:p>
+        </w:tc>
+        <w:tc>
+          <w:tcPr>
+            <w:tcW w:type="dxa" w:w="1814"/>
+          </w:tcPr>
+          <w:p>
+            <w:pPr>
+              <w:keepNext/>
+              <w:spacing w:after="0"/>
+            </w:pPr>
+            <w:r>
+              <w:rPr>
+                <w:sz w:val="20"/>
+              </w:rPr>
+            </w:r>
+            <w:r>
+              <w:rPr>
+                <w:b/>
+                <w:sz w:val="20"/>
+              </w:rPr>
+              <w:t>R² test</w:t>
+            </w:r>
+          </w:p>
+        </w:tc>
+      </w:tr>
+      <w:tr>
+        <w:trPr>
+          <w:cantSplit/>
+        </w:trPr>
+        <w:tc>
+          <w:tcPr>
+            <w:tcW w:type="dxa" w:w="1814"/>
+          </w:tcPr>
+          <w:p>
+            <w:pPr>
+              <w:keepNext/>
+              <w:spacing w:after="0"/>
+            </w:pPr>
+            <w:r>
+              <w:rPr>
+                <w:sz w:val="20"/>
+              </w:rPr>
+            </w:r>
+            <w:r>
+              <w:rPr>
+                <w:i w:val="0"/>
+                <w:sz w:val="20"/>
+              </w:rPr>
+              <w:t>50 stromov</w:t>
+            </w:r>
+          </w:p>
+        </w:tc>
+        <w:tc>
+          <w:tcPr>
+            <w:tcW w:type="dxa" w:w="1814"/>
+          </w:tcPr>
+          <w:p>
+            <w:pPr>
+              <w:keepNext/>
+              <w:spacing w:after="0"/>
+            </w:pPr>
+            <w:r>
+              <w:rPr>
+                <w:sz w:val="20"/>
+              </w:rPr>
+            </w:r>
+            <w:r>
+              <w:rPr>
+                <w:i w:val="0"/>
+                <w:sz w:val="20"/>
+              </w:rPr>
+              <w:t>0,147</w:t>
+            </w:r>
+          </w:p>
+        </w:tc>
+        <w:tc>
+          <w:tcPr>
+            <w:tcW w:type="dxa" w:w="1814"/>
+          </w:tcPr>
+          <w:p>
+            <w:pPr>
+              <w:keepNext/>
+              <w:spacing w:after="0"/>
+            </w:pPr>
+            <w:r>
+              <w:rPr>
+                <w:sz w:val="20"/>
+              </w:rPr>
+            </w:r>
+            <w:r>
+              <w:rPr>
+                <w:i w:val="0"/>
+                <w:sz w:val="20"/>
+              </w:rPr>
+              <w:t>0,990</w:t>
+            </w:r>
+          </w:p>
+        </w:tc>
+        <w:tc>
+          <w:tcPr>
+            <w:tcW w:type="dxa" w:w="1814"/>
+          </w:tcPr>
+          <w:p>
+            <w:pPr>
+              <w:keepNext/>
+              <w:spacing w:after="0"/>
+            </w:pPr>
+            <w:r>
+              <w:rPr>
+                <w:sz w:val="20"/>
+              </w:rPr>
+            </w:r>
+            <w:r>
+              <w:rPr>
+                <w:i w:val="0"/>
+                <w:sz w:val="20"/>
+              </w:rPr>
+              <w:t>0,369</w:t>
+            </w:r>
+          </w:p>
+        </w:tc>
+        <w:tc>
+          <w:tcPr>
+            <w:tcW w:type="dxa" w:w="1814"/>
+          </w:tcPr>
+          <w:p>
+            <w:pPr>
+              <w:keepNext/>
+              <w:spacing w:after="0"/>
+            </w:pPr>
+            <w:r>
+              <w:rPr>
+                <w:sz w:val="20"/>
+              </w:rPr>
+            </w:r>
+            <w:r>
+              <w:rPr>
+                <w:i w:val="0"/>
+                <w:sz w:val="20"/>
+              </w:rPr>
+              <w:t>0,935</w:t>
+            </w:r>
+          </w:p>
+        </w:tc>
+      </w:tr>
+      <w:tr>
+        <w:trPr>
+          <w:cantSplit/>
+        </w:trPr>
+        <w:tc>
+          <w:tcPr>
+            <w:tcW w:type="dxa" w:w="1814"/>
+          </w:tcPr>
+          <w:p>
+            <w:pPr>
+              <w:keepNext/>
+              <w:spacing w:after="0"/>
+            </w:pPr>
+            <w:r>
+              <w:rPr>
+                <w:sz w:val="20"/>
+              </w:rPr>
+            </w:r>
+            <w:r>
+              <w:rPr>
+                <w:i w:val="0"/>
+                <w:sz w:val="20"/>
+              </w:rPr>
+              <w:t>100 stromov</w:t>
+            </w:r>
+          </w:p>
+        </w:tc>
+        <w:tc>
+          <w:tcPr>
+            <w:tcW w:type="dxa" w:w="1814"/>
+          </w:tcPr>
+          <w:p>
+            <w:pPr>
+              <w:keepNext/>
+              <w:spacing w:after="0"/>
+            </w:pPr>
+            <w:r>
+              <w:rPr>
+                <w:sz w:val="20"/>
+              </w:rPr>
+            </w:r>
+            <w:r>
+              <w:rPr>
+                <w:i w:val="0"/>
+                <w:sz w:val="20"/>
+              </w:rPr>
+              <w:t>0,145</w:t>
+            </w:r>
+          </w:p>
+        </w:tc>
+        <w:tc>
+          <w:tcPr>
+            <w:tcW w:type="dxa" w:w="1814"/>
+          </w:tcPr>
+          <w:p>
+            <w:pPr>
+              <w:keepNext/>
+              <w:spacing w:after="0"/>
+            </w:pPr>
+            <w:r>
+              <w:rPr>
+                <w:sz w:val="20"/>
+              </w:rPr>
+            </w:r>
+            <w:r>
+              <w:rPr>
+                <w:i w:val="0"/>
+                <w:sz w:val="20"/>
+              </w:rPr>
+              <w:t>0,990</w:t>
+            </w:r>
+          </w:p>
+        </w:tc>
+        <w:tc>
+          <w:tcPr>
+            <w:tcW w:type="dxa" w:w="1814"/>
+          </w:tcPr>
+          <w:p>
+            <w:pPr>
+              <w:keepNext/>
+              <w:spacing w:after="0"/>
+            </w:pPr>
+            <w:r>
+              <w:rPr>
+                <w:sz w:val="20"/>
+              </w:rPr>
+            </w:r>
+            <w:r>
+              <w:rPr>
+                <w:i w:val="0"/>
+                <w:sz w:val="20"/>
+              </w:rPr>
+              <w:t>0,368</w:t>
+            </w:r>
+          </w:p>
+        </w:tc>
+        <w:tc>
+          <w:tcPr>
+            <w:tcW w:type="dxa" w:w="1814"/>
+          </w:tcPr>
+          <w:p>
+            <w:pPr>
+              <w:keepNext/>
+              <w:spacing w:after="0"/>
+            </w:pPr>
+            <w:r>
+              <w:rPr>
+                <w:sz w:val="20"/>
+              </w:rPr>
+            </w:r>
+            <w:r>
+              <w:rPr>
+                <w:i w:val="0"/>
+                <w:sz w:val="20"/>
+              </w:rPr>
+              <w:t>0,935</w:t>
+            </w:r>
+          </w:p>
+        </w:tc>
+      </w:tr>
+      <w:tr>
+        <w:trPr>
+          <w:cantSplit/>
+        </w:trPr>
+        <w:tc>
+          <w:tcPr>
+            <w:tcW w:type="dxa" w:w="1814"/>
+          </w:tcPr>
+          <w:p>
+            <w:pPr>
+              <w:keepNext/>
+              <w:spacing w:after="0"/>
+            </w:pPr>
+            <w:r>
+              <w:rPr>
+                <w:sz w:val="20"/>
+              </w:rPr>
+            </w:r>
+            <w:r>
+              <w:rPr>
+                <w:i w:val="0"/>
+                <w:sz w:val="20"/>
+              </w:rPr>
+              <w:t>300 stromov</w:t>
+            </w:r>
+          </w:p>
+        </w:tc>
+        <w:tc>
+          <w:tcPr>
+            <w:tcW w:type="dxa" w:w="1814"/>
+          </w:tcPr>
+          <w:p>
+            <w:pPr>
+              <w:keepNext/>
+              <w:spacing w:after="0"/>
+            </w:pPr>
+            <w:r>
+              <w:rPr>
+                <w:sz w:val="20"/>
+              </w:rPr>
+            </w:r>
+            <w:r>
+              <w:rPr>
+                <w:i w:val="0"/>
+                <w:sz w:val="20"/>
+              </w:rPr>
+              <w:t>0,142</w:t>
+            </w:r>
+          </w:p>
+        </w:tc>
+        <w:tc>
+          <w:tcPr>
+            <w:tcW w:type="dxa" w:w="1814"/>
+          </w:tcPr>
+          <w:p>
+            <w:pPr>
+              <w:keepNext/>
+              <w:spacing w:after="0"/>
+            </w:pPr>
+            <w:r>
+              <w:rPr>
+                <w:sz w:val="20"/>
+              </w:rPr>
+            </w:r>
+            <w:r>
+              <w:rPr>
+                <w:i w:val="0"/>
+                <w:sz w:val="20"/>
+              </w:rPr>
+              <w:t>0,990</w:t>
+            </w:r>
+          </w:p>
+        </w:tc>
+        <w:tc>
+          <w:tcPr>
+            <w:tcW w:type="dxa" w:w="1814"/>
+          </w:tcPr>
+          <w:p>
+            <w:pPr>
+              <w:keepNext/>
+              <w:spacing w:after="0"/>
+            </w:pPr>
+            <w:r>
+              <w:rPr>
+                <w:sz w:val="20"/>
+              </w:rPr>
+            </w:r>
+            <w:r>
+              <w:rPr>
+                <w:i w:val="0"/>
+                <w:sz w:val="20"/>
+              </w:rPr>
+              <w:t>0,367</w:t>
+            </w:r>
+          </w:p>
+        </w:tc>
+        <w:tc>
+          <w:tcPr>
+            <w:tcW w:type="dxa" w:w="1814"/>
+          </w:tcPr>
+          <w:p>
+            <w:pPr>
+              <w:keepNext/>
+              <w:spacing w:after="0"/>
+            </w:pPr>
+            <w:r>
+              <w:rPr>
+                <w:sz w:val="20"/>
+              </w:rPr>
+            </w:r>
+            <w:r>
+              <w:rPr>
+                <w:i w:val="0"/>
+                <w:sz w:val="20"/>
+              </w:rPr>
+              <w:t>0,935</w:t>
+            </w:r>
+          </w:p>
+        </w:tc>
+      </w:tr>
+      <w:tr>
+        <w:trPr>
+          <w:cantSplit/>
+        </w:trPr>
+        <w:tc>
+          <w:tcPr>
+            <w:tcW w:type="dxa" w:w="1814"/>
+          </w:tcPr>
+          <w:p>
+            <w:pPr>
+              <w:keepNext/>
+              <w:spacing w:after="0"/>
+            </w:pPr>
+            <w:r>
+              <w:rPr>
+                <w:sz w:val="20"/>
+              </w:rPr>
+            </w:r>
+            <w:r>
+              <w:rPr>
+                <w:i w:val="0"/>
+                <w:sz w:val="20"/>
+              </w:rPr>
+              <w:t xml:space="preserve">100 stromov, </w:t>
+            </w:r>
+            <w:r>
+              <w:rPr>
+                <w:i/>
+                <w:sz w:val="20"/>
+              </w:rPr>
+              <w:t>max_features</w:t>
+            </w:r>
+            <w:r>
+              <w:rPr>
+                <w:i w:val="0"/>
+                <w:sz w:val="20"/>
+              </w:rPr>
+              <w:t xml:space="preserve"> = sqrt</w:t>
+            </w:r>
+          </w:p>
+        </w:tc>
+        <w:tc>
+          <w:tcPr>
+            <w:tcW w:type="dxa" w:w="1814"/>
+          </w:tcPr>
+          <w:p>
+            <w:pPr>
+              <w:keepNext/>
+              <w:spacing w:after="0"/>
+            </w:pPr>
+            <w:r>
+              <w:rPr>
+                <w:sz w:val="20"/>
+              </w:rPr>
+            </w:r>
+            <w:r>
+              <w:rPr>
+                <w:i w:val="0"/>
+                <w:sz w:val="20"/>
+              </w:rPr>
+              <w:t>0,142</w:t>
+            </w:r>
+          </w:p>
+        </w:tc>
+        <w:tc>
+          <w:tcPr>
+            <w:tcW w:type="dxa" w:w="1814"/>
+          </w:tcPr>
+          <w:p>
+            <w:pPr>
+              <w:keepNext/>
+              <w:spacing w:after="0"/>
+            </w:pPr>
+            <w:r>
+              <w:rPr>
+                <w:sz w:val="20"/>
+              </w:rPr>
+            </w:r>
+            <w:r>
+              <w:rPr>
+                <w:i w:val="0"/>
+                <w:sz w:val="20"/>
+              </w:rPr>
+              <w:t>0,990</w:t>
+            </w:r>
+          </w:p>
+        </w:tc>
+        <w:tc>
+          <w:tcPr>
+            <w:tcW w:type="dxa" w:w="1814"/>
+          </w:tcPr>
+          <w:p>
+            <w:pPr>
+              <w:keepNext/>
+              <w:spacing w:after="0"/>
+            </w:pPr>
+            <w:r>
+              <w:rPr>
+                <w:sz w:val="20"/>
+              </w:rPr>
+            </w:r>
+            <w:r>
+              <w:rPr>
+                <w:i w:val="0"/>
+                <w:sz w:val="20"/>
+              </w:rPr>
+              <w:t>0,356</w:t>
+            </w:r>
+          </w:p>
+        </w:tc>
+        <w:tc>
+          <w:tcPr>
+            <w:tcW w:type="dxa" w:w="1814"/>
+          </w:tcPr>
+          <w:p>
+            <w:pPr>
+              <w:keepNext/>
+              <w:spacing w:after="0"/>
+            </w:pPr>
+            <w:r>
+              <w:rPr>
+                <w:sz w:val="20"/>
+              </w:rPr>
+            </w:r>
+            <w:r>
+              <w:rPr>
+                <w:i w:val="0"/>
+                <w:sz w:val="20"/>
+              </w:rPr>
+              <w:t>0,939</w:t>
+            </w:r>
+          </w:p>
+        </w:tc>
+      </w:tr>
+      <w:tr>
+        <w:trPr>
+          <w:cantSplit/>
+        </w:trPr>
+        <w:tc>
+          <w:tcPr>
+            <w:tcW w:type="dxa" w:w="1814"/>
+          </w:tcPr>
+          <w:p>
+            <w:pPr>
+              <w:keepNext/>
+              <w:spacing w:after="0"/>
+            </w:pPr>
+            <w:r>
+              <w:rPr>
+                <w:sz w:val="20"/>
+              </w:rPr>
+            </w:r>
+            <w:r>
+              <w:rPr>
+                <w:i w:val="0"/>
+                <w:sz w:val="20"/>
+              </w:rPr>
+              <w:t xml:space="preserve">100 stromov, </w:t>
+            </w:r>
+            <w:r>
+              <w:rPr>
+                <w:i/>
+                <w:sz w:val="20"/>
+              </w:rPr>
+              <w:t>max_features</w:t>
+            </w:r>
+            <w:r>
+              <w:rPr>
+                <w:i w:val="0"/>
+                <w:sz w:val="20"/>
+              </w:rPr>
+              <w:t xml:space="preserve"> = 0,5</w:t>
+            </w:r>
+          </w:p>
+        </w:tc>
+        <w:tc>
+          <w:tcPr>
+            <w:tcW w:type="dxa" w:w="1814"/>
+          </w:tcPr>
+          <w:p>
+            <w:pPr>
+              <w:keepNext/>
+              <w:spacing w:after="0"/>
+            </w:pPr>
+            <w:r>
+              <w:rPr>
+                <w:sz w:val="20"/>
+              </w:rPr>
+            </w:r>
+            <w:r>
+              <w:rPr>
+                <w:i w:val="0"/>
+                <w:sz w:val="20"/>
+              </w:rPr>
+              <w:t>0,142</w:t>
+            </w:r>
+          </w:p>
+        </w:tc>
+        <w:tc>
+          <w:tcPr>
+            <w:tcW w:type="dxa" w:w="1814"/>
+          </w:tcPr>
+          <w:p>
+            <w:pPr>
+              <w:keepNext/>
+              <w:spacing w:after="0"/>
+            </w:pPr>
+            <w:r>
+              <w:rPr>
+                <w:sz w:val="20"/>
+              </w:rPr>
+            </w:r>
+            <w:r>
+              <w:rPr>
+                <w:i w:val="0"/>
+                <w:sz w:val="20"/>
+              </w:rPr>
+              <w:t>0,990</w:t>
+            </w:r>
+          </w:p>
+        </w:tc>
+        <w:tc>
+          <w:tcPr>
+            <w:tcW w:type="dxa" w:w="1814"/>
+          </w:tcPr>
+          <w:p>
+            <w:pPr>
+              <w:keepNext/>
+              <w:spacing w:after="0"/>
+            </w:pPr>
+            <w:r>
+              <w:rPr>
+                <w:sz w:val="20"/>
+              </w:rPr>
+            </w:r>
+            <w:r>
+              <w:rPr>
+                <w:i w:val="0"/>
+                <w:sz w:val="20"/>
+              </w:rPr>
+              <w:t>0,365</w:t>
+            </w:r>
+          </w:p>
+        </w:tc>
+        <w:tc>
+          <w:tcPr>
+            <w:tcW w:type="dxa" w:w="1814"/>
+          </w:tcPr>
+          <w:p>
+            <w:pPr>
+              <w:keepNext/>
+              <w:spacing w:after="0"/>
+            </w:pPr>
+            <w:r>
+              <w:rPr>
+                <w:sz w:val="20"/>
+              </w:rPr>
+            </w:r>
+            <w:r>
+              <w:rPr>
+                <w:i w:val="0"/>
+                <w:sz w:val="20"/>
+              </w:rPr>
+              <w:t>0,936</w:t>
+            </w:r>
+          </w:p>
+        </w:tc>
+      </w:tr>
+      <w:tr>
+        <w:trPr>
+          <w:cantSplit/>
+        </w:trPr>
+        <w:tc>
+          <w:tcPr>
+            <w:tcW w:type="dxa" w:w="1814"/>
+          </w:tcPr>
+          <w:p>
+            <w:pPr>
+              <w:keepNext/>
+              <w:spacing w:after="0"/>
+            </w:pPr>
+            <w:r>
+              <w:rPr>
+                <w:sz w:val="20"/>
+              </w:rPr>
+            </w:r>
+            <w:r>
+              <w:rPr>
+                <w:i w:val="0"/>
+                <w:sz w:val="20"/>
+              </w:rPr>
+              <w:t xml:space="preserve">100 stromov, </w:t>
+            </w:r>
+            <w:r>
+              <w:rPr>
+                <w:i/>
+                <w:sz w:val="20"/>
+              </w:rPr>
+              <w:t>min_samples_leaf</w:t>
+            </w:r>
+            <w:r>
+              <w:rPr>
+                <w:i w:val="0"/>
+                <w:sz w:val="20"/>
+              </w:rPr>
+              <w:t xml:space="preserve"> = 5</w:t>
+            </w:r>
+          </w:p>
+        </w:tc>
+        <w:tc>
+          <w:tcPr>
+            <w:tcW w:type="dxa" w:w="1814"/>
+          </w:tcPr>
+          <w:p>
+            <w:pPr>
+              <w:keepNext/>
+              <w:spacing w:after="0"/>
+            </w:pPr>
+            <w:r>
+              <w:rPr>
+                <w:sz w:val="20"/>
+              </w:rPr>
+            </w:r>
+            <w:r>
+              <w:rPr>
+                <w:i w:val="0"/>
+                <w:sz w:val="20"/>
+              </w:rPr>
+              <w:t>0,268</w:t>
+            </w:r>
+          </w:p>
+        </w:tc>
+        <w:tc>
+          <w:tcPr>
+            <w:tcW w:type="dxa" w:w="1814"/>
+          </w:tcPr>
+          <w:p>
+            <w:pPr>
+              <w:keepNext/>
+              <w:spacing w:after="0"/>
+            </w:pPr>
+            <w:r>
+              <w:rPr>
+                <w:sz w:val="20"/>
+              </w:rPr>
+            </w:r>
+            <w:r>
+              <w:rPr>
+                <w:i w:val="0"/>
+                <w:sz w:val="20"/>
+              </w:rPr>
+              <w:t>0,965</w:t>
+            </w:r>
+          </w:p>
+        </w:tc>
+        <w:tc>
+          <w:tcPr>
+            <w:tcW w:type="dxa" w:w="1814"/>
+          </w:tcPr>
+          <w:p>
+            <w:pPr>
+              <w:keepNext/>
+              <w:spacing w:after="0"/>
+            </w:pPr>
+            <w:r>
+              <w:rPr>
+                <w:sz w:val="20"/>
+              </w:rPr>
+            </w:r>
+            <w:r>
+              <w:rPr>
+                <w:i w:val="0"/>
+                <w:sz w:val="20"/>
+              </w:rPr>
+              <w:t>0,374</w:t>
+            </w:r>
+          </w:p>
+        </w:tc>
+        <w:tc>
+          <w:tcPr>
+            <w:tcW w:type="dxa" w:w="1814"/>
+          </w:tcPr>
+          <w:p>
+            <w:pPr>
+              <w:keepNext/>
+              <w:spacing w:after="0"/>
+            </w:pPr>
+            <w:r>
+              <w:rPr>
+                <w:sz w:val="20"/>
+              </w:rPr>
+            </w:r>
+            <w:r>
+              <w:rPr>
+                <w:i w:val="0"/>
+                <w:sz w:val="20"/>
+              </w:rPr>
+              <w:t>0,933</w:t>
+            </w:r>
+          </w:p>
+        </w:tc>
+      </w:tr>
+      <w:tr>
+        <w:trPr>
+          <w:cantSplit/>
+        </w:trPr>
+        <w:tc>
+          <w:tcPr>
+            <w:tcW w:type="dxa" w:w="1814"/>
+          </w:tcPr>
+          <w:p>
+            <w:pPr>
+              <w:keepNext/>
+              <w:spacing w:after="0"/>
+            </w:pPr>
+            <w:r>
+              <w:rPr>
+                <w:sz w:val="20"/>
+              </w:rPr>
+            </w:r>
+            <w:r>
+              <w:rPr>
+                <w:i w:val="0"/>
+                <w:sz w:val="20"/>
+              </w:rPr>
+              <w:t xml:space="preserve">100 stromov, </w:t>
+            </w:r>
+            <w:r>
+              <w:rPr>
+                <w:i/>
+                <w:sz w:val="20"/>
+              </w:rPr>
+              <w:t>max_depth</w:t>
+            </w:r>
+            <w:r>
+              <w:rPr>
+                <w:i w:val="0"/>
+                <w:sz w:val="20"/>
+              </w:rPr>
+              <w:t xml:space="preserve"> = 10</w:t>
+            </w:r>
+          </w:p>
+        </w:tc>
+        <w:tc>
+          <w:tcPr>
+            <w:tcW w:type="dxa" w:w="1814"/>
+          </w:tcPr>
+          <w:p>
+            <w:pPr>
+              <w:keepNext/>
+              <w:spacing w:after="0"/>
+            </w:pPr>
+            <w:r>
+              <w:rPr>
+                <w:sz w:val="20"/>
+              </w:rPr>
+            </w:r>
+            <w:r>
+              <w:rPr>
+                <w:i w:val="0"/>
+                <w:sz w:val="20"/>
+              </w:rPr>
+              <w:t>0,231</w:t>
+            </w:r>
+          </w:p>
+        </w:tc>
+        <w:tc>
+          <w:tcPr>
+            <w:tcW w:type="dxa" w:w="1814"/>
+          </w:tcPr>
+          <w:p>
+            <w:pPr>
+              <w:keepNext/>
+              <w:spacing w:after="0"/>
+            </w:pPr>
+            <w:r>
+              <w:rPr>
+                <w:sz w:val="20"/>
+              </w:rPr>
+            </w:r>
+            <w:r>
+              <w:rPr>
+                <w:i w:val="0"/>
+                <w:sz w:val="20"/>
+              </w:rPr>
+              <w:t>0,974</w:t>
+            </w:r>
+          </w:p>
+        </w:tc>
+        <w:tc>
+          <w:tcPr>
+            <w:tcW w:type="dxa" w:w="1814"/>
+          </w:tcPr>
+          <w:p>
+            <w:pPr>
+              <w:keepNext/>
+              <w:spacing w:after="0"/>
+            </w:pPr>
+            <w:r>
+              <w:rPr>
+                <w:sz w:val="20"/>
+              </w:rPr>
+            </w:r>
+            <w:r>
+              <w:rPr>
+                <w:i w:val="0"/>
+                <w:sz w:val="20"/>
+              </w:rPr>
+              <w:t>0,377</w:t>
+            </w:r>
+          </w:p>
+        </w:tc>
+        <w:tc>
+          <w:tcPr>
+            <w:tcW w:type="dxa" w:w="1814"/>
+          </w:tcPr>
+          <w:p>
+            <w:pPr>
+              <w:keepNext/>
+              <w:spacing w:after="0"/>
+            </w:pPr>
+            <w:r>
+              <w:rPr>
+                <w:sz w:val="20"/>
+              </w:rPr>
+            </w:r>
+            <w:r>
+              <w:rPr>
+                <w:i w:val="0"/>
+                <w:sz w:val="20"/>
+              </w:rPr>
+              <w:t>0,932</w:t>
+            </w:r>
+          </w:p>
+        </w:tc>
+      </w:tr>
+      <w:tr>
+        <w:trPr>
+          <w:cantSplit/>
+        </w:trPr>
+        <w:tc>
+          <w:tcPr>
+            <w:tcW w:type="dxa" w:w="1814"/>
+          </w:tcPr>
+          <w:p>
+            <w:pPr>
+              <w:keepNext w:val="0"/>
+              <w:spacing w:after="0"/>
+            </w:pPr>
+            <w:r>
+              <w:rPr>
+                <w:sz w:val="20"/>
+              </w:rPr>
+            </w:r>
+            <w:r>
+              <w:rPr>
+                <w:i w:val="0"/>
+                <w:sz w:val="20"/>
+              </w:rPr>
+              <w:t xml:space="preserve">100 stromov, </w:t>
+            </w:r>
+            <w:r>
+              <w:rPr>
+                <w:i/>
+                <w:sz w:val="20"/>
+              </w:rPr>
+              <w:t>criterion</w:t>
+            </w:r>
+            <w:r>
+              <w:rPr>
+                <w:i w:val="0"/>
+                <w:sz w:val="20"/>
+              </w:rPr>
+              <w:t xml:space="preserve"> = absolute_error</w:t>
+            </w:r>
+          </w:p>
+        </w:tc>
+        <w:tc>
+          <w:tcPr>
+            <w:tcW w:type="dxa" w:w="1814"/>
+          </w:tcPr>
+          <w:p>
+            <w:pPr>
+              <w:keepNext w:val="0"/>
+              <w:spacing w:after="0"/>
+            </w:pPr>
+            <w:r>
+              <w:rPr>
+                <w:sz w:val="20"/>
+              </w:rPr>
+            </w:r>
+            <w:r>
+              <w:rPr>
+                <w:i w:val="0"/>
+                <w:sz w:val="20"/>
+              </w:rPr>
+              <w:t>0,147</w:t>
+            </w:r>
+          </w:p>
+        </w:tc>
+        <w:tc>
+          <w:tcPr>
+            <w:tcW w:type="dxa" w:w="1814"/>
+          </w:tcPr>
+          <w:p>
+            <w:pPr>
+              <w:keepNext w:val="0"/>
+              <w:spacing w:after="0"/>
+            </w:pPr>
+            <w:r>
+              <w:rPr>
+                <w:sz w:val="20"/>
+              </w:rPr>
+            </w:r>
+            <w:r>
+              <w:rPr>
+                <w:i w:val="0"/>
+                <w:sz w:val="20"/>
+              </w:rPr>
+              <w:t>0,989</w:t>
+            </w:r>
+          </w:p>
+        </w:tc>
+        <w:tc>
+          <w:tcPr>
+            <w:tcW w:type="dxa" w:w="1814"/>
+          </w:tcPr>
+          <w:p>
+            <w:pPr>
+              <w:keepNext w:val="0"/>
+              <w:spacing w:after="0"/>
+            </w:pPr>
+            <w:r>
+              <w:rPr>
+                <w:sz w:val="20"/>
+              </w:rPr>
+            </w:r>
+            <w:r>
+              <w:rPr>
+                <w:i w:val="0"/>
+                <w:sz w:val="20"/>
+              </w:rPr>
+              <w:t>0,375</w:t>
+            </w:r>
+          </w:p>
+        </w:tc>
+        <w:tc>
+          <w:tcPr>
+            <w:tcW w:type="dxa" w:w="1814"/>
+          </w:tcPr>
+          <w:p>
+            <w:pPr>
+              <w:keepNext w:val="0"/>
+              <w:spacing w:after="0"/>
+            </w:pPr>
+            <w:r>
+              <w:rPr>
+                <w:sz w:val="20"/>
+              </w:rPr>
+            </w:r>
+            <w:r>
+              <w:rPr>
+                <w:i w:val="0"/>
+                <w:sz w:val="20"/>
+              </w:rPr>
+              <w:t>0,932</w:t>
+            </w:r>
+          </w:p>
+        </w:tc>
+      </w:tr>
+    </w:tbl>
+    <w:p/>
+    <w:p>
+      <w:pPr>
+        <w:jc w:val="both"/>
+      </w:pPr>
+      <w:r>
+        <w:rPr>
+          <w:i w:val="0"/>
+        </w:rPr>
+        <w:t xml:space="preserve">Počet stromov na výsledok takmer nevplýva. 50, 100 aj 300 stromov má na testovacej množine R² 0,935 a viac stromov len predĺži trénovanie. Pomohlo zmenšiť </w:t>
+      </w:r>
+      <w:r>
+        <w:rPr>
+          <w:i/>
+        </w:rPr>
+        <w:t>max_features</w:t>
+      </w:r>
+      <w:r>
+        <w:rPr>
+          <w:i w:val="0"/>
+        </w:rPr>
+        <w:t xml:space="preserve">. Pri hodnote sqrt zvažuje strom pri každom delení len 3 náhodné stĺpce zo 14, takže často nemá k dispozícii </w:t>
+      </w:r>
+      <w:r>
+        <w:rPr>
+          <w:i/>
+        </w:rPr>
+        <w:t>sensor_nmhc</w:t>
+      </w:r>
+      <w:r>
+        <w:rPr>
+          <w:i w:val="0"/>
+        </w:rPr>
+        <w:t xml:space="preserve"> a musí deliť podľa iného stĺpca. Stromy sa tak od seba viac líšia, priemer z nich je presnejší a R² na testovacej množine stúplo na 0,939. Obmedzenie listu alebo hĺbky zmenšilo rozdiel medzi trénovacou a testovacou množinou, výsledok na testovacej množine sa ale mierne zhoršil.</w:t>
+      </w:r>
+    </w:p>
+    <w:p>
+      <w:pPr>
+        <w:jc w:val="both"/>
+      </w:pPr>
+      <w:r>
+        <w:rPr>
+          <w:i w:val="0"/>
+        </w:rPr>
+        <w:t xml:space="preserve">Skúsil som aj inú kriteriálnu funkciu. Predvolene strom pri delení minimalizuje štvorec chyby, s </w:t>
+      </w:r>
+      <w:r>
+        <w:rPr>
+          <w:i/>
+        </w:rPr>
+        <w:t>criterion</w:t>
+      </w:r>
+      <w:r>
+        <w:rPr>
+          <w:i w:val="0"/>
+        </w:rPr>
+        <w:t xml:space="preserve"> = absolute_error minimalizuje absolútnu chybu a hodiny s veľmi vysokou koncentráciou majú na delenia menší vplyv. R² na testovacej množine kleslo na 0,932 a trénovanie trvalo asi štyrikrát dlhšie.</w:t>
+      </w:r>
+    </w:p>
+    <w:p>
+      <w:pPr>
+        <w:jc w:val="both"/>
+      </w:pPr>
+      <w:r>
+        <w:rPr>
+          <w:i w:val="0"/>
+        </w:rPr>
+        <w:t>Všetky lesy majú na trénovacej množine R² 0,97 až 0,99 a na testovacej okolo 0,935. Rozdiel medzi množinami je väčší než pri najlepšom strome, na testovacej množine je však les o 0,03 lepší.</w:t>
+      </w:r>
+    </w:p>
+    <w:p>
+      <w:pPr>
+        <w:jc w:val="both"/>
+      </w:pPr>
+      <w:r>
+        <w:rPr>
+          <w:i w:val="0"/>
+        </w:rPr>
+        <w:t>Dôležitosť vstupného parametra (</w:t>
+      </w:r>
+      <w:r>
+        <w:rPr>
+          <w:i/>
+        </w:rPr>
+        <w:t>feature_importances_</w:t>
+      </w:r>
+      <w:r>
+        <w:rPr>
+          <w:i w:val="0"/>
+        </w:rPr>
+        <w:t>) udáva, o koľko delenia podľa neho zmenšili chybu, sčítané cez všetky stromy a normované na súčet 1. Vstupov je len 14, na obr. 3 sú preto všetky.</w:t>
+      </w:r>
+    </w:p>
+    <w:p>
+      <w:pPr>
+        <w:jc w:val="center"/>
+      </w:pPr>
+      <w:r>
+        <w:drawing>
+          <wp:inline xmlns:a="http://schemas.openxmlformats.org/drawingml/2006/main" xmlns:pic="http://schemas.openxmlformats.org/drawingml/2006/picture">
+            <wp:extent cx="5040000" cy="3360000"/>
+            <wp:docPr id="3" name="Picture 3"/>
+            <wp:cNvGraphicFramePr>
+              <a:graphicFrameLocks noChangeAspect="1"/>
+            </wp:cNvGraphicFramePr>
+            <a:graphic>
+              <a:graphicData uri="http://schemas.openxmlformats.org/drawingml/2006/picture">
+                <pic:pic>
+                  <pic:nvPicPr>
+                    <pic:cNvPr id="0" name="forest_importance.png"/>
+                    <pic:cNvPicPr/>
+                  </pic:nvPicPr>
+                  <pic:blipFill>
+                    <a:blip r:embed="rId11"/>
+                    <a:stretch>
+                      <a:fillRect/>
+                    </a:stretch>
+                  </pic:blipFill>
+                  <pic:spPr>
+                    <a:xfrm>
+                      <a:off x="0" y="0"/>
+                      <a:ext cx="5040000" cy="3360000"/>
+                    </a:xfrm>
+                    <a:prstGeom prst="rect"/>
+                  </pic:spPr>
+                </pic:pic>
+              </a:graphicData>
+            </a:graphic>
+          </wp:inline>
+        </w:drawing>
+      </w:r>
+    </w:p>
+    <w:p>
+      <w:pPr>
+        <w:keepNext w:val="0"/>
+        <w:jc w:val="center"/>
+      </w:pPr>
+      <w:r>
+        <w:rPr>
+          <w:sz w:val="20"/>
+        </w:rPr>
+        <w:t>Obr. 3: Dôležitosť vstupných parametrov v najlepšom náhodnom lese (100 stromov, max_features = sqrt)</w:t>
+      </w:r>
+    </w:p>
+    <w:p>
+      <w:pPr>
+        <w:jc w:val="both"/>
+      </w:pPr>
+      <w:r>
+        <w:rPr>
+          <w:i w:val="0"/>
+        </w:rPr>
+        <w:t xml:space="preserve">Päť senzorov má spolu dôležitosť 0,869. Na prvom mieste je </w:t>
+      </w:r>
+      <w:r>
+        <w:rPr>
+          <w:i/>
+        </w:rPr>
+        <w:t>sensor_nmhc</w:t>
+      </w:r>
+      <w:r>
+        <w:rPr>
+          <w:i w:val="0"/>
+        </w:rPr>
+        <w:t xml:space="preserve"> (0,273), ten istý stĺpec, ktorý použil malý strom. </w:t>
+      </w:r>
+      <w:r>
+        <w:rPr>
+          <w:i/>
+        </w:rPr>
+        <w:t>sensor_co</w:t>
+      </w:r>
+      <w:r>
+        <w:rPr>
+          <w:i w:val="0"/>
+        </w:rPr>
+        <w:t>, ktorý je nominálne zameraný priamo na CO, je druhý (0,203). Senzory spolu silno korelujú, dôležitosť sa preto medzi ne delí a ich vzájomné poradie netreba brať presne. Z ostatných stĺpcov má zmysel hodina (0,057). Teplota, mesiac, vlhkosť a deň v týždni majú po 0,01 až 0,02. Štyri stĺpce ročného obdobia majú dokopy 0,011, lebo rovnakú informáciu nesie mesiac.</w:t>
+      </w:r>
+    </w:p>
+    <w:p>
+      <w:pPr>
+        <w:pStyle w:val="Heading2"/>
+      </w:pPr>
+      <w:r>
+        <w:t>2.4 SVM</w:t>
+      </w:r>
+    </w:p>
+    <w:p>
+      <w:pPr>
+        <w:jc w:val="both"/>
+      </w:pPr>
+      <w:r>
+        <w:rPr>
+          <w:i w:val="0"/>
+        </w:rPr>
+        <w:t xml:space="preserve">SVM pre regresiu sa v Sklearn volá </w:t>
+      </w:r>
+      <w:r>
+        <w:rPr>
+          <w:i/>
+        </w:rPr>
+        <w:t>SVR</w:t>
+      </w:r>
+      <w:r>
+        <w:rPr>
+          <w:i w:val="0"/>
+        </w:rPr>
+        <w:t xml:space="preserve">. Model hľadá funkciu, od ktorej sú trénovacie body vzdialené najviac o </w:t>
+      </w:r>
+      <w:r>
+        <w:rPr>
+          <w:i/>
+        </w:rPr>
+        <w:t>epsilon</w:t>
+      </w:r>
+      <w:r>
+        <w:rPr>
+          <w:i w:val="0"/>
+        </w:rPr>
+        <w:t xml:space="preserve"> (predvolene 0,1 mg/m³). Chyby menšie než </w:t>
+      </w:r>
+      <w:r>
+        <w:rPr>
+          <w:i/>
+        </w:rPr>
+        <w:t>epsilon</w:t>
+      </w:r>
+      <w:r>
+        <w:rPr>
+          <w:i w:val="0"/>
+        </w:rPr>
+        <w:t xml:space="preserve"> nepočíta, väčšie trestá lineárne a parameter </w:t>
+      </w:r>
+      <w:r>
+        <w:rPr>
+          <w:i/>
+        </w:rPr>
+        <w:t>C</w:t>
+      </w:r>
+      <w:r>
+        <w:rPr>
+          <w:i w:val="0"/>
+        </w:rPr>
+        <w:t xml:space="preserve"> určuje, ako silno. Pri malom </w:t>
+      </w:r>
+      <w:r>
+        <w:rPr>
+          <w:i/>
+        </w:rPr>
+        <w:t>C</w:t>
+      </w:r>
+      <w:r>
+        <w:rPr>
+          <w:i w:val="0"/>
+        </w:rPr>
+        <w:t xml:space="preserve"> je funkcia hladšia a viac bodov môže ležať mimo pásma. Jadro RBF dovolí zakrivenú závislosť a </w:t>
+      </w:r>
+      <w:r>
+        <w:rPr>
+          <w:i/>
+        </w:rPr>
+        <w:t>gamma</w:t>
+      </w:r>
+      <w:r>
+        <w:rPr>
+          <w:i w:val="0"/>
+        </w:rPr>
+        <w:t xml:space="preserve"> určuje, ako ďaleko siaha vplyv jedného trénovacieho bodu. Predvolená </w:t>
+      </w:r>
+      <w:r>
+        <w:rPr>
+          <w:i/>
+        </w:rPr>
+        <w:t>gamma</w:t>
+      </w:r>
+      <w:r>
+        <w:rPr>
+          <w:i w:val="0"/>
+        </w:rPr>
+        <w:t xml:space="preserve"> je pri štandardizovaných dátach 1/14, teda približne 0,071. Okrem RBF som skúsil lineárne a polynomiálne jadro, pri polynomiálnom sa nastavuje stupeň (</w:t>
+      </w:r>
+      <w:r>
+        <w:rPr>
+          <w:i/>
+        </w:rPr>
+        <w:t>degree</w:t>
+      </w:r>
+      <w:r>
+        <w:rPr>
+          <w:i w:val="0"/>
+        </w:rPr>
+        <w:t>). SVR pracuje so vzdialenosťami medzi bodmi, preto potrebuje normalizované vstupy.</w:t>
+      </w:r>
+    </w:p>
+    <w:p>
+      <w:pPr>
+        <w:keepNext/>
+        <w:jc w:val="center"/>
+      </w:pPr>
+      <w:r>
+        <w:rPr>
+          <w:sz w:val="20"/>
+        </w:rPr>
+        <w:t>Tab. 5: Experimenty s SVR (ostatné parametre predvolené)</w:t>
+      </w:r>
+    </w:p>
+    <w:tbl>
+      <w:tblPr>
+        <w:tblStyle w:val="TableGrid"/>
+        <w:tblW w:type="auto" w:w="0"/>
+        <w:jc w:val="center"/>
+        <w:tblLook w:firstColumn="1" w:firstRow="1" w:lastColumn="0" w:lastRow="0" w:noHBand="0" w:noVBand="1" w:val="04A0"/>
+      </w:tblPr>
+      <w:tblGrid>
+        <w:gridCol w:w="1814"/>
+        <w:gridCol w:w="1814"/>
+        <w:gridCol w:w="1814"/>
+        <w:gridCol w:w="1814"/>
+        <w:gridCol w:w="1814"/>
+      </w:tblGrid>
+      <w:tr>
+        <w:trPr>
+          <w:cantSplit/>
+        </w:trPr>
+        <w:tc>
+          <w:tcPr>
+            <w:tcW w:type="dxa" w:w="1814"/>
+          </w:tcPr>
+          <w:p>
+            <w:pPr>
+              <w:keepNext/>
+              <w:spacing w:after="0"/>
+            </w:pPr>
+            <w:r>
+              <w:rPr>
+                <w:sz w:val="20"/>
+              </w:rPr>
+            </w:r>
+            <w:r>
+              <w:rPr>
+                <w:b/>
+                <w:sz w:val="20"/>
+              </w:rPr>
+              <w:t>Nastavenie</w:t>
+            </w:r>
+          </w:p>
+        </w:tc>
+        <w:tc>
+          <w:tcPr>
+            <w:tcW w:type="dxa" w:w="1814"/>
+          </w:tcPr>
+          <w:p>
+            <w:pPr>
+              <w:keepNext/>
+              <w:spacing w:after="0"/>
+            </w:pPr>
+            <w:r>
+              <w:rPr>
+                <w:sz w:val="20"/>
+              </w:rPr>
+            </w:r>
+            <w:r>
+              <w:rPr>
+                <w:b/>
+                <w:sz w:val="20"/>
+              </w:rPr>
+              <w:t>RMSE train</w:t>
+            </w:r>
+          </w:p>
+        </w:tc>
+        <w:tc>
+          <w:tcPr>
+            <w:tcW w:type="dxa" w:w="1814"/>
+          </w:tcPr>
+          <w:p>
+            <w:pPr>
+              <w:keepNext/>
+              <w:spacing w:after="0"/>
+            </w:pPr>
+            <w:r>
+              <w:rPr>
+                <w:sz w:val="20"/>
+              </w:rPr>
+            </w:r>
+            <w:r>
+              <w:rPr>
+                <w:b/>
+                <w:sz w:val="20"/>
+              </w:rPr>
+              <w:t>R² train</w:t>
+            </w:r>
+          </w:p>
+        </w:tc>
+        <w:tc>
+          <w:tcPr>
+            <w:tcW w:type="dxa" w:w="1814"/>
+          </w:tcPr>
+          <w:p>
+            <w:pPr>
+              <w:keepNext/>
+              <w:spacing w:after="0"/>
+            </w:pPr>
+            <w:r>
+              <w:rPr>
+                <w:sz w:val="20"/>
+              </w:rPr>
+            </w:r>
+            <w:r>
+              <w:rPr>
+                <w:b/>
+                <w:sz w:val="20"/>
+              </w:rPr>
+              <w:t>RMSE test</w:t>
+            </w:r>
+          </w:p>
+        </w:tc>
+        <w:tc>
+          <w:tcPr>
+            <w:tcW w:type="dxa" w:w="1814"/>
+          </w:tcPr>
+          <w:p>
+            <w:pPr>
+              <w:keepNext/>
+              <w:spacing w:after="0"/>
+            </w:pPr>
+            <w:r>
+              <w:rPr>
+                <w:sz w:val="20"/>
+              </w:rPr>
+            </w:r>
+            <w:r>
+              <w:rPr>
+                <w:b/>
+                <w:sz w:val="20"/>
+              </w:rPr>
+              <w:t>R² test</w:t>
+            </w:r>
+          </w:p>
+        </w:tc>
+      </w:tr>
+      <w:tr>
+        <w:trPr>
+          <w:cantSplit/>
+        </w:trPr>
+        <w:tc>
+          <w:tcPr>
+            <w:tcW w:type="dxa" w:w="1814"/>
+          </w:tcPr>
+          <w:p>
+            <w:pPr>
+              <w:keepNext/>
+              <w:spacing w:after="0"/>
+            </w:pPr>
+            <w:r>
+              <w:rPr>
+                <w:sz w:val="20"/>
+              </w:rPr>
+            </w:r>
+            <w:r>
+              <w:rPr>
+                <w:i w:val="0"/>
+                <w:sz w:val="20"/>
+              </w:rPr>
+              <w:t xml:space="preserve">lineárne jadro, </w:t>
+            </w:r>
+            <w:r>
+              <w:rPr>
+                <w:i/>
+                <w:sz w:val="20"/>
+              </w:rPr>
+              <w:t>C</w:t>
+            </w:r>
+            <w:r>
+              <w:rPr>
+                <w:i w:val="0"/>
+                <w:sz w:val="20"/>
+              </w:rPr>
+              <w:t xml:space="preserve"> = 1</w:t>
+            </w:r>
+          </w:p>
+        </w:tc>
+        <w:tc>
+          <w:tcPr>
+            <w:tcW w:type="dxa" w:w="1814"/>
+          </w:tcPr>
+          <w:p>
+            <w:pPr>
+              <w:keepNext/>
+              <w:spacing w:after="0"/>
+            </w:pPr>
+            <w:r>
+              <w:rPr>
+                <w:sz w:val="20"/>
+              </w:rPr>
+            </w:r>
+            <w:r>
+              <w:rPr>
+                <w:i w:val="0"/>
+                <w:sz w:val="20"/>
+              </w:rPr>
+              <w:t>0,486</w:t>
+            </w:r>
+          </w:p>
+        </w:tc>
+        <w:tc>
+          <w:tcPr>
+            <w:tcW w:type="dxa" w:w="1814"/>
+          </w:tcPr>
+          <w:p>
+            <w:pPr>
+              <w:keepNext/>
+              <w:spacing w:after="0"/>
+            </w:pPr>
+            <w:r>
+              <w:rPr>
+                <w:sz w:val="20"/>
+              </w:rPr>
+            </w:r>
+            <w:r>
+              <w:rPr>
+                <w:i w:val="0"/>
+                <w:sz w:val="20"/>
+              </w:rPr>
+              <w:t>0,886</w:t>
+            </w:r>
+          </w:p>
+        </w:tc>
+        <w:tc>
+          <w:tcPr>
+            <w:tcW w:type="dxa" w:w="1814"/>
+          </w:tcPr>
+          <w:p>
+            <w:pPr>
+              <w:keepNext/>
+              <w:spacing w:after="0"/>
+            </w:pPr>
+            <w:r>
+              <w:rPr>
+                <w:sz w:val="20"/>
+              </w:rPr>
+            </w:r>
+            <w:r>
+              <w:rPr>
+                <w:i w:val="0"/>
+                <w:sz w:val="20"/>
+              </w:rPr>
+              <w:t>0,445</w:t>
+            </w:r>
+          </w:p>
+        </w:tc>
+        <w:tc>
+          <w:tcPr>
+            <w:tcW w:type="dxa" w:w="1814"/>
+          </w:tcPr>
+          <w:p>
+            <w:pPr>
+              <w:keepNext/>
+              <w:spacing w:after="0"/>
+            </w:pPr>
+            <w:r>
+              <w:rPr>
+                <w:sz w:val="20"/>
+              </w:rPr>
+            </w:r>
+            <w:r>
+              <w:rPr>
+                <w:i w:val="0"/>
+                <w:sz w:val="20"/>
+              </w:rPr>
+              <w:t>0,905</w:t>
+            </w:r>
+          </w:p>
+        </w:tc>
+      </w:tr>
+      <w:tr>
+        <w:trPr>
+          <w:cantSplit/>
+        </w:trPr>
+        <w:tc>
+          <w:tcPr>
+            <w:tcW w:type="dxa" w:w="1814"/>
+          </w:tcPr>
+          <w:p>
+            <w:pPr>
+              <w:keepNext/>
+              <w:spacing w:after="0"/>
+            </w:pPr>
+            <w:r>
+              <w:rPr>
+                <w:sz w:val="20"/>
+              </w:rPr>
+            </w:r>
+            <w:r>
+              <w:rPr>
+                <w:i w:val="0"/>
+                <w:sz w:val="20"/>
+              </w:rPr>
+              <w:t xml:space="preserve">RBF, </w:t>
+            </w:r>
+            <w:r>
+              <w:rPr>
+                <w:i/>
+                <w:sz w:val="20"/>
+              </w:rPr>
+              <w:t>C</w:t>
+            </w:r>
+            <w:r>
+              <w:rPr>
+                <w:i w:val="0"/>
+                <w:sz w:val="20"/>
+              </w:rPr>
+              <w:t xml:space="preserve"> = 0,1</w:t>
+            </w:r>
+          </w:p>
+        </w:tc>
+        <w:tc>
+          <w:tcPr>
+            <w:tcW w:type="dxa" w:w="1814"/>
+          </w:tcPr>
+          <w:p>
+            <w:pPr>
+              <w:keepNext/>
+              <w:spacing w:after="0"/>
+            </w:pPr>
+            <w:r>
+              <w:rPr>
+                <w:sz w:val="20"/>
+              </w:rPr>
+            </w:r>
+            <w:r>
+              <w:rPr>
+                <w:i w:val="0"/>
+                <w:sz w:val="20"/>
+              </w:rPr>
+              <w:t>0,457</w:t>
+            </w:r>
+          </w:p>
+        </w:tc>
+        <w:tc>
+          <w:tcPr>
+            <w:tcW w:type="dxa" w:w="1814"/>
+          </w:tcPr>
+          <w:p>
+            <w:pPr>
+              <w:keepNext/>
+              <w:spacing w:after="0"/>
+            </w:pPr>
+            <w:r>
+              <w:rPr>
+                <w:sz w:val="20"/>
+              </w:rPr>
+            </w:r>
+            <w:r>
+              <w:rPr>
+                <w:i w:val="0"/>
+                <w:sz w:val="20"/>
+              </w:rPr>
+              <w:t>0,899</w:t>
+            </w:r>
+          </w:p>
+        </w:tc>
+        <w:tc>
+          <w:tcPr>
+            <w:tcW w:type="dxa" w:w="1814"/>
+          </w:tcPr>
+          <w:p>
+            <w:pPr>
+              <w:keepNext/>
+              <w:spacing w:after="0"/>
+            </w:pPr>
+            <w:r>
+              <w:rPr>
+                <w:sz w:val="20"/>
+              </w:rPr>
+            </w:r>
+            <w:r>
+              <w:rPr>
+                <w:i w:val="0"/>
+                <w:sz w:val="20"/>
+              </w:rPr>
+              <w:t>0,443</w:t>
+            </w:r>
+          </w:p>
+        </w:tc>
+        <w:tc>
+          <w:tcPr>
+            <w:tcW w:type="dxa" w:w="1814"/>
+          </w:tcPr>
+          <w:p>
+            <w:pPr>
+              <w:keepNext/>
+              <w:spacing w:after="0"/>
+            </w:pPr>
+            <w:r>
+              <w:rPr>
+                <w:sz w:val="20"/>
+              </w:rPr>
+            </w:r>
+            <w:r>
+              <w:rPr>
+                <w:i w:val="0"/>
+                <w:sz w:val="20"/>
+              </w:rPr>
+              <w:t>0,906</w:t>
+            </w:r>
+          </w:p>
+        </w:tc>
+      </w:tr>
+      <w:tr>
+        <w:trPr>
+          <w:cantSplit/>
+        </w:trPr>
+        <w:tc>
+          <w:tcPr>
+            <w:tcW w:type="dxa" w:w="1814"/>
+          </w:tcPr>
+          <w:p>
+            <w:pPr>
+              <w:keepNext/>
+              <w:spacing w:after="0"/>
+            </w:pPr>
+            <w:r>
+              <w:rPr>
+                <w:sz w:val="20"/>
+              </w:rPr>
+            </w:r>
+            <w:r>
+              <w:rPr>
+                <w:i w:val="0"/>
+                <w:sz w:val="20"/>
+              </w:rPr>
+              <w:t xml:space="preserve">RBF, </w:t>
+            </w:r>
+            <w:r>
+              <w:rPr>
+                <w:i/>
+                <w:sz w:val="20"/>
+              </w:rPr>
+              <w:t>C</w:t>
+            </w:r>
+            <w:r>
+              <w:rPr>
+                <w:i w:val="0"/>
+                <w:sz w:val="20"/>
+              </w:rPr>
+              <w:t xml:space="preserve"> = 1</w:t>
+            </w:r>
+          </w:p>
+        </w:tc>
+        <w:tc>
+          <w:tcPr>
+            <w:tcW w:type="dxa" w:w="1814"/>
+          </w:tcPr>
+          <w:p>
+            <w:pPr>
+              <w:keepNext/>
+              <w:spacing w:after="0"/>
+            </w:pPr>
+            <w:r>
+              <w:rPr>
+                <w:sz w:val="20"/>
+              </w:rPr>
+            </w:r>
+            <w:r>
+              <w:rPr>
+                <w:i w:val="0"/>
+                <w:sz w:val="20"/>
+              </w:rPr>
+              <w:t>0,353</w:t>
+            </w:r>
+          </w:p>
+        </w:tc>
+        <w:tc>
+          <w:tcPr>
+            <w:tcW w:type="dxa" w:w="1814"/>
+          </w:tcPr>
+          <w:p>
+            <w:pPr>
+              <w:keepNext/>
+              <w:spacing w:after="0"/>
+            </w:pPr>
+            <w:r>
+              <w:rPr>
+                <w:sz w:val="20"/>
+              </w:rPr>
+            </w:r>
+            <w:r>
+              <w:rPr>
+                <w:i w:val="0"/>
+                <w:sz w:val="20"/>
+              </w:rPr>
+              <w:t>0,940</w:t>
+            </w:r>
+          </w:p>
+        </w:tc>
+        <w:tc>
+          <w:tcPr>
+            <w:tcW w:type="dxa" w:w="1814"/>
+          </w:tcPr>
+          <w:p>
+            <w:pPr>
+              <w:keepNext/>
+              <w:spacing w:after="0"/>
+            </w:pPr>
+            <w:r>
+              <w:rPr>
+                <w:sz w:val="20"/>
+              </w:rPr>
+            </w:r>
+            <w:r>
+              <w:rPr>
+                <w:i w:val="0"/>
+                <w:sz w:val="20"/>
+              </w:rPr>
+              <w:t>0,349</w:t>
+            </w:r>
+          </w:p>
+        </w:tc>
+        <w:tc>
+          <w:tcPr>
+            <w:tcW w:type="dxa" w:w="1814"/>
+          </w:tcPr>
+          <w:p>
+            <w:pPr>
+              <w:keepNext/>
+              <w:spacing w:after="0"/>
+            </w:pPr>
+            <w:r>
+              <w:rPr>
+                <w:sz w:val="20"/>
+              </w:rPr>
+            </w:r>
+            <w:r>
+              <w:rPr>
+                <w:i w:val="0"/>
+                <w:sz w:val="20"/>
+              </w:rPr>
+              <w:t>0,942</w:t>
+            </w:r>
+          </w:p>
+        </w:tc>
+      </w:tr>
+      <w:tr>
+        <w:trPr>
+          <w:cantSplit/>
+        </w:trPr>
+        <w:tc>
+          <w:tcPr>
+            <w:tcW w:type="dxa" w:w="1814"/>
+          </w:tcPr>
+          <w:p>
+            <w:pPr>
+              <w:keepNext/>
+              <w:spacing w:after="0"/>
+            </w:pPr>
+            <w:r>
+              <w:rPr>
+                <w:sz w:val="20"/>
+              </w:rPr>
+            </w:r>
+            <w:r>
+              <w:rPr>
+                <w:i w:val="0"/>
+                <w:sz w:val="20"/>
+              </w:rPr>
+              <w:t xml:space="preserve">RBF, </w:t>
+            </w:r>
+            <w:r>
+              <w:rPr>
+                <w:i/>
+                <w:sz w:val="20"/>
+              </w:rPr>
+              <w:t>C</w:t>
+            </w:r>
+            <w:r>
+              <w:rPr>
+                <w:i w:val="0"/>
+                <w:sz w:val="20"/>
+              </w:rPr>
+              <w:t xml:space="preserve"> = 10</w:t>
+            </w:r>
+          </w:p>
+        </w:tc>
+        <w:tc>
+          <w:tcPr>
+            <w:tcW w:type="dxa" w:w="1814"/>
+          </w:tcPr>
+          <w:p>
+            <w:pPr>
+              <w:keepNext/>
+              <w:spacing w:after="0"/>
+            </w:pPr>
+            <w:r>
+              <w:rPr>
+                <w:sz w:val="20"/>
+              </w:rPr>
+            </w:r>
+            <w:r>
+              <w:rPr>
+                <w:i w:val="0"/>
+                <w:sz w:val="20"/>
+              </w:rPr>
+              <w:t>0,297</w:t>
+            </w:r>
+          </w:p>
+        </w:tc>
+        <w:tc>
+          <w:tcPr>
+            <w:tcW w:type="dxa" w:w="1814"/>
+          </w:tcPr>
+          <w:p>
+            <w:pPr>
+              <w:keepNext/>
+              <w:spacing w:after="0"/>
+            </w:pPr>
+            <w:r>
+              <w:rPr>
+                <w:sz w:val="20"/>
+              </w:rPr>
+            </w:r>
+            <w:r>
+              <w:rPr>
+                <w:i w:val="0"/>
+                <w:sz w:val="20"/>
+              </w:rPr>
+              <w:t>0,957</w:t>
+            </w:r>
+          </w:p>
+        </w:tc>
+        <w:tc>
+          <w:tcPr>
+            <w:tcW w:type="dxa" w:w="1814"/>
+          </w:tcPr>
+          <w:p>
+            <w:pPr>
+              <w:keepNext/>
+              <w:spacing w:after="0"/>
+            </w:pPr>
+            <w:r>
+              <w:rPr>
+                <w:sz w:val="20"/>
+              </w:rPr>
+            </w:r>
+            <w:r>
+              <w:rPr>
+                <w:i w:val="0"/>
+                <w:sz w:val="20"/>
+              </w:rPr>
+              <w:t>0,314</w:t>
+            </w:r>
+          </w:p>
+        </w:tc>
+        <w:tc>
+          <w:tcPr>
+            <w:tcW w:type="dxa" w:w="1814"/>
+          </w:tcPr>
+          <w:p>
+            <w:pPr>
+              <w:keepNext/>
+              <w:spacing w:after="0"/>
+            </w:pPr>
+            <w:r>
+              <w:rPr>
+                <w:sz w:val="20"/>
+              </w:rPr>
+            </w:r>
+            <w:r>
+              <w:rPr>
+                <w:i w:val="0"/>
+                <w:sz w:val="20"/>
+              </w:rPr>
+              <w:t>0,953</w:t>
+            </w:r>
+          </w:p>
+        </w:tc>
+      </w:tr>
+      <w:tr>
+        <w:trPr>
+          <w:cantSplit/>
+        </w:trPr>
+        <w:tc>
+          <w:tcPr>
+            <w:tcW w:type="dxa" w:w="1814"/>
+          </w:tcPr>
+          <w:p>
+            <w:pPr>
+              <w:keepNext/>
+              <w:spacing w:after="0"/>
+            </w:pPr>
+            <w:r>
+              <w:rPr>
+                <w:sz w:val="20"/>
+              </w:rPr>
+            </w:r>
+            <w:r>
+              <w:rPr>
+                <w:i w:val="0"/>
+                <w:sz w:val="20"/>
+              </w:rPr>
+              <w:t xml:space="preserve">RBF, </w:t>
+            </w:r>
+            <w:r>
+              <w:rPr>
+                <w:i/>
+                <w:sz w:val="20"/>
+              </w:rPr>
+              <w:t>C</w:t>
+            </w:r>
+            <w:r>
+              <w:rPr>
+                <w:i w:val="0"/>
+                <w:sz w:val="20"/>
+              </w:rPr>
+              <w:t xml:space="preserve"> = 100</w:t>
+            </w:r>
+          </w:p>
+        </w:tc>
+        <w:tc>
+          <w:tcPr>
+            <w:tcW w:type="dxa" w:w="1814"/>
+          </w:tcPr>
+          <w:p>
+            <w:pPr>
+              <w:keepNext/>
+              <w:spacing w:after="0"/>
+            </w:pPr>
+            <w:r>
+              <w:rPr>
+                <w:sz w:val="20"/>
+              </w:rPr>
+            </w:r>
+            <w:r>
+              <w:rPr>
+                <w:i w:val="0"/>
+                <w:sz w:val="20"/>
+              </w:rPr>
+              <w:t>0,241</w:t>
+            </w:r>
+          </w:p>
+        </w:tc>
+        <w:tc>
+          <w:tcPr>
+            <w:tcW w:type="dxa" w:w="1814"/>
+          </w:tcPr>
+          <w:p>
+            <w:pPr>
+              <w:keepNext/>
+              <w:spacing w:after="0"/>
+            </w:pPr>
+            <w:r>
+              <w:rPr>
+                <w:sz w:val="20"/>
+              </w:rPr>
+            </w:r>
+            <w:r>
+              <w:rPr>
+                <w:i w:val="0"/>
+                <w:sz w:val="20"/>
+              </w:rPr>
+              <w:t>0,972</w:t>
+            </w:r>
+          </w:p>
+        </w:tc>
+        <w:tc>
+          <w:tcPr>
+            <w:tcW w:type="dxa" w:w="1814"/>
+          </w:tcPr>
+          <w:p>
+            <w:pPr>
+              <w:keepNext/>
+              <w:spacing w:after="0"/>
+            </w:pPr>
+            <w:r>
+              <w:rPr>
+                <w:sz w:val="20"/>
+              </w:rPr>
+            </w:r>
+            <w:r>
+              <w:rPr>
+                <w:i w:val="0"/>
+                <w:sz w:val="20"/>
+              </w:rPr>
+              <w:t>0,302</w:t>
+            </w:r>
+          </w:p>
+        </w:tc>
+        <w:tc>
+          <w:tcPr>
+            <w:tcW w:type="dxa" w:w="1814"/>
+          </w:tcPr>
+          <w:p>
+            <w:pPr>
+              <w:keepNext/>
+              <w:spacing w:after="0"/>
+            </w:pPr>
+            <w:r>
+              <w:rPr>
+                <w:sz w:val="20"/>
+              </w:rPr>
+            </w:r>
+            <w:r>
+              <w:rPr>
+                <w:i w:val="0"/>
+                <w:sz w:val="20"/>
+              </w:rPr>
+              <w:t>0,956</w:t>
+            </w:r>
+          </w:p>
+        </w:tc>
+      </w:tr>
+      <w:tr>
+        <w:trPr>
+          <w:cantSplit/>
+        </w:trPr>
+        <w:tc>
+          <w:tcPr>
+            <w:tcW w:type="dxa" w:w="1814"/>
+          </w:tcPr>
+          <w:p>
+            <w:pPr>
+              <w:keepNext/>
+              <w:spacing w:after="0"/>
+            </w:pPr>
+            <w:r>
+              <w:rPr>
+                <w:sz w:val="20"/>
+              </w:rPr>
+            </w:r>
+            <w:r>
+              <w:rPr>
+                <w:i w:val="0"/>
+                <w:sz w:val="20"/>
+              </w:rPr>
+              <w:t xml:space="preserve">RBF, </w:t>
+            </w:r>
+            <w:r>
+              <w:rPr>
+                <w:i/>
+                <w:sz w:val="20"/>
+              </w:rPr>
+              <w:t>C</w:t>
+            </w:r>
+            <w:r>
+              <w:rPr>
+                <w:i w:val="0"/>
+                <w:sz w:val="20"/>
+              </w:rPr>
+              <w:t xml:space="preserve"> = 10, </w:t>
+            </w:r>
+            <w:r>
+              <w:rPr>
+                <w:i/>
+                <w:sz w:val="20"/>
+              </w:rPr>
+              <w:t>epsilon</w:t>
+            </w:r>
+            <w:r>
+              <w:rPr>
+                <w:i w:val="0"/>
+                <w:sz w:val="20"/>
+              </w:rPr>
+              <w:t xml:space="preserve"> = 0,3</w:t>
+            </w:r>
+          </w:p>
+        </w:tc>
+        <w:tc>
+          <w:tcPr>
+            <w:tcW w:type="dxa" w:w="1814"/>
+          </w:tcPr>
+          <w:p>
+            <w:pPr>
+              <w:keepNext/>
+              <w:spacing w:after="0"/>
+            </w:pPr>
+            <w:r>
+              <w:rPr>
+                <w:sz w:val="20"/>
+              </w:rPr>
+            </w:r>
+            <w:r>
+              <w:rPr>
+                <w:i w:val="0"/>
+                <w:sz w:val="20"/>
+              </w:rPr>
+              <w:t>0,304</w:t>
+            </w:r>
+          </w:p>
+        </w:tc>
+        <w:tc>
+          <w:tcPr>
+            <w:tcW w:type="dxa" w:w="1814"/>
+          </w:tcPr>
+          <w:p>
+            <w:pPr>
+              <w:keepNext/>
+              <w:spacing w:after="0"/>
+            </w:pPr>
+            <w:r>
+              <w:rPr>
+                <w:sz w:val="20"/>
+              </w:rPr>
+            </w:r>
+            <w:r>
+              <w:rPr>
+                <w:i w:val="0"/>
+                <w:sz w:val="20"/>
+              </w:rPr>
+              <w:t>0,955</w:t>
+            </w:r>
+          </w:p>
+        </w:tc>
+        <w:tc>
+          <w:tcPr>
+            <w:tcW w:type="dxa" w:w="1814"/>
+          </w:tcPr>
+          <w:p>
+            <w:pPr>
+              <w:keepNext/>
+              <w:spacing w:after="0"/>
+            </w:pPr>
+            <w:r>
+              <w:rPr>
+                <w:sz w:val="20"/>
+              </w:rPr>
+            </w:r>
+            <w:r>
+              <w:rPr>
+                <w:i w:val="0"/>
+                <w:sz w:val="20"/>
+              </w:rPr>
+              <w:t>0,325</w:t>
+            </w:r>
+          </w:p>
+        </w:tc>
+        <w:tc>
+          <w:tcPr>
+            <w:tcW w:type="dxa" w:w="1814"/>
+          </w:tcPr>
+          <w:p>
+            <w:pPr>
+              <w:keepNext/>
+              <w:spacing w:after="0"/>
+            </w:pPr>
+            <w:r>
+              <w:rPr>
+                <w:sz w:val="20"/>
+              </w:rPr>
+            </w:r>
+            <w:r>
+              <w:rPr>
+                <w:i w:val="0"/>
+                <w:sz w:val="20"/>
+              </w:rPr>
+              <w:t>0,949</w:t>
+            </w:r>
+          </w:p>
+        </w:tc>
+      </w:tr>
+      <w:tr>
+        <w:trPr>
+          <w:cantSplit/>
+        </w:trPr>
+        <w:tc>
+          <w:tcPr>
+            <w:tcW w:type="dxa" w:w="1814"/>
+          </w:tcPr>
+          <w:p>
+            <w:pPr>
+              <w:keepNext/>
+              <w:spacing w:after="0"/>
+            </w:pPr>
+            <w:r>
+              <w:rPr>
+                <w:sz w:val="20"/>
+              </w:rPr>
+            </w:r>
+            <w:r>
+              <w:rPr>
+                <w:i w:val="0"/>
+                <w:sz w:val="20"/>
+              </w:rPr>
+              <w:t xml:space="preserve">RBF, </w:t>
+            </w:r>
+            <w:r>
+              <w:rPr>
+                <w:i/>
+                <w:sz w:val="20"/>
+              </w:rPr>
+              <w:t>C</w:t>
+            </w:r>
+            <w:r>
+              <w:rPr>
+                <w:i w:val="0"/>
+                <w:sz w:val="20"/>
+              </w:rPr>
+              <w:t xml:space="preserve"> = 10, </w:t>
+            </w:r>
+            <w:r>
+              <w:rPr>
+                <w:i/>
+                <w:sz w:val="20"/>
+              </w:rPr>
+              <w:t>gamma</w:t>
+            </w:r>
+            <w:r>
+              <w:rPr>
+                <w:i w:val="0"/>
+                <w:sz w:val="20"/>
+              </w:rPr>
+              <w:t xml:space="preserve"> = 0,01</w:t>
+            </w:r>
+          </w:p>
+        </w:tc>
+        <w:tc>
+          <w:tcPr>
+            <w:tcW w:type="dxa" w:w="1814"/>
+          </w:tcPr>
+          <w:p>
+            <w:pPr>
+              <w:keepNext/>
+              <w:spacing w:after="0"/>
+            </w:pPr>
+            <w:r>
+              <w:rPr>
+                <w:sz w:val="20"/>
+              </w:rPr>
+            </w:r>
+            <w:r>
+              <w:rPr>
+                <w:i w:val="0"/>
+                <w:sz w:val="20"/>
+              </w:rPr>
+              <w:t>0,395</w:t>
+            </w:r>
+          </w:p>
+        </w:tc>
+        <w:tc>
+          <w:tcPr>
+            <w:tcW w:type="dxa" w:w="1814"/>
+          </w:tcPr>
+          <w:p>
+            <w:pPr>
+              <w:keepNext/>
+              <w:spacing w:after="0"/>
+            </w:pPr>
+            <w:r>
+              <w:rPr>
+                <w:sz w:val="20"/>
+              </w:rPr>
+            </w:r>
+            <w:r>
+              <w:rPr>
+                <w:i w:val="0"/>
+                <w:sz w:val="20"/>
+              </w:rPr>
+              <w:t>0,925</w:t>
+            </w:r>
+          </w:p>
+        </w:tc>
+        <w:tc>
+          <w:tcPr>
+            <w:tcW w:type="dxa" w:w="1814"/>
+          </w:tcPr>
+          <w:p>
+            <w:pPr>
+              <w:keepNext/>
+              <w:spacing w:after="0"/>
+            </w:pPr>
+            <w:r>
+              <w:rPr>
+                <w:sz w:val="20"/>
+              </w:rPr>
+            </w:r>
+            <w:r>
+              <w:rPr>
+                <w:i w:val="0"/>
+                <w:sz w:val="20"/>
+              </w:rPr>
+              <w:t>0,370</w:t>
+            </w:r>
+          </w:p>
+        </w:tc>
+        <w:tc>
+          <w:tcPr>
+            <w:tcW w:type="dxa" w:w="1814"/>
+          </w:tcPr>
+          <w:p>
+            <w:pPr>
+              <w:keepNext/>
+              <w:spacing w:after="0"/>
+            </w:pPr>
+            <w:r>
+              <w:rPr>
+                <w:sz w:val="20"/>
+              </w:rPr>
+            </w:r>
+            <w:r>
+              <w:rPr>
+                <w:i w:val="0"/>
+                <w:sz w:val="20"/>
+              </w:rPr>
+              <w:t>0,934</w:t>
+            </w:r>
+          </w:p>
+        </w:tc>
+      </w:tr>
+      <w:tr>
+        <w:trPr>
+          <w:cantSplit/>
+        </w:trPr>
+        <w:tc>
+          <w:tcPr>
+            <w:tcW w:type="dxa" w:w="1814"/>
+          </w:tcPr>
+          <w:p>
+            <w:pPr>
+              <w:keepNext/>
+              <w:spacing w:after="0"/>
+            </w:pPr>
+            <w:r>
+              <w:rPr>
+                <w:sz w:val="20"/>
+              </w:rPr>
+            </w:r>
+            <w:r>
+              <w:rPr>
+                <w:i w:val="0"/>
+                <w:sz w:val="20"/>
+              </w:rPr>
+              <w:t xml:space="preserve">RBF, </w:t>
+            </w:r>
+            <w:r>
+              <w:rPr>
+                <w:i/>
+                <w:sz w:val="20"/>
+              </w:rPr>
+              <w:t>C</w:t>
+            </w:r>
+            <w:r>
+              <w:rPr>
+                <w:i w:val="0"/>
+                <w:sz w:val="20"/>
+              </w:rPr>
+              <w:t xml:space="preserve"> = 10, </w:t>
+            </w:r>
+            <w:r>
+              <w:rPr>
+                <w:i/>
+                <w:sz w:val="20"/>
+              </w:rPr>
+              <w:t>gamma</w:t>
+            </w:r>
+            <w:r>
+              <w:rPr>
+                <w:i w:val="0"/>
+                <w:sz w:val="20"/>
+              </w:rPr>
+              <w:t xml:space="preserve"> = 0,5</w:t>
+            </w:r>
+          </w:p>
+        </w:tc>
+        <w:tc>
+          <w:tcPr>
+            <w:tcW w:type="dxa" w:w="1814"/>
+          </w:tcPr>
+          <w:p>
+            <w:pPr>
+              <w:keepNext/>
+              <w:spacing w:after="0"/>
+            </w:pPr>
+            <w:r>
+              <w:rPr>
+                <w:sz w:val="20"/>
+              </w:rPr>
+            </w:r>
+            <w:r>
+              <w:rPr>
+                <w:i w:val="0"/>
+                <w:sz w:val="20"/>
+              </w:rPr>
+              <w:t>0,114</w:t>
+            </w:r>
+          </w:p>
+        </w:tc>
+        <w:tc>
+          <w:tcPr>
+            <w:tcW w:type="dxa" w:w="1814"/>
+          </w:tcPr>
+          <w:p>
+            <w:pPr>
+              <w:keepNext/>
+              <w:spacing w:after="0"/>
+            </w:pPr>
+            <w:r>
+              <w:rPr>
+                <w:sz w:val="20"/>
+              </w:rPr>
+            </w:r>
+            <w:r>
+              <w:rPr>
+                <w:i w:val="0"/>
+                <w:sz w:val="20"/>
+              </w:rPr>
+              <w:t>0,994</w:t>
+            </w:r>
+          </w:p>
+        </w:tc>
+        <w:tc>
+          <w:tcPr>
+            <w:tcW w:type="dxa" w:w="1814"/>
+          </w:tcPr>
+          <w:p>
+            <w:pPr>
+              <w:keepNext/>
+              <w:spacing w:after="0"/>
+            </w:pPr>
+            <w:r>
+              <w:rPr>
+                <w:sz w:val="20"/>
+              </w:rPr>
+            </w:r>
+            <w:r>
+              <w:rPr>
+                <w:i w:val="0"/>
+                <w:sz w:val="20"/>
+              </w:rPr>
+              <w:t>0,360</w:t>
+            </w:r>
+          </w:p>
+        </w:tc>
+        <w:tc>
+          <w:tcPr>
+            <w:tcW w:type="dxa" w:w="1814"/>
+          </w:tcPr>
+          <w:p>
+            <w:pPr>
+              <w:keepNext/>
+              <w:spacing w:after="0"/>
+            </w:pPr>
+            <w:r>
+              <w:rPr>
+                <w:sz w:val="20"/>
+              </w:rPr>
+            </w:r>
+            <w:r>
+              <w:rPr>
+                <w:i w:val="0"/>
+                <w:sz w:val="20"/>
+              </w:rPr>
+              <w:t>0,938</w:t>
+            </w:r>
+          </w:p>
+        </w:tc>
+      </w:tr>
+      <w:tr>
+        <w:trPr>
+          <w:cantSplit/>
+        </w:trPr>
+        <w:tc>
+          <w:tcPr>
+            <w:tcW w:type="dxa" w:w="1814"/>
+          </w:tcPr>
+          <w:p>
+            <w:pPr>
+              <w:keepNext/>
+              <w:spacing w:after="0"/>
+            </w:pPr>
+            <w:r>
+              <w:rPr>
+                <w:sz w:val="20"/>
+              </w:rPr>
+            </w:r>
+            <w:r>
+              <w:rPr>
+                <w:i w:val="0"/>
+                <w:sz w:val="20"/>
+              </w:rPr>
+              <w:t xml:space="preserve">polynomiálne jadro, stupeň 2, </w:t>
+            </w:r>
+            <w:r>
+              <w:rPr>
+                <w:i/>
+                <w:sz w:val="20"/>
+              </w:rPr>
+              <w:t>C</w:t>
+            </w:r>
+            <w:r>
+              <w:rPr>
+                <w:i w:val="0"/>
+                <w:sz w:val="20"/>
+              </w:rPr>
+              <w:t xml:space="preserve"> = 10</w:t>
+            </w:r>
+          </w:p>
+        </w:tc>
+        <w:tc>
+          <w:tcPr>
+            <w:tcW w:type="dxa" w:w="1814"/>
+          </w:tcPr>
+          <w:p>
+            <w:pPr>
+              <w:keepNext/>
+              <w:spacing w:after="0"/>
+            </w:pPr>
+            <w:r>
+              <w:rPr>
+                <w:sz w:val="20"/>
+              </w:rPr>
+            </w:r>
+            <w:r>
+              <w:rPr>
+                <w:i w:val="0"/>
+                <w:sz w:val="20"/>
+              </w:rPr>
+              <w:t>0,938</w:t>
+            </w:r>
+          </w:p>
+        </w:tc>
+        <w:tc>
+          <w:tcPr>
+            <w:tcW w:type="dxa" w:w="1814"/>
+          </w:tcPr>
+          <w:p>
+            <w:pPr>
+              <w:keepNext/>
+              <w:spacing w:after="0"/>
+            </w:pPr>
+            <w:r>
+              <w:rPr>
+                <w:sz w:val="20"/>
+              </w:rPr>
+            </w:r>
+            <w:r>
+              <w:rPr>
+                <w:i w:val="0"/>
+                <w:sz w:val="20"/>
+              </w:rPr>
+              <w:t>0,575</w:t>
+            </w:r>
+          </w:p>
+        </w:tc>
+        <w:tc>
+          <w:tcPr>
+            <w:tcW w:type="dxa" w:w="1814"/>
+          </w:tcPr>
+          <w:p>
+            <w:pPr>
+              <w:keepNext/>
+              <w:spacing w:after="0"/>
+            </w:pPr>
+            <w:r>
+              <w:rPr>
+                <w:sz w:val="20"/>
+              </w:rPr>
+            </w:r>
+            <w:r>
+              <w:rPr>
+                <w:i w:val="0"/>
+                <w:sz w:val="20"/>
+              </w:rPr>
+              <w:t>0,895</w:t>
+            </w:r>
+          </w:p>
+        </w:tc>
+        <w:tc>
+          <w:tcPr>
+            <w:tcW w:type="dxa" w:w="1814"/>
+          </w:tcPr>
+          <w:p>
+            <w:pPr>
+              <w:keepNext/>
+              <w:spacing w:after="0"/>
+            </w:pPr>
+            <w:r>
+              <w:rPr>
+                <w:sz w:val="20"/>
+              </w:rPr>
+            </w:r>
+            <w:r>
+              <w:rPr>
+                <w:i w:val="0"/>
+                <w:sz w:val="20"/>
+              </w:rPr>
+              <w:t>0,615</w:t>
+            </w:r>
+          </w:p>
+        </w:tc>
+      </w:tr>
+      <w:tr>
+        <w:trPr>
+          <w:cantSplit/>
+        </w:trPr>
+        <w:tc>
+          <w:tcPr>
+            <w:tcW w:type="dxa" w:w="1814"/>
+          </w:tcPr>
+          <w:p>
+            <w:pPr>
+              <w:keepNext/>
+              <w:spacing w:after="0"/>
+            </w:pPr>
+            <w:r>
+              <w:rPr>
+                <w:sz w:val="20"/>
+              </w:rPr>
+            </w:r>
+            <w:r>
+              <w:rPr>
+                <w:i w:val="0"/>
+                <w:sz w:val="20"/>
+              </w:rPr>
+              <w:t xml:space="preserve">polynomiálne jadro, stupeň 3, </w:t>
+            </w:r>
+            <w:r>
+              <w:rPr>
+                <w:i/>
+                <w:sz w:val="20"/>
+              </w:rPr>
+              <w:t>C</w:t>
+            </w:r>
+            <w:r>
+              <w:rPr>
+                <w:i w:val="0"/>
+                <w:sz w:val="20"/>
+              </w:rPr>
+              <w:t xml:space="preserve"> = 10</w:t>
+            </w:r>
+          </w:p>
+        </w:tc>
+        <w:tc>
+          <w:tcPr>
+            <w:tcW w:type="dxa" w:w="1814"/>
+          </w:tcPr>
+          <w:p>
+            <w:pPr>
+              <w:keepNext/>
+              <w:spacing w:after="0"/>
+            </w:pPr>
+            <w:r>
+              <w:rPr>
+                <w:sz w:val="20"/>
+              </w:rPr>
+            </w:r>
+            <w:r>
+              <w:rPr>
+                <w:i w:val="0"/>
+                <w:sz w:val="20"/>
+              </w:rPr>
+              <w:t>0,355</w:t>
+            </w:r>
+          </w:p>
+        </w:tc>
+        <w:tc>
+          <w:tcPr>
+            <w:tcW w:type="dxa" w:w="1814"/>
+          </w:tcPr>
+          <w:p>
+            <w:pPr>
+              <w:keepNext/>
+              <w:spacing w:after="0"/>
+            </w:pPr>
+            <w:r>
+              <w:rPr>
+                <w:sz w:val="20"/>
+              </w:rPr>
+            </w:r>
+            <w:r>
+              <w:rPr>
+                <w:i w:val="0"/>
+                <w:sz w:val="20"/>
+              </w:rPr>
+              <w:t>0,939</w:t>
+            </w:r>
+          </w:p>
+        </w:tc>
+        <w:tc>
+          <w:tcPr>
+            <w:tcW w:type="dxa" w:w="1814"/>
+          </w:tcPr>
+          <w:p>
+            <w:pPr>
+              <w:keepNext/>
+              <w:spacing w:after="0"/>
+            </w:pPr>
+            <w:r>
+              <w:rPr>
+                <w:sz w:val="20"/>
+              </w:rPr>
+            </w:r>
+            <w:r>
+              <w:rPr>
+                <w:i w:val="0"/>
+                <w:sz w:val="20"/>
+              </w:rPr>
+              <w:t>0,342</w:t>
+            </w:r>
+          </w:p>
+        </w:tc>
+        <w:tc>
+          <w:tcPr>
+            <w:tcW w:type="dxa" w:w="1814"/>
+          </w:tcPr>
+          <w:p>
+            <w:pPr>
+              <w:keepNext/>
+              <w:spacing w:after="0"/>
+            </w:pPr>
+            <w:r>
+              <w:rPr>
+                <w:sz w:val="20"/>
+              </w:rPr>
+            </w:r>
+            <w:r>
+              <w:rPr>
+                <w:i w:val="0"/>
+                <w:sz w:val="20"/>
+              </w:rPr>
+              <w:t>0,944</w:t>
+            </w:r>
+          </w:p>
+        </w:tc>
+      </w:tr>
+      <w:tr>
+        <w:trPr>
+          <w:cantSplit/>
+        </w:trPr>
+        <w:tc>
+          <w:tcPr>
+            <w:tcW w:type="dxa" w:w="1814"/>
+          </w:tcPr>
+          <w:p>
+            <w:pPr>
+              <w:keepNext w:val="0"/>
+              <w:spacing w:after="0"/>
+            </w:pPr>
+            <w:r>
+              <w:rPr>
+                <w:sz w:val="20"/>
+              </w:rPr>
+            </w:r>
+            <w:r>
+              <w:rPr>
+                <w:i w:val="0"/>
+                <w:sz w:val="20"/>
+              </w:rPr>
+              <w:t xml:space="preserve">polynomiálne jadro, stupeň 2, </w:t>
+            </w:r>
+            <w:r>
+              <w:rPr>
+                <w:i/>
+                <w:sz w:val="20"/>
+              </w:rPr>
+              <w:t>C</w:t>
+            </w:r>
+            <w:r>
+              <w:rPr>
+                <w:i w:val="0"/>
+                <w:sz w:val="20"/>
+              </w:rPr>
+              <w:t xml:space="preserve"> = 10, </w:t>
+            </w:r>
+            <w:r>
+              <w:rPr>
+                <w:i/>
+                <w:sz w:val="20"/>
+              </w:rPr>
+              <w:t>coef0</w:t>
+            </w:r>
+            <w:r>
+              <w:rPr>
+                <w:i w:val="0"/>
+                <w:sz w:val="20"/>
+              </w:rPr>
+              <w:t xml:space="preserve"> = 1</w:t>
+            </w:r>
+          </w:p>
+        </w:tc>
+        <w:tc>
+          <w:tcPr>
+            <w:tcW w:type="dxa" w:w="1814"/>
+          </w:tcPr>
+          <w:p>
+            <w:pPr>
+              <w:keepNext w:val="0"/>
+              <w:spacing w:after="0"/>
+            </w:pPr>
+            <w:r>
+              <w:rPr>
+                <w:sz w:val="20"/>
+              </w:rPr>
+            </w:r>
+            <w:r>
+              <w:rPr>
+                <w:i w:val="0"/>
+                <w:sz w:val="20"/>
+              </w:rPr>
+              <w:t>0,407</w:t>
+            </w:r>
+          </w:p>
+        </w:tc>
+        <w:tc>
+          <w:tcPr>
+            <w:tcW w:type="dxa" w:w="1814"/>
+          </w:tcPr>
+          <w:p>
+            <w:pPr>
+              <w:keepNext w:val="0"/>
+              <w:spacing w:after="0"/>
+            </w:pPr>
+            <w:r>
+              <w:rPr>
+                <w:sz w:val="20"/>
+              </w:rPr>
+            </w:r>
+            <w:r>
+              <w:rPr>
+                <w:i w:val="0"/>
+                <w:sz w:val="20"/>
+              </w:rPr>
+              <w:t>0,920</w:t>
+            </w:r>
+          </w:p>
+        </w:tc>
+        <w:tc>
+          <w:tcPr>
+            <w:tcW w:type="dxa" w:w="1814"/>
+          </w:tcPr>
+          <w:p>
+            <w:pPr>
+              <w:keepNext w:val="0"/>
+              <w:spacing w:after="0"/>
+            </w:pPr>
+            <w:r>
+              <w:rPr>
+                <w:sz w:val="20"/>
+              </w:rPr>
+            </w:r>
+            <w:r>
+              <w:rPr>
+                <w:i w:val="0"/>
+                <w:sz w:val="20"/>
+              </w:rPr>
+              <w:t>0,376</w:t>
+            </w:r>
+          </w:p>
+        </w:tc>
+        <w:tc>
+          <w:tcPr>
+            <w:tcW w:type="dxa" w:w="1814"/>
+          </w:tcPr>
+          <w:p>
+            <w:pPr>
+              <w:keepNext w:val="0"/>
+              <w:spacing w:after="0"/>
+            </w:pPr>
+            <w:r>
+              <w:rPr>
+                <w:sz w:val="20"/>
+              </w:rPr>
+            </w:r>
+            <w:r>
+              <w:rPr>
+                <w:i w:val="0"/>
+                <w:sz w:val="20"/>
+              </w:rPr>
+              <w:t>0,932</w:t>
+            </w:r>
+          </w:p>
+        </w:tc>
+      </w:tr>
+    </w:tbl>
+    <w:p/>
+    <w:p>
+      <w:pPr>
+        <w:jc w:val="both"/>
+      </w:pPr>
+      <w:r>
+        <w:rPr>
+          <w:i w:val="0"/>
+        </w:rPr>
+        <w:t xml:space="preserve">Lineárne jadro má na testovacej množine R² 0,905, RBF s rovnakým </w:t>
+      </w:r>
+      <w:r>
+        <w:rPr>
+          <w:i/>
+        </w:rPr>
+        <w:t>C</w:t>
+      </w:r>
+      <w:r>
+        <w:rPr>
+          <w:i w:val="0"/>
+        </w:rPr>
+        <w:t xml:space="preserve"> = 1 má 0,942. Závislosť </w:t>
+      </w:r>
+      <w:r>
+        <w:rPr>
+          <w:i/>
+        </w:rPr>
+        <w:t>co</w:t>
+      </w:r>
+      <w:r>
+        <w:rPr>
+          <w:i w:val="0"/>
+        </w:rPr>
+        <w:t xml:space="preserve"> od vstupov teda nie je celkom lineárna. Pri RBF som zvyšoval </w:t>
+      </w:r>
+      <w:r>
+        <w:rPr>
+          <w:i/>
+        </w:rPr>
+        <w:t>C</w:t>
+      </w:r>
+      <w:r>
+        <w:rPr>
+          <w:i w:val="0"/>
+        </w:rPr>
+        <w:t xml:space="preserve"> od 0,1 po 100 a výsledok sa zlepšoval na oboch množinách. Najlepšie je </w:t>
+      </w:r>
+      <w:r>
+        <w:rPr>
+          <w:i/>
+        </w:rPr>
+        <w:t>C</w:t>
+      </w:r>
+      <w:r>
+        <w:rPr>
+          <w:i w:val="0"/>
+        </w:rPr>
+        <w:t xml:space="preserve"> = 100 s R² 0,956, oproti </w:t>
+      </w:r>
+      <w:r>
+        <w:rPr>
+          <w:i/>
+        </w:rPr>
+        <w:t>C</w:t>
+      </w:r>
+      <w:r>
+        <w:rPr>
+          <w:i w:val="0"/>
+        </w:rPr>
+        <w:t xml:space="preserve"> = 10 je to už len o 0,003 viac a trénovanie trvalo 4,8 s namiesto 0,7 s.</w:t>
+      </w:r>
+    </w:p>
+    <w:p>
+      <w:pPr>
+        <w:jc w:val="both"/>
+      </w:pPr>
+      <w:r>
+        <w:rPr>
+          <w:i w:val="0"/>
+        </w:rPr>
+      </w:r>
+      <w:r>
+        <w:rPr>
+          <w:i/>
+        </w:rPr>
+        <w:t>gamma</w:t>
+      </w:r>
+      <w:r>
+        <w:rPr>
+          <w:i w:val="0"/>
+        </w:rPr>
+        <w:t xml:space="preserve"> = 0,5 vedie k pretrénovaniu. Funkcia sa prispôsobí jednotlivým bodom, R² je 0,994 na trénovacej a 0,938 na testovacej množine. Pri </w:t>
+      </w:r>
+      <w:r>
+        <w:rPr>
+          <w:i/>
+        </w:rPr>
+        <w:t>gamma</w:t>
+      </w:r>
+      <w:r>
+        <w:rPr>
+          <w:i w:val="0"/>
+        </w:rPr>
+        <w:t xml:space="preserve"> = 0,01 je funkcia príliš hladká a výsledok je horší na oboch množinách. Širšie pásmo </w:t>
+      </w:r>
+      <w:r>
+        <w:rPr>
+          <w:i/>
+        </w:rPr>
+        <w:t>epsilon</w:t>
+      </w:r>
+      <w:r>
+        <w:rPr>
+          <w:i w:val="0"/>
+        </w:rPr>
+        <w:t xml:space="preserve"> = 0,3 výsledok mierne zhoršilo.</w:t>
+      </w:r>
+    </w:p>
+    <w:p>
+      <w:pPr>
+        <w:jc w:val="both"/>
+      </w:pPr>
+      <w:r>
+        <w:rPr>
+          <w:i w:val="0"/>
+        </w:rPr>
+        <w:t xml:space="preserve">Polynomiálne jadro so stupňom 2 vyšlo najhoršie zo všetkých modelov, R² 0,615 na testovacej množine. Jadro má tvar (γ·x·x′ + </w:t>
+      </w:r>
+      <w:r>
+        <w:rPr>
+          <w:i/>
+        </w:rPr>
+        <w:t>coef0</w:t>
+      </w:r>
+      <w:r>
+        <w:rPr>
+          <w:i w:val="0"/>
+        </w:rPr>
+        <w:t xml:space="preserve">)² a predvolené </w:t>
+      </w:r>
+      <w:r>
+        <w:rPr>
+          <w:i/>
+        </w:rPr>
+        <w:t>coef0</w:t>
+      </w:r>
+      <w:r>
+        <w:rPr>
+          <w:i w:val="0"/>
+        </w:rPr>
+        <w:t xml:space="preserve"> je 0. Model potom pozná len súčiny dvojíc vstupov, lineárne členy mu chýbajú a pre vstup x predpovie to isté ako pre −x. Po štandardizácii to znamená, že hodina s odozvami senzorov vysoko nad priemerom dostane rovnakú predpoveď ako hodina s rovnako veľkými odchýlkami pod priemerom. S </w:t>
+      </w:r>
+      <w:r>
+        <w:rPr>
+          <w:i/>
+        </w:rPr>
+        <w:t>coef0</w:t>
+      </w:r>
+      <w:r>
+        <w:rPr>
+          <w:i w:val="0"/>
+        </w:rPr>
+        <w:t xml:space="preserve"> = 1 má jadro aj lineárne členy a R² stúplo na 0,932. Stupeň 3 má nepárne členy aj pri </w:t>
+      </w:r>
+      <w:r>
+        <w:rPr>
+          <w:i/>
+        </w:rPr>
+        <w:t>coef0</w:t>
+      </w:r>
+      <w:r>
+        <w:rPr>
+          <w:i w:val="0"/>
+        </w:rPr>
+        <w:t xml:space="preserve"> = 0 a dosiahol 0,944, menej než RBF.</w:t>
+      </w:r>
+    </w:p>
+    <w:p>
+      <w:pPr>
+        <w:pStyle w:val="Heading2"/>
+      </w:pPr>
+      <w:r>
+        <w:t>2.5 Porovnanie modelov</w:t>
+      </w:r>
+    </w:p>
+    <w:p>
+      <w:pPr>
+        <w:keepNext/>
+        <w:jc w:val="center"/>
+      </w:pPr>
+      <w:r>
+        <w:rPr>
+          <w:sz w:val="20"/>
+        </w:rPr>
+        <w:t>Tab. 6: Najlepšie nastavenie každého modelu</w:t>
+      </w:r>
+    </w:p>
+    <w:tbl>
+      <w:tblPr>
+        <w:tblStyle w:val="TableGrid"/>
+        <w:tblW w:type="auto" w:w="0"/>
+        <w:jc w:val="center"/>
+        <w:tblLook w:firstColumn="1" w:firstRow="1" w:lastColumn="0" w:lastRow="0" w:noHBand="0" w:noVBand="1" w:val="04A0"/>
+      </w:tblPr>
+      <w:tblGrid>
+        <w:gridCol w:w="1296"/>
+        <w:gridCol w:w="1296"/>
+        <w:gridCol w:w="1296"/>
+        <w:gridCol w:w="1296"/>
+        <w:gridCol w:w="1296"/>
+        <w:gridCol w:w="1296"/>
+        <w:gridCol w:w="1296"/>
+      </w:tblGrid>
+      <w:tr>
+        <w:trPr>
+          <w:cantSplit/>
+        </w:trPr>
+        <w:tc>
+          <w:tcPr>
+            <w:tcW w:type="dxa" w:w="1296"/>
+          </w:tcPr>
+          <w:p>
+            <w:pPr>
+              <w:keepNext/>
+              <w:spacing w:after="0"/>
+            </w:pPr>
+            <w:r>
+              <w:rPr>
+                <w:sz w:val="20"/>
+              </w:rPr>
+            </w:r>
+            <w:r>
+              <w:rPr>
+                <w:b/>
+                <w:sz w:val="20"/>
+              </w:rPr>
+              <w:t>Model</w:t>
+            </w:r>
+          </w:p>
+        </w:tc>
+        <w:tc>
+          <w:tcPr>
+            <w:tcW w:type="dxa" w:w="1296"/>
+          </w:tcPr>
+          <w:p>
+            <w:pPr>
+              <w:keepNext/>
+              <w:spacing w:after="0"/>
+            </w:pPr>
+            <w:r>
+              <w:rPr>
+                <w:sz w:val="20"/>
+              </w:rPr>
+            </w:r>
+            <w:r>
+              <w:rPr>
+                <w:b/>
+                <w:sz w:val="20"/>
+              </w:rPr>
+              <w:t>MSE train</w:t>
+            </w:r>
+          </w:p>
+        </w:tc>
+        <w:tc>
+          <w:tcPr>
+            <w:tcW w:type="dxa" w:w="1296"/>
+          </w:tcPr>
+          <w:p>
+            <w:pPr>
+              <w:keepNext/>
+              <w:spacing w:after="0"/>
+            </w:pPr>
+            <w:r>
+              <w:rPr>
+                <w:sz w:val="20"/>
+              </w:rPr>
+            </w:r>
+            <w:r>
+              <w:rPr>
+                <w:b/>
+                <w:sz w:val="20"/>
+              </w:rPr>
+              <w:t>RMSE train</w:t>
+            </w:r>
+          </w:p>
+        </w:tc>
+        <w:tc>
+          <w:tcPr>
+            <w:tcW w:type="dxa" w:w="1296"/>
+          </w:tcPr>
+          <w:p>
+            <w:pPr>
+              <w:keepNext/>
+              <w:spacing w:after="0"/>
+            </w:pPr>
+            <w:r>
+              <w:rPr>
+                <w:sz w:val="20"/>
+              </w:rPr>
+            </w:r>
+            <w:r>
+              <w:rPr>
+                <w:b/>
+                <w:sz w:val="20"/>
+              </w:rPr>
+              <w:t>R² train</w:t>
+            </w:r>
+          </w:p>
+        </w:tc>
+        <w:tc>
+          <w:tcPr>
+            <w:tcW w:type="dxa" w:w="1296"/>
+          </w:tcPr>
+          <w:p>
+            <w:pPr>
+              <w:keepNext/>
+              <w:spacing w:after="0"/>
+            </w:pPr>
+            <w:r>
+              <w:rPr>
+                <w:sz w:val="20"/>
+              </w:rPr>
+            </w:r>
+            <w:r>
+              <w:rPr>
+                <w:b/>
+                <w:sz w:val="20"/>
+              </w:rPr>
+              <w:t>MSE test</w:t>
+            </w:r>
+          </w:p>
+        </w:tc>
+        <w:tc>
+          <w:tcPr>
+            <w:tcW w:type="dxa" w:w="1296"/>
+          </w:tcPr>
+          <w:p>
+            <w:pPr>
+              <w:keepNext/>
+              <w:spacing w:after="0"/>
+            </w:pPr>
+            <w:r>
+              <w:rPr>
+                <w:sz w:val="20"/>
+              </w:rPr>
+            </w:r>
+            <w:r>
+              <w:rPr>
+                <w:b/>
+                <w:sz w:val="20"/>
+              </w:rPr>
+              <w:t>RMSE test</w:t>
+            </w:r>
+          </w:p>
+        </w:tc>
+        <w:tc>
+          <w:tcPr>
+            <w:tcW w:type="dxa" w:w="1296"/>
+          </w:tcPr>
+          <w:p>
+            <w:pPr>
+              <w:keepNext/>
+              <w:spacing w:after="0"/>
+            </w:pPr>
+            <w:r>
+              <w:rPr>
+                <w:sz w:val="20"/>
+              </w:rPr>
+            </w:r>
+            <w:r>
+              <w:rPr>
+                <w:b/>
+                <w:sz w:val="20"/>
+              </w:rPr>
+              <w:t>R² test</w:t>
+            </w:r>
+          </w:p>
+        </w:tc>
+      </w:tr>
+      <w:tr>
+        <w:trPr>
+          <w:cantSplit/>
+        </w:trPr>
+        <w:tc>
+          <w:tcPr>
+            <w:tcW w:type="dxa" w:w="1296"/>
+          </w:tcPr>
+          <w:p>
+            <w:pPr>
+              <w:keepNext/>
+              <w:spacing w:after="0"/>
+            </w:pPr>
+            <w:r>
+              <w:rPr>
+                <w:sz w:val="20"/>
+              </w:rPr>
+            </w:r>
+            <w:r>
+              <w:rPr>
+                <w:i w:val="0"/>
+                <w:sz w:val="20"/>
+              </w:rPr>
+              <w:t xml:space="preserve">strom, </w:t>
+            </w:r>
+            <w:r>
+              <w:rPr>
+                <w:i/>
+                <w:sz w:val="20"/>
+              </w:rPr>
+              <w:t>min_samples_leaf</w:t>
+            </w:r>
+            <w:r>
+              <w:rPr>
+                <w:i w:val="0"/>
+                <w:sz w:val="20"/>
+              </w:rPr>
+              <w:t xml:space="preserve"> = 20</w:t>
+            </w:r>
+          </w:p>
+        </w:tc>
+        <w:tc>
+          <w:tcPr>
+            <w:tcW w:type="dxa" w:w="1296"/>
+          </w:tcPr>
+          <w:p>
+            <w:pPr>
+              <w:keepNext/>
+              <w:spacing w:after="0"/>
+            </w:pPr>
+            <w:r>
+              <w:rPr>
+                <w:sz w:val="20"/>
+              </w:rPr>
+            </w:r>
+            <w:r>
+              <w:rPr>
+                <w:i w:val="0"/>
+                <w:sz w:val="20"/>
+              </w:rPr>
+              <w:t>0,149</w:t>
+            </w:r>
+          </w:p>
+        </w:tc>
+        <w:tc>
+          <w:tcPr>
+            <w:tcW w:type="dxa" w:w="1296"/>
+          </w:tcPr>
+          <w:p>
+            <w:pPr>
+              <w:keepNext/>
+              <w:spacing w:after="0"/>
+            </w:pPr>
+            <w:r>
+              <w:rPr>
+                <w:sz w:val="20"/>
+              </w:rPr>
+            </w:r>
+            <w:r>
+              <w:rPr>
+                <w:i w:val="0"/>
+                <w:sz w:val="20"/>
+              </w:rPr>
+              <w:t>0,386</w:t>
+            </w:r>
+          </w:p>
+        </w:tc>
+        <w:tc>
+          <w:tcPr>
+            <w:tcW w:type="dxa" w:w="1296"/>
+          </w:tcPr>
+          <w:p>
+            <w:pPr>
+              <w:keepNext/>
+              <w:spacing w:after="0"/>
+            </w:pPr>
+            <w:r>
+              <w:rPr>
+                <w:sz w:val="20"/>
+              </w:rPr>
+            </w:r>
+            <w:r>
+              <w:rPr>
+                <w:i w:val="0"/>
+                <w:sz w:val="20"/>
+              </w:rPr>
+              <w:t>0,928</w:t>
+            </w:r>
+          </w:p>
+        </w:tc>
+        <w:tc>
+          <w:tcPr>
+            <w:tcW w:type="dxa" w:w="1296"/>
+          </w:tcPr>
+          <w:p>
+            <w:pPr>
+              <w:keepNext/>
+              <w:spacing w:after="0"/>
+            </w:pPr>
+            <w:r>
+              <w:rPr>
+                <w:sz w:val="20"/>
+              </w:rPr>
+            </w:r>
+            <w:r>
+              <w:rPr>
+                <w:i w:val="0"/>
+                <w:sz w:val="20"/>
+              </w:rPr>
+              <w:t>0,190</w:t>
+            </w:r>
+          </w:p>
+        </w:tc>
+        <w:tc>
+          <w:tcPr>
+            <w:tcW w:type="dxa" w:w="1296"/>
+          </w:tcPr>
+          <w:p>
+            <w:pPr>
+              <w:keepNext/>
+              <w:spacing w:after="0"/>
+            </w:pPr>
+            <w:r>
+              <w:rPr>
+                <w:sz w:val="20"/>
+              </w:rPr>
+            </w:r>
+            <w:r>
+              <w:rPr>
+                <w:i w:val="0"/>
+                <w:sz w:val="20"/>
+              </w:rPr>
+              <w:t>0,436</w:t>
+            </w:r>
+          </w:p>
+        </w:tc>
+        <w:tc>
+          <w:tcPr>
+            <w:tcW w:type="dxa" w:w="1296"/>
+          </w:tcPr>
+          <w:p>
+            <w:pPr>
+              <w:keepNext/>
+              <w:spacing w:after="0"/>
+            </w:pPr>
+            <w:r>
+              <w:rPr>
+                <w:sz w:val="20"/>
+              </w:rPr>
+            </w:r>
+            <w:r>
+              <w:rPr>
+                <w:i w:val="0"/>
+                <w:sz w:val="20"/>
+              </w:rPr>
+              <w:t>0,908</w:t>
+            </w:r>
+          </w:p>
+        </w:tc>
+      </w:tr>
+      <w:tr>
+        <w:trPr>
+          <w:cantSplit/>
+        </w:trPr>
+        <w:tc>
+          <w:tcPr>
+            <w:tcW w:type="dxa" w:w="1296"/>
+          </w:tcPr>
+          <w:p>
+            <w:pPr>
+              <w:keepNext/>
+              <w:spacing w:after="0"/>
+            </w:pPr>
+            <w:r>
+              <w:rPr>
+                <w:sz w:val="20"/>
+              </w:rPr>
+            </w:r>
+            <w:r>
+              <w:rPr>
+                <w:i w:val="0"/>
+                <w:sz w:val="20"/>
+              </w:rPr>
+              <w:t xml:space="preserve">les, 100 stromov, </w:t>
+            </w:r>
+            <w:r>
+              <w:rPr>
+                <w:i/>
+                <w:sz w:val="20"/>
+              </w:rPr>
+              <w:t>max_features</w:t>
+            </w:r>
+            <w:r>
+              <w:rPr>
+                <w:i w:val="0"/>
+                <w:sz w:val="20"/>
+              </w:rPr>
+              <w:t xml:space="preserve"> = sqrt</w:t>
+            </w:r>
+          </w:p>
+        </w:tc>
+        <w:tc>
+          <w:tcPr>
+            <w:tcW w:type="dxa" w:w="1296"/>
+          </w:tcPr>
+          <w:p>
+            <w:pPr>
+              <w:keepNext/>
+              <w:spacing w:after="0"/>
+            </w:pPr>
+            <w:r>
+              <w:rPr>
+                <w:sz w:val="20"/>
+              </w:rPr>
+            </w:r>
+            <w:r>
+              <w:rPr>
+                <w:i w:val="0"/>
+                <w:sz w:val="20"/>
+              </w:rPr>
+              <w:t>0,020</w:t>
+            </w:r>
+          </w:p>
+        </w:tc>
+        <w:tc>
+          <w:tcPr>
+            <w:tcW w:type="dxa" w:w="1296"/>
+          </w:tcPr>
+          <w:p>
+            <w:pPr>
+              <w:keepNext/>
+              <w:spacing w:after="0"/>
+            </w:pPr>
+            <w:r>
+              <w:rPr>
+                <w:sz w:val="20"/>
+              </w:rPr>
+            </w:r>
+            <w:r>
+              <w:rPr>
+                <w:i w:val="0"/>
+                <w:sz w:val="20"/>
+              </w:rPr>
+              <w:t>0,142</w:t>
+            </w:r>
+          </w:p>
+        </w:tc>
+        <w:tc>
+          <w:tcPr>
+            <w:tcW w:type="dxa" w:w="1296"/>
+          </w:tcPr>
+          <w:p>
+            <w:pPr>
+              <w:keepNext/>
+              <w:spacing w:after="0"/>
+            </w:pPr>
+            <w:r>
+              <w:rPr>
+                <w:sz w:val="20"/>
+              </w:rPr>
+            </w:r>
+            <w:r>
+              <w:rPr>
+                <w:i w:val="0"/>
+                <w:sz w:val="20"/>
+              </w:rPr>
+              <w:t>0,990</w:t>
+            </w:r>
+          </w:p>
+        </w:tc>
+        <w:tc>
+          <w:tcPr>
+            <w:tcW w:type="dxa" w:w="1296"/>
+          </w:tcPr>
+          <w:p>
+            <w:pPr>
+              <w:keepNext/>
+              <w:spacing w:after="0"/>
+            </w:pPr>
+            <w:r>
+              <w:rPr>
+                <w:sz w:val="20"/>
+              </w:rPr>
+            </w:r>
+            <w:r>
+              <w:rPr>
+                <w:i w:val="0"/>
+                <w:sz w:val="20"/>
+              </w:rPr>
+              <w:t>0,127</w:t>
+            </w:r>
+          </w:p>
+        </w:tc>
+        <w:tc>
+          <w:tcPr>
+            <w:tcW w:type="dxa" w:w="1296"/>
+          </w:tcPr>
+          <w:p>
+            <w:pPr>
+              <w:keepNext/>
+              <w:spacing w:after="0"/>
+            </w:pPr>
+            <w:r>
+              <w:rPr>
+                <w:sz w:val="20"/>
+              </w:rPr>
+            </w:r>
+            <w:r>
+              <w:rPr>
+                <w:i w:val="0"/>
+                <w:sz w:val="20"/>
+              </w:rPr>
+              <w:t>0,356</w:t>
+            </w:r>
+          </w:p>
+        </w:tc>
+        <w:tc>
+          <w:tcPr>
+            <w:tcW w:type="dxa" w:w="1296"/>
+          </w:tcPr>
+          <w:p>
+            <w:pPr>
+              <w:keepNext/>
+              <w:spacing w:after="0"/>
+            </w:pPr>
+            <w:r>
+              <w:rPr>
+                <w:sz w:val="20"/>
+              </w:rPr>
+            </w:r>
+            <w:r>
+              <w:rPr>
+                <w:i w:val="0"/>
+                <w:sz w:val="20"/>
+              </w:rPr>
+              <w:t>0,939</w:t>
+            </w:r>
+          </w:p>
+        </w:tc>
+      </w:tr>
+      <w:tr>
+        <w:trPr>
+          <w:cantSplit/>
+        </w:trPr>
+        <w:tc>
+          <w:tcPr>
+            <w:tcW w:type="dxa" w:w="1296"/>
+          </w:tcPr>
+          <w:p>
+            <w:pPr>
+              <w:keepNext w:val="0"/>
+              <w:spacing w:after="0"/>
+            </w:pPr>
+            <w:r>
+              <w:rPr>
+                <w:sz w:val="20"/>
+              </w:rPr>
+            </w:r>
+            <w:r>
+              <w:rPr>
+                <w:i w:val="0"/>
+                <w:sz w:val="20"/>
+              </w:rPr>
+              <w:t xml:space="preserve">SVR, RBF, </w:t>
+            </w:r>
+            <w:r>
+              <w:rPr>
+                <w:i/>
+                <w:sz w:val="20"/>
+              </w:rPr>
+              <w:t>C</w:t>
+            </w:r>
+            <w:r>
+              <w:rPr>
+                <w:i w:val="0"/>
+                <w:sz w:val="20"/>
+              </w:rPr>
+              <w:t xml:space="preserve"> = 100</w:t>
+            </w:r>
+          </w:p>
+        </w:tc>
+        <w:tc>
+          <w:tcPr>
+            <w:tcW w:type="dxa" w:w="1296"/>
+          </w:tcPr>
+          <w:p>
+            <w:pPr>
+              <w:keepNext w:val="0"/>
+              <w:spacing w:after="0"/>
+            </w:pPr>
+            <w:r>
+              <w:rPr>
+                <w:sz w:val="20"/>
+              </w:rPr>
+            </w:r>
+            <w:r>
+              <w:rPr>
+                <w:i w:val="0"/>
+                <w:sz w:val="20"/>
+              </w:rPr>
+              <w:t>0,058</w:t>
+            </w:r>
+          </w:p>
+        </w:tc>
+        <w:tc>
+          <w:tcPr>
+            <w:tcW w:type="dxa" w:w="1296"/>
+          </w:tcPr>
+          <w:p>
+            <w:pPr>
+              <w:keepNext w:val="0"/>
+              <w:spacing w:after="0"/>
+            </w:pPr>
+            <w:r>
+              <w:rPr>
+                <w:sz w:val="20"/>
+              </w:rPr>
+            </w:r>
+            <w:r>
+              <w:rPr>
+                <w:i w:val="0"/>
+                <w:sz w:val="20"/>
+              </w:rPr>
+              <w:t>0,241</w:t>
+            </w:r>
+          </w:p>
+        </w:tc>
+        <w:tc>
+          <w:tcPr>
+            <w:tcW w:type="dxa" w:w="1296"/>
+          </w:tcPr>
+          <w:p>
+            <w:pPr>
+              <w:keepNext w:val="0"/>
+              <w:spacing w:after="0"/>
+            </w:pPr>
+            <w:r>
+              <w:rPr>
+                <w:sz w:val="20"/>
+              </w:rPr>
+            </w:r>
+            <w:r>
+              <w:rPr>
+                <w:i w:val="0"/>
+                <w:sz w:val="20"/>
+              </w:rPr>
+              <w:t>0,972</w:t>
+            </w:r>
+          </w:p>
+        </w:tc>
+        <w:tc>
+          <w:tcPr>
+            <w:tcW w:type="dxa" w:w="1296"/>
+          </w:tcPr>
+          <w:p>
+            <w:pPr>
+              <w:keepNext w:val="0"/>
+              <w:spacing w:after="0"/>
+            </w:pPr>
+            <w:r>
+              <w:rPr>
+                <w:sz w:val="20"/>
+              </w:rPr>
+            </w:r>
+            <w:r>
+              <w:rPr>
+                <w:i w:val="0"/>
+                <w:sz w:val="20"/>
+              </w:rPr>
+              <w:t>0,091</w:t>
+            </w:r>
+          </w:p>
+        </w:tc>
+        <w:tc>
+          <w:tcPr>
+            <w:tcW w:type="dxa" w:w="1296"/>
+          </w:tcPr>
+          <w:p>
+            <w:pPr>
+              <w:keepNext w:val="0"/>
+              <w:spacing w:after="0"/>
+            </w:pPr>
+            <w:r>
+              <w:rPr>
+                <w:sz w:val="20"/>
+              </w:rPr>
+            </w:r>
+            <w:r>
+              <w:rPr>
+                <w:i w:val="0"/>
+                <w:sz w:val="20"/>
+              </w:rPr>
+              <w:t>0,302</w:t>
+            </w:r>
+          </w:p>
+        </w:tc>
+        <w:tc>
+          <w:tcPr>
+            <w:tcW w:type="dxa" w:w="1296"/>
+          </w:tcPr>
+          <w:p>
+            <w:pPr>
+              <w:keepNext w:val="0"/>
+              <w:spacing w:after="0"/>
+            </w:pPr>
+            <w:r>
+              <w:rPr>
+                <w:sz w:val="20"/>
+              </w:rPr>
+            </w:r>
+            <w:r>
+              <w:rPr>
+                <w:i w:val="0"/>
+                <w:sz w:val="20"/>
+              </w:rPr>
+              <w:t>0,956</w:t>
+            </w:r>
+          </w:p>
+        </w:tc>
+      </w:tr>
+    </w:tbl>
+    <w:p/>
+    <w:p>
+      <w:pPr>
+        <w:jc w:val="center"/>
+      </w:pPr>
+      <w:r>
+        <w:drawing>
+          <wp:inline xmlns:a="http://schemas.openxmlformats.org/drawingml/2006/main" xmlns:pic="http://schemas.openxmlformats.org/drawingml/2006/picture">
+            <wp:extent cx="5760000" cy="2400000"/>
+            <wp:docPr id="4" name="Picture 4"/>
+            <wp:cNvGraphicFramePr>
+              <a:graphicFrameLocks noChangeAspect="1"/>
+            </wp:cNvGraphicFramePr>
+            <a:graphic>
+              <a:graphicData uri="http://schemas.openxmlformats.org/drawingml/2006/picture">
+                <pic:pic>
+                  <pic:nvPicPr>
+                    <pic:cNvPr id="0" name="model_comparison.png"/>
+                    <pic:cNvPicPr/>
+                  </pic:nvPicPr>
+                  <pic:blipFill>
+                    <a:blip r:embed="rId12"/>
+                    <a:stretch>
+                      <a:fillRect/>
+                    </a:stretch>
+                  </pic:blipFill>
+                  <pic:spPr>
+                    <a:xfrm>
+                      <a:off x="0" y="0"/>
+                      <a:ext cx="5760000" cy="2400000"/>
+                    </a:xfrm>
+                    <a:prstGeom prst="rect"/>
+                  </pic:spPr>
+                </pic:pic>
+              </a:graphicData>
+            </a:graphic>
+          </wp:inline>
+        </w:drawing>
+      </w:r>
+    </w:p>
+    <w:p>
+      <w:pPr>
+        <w:keepNext w:val="0"/>
+        <w:jc w:val="center"/>
+      </w:pPr>
+      <w:r>
+        <w:rPr>
+          <w:sz w:val="20"/>
+        </w:rPr>
+        <w:t>Obr. 4: R² a RMSE najlepšieho nastavenia každého modelu</w:t>
+      </w:r>
+    </w:p>
+    <w:p>
+      <w:pPr>
+        <w:jc w:val="both"/>
+      </w:pPr>
+      <w:r>
+        <w:rPr>
+          <w:i w:val="0"/>
+        </w:rPr>
+        <w:t>Všetky tri modely majú kladné R² a najlepší model, SVR, má na testovacej množine 0,956, takže podmienka zo zadania je splnená. RMSE SVR je 0,302 mg/m³, model predpovedajúci priemer má 1,443 mg/m³. Náhodný les je druhý s R² 0,939 a má najväčší rozdiel medzi množinami, RMSE 0,142 na trénovacej a 0,356 na testovacej. Najslabší je strom (0,908).</w:t>
+      </w:r>
+    </w:p>
+    <w:p>
+      <w:pPr>
+        <w:jc w:val="center"/>
+      </w:pPr>
+      <w:r>
+        <w:drawing>
+          <wp:inline xmlns:a="http://schemas.openxmlformats.org/drawingml/2006/main" xmlns:pic="http://schemas.openxmlformats.org/drawingml/2006/picture">
+            <wp:extent cx="5760000" cy="3840000"/>
+            <wp:docPr id="5" name="Picture 5"/>
+            <wp:cNvGraphicFramePr>
+              <a:graphicFrameLocks noChangeAspect="1"/>
+            </wp:cNvGraphicFramePr>
+            <a:graphic>
+              <a:graphicData uri="http://schemas.openxmlformats.org/drawingml/2006/picture">
+                <pic:pic>
+                  <pic:nvPicPr>
+                    <pic:cNvPr id="0" name="residuals_tree.png"/>
+                    <pic:cNvPicPr/>
+                  </pic:nvPicPr>
+                  <pic:blipFill>
+                    <a:blip r:embed="rId13"/>
+                    <a:stretch>
+                      <a:fillRect/>
+                    </a:stretch>
+                  </pic:blipFill>
+                  <pic:spPr>
+                    <a:xfrm>
+                      <a:off x="0" y="0"/>
+                      <a:ext cx="5760000" cy="3840000"/>
+                    </a:xfrm>
+                    <a:prstGeom prst="rect"/>
+                  </pic:spPr>
+                </pic:pic>
+              </a:graphicData>
+            </a:graphic>
+          </wp:inline>
+        </w:drawing>
+      </w:r>
+    </w:p>
+    <w:p>
+      <w:pPr>
+        <w:keepNext w:val="0"/>
+        <w:jc w:val="center"/>
+      </w:pPr>
+      <w:r>
+        <w:rPr>
+          <w:sz w:val="20"/>
+        </w:rPr>
+        <w:t>Obr. 5: Reziduály rozhodovacieho stromu (min_samples_leaf = 20)</w:t>
+      </w:r>
+    </w:p>
+    <w:p>
+      <w:pPr>
+        <w:jc w:val="center"/>
+      </w:pPr>
+      <w:r>
+        <w:drawing>
+          <wp:inline xmlns:a="http://schemas.openxmlformats.org/drawingml/2006/main" xmlns:pic="http://schemas.openxmlformats.org/drawingml/2006/picture">
+            <wp:extent cx="5760000" cy="3840000"/>
+            <wp:docPr id="6" name="Picture 6"/>
+            <wp:cNvGraphicFramePr>
+              <a:graphicFrameLocks noChangeAspect="1"/>
+            </wp:cNvGraphicFramePr>
+            <a:graphic>
+              <a:graphicData uri="http://schemas.openxmlformats.org/drawingml/2006/picture">
+                <pic:pic>
+                  <pic:nvPicPr>
+                    <pic:cNvPr id="0" name="residuals_forest.png"/>
+                    <pic:cNvPicPr/>
+                  </pic:nvPicPr>
+                  <pic:blipFill>
+                    <a:blip r:embed="rId14"/>
+                    <a:stretch>
+                      <a:fillRect/>
+                    </a:stretch>
+                  </pic:blipFill>
+                  <pic:spPr>
+                    <a:xfrm>
+                      <a:off x="0" y="0"/>
+                      <a:ext cx="5760000" cy="3840000"/>
+                    </a:xfrm>
+                    <a:prstGeom prst="rect"/>
+                  </pic:spPr>
+                </pic:pic>
+              </a:graphicData>
+            </a:graphic>
+          </wp:inline>
+        </w:drawing>
+      </w:r>
+    </w:p>
+    <w:p>
+      <w:pPr>
+        <w:keepNext w:val="0"/>
+        <w:jc w:val="center"/>
+      </w:pPr>
+      <w:r>
+        <w:rPr>
+          <w:sz w:val="20"/>
+        </w:rPr>
+        <w:t>Obr. 6: Reziduály náhodného lesa (100 stromov, max_features = sqrt)</w:t>
+      </w:r>
+    </w:p>
+    <w:p>
+      <w:pPr>
+        <w:jc w:val="center"/>
+      </w:pPr>
+      <w:r>
+        <w:drawing>
+          <wp:inline xmlns:a="http://schemas.openxmlformats.org/drawingml/2006/main" xmlns:pic="http://schemas.openxmlformats.org/drawingml/2006/picture">
+            <wp:extent cx="5760000" cy="3840000"/>
+            <wp:docPr id="7" name="Picture 7"/>
+            <wp:cNvGraphicFramePr>
+              <a:graphicFrameLocks noChangeAspect="1"/>
+            </wp:cNvGraphicFramePr>
+            <a:graphic>
+              <a:graphicData uri="http://schemas.openxmlformats.org/drawingml/2006/picture">
+                <pic:pic>
+                  <pic:nvPicPr>
+                    <pic:cNvPr id="0" name="residuals_svr.png"/>
+                    <pic:cNvPicPr/>
+                  </pic:nvPicPr>
+                  <pic:blipFill>
+                    <a:blip r:embed="rId15"/>
+                    <a:stretch>
+                      <a:fillRect/>
+                    </a:stretch>
+                  </pic:blipFill>
+                  <pic:spPr>
+                    <a:xfrm>
+                      <a:off x="0" y="0"/>
+                      <a:ext cx="5760000" cy="3840000"/>
+                    </a:xfrm>
+                    <a:prstGeom prst="rect"/>
+                  </pic:spPr>
+                </pic:pic>
+              </a:graphicData>
+            </a:graphic>
+          </wp:inline>
+        </w:drawing>
+      </w:r>
+    </w:p>
+    <w:p>
+      <w:pPr>
+        <w:keepNext w:val="0"/>
+        <w:jc w:val="center"/>
+      </w:pPr>
+      <w:r>
+        <w:rPr>
+          <w:sz w:val="20"/>
+        </w:rPr>
+        <w:t>Obr. 7: Reziduály SVR (RBF, C = 100)</w:t>
+      </w:r>
+    </w:p>
+    <w:p>
+      <w:pPr>
+        <w:jc w:val="both"/>
+      </w:pPr>
+      <w:r>
+        <w:rPr>
+          <w:i w:val="0"/>
+        </w:rPr>
+        <w:t>Pri všetkých troch modeloch je priemer reziduálov na testovacej množine blízko nuly (−0,02 až 0,00), žiadny model teda systematicky nenadhodnocuje ani nepodhodnocuje. Histogramy sú súmerné okolo nuly s úzkou špičkou. Chýb väčších než 1 mg/m³ je na testovacej množine 64 pri strome, 36 pri lese a 25 pri SVR.</w:t>
+      </w:r>
+    </w:p>
+    <w:p>
+      <w:pPr>
+        <w:jc w:val="both"/>
+      </w:pPr>
+      <w:r>
+        <w:rPr>
+          <w:i w:val="0"/>
+        </w:rPr>
+        <w:t>Grafy reziduálov podľa predikcie majú u všetkých modelov tvar lievika: čím vyššia predpoveď, tým viac sú reziduály rozhodené. SVR má na testovacej množine RMSE 0,221 mg/m³ pri predpovediach pod 2 mg/m³ a 0,509 mg/m³ pri predpovediach nad 4 mg/m³, ostatné modely sa správajú podobne. Nízkych koncentrácií je v dátach najviac a modely ich predpovedajú presnejšie. Pri hodinách so skutočnou koncentráciou nad 5 mg/m³ (60 hodín v testovacej množine) je priemerný reziduál kladný: 0,40 pri strome, 0,34 pri lese a 0,21 pri SVR. Vysoké hodnoty teda modely podhodnocujú, SVR najmenej.</w:t>
+      </w:r>
+    </w:p>
+    <w:p>
+      <w:pPr>
+        <w:jc w:val="both"/>
+      </w:pPr>
+      <w:r>
+        <w:rPr>
+          <w:i w:val="0"/>
+        </w:rPr>
+        <w:t xml:space="preserve">Každý graf má aj niečo vlastné. Reziduály stromu tvoria zvislé pásy, lebo všetky hodiny v jednom liste dostanú rovnakú predpoveď. Pri lese sú reziduály na trénovacej množine oveľa užšie než na testovacej, čo je to isté pretrénovanie, aké vidno na RMSE. Histogram SVR na trénovacej množine má dva vysoké stĺpce tesne vedľa nuly a medzi nimi nižší. Spôsobuje to pásmo </w:t>
+      </w:r>
+      <w:r>
+        <w:rPr>
+          <w:i/>
+        </w:rPr>
+        <w:t>epsilon</w:t>
+      </w:r>
+      <w:r>
+        <w:rPr>
+          <w:i w:val="0"/>
+        </w:rPr>
+        <w:t xml:space="preserve"> = 0,1: 65 % trénovacích reziduálov leží v pásme do 0,1 mg/m³ a 31 % priamo na jeho okraji. Na testovacej množine tento tvar nie je. SVR navyše pri dvoch testovacích hodinách predpovedá zápornú koncentráciu (najmenej −0,19 mg/m³), čo fyzikálne nejde. Strom ani les to urobiť nemôžu, lebo predpovedajú priemery trénovacích hodnôt.</w:t>
+      </w:r>
+    </w:p>
+    <w:p>
+      <w:pPr>
+        <w:jc w:val="both"/>
+      </w:pPr>
+      <w:r>
+        <w:rPr>
+          <w:i w:val="0"/>
+        </w:rPr>
+        <w:t xml:space="preserve">Ďalej pracujem s SVR (RBF, </w:t>
+      </w:r>
+      <w:r>
+        <w:rPr>
+          <w:i/>
+        </w:rPr>
+        <w:t>C</w:t>
+      </w:r>
+      <w:r>
+        <w:rPr>
+          <w:i w:val="0"/>
+        </w:rPr>
+        <w:t xml:space="preserve"> = 100), ktoré má najlepšie výsledky.</w:t>
+      </w:r>
+    </w:p>
+    <w:p>
+      <w:pPr>
+        <w:pStyle w:val="Heading1"/>
+      </w:pPr>
+      <w:r>
         <w:t>Deklarácia použitia AI</w:t>
       </w:r>
     </w:p>

--- a/tasks/task2/documentation.docx
+++ b/tasks/task2/documentation.docx
@@ -201,7 +201,7 @@
         <w:rPr>
           <w:i w:val="0"/>
         </w:rPr>
-        <w:t>Nad 40 °C hodnoty teploty plynule pokračujú a skok tam nie je. Takmer všetky merania sú z leta (46 z júla, 10 z júna, 2 z augusta a 1 zo septembra), všetky z času medzi 12. a 18. hodinou a vlhkosť je pri nich najviac 23 %. Pravdepodobne ide o skutočne horúce popoludnia.</w:t>
+        <w:t>Nad 40 °C hodnoty teploty plynule pokračujú a skok tam nie je. Takmer všetky merania sú z leta (46 z júla, 10 z júna, 2 z augusta a 1 zo septembra), všetky z času medzi 12. a 18. hodinou a vlhkosť je pri nich najviac 23,3 %. Môžu to byť skutočne horúce popoludnia, popis stĺpca však teplotu nad 40 °C nepripúšťa.</w:t>
       </w:r>
     </w:p>
     <w:p>
@@ -212,7 +212,7 @@
         <w:rPr>
           <w:i w:val="0"/>
         </w:rPr>
-        <w:t>Napriek tomu som ich odstránil a rozhodol sa podľa popisu stĺpca. Pri senzoroch je rozsah len približný, kým pri teplote je daný presne a tieto hodnoty sú mimo neho. Ide o 0,6 % riadkov, takže dát ubudne málo.</w:t>
+        <w:t>Rozhodol som sa podľa popisu a tieto riadky som odstránil. Pri senzoroch je rozsah len približný, kým pri teplote je daný presne a tieto hodnoty sú mimo neho. Ide o 0,6 % riadkov, takže dát ubudne málo.</w:t>
       </w:r>
     </w:p>
     <w:p>
@@ -247,7 +247,7 @@
         <w:rPr>
           <w:i w:val="0"/>
         </w:rPr>
-        <w:t xml:space="preserve"> označilo za outlier všetko nad 5,6 mg/m³, teda 194 hodín. Vysoká koncentrácia CO je však reálny stav, ktorý má model vedieť predpovedať, preto som v </w:t>
+        <w:t xml:space="preserve"> označilo za outlier všetko nad 5,6 mg/m³, teda 215 hodín. Vysoká koncentrácia CO je však reálny stav, ktorý má model vedieť predpovedať, preto som v </w:t>
       </w:r>
       <w:r>
         <w:rPr>
@@ -1298,7 +1298,7 @@
         <w:rPr>
           <w:i w:val="0"/>
         </w:rPr>
-        <w:t>Trénujem tri modely: rozhodovací strom, náhodný les a SVM. Všetky dostávajú rovnaké dáta z časti 1 (14 normalizovaných vstupov, 5 837 trénovacích a 1 460 testovacích hodín) a majú random_state = 0. Pri každom modeli som skúsil niekoľko nastavení a najlepšie vyberám podľa R² na testovacej množine, rovnako ako v zadaní 1.</w:t>
+        <w:t>Trénoval som tri modely: rozhodovací strom, náhodný les a SVM. Všetky dostali rovnaké dáta z časti 1 (14 normalizovaných vstupov, 5 837 trénovacích a 1 460 testovacích hodín) a random_state = 0. Pri každom som skúsil niekoľko nastavení a najlepšie som vybral podľa R² na testovacej množine, tak ako v zadaní 1.</w:t>
       </w:r>
     </w:p>
     <w:p>
@@ -1317,7 +1317,7 @@
         <w:rPr>
           <w:i w:val="0"/>
         </w:rPr>
-        <w:t xml:space="preserve">MSE je priemer štvorcov chýb. RMSE je jeho odmocnina, je v rovnakých jednotkách ako </w:t>
+        <w:t xml:space="preserve">Modely porovnávam podľa MSE, RMSE a R² na trénovacej aj testovacej množine. Najviac sa pozerám na RMSE, lebo vychádza v mg/m³ ako </w:t>
       </w:r>
       <w:r>
         <w:rPr>
@@ -1329,19 +1329,7 @@
         <w:rPr>
           <w:i w:val="0"/>
         </w:rPr>
-        <w:t xml:space="preserve"> (mg/m³) a dá sa čítať ako typická chyba predpovede. R² hovorí, akú časť rozptylu </w:t>
-      </w:r>
-      <w:r>
-        <w:rPr>
-          <w:i/>
-        </w:rPr>
-        <w:t>co</w:t>
-      </w:r>
-      <w:r>
-        <w:rPr>
-          <w:i w:val="0"/>
-        </w:rPr>
-        <w:t xml:space="preserve"> model vysvetlí. Model, ktorý by pre každú hodinu predpovedal priemer trénovacích dát, má na testovacej množine R² = 0,000 a RMSE 1,443 mg/m³. Ak model predpovedá horšie než takýto priemer, R² je záporné.</w:t>
+        <w:t xml:space="preserve"> a dá sa z neho odhadnúť, o koľko sa model zvyčajne pomýli. R² beriem ako porovnanie s najjednoduchším modelom, ktorý pre každú hodinu povie priemer trénovacích dát. Ten má na testovacej množine R² 0,000 a RMSE 1,443 mg/m³ a model horší než on by mal R² záporné.</w:t>
       </w:r>
     </w:p>
     <w:p>
@@ -1352,7 +1340,7 @@
         <w:rPr>
           <w:i w:val="0"/>
         </w:rPr>
-        <w:t>Reziduál je rozdiel skutočnej a predpovedanej hodnoty. Pre každý model kreslím na trénovacej aj testovacej množine dva grafy: reziduály podľa predpovedanej hodnoty a ich histogram. Pri dobrom modeli sú reziduály okolo nuly, rovnako rozhodené pri malých aj veľkých predpovediach a netvoria žiadny vzor.</w:t>
+        <w:t>Reziduál je skutočná mínus predpovedaná hodnota. Pre trénovaciu aj testovaciu množinu kreslím reziduál podľa predpovede a k tomu histogram. Chcel som z nich vidieť, či sú chyby okolo nuly a či nerastú s vyššou predpoveďou.</w:t>
       </w:r>
     </w:p>
     <w:p>
@@ -1383,7 +1371,7 @@
         <w:rPr>
           <w:i w:val="0"/>
         </w:rPr>
-        <w:t xml:space="preserve">) delí dáta otázkami typu „je </w:t>
+        <w:t xml:space="preserve">) delí hodiny podľa prahov, napríklad </w:t>
       </w:r>
       <w:r>
         <w:rPr>
@@ -1395,7 +1383,7 @@
         <w:rPr>
           <w:i w:val="0"/>
         </w:rPr>
-        <w:t xml:space="preserve"> ≤ 1 122,5?“ a v každom liste predpovie priemer </w:t>
+        <w:t xml:space="preserve"> ≤ 1 122,5, a v liste predpovie priemer </w:t>
       </w:r>
       <w:r>
         <w:rPr>
@@ -1407,7 +1395,7 @@
         <w:rPr>
           <w:i w:val="0"/>
         </w:rPr>
-        <w:t xml:space="preserve"> trénovacích hodín, ktoré doň padli. Bez obmedzenia rastie, kým v listoch nezostanú rovnaké hodnoty. Skúšal som preto zastaviť rast skôr (pre-pruning): obmedziť hĺbku (</w:t>
+        <w:t xml:space="preserve"> hodín, ktoré doň padli. Keď ho nijako neobmedzím, rastie, kým v každom liste nie sú rovnaké hodnoty. Rast som preto skúšal zastaviť skôr (pre-pruning) cez </w:t>
       </w:r>
       <w:r>
         <w:rPr>
@@ -1419,7 +1407,7 @@
         <w:rPr>
           <w:i w:val="0"/>
         </w:rPr>
-        <w:t>), minimálny počet hodín v liste (</w:t>
+        <w:t xml:space="preserve">, </w:t>
       </w:r>
       <w:r>
         <w:rPr>
@@ -1431,7 +1419,7 @@
         <w:rPr>
           <w:i w:val="0"/>
         </w:rPr>
-        <w:t>) alebo minimálne zníženie chyby, pri ktorom sa uzol ešte rozdelí (</w:t>
+        <w:t xml:space="preserve"> a </w:t>
       </w:r>
       <w:r>
         <w:rPr>
@@ -1443,7 +1431,7 @@
         <w:rPr>
           <w:i w:val="0"/>
         </w:rPr>
-        <w:t>). Pri post-pruningu (</w:t>
+        <w:t xml:space="preserve">, pri ktorom sa uzol rozdelí, len ak to zníži chybu aspoň o zadanú hodnotu. Ako post-pruning som skúsil </w:t>
       </w:r>
       <w:r>
         <w:rPr>
@@ -1455,7 +1443,7 @@
         <w:rPr>
           <w:i w:val="0"/>
         </w:rPr>
-        <w:t xml:space="preserve">) strom najprv narastie celý a potom sa odrežú vetvy, ktoré znížia chybu menej, než je </w:t>
+        <w:t xml:space="preserve">. Strom vtedy narastie celý a potom sa z neho odrežú vetvy, ktoré na jeden list znížia chybu menej než </w:t>
       </w:r>
       <w:r>
         <w:rPr>
@@ -1467,7 +1455,7 @@
         <w:rPr>
           <w:i w:val="0"/>
         </w:rPr>
-        <w:t xml:space="preserve"> na jeden list. Výsledky sú v tab. 3.</w:t>
+        <w:t>. Výsledky sú v tab. 3.</w:t>
       </w:r>
     </w:p>
     <w:p>
@@ -3430,7 +3418,7 @@
         <w:rPr>
           <w:i w:val="0"/>
         </w:rPr>
-        <w:t>Ako súborový model som zvolil náhodný les (</w:t>
+        <w:t>Ako súborový model som vybral náhodný les (</w:t>
       </w:r>
       <w:r>
         <w:rPr>
@@ -3442,7 +3430,7 @@
         <w:rPr>
           <w:i w:val="0"/>
         </w:rPr>
-        <w:t xml:space="preserve">). Les natrénuje veľa stromov, každý na náhodnom výbere riadkov s opakovaním. Pri regresii sa predpovede stromov spriemerujú, čo je obdoba hlasovania pri klasifikácii. Stromy rastú bez obmedzenia a každý je pretrénovaný, ich chyby sa však pri priemerovaní čiastočne vyrušia. Parameter </w:t>
+        <w:t xml:space="preserve">). Stavia na stromoch z časti 2.2 a dá sa z neho priamo zobrať dôležitosť príznakov, ktorú zadanie chce. Každý strom sa učí na náhodnom výbere riadkov s opakovaním a pri regresii sa ich predpovede spriemerujú, pri klasifikácii by hlasovali. Stromy sú pretrénované, každý však na iných riadkoch, takže pri priemerovaní sa časť chýb vyruší. </w:t>
       </w:r>
       <w:r>
         <w:rPr>
@@ -3454,7 +3442,7 @@
         <w:rPr>
           <w:i w:val="0"/>
         </w:rPr>
-        <w:t xml:space="preserve"> určuje, koľko náhodne vybraných stĺpcov strom pri každom delení zvažuje. Pri regresii je predvolene všetkých 14.</w:t>
+        <w:t xml:space="preserve"> je počet náhodných stĺpcov, z ktorých strom vyberá pri každom delení, pri regresii je predvolene všetkých 14.</w:t>
       </w:r>
     </w:p>
     <w:p>
@@ -4712,7 +4700,7 @@
         <w:rPr>
           <w:i w:val="0"/>
         </w:rPr>
-        <w:t>Dôležitosť vstupného parametra (</w:t>
+        <w:t>Dôležitosť (</w:t>
       </w:r>
       <w:r>
         <w:rPr>
@@ -4724,7 +4712,7 @@
         <w:rPr>
           <w:i w:val="0"/>
         </w:rPr>
-        <w:t>) udáva, o koľko delenia podľa neho zmenšili chybu, sčítané cez všetky stromy a normované na súčet 1. Vstupov je len 14, na obr. 3 sú preto všetky.</w:t>
+        <w:t>) som zobral z najlepšieho lesa. Pri každom stĺpci je to súčet toho, o koľko delenia podľa neho znížili chybu vo všetkých stromoch, normovaný na súčet 1. Stĺpcov je len 14, tak som ich na obr. 3 nechal všetky.</w:t>
       </w:r>
     </w:p>
     <w:p>
@@ -4810,7 +4798,7 @@
         <w:rPr>
           <w:i w:val="0"/>
         </w:rPr>
-        <w:t>, ktorý je nominálne zameraný priamo na CO, je druhý (0,203). Senzory spolu silno korelujú, dôležitosť sa preto medzi ne delí a ich vzájomné poradie netreba brať presne. Z ostatných stĺpcov má zmysel hodina (0,057). Teplota, mesiac, vlhkosť a deň v týždni majú po 0,01 až 0,02. Štyri stĺpce ročného obdobia majú dokopy 0,011, lebo rovnakú informáciu nesie mesiac.</w:t>
+        <w:t>, ktorý je nominálne zameraný priamo na CO, je druhý (0,203). Senzory spolu silno korelujú, dôležitosť sa preto medzi ne delí a ich vzájomné poradie netreba brať presne. Z ostatných stĺpcov má zmysel hodina (0,057). Teplota, mesiac, vlhkosť a deň v týždni majú po 0,01 až 0,02. Štyri stĺpce ročného obdobia majú dokopy 0,010, lebo rovnakú informáciu nesie mesiac.</w:t>
       </w:r>
     </w:p>
     <w:p>
@@ -4829,7 +4817,7 @@
         <w:rPr>
           <w:i w:val="0"/>
         </w:rPr>
-        <w:t xml:space="preserve">SVM pre regresiu sa v Sklearn volá </w:t>
+        <w:t xml:space="preserve">Pre regresiu som použil </w:t>
       </w:r>
       <w:r>
         <w:rPr>
@@ -4841,7 +4829,7 @@
         <w:rPr>
           <w:i w:val="0"/>
         </w:rPr>
-        <w:t xml:space="preserve">. Model hľadá funkciu, od ktorej sú trénovacie body vzdialené najviac o </w:t>
+        <w:t xml:space="preserve">. Okolo hľadanej funkcie je pásmo široké </w:t>
       </w:r>
       <w:r>
         <w:rPr>
@@ -4853,19 +4841,7 @@
         <w:rPr>
           <w:i w:val="0"/>
         </w:rPr>
-        <w:t xml:space="preserve"> (predvolene 0,1 mg/m³). Chyby menšie než </w:t>
-      </w:r>
-      <w:r>
-        <w:rPr>
-          <w:i/>
-        </w:rPr>
-        <w:t>epsilon</w:t>
-      </w:r>
-      <w:r>
-        <w:rPr>
-          <w:i w:val="0"/>
-        </w:rPr>
-        <w:t xml:space="preserve"> nepočíta, väčšie trestá lineárne a parameter </w:t>
+        <w:t xml:space="preserve"> (predvolene 0,1 mg/m³) a chyby vnútri neho sa nepočítajú. Väčšie chyby sa trestajú a </w:t>
       </w:r>
       <w:r>
         <w:rPr>
@@ -4877,7 +4853,7 @@
         <w:rPr>
           <w:i w:val="0"/>
         </w:rPr>
-        <w:t xml:space="preserve"> určuje, ako silno. Pri malom </w:t>
+        <w:t xml:space="preserve"> určuje, ako veľmi, pri malom </w:t>
       </w:r>
       <w:r>
         <w:rPr>
@@ -4889,7 +4865,7 @@
         <w:rPr>
           <w:i w:val="0"/>
         </w:rPr>
-        <w:t xml:space="preserve"> je funkcia hladšia a viac bodov môže ležať mimo pásma. Jadro RBF dovolí zakrivenú závislosť a </w:t>
+        <w:t xml:space="preserve"> je teda funkcia hladšia. Pri jadre RBF ešte </w:t>
       </w:r>
       <w:r>
         <w:rPr>
@@ -4901,19 +4877,7 @@
         <w:rPr>
           <w:i w:val="0"/>
         </w:rPr>
-        <w:t xml:space="preserve"> určuje, ako ďaleko siaha vplyv jedného trénovacieho bodu. Predvolená </w:t>
-      </w:r>
-      <w:r>
-        <w:rPr>
-          <w:i/>
-        </w:rPr>
-        <w:t>gamma</w:t>
-      </w:r>
-      <w:r>
-        <w:rPr>
-          <w:i w:val="0"/>
-        </w:rPr>
-        <w:t xml:space="preserve"> je pri štandardizovaných dátach 1/14, teda približne 0,071. Okrem RBF som skúsil lineárne a polynomiálne jadro, pri polynomiálnom sa nastavuje stupeň (</w:t>
+        <w:t xml:space="preserve"> určuje, ako ďaleko siaha vplyv jedného bodu. Predvolene je to pri štandardizovaných dátach 1/14, približne 0,071. Okrem RBF som skúsil lineárne a polynomiálne jadro so stupňom </w:t>
       </w:r>
       <w:r>
         <w:rPr>
@@ -4925,7 +4889,7 @@
         <w:rPr>
           <w:i w:val="0"/>
         </w:rPr>
-        <w:t>). SVR pracuje so vzdialenosťami medzi bodmi, preto potrebuje normalizované vstupy.</w:t>
+        <w:t>. SVR počíta so vzdialenosťami medzi bodmi, preto dostáva normalizované vstupy.</w:t>
       </w:r>
     </w:p>
     <w:p>
@@ -5740,6 +5704,140 @@
                 <w:sz w:val="20"/>
               </w:rPr>
               <w:t>0,956</w:t>
+            </w:r>
+          </w:p>
+        </w:tc>
+      </w:tr>
+      <w:tr>
+        <w:trPr>
+          <w:cantSplit/>
+        </w:trPr>
+        <w:tc>
+          <w:tcPr>
+            <w:tcW w:type="dxa" w:w="1814"/>
+          </w:tcPr>
+          <w:p>
+            <w:pPr>
+              <w:keepNext/>
+              <w:spacing w:after="0"/>
+            </w:pPr>
+            <w:r>
+              <w:rPr>
+                <w:sz w:val="20"/>
+              </w:rPr>
+            </w:r>
+            <w:r>
+              <w:rPr>
+                <w:i w:val="0"/>
+                <w:sz w:val="20"/>
+              </w:rPr>
+              <w:t xml:space="preserve">RBF, </w:t>
+            </w:r>
+            <w:r>
+              <w:rPr>
+                <w:i/>
+                <w:sz w:val="20"/>
+              </w:rPr>
+              <w:t>C</w:t>
+            </w:r>
+            <w:r>
+              <w:rPr>
+                <w:i w:val="0"/>
+                <w:sz w:val="20"/>
+              </w:rPr>
+              <w:t xml:space="preserve"> = 300</w:t>
+            </w:r>
+          </w:p>
+        </w:tc>
+        <w:tc>
+          <w:tcPr>
+            <w:tcW w:type="dxa" w:w="1814"/>
+          </w:tcPr>
+          <w:p>
+            <w:pPr>
+              <w:keepNext/>
+              <w:spacing w:after="0"/>
+            </w:pPr>
+            <w:r>
+              <w:rPr>
+                <w:sz w:val="20"/>
+              </w:rPr>
+            </w:r>
+            <w:r>
+              <w:rPr>
+                <w:i w:val="0"/>
+                <w:sz w:val="20"/>
+              </w:rPr>
+              <w:t>0,213</w:t>
+            </w:r>
+          </w:p>
+        </w:tc>
+        <w:tc>
+          <w:tcPr>
+            <w:tcW w:type="dxa" w:w="1814"/>
+          </w:tcPr>
+          <w:p>
+            <w:pPr>
+              <w:keepNext/>
+              <w:spacing w:after="0"/>
+            </w:pPr>
+            <w:r>
+              <w:rPr>
+                <w:sz w:val="20"/>
+              </w:rPr>
+            </w:r>
+            <w:r>
+              <w:rPr>
+                <w:i w:val="0"/>
+                <w:sz w:val="20"/>
+              </w:rPr>
+              <w:t>0,978</w:t>
+            </w:r>
+          </w:p>
+        </w:tc>
+        <w:tc>
+          <w:tcPr>
+            <w:tcW w:type="dxa" w:w="1814"/>
+          </w:tcPr>
+          <w:p>
+            <w:pPr>
+              <w:keepNext/>
+              <w:spacing w:after="0"/>
+            </w:pPr>
+            <w:r>
+              <w:rPr>
+                <w:sz w:val="20"/>
+              </w:rPr>
+            </w:r>
+            <w:r>
+              <w:rPr>
+                <w:i w:val="0"/>
+                <w:sz w:val="20"/>
+              </w:rPr>
+              <w:t>0,313</w:t>
+            </w:r>
+          </w:p>
+        </w:tc>
+        <w:tc>
+          <w:tcPr>
+            <w:tcW w:type="dxa" w:w="1814"/>
+          </w:tcPr>
+          <w:p>
+            <w:pPr>
+              <w:keepNext/>
+              <w:spacing w:after="0"/>
+            </w:pPr>
+            <w:r>
+              <w:rPr>
+                <w:sz w:val="20"/>
+              </w:rPr>
+            </w:r>
+            <w:r>
+              <w:rPr>
+                <w:i w:val="0"/>
+                <w:sz w:val="20"/>
+              </w:rPr>
+              <w:t>0,953</w:t>
             </w:r>
           </w:p>
         </w:tc>
@@ -6674,7 +6772,31 @@
         <w:rPr>
           <w:i w:val="0"/>
         </w:rPr>
-        <w:t xml:space="preserve"> = 10 je to už len o 0,003 viac a trénovanie trvalo 4,8 s namiesto 0,7 s.</w:t>
+        <w:t xml:space="preserve"> = 10 je to už len o 0,003 viac a trénovanie trvalo 4,8 s namiesto 0,7 s. Pri </w:t>
+      </w:r>
+      <w:r>
+        <w:rPr>
+          <w:i/>
+        </w:rPr>
+        <w:t>C</w:t>
+      </w:r>
+      <w:r>
+        <w:rPr>
+          <w:i w:val="0"/>
+        </w:rPr>
+        <w:t xml:space="preserve"> = 300 trénovacie R² ešte stúplo na 0,978, testovacie však kleslo na 0,953 a trénovanie trvalo 16 s. Väčšie </w:t>
+      </w:r>
+      <w:r>
+        <w:rPr>
+          <w:i/>
+        </w:rPr>
+        <w:t>C</w:t>
+      </w:r>
+      <w:r>
+        <w:rPr>
+          <w:i w:val="0"/>
+        </w:rPr>
+        <w:t xml:space="preserve"> už model pretrénuje.</w:t>
       </w:r>
     </w:p>
     <w:p>
@@ -6731,7 +6853,7 @@
         <w:rPr>
           <w:i w:val="0"/>
         </w:rPr>
-        <w:t xml:space="preserve">Polynomiálne jadro so stupňom 2 vyšlo najhoršie zo všetkých modelov, R² 0,615 na testovacej množine. Jadro má tvar (γ·x·x′ + </w:t>
+        <w:t xml:space="preserve">Polynomiálne jadro so stupňom 2 dopadlo zo všetkých modelov najhoršie (R² 0,615 na testovacej množine), tak som hľadal prečo. Jadro je (γ·x·x′ + </w:t>
       </w:r>
       <w:r>
         <w:rPr>
@@ -6743,7 +6865,7 @@
         <w:rPr>
           <w:i w:val="0"/>
         </w:rPr>
-        <w:t xml:space="preserve">)² a predvolené </w:t>
+        <w:t xml:space="preserve">)² a </w:t>
       </w:r>
       <w:r>
         <w:rPr>
@@ -6755,7 +6877,7 @@
         <w:rPr>
           <w:i w:val="0"/>
         </w:rPr>
-        <w:t xml:space="preserve"> je 0. Model potom pozná len súčiny dvojíc vstupov, lineárne členy mu chýbajú a pre vstup x predpovie to isté ako pre −x. Po štandardizácii to znamená, že hodina s odozvami senzorov vysoko nad priemerom dostane rovnakú predpoveď ako hodina s rovnako veľkými odchýlkami pod priemerom. S </w:t>
+        <w:t xml:space="preserve"> je predvolene 0. Model vtedy pracuje len so súčinmi dvojíc vstupov, lineárne členy nemá a pre x aj −x dá rovnakú predpoveď. Po štandardizácii má každý stĺpec priemer 0. Hodina so senzormi vysoko nad priemerom tak dostane rovnakú predpoveď ako hodina, kde sú rovnako ďaleko pod priemerom. Keď som nastavil </w:t>
       </w:r>
       <w:r>
         <w:rPr>
@@ -6767,7 +6889,7 @@
         <w:rPr>
           <w:i w:val="0"/>
         </w:rPr>
-        <w:t xml:space="preserve"> = 1 má jadro aj lineárne členy a R² stúplo na 0,932. Stupeň 3 má nepárne členy aj pri </w:t>
+        <w:t xml:space="preserve"> = 1, jadro dostalo aj lineárne členy a R² stúplo na 0,932. Stupeň 3 má nepárne členy aj s </w:t>
       </w:r>
       <w:r>
         <w:rPr>
@@ -6779,7 +6901,7 @@
         <w:rPr>
           <w:i w:val="0"/>
         </w:rPr>
-        <w:t xml:space="preserve"> = 0 a dosiahol 0,944, menej než RBF.</w:t>
+        <w:t xml:space="preserve"> = 0 a dosiahol 0,944, stále menej než RBF.</w:t>
       </w:r>
     </w:p>
     <w:p>
@@ -7771,7 +7893,7 @@
         <w:rPr>
           <w:i w:val="0"/>
         </w:rPr>
-        <w:t xml:space="preserve">Každý graf má aj niečo vlastné. Reziduály stromu tvoria zvislé pásy, lebo všetky hodiny v jednom liste dostanú rovnakú predpoveď. Pri lese sú reziduály na trénovacej množine oveľa užšie než na testovacej, čo je to isté pretrénovanie, aké vidno na RMSE. Histogram SVR na trénovacej množine má dva vysoké stĺpce tesne vedľa nuly a medzi nimi nižší. Spôsobuje to pásmo </w:t>
+        <w:t xml:space="preserve">Reziduály stromu tvoria zvislé pásy, lebo všetky hodiny v jednom liste dostanú rovnakú predpoveď. Pri lese sú reziduály na trénovacej množine oveľa užšie než na testovacej, čo je to isté pretrénovanie, aké vidno na RMSE. Histogram SVR na trénovacej množine má dva vysoké stĺpce tesne vedľa nuly a medzi nimi nižší. Spôsobuje to pásmo </w:t>
       </w:r>
       <w:r>
         <w:rPr>
@@ -7783,7 +7905,7 @@
         <w:rPr>
           <w:i w:val="0"/>
         </w:rPr>
-        <w:t xml:space="preserve"> = 0,1: 65 % trénovacích reziduálov leží v pásme do 0,1 mg/m³ a 31 % priamo na jeho okraji. Na testovacej množine tento tvar nie je. SVR navyše pri dvoch testovacích hodinách predpovedá zápornú koncentráciu (najmenej −0,19 mg/m³), čo fyzikálne nejde. Strom ani les to urobiť nemôžu, lebo predpovedajú priemery trénovacích hodnôt.</w:t>
+        <w:t xml:space="preserve"> = 0,1: 65 % trénovacích reziduálov leží v pásme do 0,1 mg/m³ a asi štvrtina presne na jeho okraji. Na testovacej množine tento tvar nie je. SVR navyše pri dvoch testovacích hodinách predpovedá zápornú koncentráciu (najmenej −0,19 mg/m³), čo fyzikálne nejde. Strom ani les to urobiť nemôžu, lebo predpovedajú priemery trénovacích hodnôt.</w:t>
       </w:r>
     </w:p>
     <w:p>
@@ -7807,6 +7929,8245 @@
           <w:i w:val="0"/>
         </w:rPr>
         <w:t xml:space="preserve"> = 100), ktoré má najlepšie výsledky.</w:t>
+      </w:r>
+    </w:p>
+    <w:p>
+      <w:pPr>
+        <w:pStyle w:val="Heading1"/>
+      </w:pPr>
+      <w:r>
+        <w:t>3 Redukcia dimenzie</w:t>
+      </w:r>
+    </w:p>
+    <w:p>
+      <w:pPr>
+        <w:pStyle w:val="Heading2"/>
+      </w:pPr>
+      <w:r>
+        <w:t>3.1 Tri pôvodné príznaky</w:t>
+      </w:r>
+    </w:p>
+    <w:p>
+      <w:pPr>
+        <w:jc w:val="both"/>
+      </w:pPr>
+      <w:r>
+        <w:rPr>
+          <w:i w:val="0"/>
+        </w:rPr>
+        <w:t xml:space="preserve">Na osi som dal </w:t>
+      </w:r>
+      <w:r>
+        <w:rPr>
+          <w:i/>
+        </w:rPr>
+        <w:t>sensor_nmhc</w:t>
+      </w:r>
+      <w:r>
+        <w:rPr>
+          <w:i w:val="0"/>
+        </w:rPr>
+        <w:t xml:space="preserve">, </w:t>
+      </w:r>
+      <w:r>
+        <w:rPr>
+          <w:i/>
+        </w:rPr>
+        <w:t>sensor_nox</w:t>
+      </w:r>
+      <w:r>
+        <w:rPr>
+          <w:i w:val="0"/>
+        </w:rPr>
+        <w:t xml:space="preserve"> a hodinu dňa. </w:t>
+      </w:r>
+      <w:r>
+        <w:rPr>
+          <w:i/>
+        </w:rPr>
+        <w:t>sensor_nmhc</w:t>
+      </w:r>
+      <w:r>
+        <w:rPr>
+          <w:i w:val="0"/>
+        </w:rPr>
+        <w:t xml:space="preserve"> má s </w:t>
+      </w:r>
+      <w:r>
+        <w:rPr>
+          <w:i/>
+        </w:rPr>
+        <w:t>co</w:t>
+      </w:r>
+      <w:r>
+        <w:rPr>
+          <w:i w:val="0"/>
+        </w:rPr>
+        <w:t xml:space="preserve"> najvyššiu kladnú koreláciu (0,92) a </w:t>
+      </w:r>
+      <w:r>
+        <w:rPr>
+          <w:i/>
+        </w:rPr>
+        <w:t>sensor_nox</w:t>
+      </w:r>
+      <w:r>
+        <w:rPr>
+          <w:i w:val="0"/>
+        </w:rPr>
+        <w:t xml:space="preserve"> najvyššiu zápornú (−0,70). Ostatné senzory korelujú so </w:t>
+      </w:r>
+      <w:r>
+        <w:rPr>
+          <w:i/>
+        </w:rPr>
+        <w:t>sensor_nmhc</w:t>
+      </w:r>
+      <w:r>
+        <w:rPr>
+          <w:i w:val="0"/>
+        </w:rPr>
+        <w:t xml:space="preserve"> 0,77 až 0,89, v grafe by ležali skoro na jednej priamke s ním a nič nové by neukázali. Hodina má s </w:t>
+      </w:r>
+      <w:r>
+        <w:rPr>
+          <w:i/>
+        </w:rPr>
+        <w:t>co</w:t>
+      </w:r>
+      <w:r>
+        <w:rPr>
+          <w:i w:val="0"/>
+        </w:rPr>
+        <w:t xml:space="preserve"> koreláciu len 0,36, závislosť od nej sa však dá dobre vysvetliť. V grafe je všetkých 7 297 hodín pred normalizáciou, farba je koncentrácia CO. Body s vyšším CO som kreslil navrch, aby ich neprekryli tie s nízkym.</w:t>
+      </w:r>
+    </w:p>
+    <w:p>
+      <w:pPr>
+        <w:jc w:val="center"/>
+      </w:pPr>
+      <w:r>
+        <w:drawing>
+          <wp:inline xmlns:a="http://schemas.openxmlformats.org/drawingml/2006/main" xmlns:pic="http://schemas.openxmlformats.org/drawingml/2006/picture">
+            <wp:extent cx="5040000" cy="4200000"/>
+            <wp:docPr id="8" name="Picture 8"/>
+            <wp:cNvGraphicFramePr>
+              <a:graphicFrameLocks noChangeAspect="1"/>
+            </wp:cNvGraphicFramePr>
+            <a:graphic>
+              <a:graphicData uri="http://schemas.openxmlformats.org/drawingml/2006/picture">
+                <pic:pic>
+                  <pic:nvPicPr>
+                    <pic:cNvPr id="0" name="scatter3d_raw.png"/>
+                    <pic:cNvPicPr/>
+                  </pic:nvPicPr>
+                  <pic:blipFill>
+                    <a:blip r:embed="rId16"/>
+                    <a:stretch>
+                      <a:fillRect/>
+                    </a:stretch>
+                  </pic:blipFill>
+                  <pic:spPr>
+                    <a:xfrm>
+                      <a:off x="0" y="0"/>
+                      <a:ext cx="5040000" cy="4200000"/>
+                    </a:xfrm>
+                    <a:prstGeom prst="rect"/>
+                  </pic:spPr>
+                </pic:pic>
+              </a:graphicData>
+            </a:graphic>
+          </wp:inline>
+        </w:drawing>
+      </w:r>
+    </w:p>
+    <w:p>
+      <w:pPr>
+        <w:keepNext w:val="0"/>
+        <w:jc w:val="center"/>
+      </w:pPr>
+      <w:r>
+        <w:rPr>
+          <w:sz w:val="20"/>
+        </w:rPr>
+        <w:t>Obr. 8: sensor_nmhc, sensor_nox a hodina pred normalizáciou, farba je koncentrácia CO</w:t>
+      </w:r>
+    </w:p>
+    <w:p>
+      <w:pPr>
+        <w:jc w:val="both"/>
+      </w:pPr>
+      <w:r>
+        <w:rPr>
+          <w:i w:val="0"/>
+        </w:rPr>
+        <w:t xml:space="preserve">Farba sa mení hlavne pozdĺž osi </w:t>
+      </w:r>
+      <w:r>
+        <w:rPr>
+          <w:i/>
+        </w:rPr>
+        <w:t>sensor_nmhc</w:t>
+      </w:r>
+      <w:r>
+        <w:rPr>
+          <w:i w:val="0"/>
+        </w:rPr>
+        <w:t xml:space="preserve">. Pri odozve do 750 je priemerné CO 0,80 mg/m³, medzi 1 250 a 1 500 už 4,26 mg/m³ a nad 1 750 až 8,25 mg/m³. Takých hodín je ale len 28, väčšina bodov je v ľavej, tmavej časti grafu. Pri </w:t>
+      </w:r>
+      <w:r>
+        <w:rPr>
+          <w:i/>
+        </w:rPr>
+        <w:t>sensor_nox</w:t>
+      </w:r>
+      <w:r>
+        <w:rPr>
+          <w:i w:val="0"/>
+        </w:rPr>
+        <w:t xml:space="preserve"> je to naopak. Body s vysokou odozvou tohto senzora sú skoro všetky tmavé, nad 1 500 je priemerné CO 0,63 mg/m³ a pod 800 je 3,01 mg/m³. Senzory spolu korelujú −0,79, preto body v rovine </w:t>
+      </w:r>
+      <w:r>
+        <w:rPr>
+          <w:i/>
+        </w:rPr>
+        <w:t>sensor_nmhc</w:t>
+      </w:r>
+      <w:r>
+        <w:rPr>
+          <w:i w:val="0"/>
+        </w:rPr>
+        <w:t xml:space="preserve"> a </w:t>
+      </w:r>
+      <w:r>
+        <w:rPr>
+          <w:i/>
+        </w:rPr>
+        <w:t>sensor_nox</w:t>
+      </w:r>
+      <w:r>
+        <w:rPr>
+          <w:i w:val="0"/>
+        </w:rPr>
+        <w:t xml:space="preserve"> tvoria zahnutý pás: keď jeden rastie, druhý klesá.</w:t>
+      </w:r>
+    </w:p>
+    <w:p>
+      <w:pPr>
+        <w:jc w:val="both"/>
+      </w:pPr>
+      <w:r>
+        <w:rPr>
+          <w:i w:val="0"/>
+        </w:rPr>
+        <w:t xml:space="preserve">Graf je otočený tak, aby bola hodina na zvislej osi a </w:t>
+      </w:r>
+      <w:r>
+        <w:rPr>
+          <w:i/>
+        </w:rPr>
+        <w:t>sensor_nmhc</w:t>
+      </w:r>
+      <w:r>
+        <w:rPr>
+          <w:i w:val="0"/>
+        </w:rPr>
+        <w:t xml:space="preserve"> na vodorovnej. Svetlejšie body tvoria dva vodorovné pásy, jeden ráno a druhý večer, a nočné hodiny dole sú tmavé a pri nízkej odozve </w:t>
+      </w:r>
+      <w:r>
+        <w:rPr>
+          <w:i/>
+        </w:rPr>
+        <w:t>sensor_nmhc</w:t>
+      </w:r>
+      <w:r>
+        <w:rPr>
+          <w:i w:val="0"/>
+        </w:rPr>
+        <w:t xml:space="preserve">. Priemerné CO podľa hodiny je najnižšie o 5:00 (0,70 mg/m³) a má dva vrcholy, o 9:00 (2,95 mg/m³) a o 19:00 (3,71 mg/m³). Zodpovedá to rannej a večernej dopravnej špičke. Vysoké CO je teda pri vysokej odozve </w:t>
+      </w:r>
+      <w:r>
+        <w:rPr>
+          <w:i/>
+        </w:rPr>
+        <w:t>sensor_nmhc</w:t>
+      </w:r>
+      <w:r>
+        <w:rPr>
+          <w:i w:val="0"/>
+        </w:rPr>
+        <w:t xml:space="preserve">, nízkej odozve </w:t>
+      </w:r>
+      <w:r>
+        <w:rPr>
+          <w:i/>
+        </w:rPr>
+        <w:t>sensor_nox</w:t>
+      </w:r>
+      <w:r>
+        <w:rPr>
+          <w:i w:val="0"/>
+        </w:rPr>
+        <w:t xml:space="preserve"> a v čase špičky.</w:t>
+      </w:r>
+    </w:p>
+    <w:p>
+      <w:pPr>
+        <w:pStyle w:val="Heading2"/>
+      </w:pPr>
+      <w:r>
+        <w:t>3.2 PCA na 3 komponenty</w:t>
+      </w:r>
+    </w:p>
+    <w:p>
+      <w:pPr>
+        <w:jc w:val="both"/>
+      </w:pPr>
+      <w:r>
+        <w:rPr>
+          <w:i w:val="0"/>
+        </w:rPr>
+        <w:t xml:space="preserve">PCA som robil na normalizovaných vstupoch bez </w:t>
+      </w:r>
+      <w:r>
+        <w:rPr>
+          <w:i/>
+        </w:rPr>
+        <w:t>co</w:t>
+      </w:r>
+      <w:r>
+        <w:rPr>
+          <w:i w:val="0"/>
+        </w:rPr>
+        <w:t>. Scaler aj PCA som nastavil len na trénovacej množine a potom som nimi transformoval trénovacie aj testovacie hodiny, v grafe sú všetky. Tri komponenty vysvetľujú 30,9 %, 18,9 % a 14,2 % variancie, spolu 64,0 %. Čo znamenajú, ukazujú loadingy v tab. 7, teda váhy pôvodných príznakov v každej komponente.</w:t>
+      </w:r>
+    </w:p>
+    <w:p>
+      <w:pPr>
+        <w:keepNext/>
+        <w:jc w:val="center"/>
+      </w:pPr>
+      <w:r>
+        <w:rPr>
+          <w:sz w:val="20"/>
+        </w:rPr>
+        <w:t>Tab. 7: Loadingy prvých troch komponentov PCA</w:t>
+      </w:r>
+    </w:p>
+    <w:tbl>
+      <w:tblPr>
+        <w:tblStyle w:val="TableGrid"/>
+        <w:tblW w:type="auto" w:w="0"/>
+        <w:jc w:val="center"/>
+        <w:tblLook w:firstColumn="1" w:firstRow="1" w:lastColumn="0" w:lastRow="0" w:noHBand="0" w:noVBand="1" w:val="04A0"/>
+      </w:tblPr>
+      <w:tblGrid>
+        <w:gridCol w:w="2268"/>
+        <w:gridCol w:w="2268"/>
+        <w:gridCol w:w="2268"/>
+        <w:gridCol w:w="2268"/>
+      </w:tblGrid>
+      <w:tr>
+        <w:trPr>
+          <w:cantSplit/>
+        </w:trPr>
+        <w:tc>
+          <w:tcPr>
+            <w:tcW w:type="dxa" w:w="2268"/>
+          </w:tcPr>
+          <w:p>
+            <w:pPr>
+              <w:keepNext/>
+              <w:spacing w:after="0"/>
+            </w:pPr>
+            <w:r>
+              <w:rPr>
+                <w:sz w:val="20"/>
+              </w:rPr>
+            </w:r>
+            <w:r>
+              <w:rPr>
+                <w:b/>
+                <w:sz w:val="20"/>
+              </w:rPr>
+              <w:t>Príznak</w:t>
+            </w:r>
+          </w:p>
+        </w:tc>
+        <w:tc>
+          <w:tcPr>
+            <w:tcW w:type="dxa" w:w="2268"/>
+          </w:tcPr>
+          <w:p>
+            <w:pPr>
+              <w:keepNext/>
+              <w:spacing w:after="0"/>
+            </w:pPr>
+            <w:r>
+              <w:rPr>
+                <w:sz w:val="20"/>
+              </w:rPr>
+            </w:r>
+            <w:r>
+              <w:rPr>
+                <w:b/>
+                <w:sz w:val="20"/>
+              </w:rPr>
+              <w:t>PC1</w:t>
+            </w:r>
+          </w:p>
+        </w:tc>
+        <w:tc>
+          <w:tcPr>
+            <w:tcW w:type="dxa" w:w="2268"/>
+          </w:tcPr>
+          <w:p>
+            <w:pPr>
+              <w:keepNext/>
+              <w:spacing w:after="0"/>
+            </w:pPr>
+            <w:r>
+              <w:rPr>
+                <w:sz w:val="20"/>
+              </w:rPr>
+            </w:r>
+            <w:r>
+              <w:rPr>
+                <w:b/>
+                <w:sz w:val="20"/>
+              </w:rPr>
+              <w:t>PC2</w:t>
+            </w:r>
+          </w:p>
+        </w:tc>
+        <w:tc>
+          <w:tcPr>
+            <w:tcW w:type="dxa" w:w="2268"/>
+          </w:tcPr>
+          <w:p>
+            <w:pPr>
+              <w:keepNext/>
+              <w:spacing w:after="0"/>
+            </w:pPr>
+            <w:r>
+              <w:rPr>
+                <w:sz w:val="20"/>
+              </w:rPr>
+            </w:r>
+            <w:r>
+              <w:rPr>
+                <w:b/>
+                <w:sz w:val="20"/>
+              </w:rPr>
+              <w:t>PC3</w:t>
+            </w:r>
+          </w:p>
+        </w:tc>
+      </w:tr>
+      <w:tr>
+        <w:trPr>
+          <w:cantSplit/>
+        </w:trPr>
+        <w:tc>
+          <w:tcPr>
+            <w:tcW w:type="dxa" w:w="2268"/>
+          </w:tcPr>
+          <w:p>
+            <w:pPr>
+              <w:keepNext/>
+              <w:spacing w:after="0"/>
+            </w:pPr>
+            <w:r>
+              <w:rPr>
+                <w:sz w:val="20"/>
+              </w:rPr>
+            </w:r>
+            <w:r>
+              <w:rPr>
+                <w:i w:val="0"/>
+                <w:sz w:val="20"/>
+              </w:rPr>
+            </w:r>
+            <w:r>
+              <w:rPr>
+                <w:i/>
+                <w:sz w:val="20"/>
+              </w:rPr>
+              <w:t>month</w:t>
+            </w:r>
+            <w:r>
+              <w:rPr>
+                <w:i w:val="0"/>
+                <w:sz w:val="20"/>
+              </w:rPr>
+            </w:r>
+          </w:p>
+        </w:tc>
+        <w:tc>
+          <w:tcPr>
+            <w:tcW w:type="dxa" w:w="2268"/>
+          </w:tcPr>
+          <w:p>
+            <w:pPr>
+              <w:keepNext/>
+              <w:spacing w:after="0"/>
+            </w:pPr>
+            <w:r>
+              <w:rPr>
+                <w:sz w:val="20"/>
+              </w:rPr>
+            </w:r>
+            <w:r>
+              <w:rPr>
+                <w:i w:val="0"/>
+                <w:sz w:val="20"/>
+              </w:rPr>
+              <w:t>0,09</w:t>
+            </w:r>
+          </w:p>
+        </w:tc>
+        <w:tc>
+          <w:tcPr>
+            <w:tcW w:type="dxa" w:w="2268"/>
+          </w:tcPr>
+          <w:p>
+            <w:pPr>
+              <w:keepNext/>
+              <w:spacing w:after="0"/>
+            </w:pPr>
+            <w:r>
+              <w:rPr>
+                <w:sz w:val="20"/>
+              </w:rPr>
+            </w:r>
+            <w:r>
+              <w:rPr>
+                <w:i w:val="0"/>
+                <w:sz w:val="20"/>
+              </w:rPr>
+              <w:t>0,22</w:t>
+            </w:r>
+          </w:p>
+        </w:tc>
+        <w:tc>
+          <w:tcPr>
+            <w:tcW w:type="dxa" w:w="2268"/>
+          </w:tcPr>
+          <w:p>
+            <w:pPr>
+              <w:keepNext/>
+              <w:spacing w:after="0"/>
+            </w:pPr>
+            <w:r>
+              <w:rPr>
+                <w:sz w:val="20"/>
+              </w:rPr>
+            </w:r>
+            <w:r>
+              <w:rPr>
+                <w:i w:val="0"/>
+                <w:sz w:val="20"/>
+              </w:rPr>
+              <w:t>0,55</w:t>
+            </w:r>
+          </w:p>
+        </w:tc>
+      </w:tr>
+      <w:tr>
+        <w:trPr>
+          <w:cantSplit/>
+        </w:trPr>
+        <w:tc>
+          <w:tcPr>
+            <w:tcW w:type="dxa" w:w="2268"/>
+          </w:tcPr>
+          <w:p>
+            <w:pPr>
+              <w:keepNext/>
+              <w:spacing w:after="0"/>
+            </w:pPr>
+            <w:r>
+              <w:rPr>
+                <w:sz w:val="20"/>
+              </w:rPr>
+            </w:r>
+            <w:r>
+              <w:rPr>
+                <w:i w:val="0"/>
+                <w:sz w:val="20"/>
+              </w:rPr>
+            </w:r>
+            <w:r>
+              <w:rPr>
+                <w:i/>
+                <w:sz w:val="20"/>
+              </w:rPr>
+              <w:t>hour</w:t>
+            </w:r>
+            <w:r>
+              <w:rPr>
+                <w:i w:val="0"/>
+                <w:sz w:val="20"/>
+              </w:rPr>
+            </w:r>
+          </w:p>
+        </w:tc>
+        <w:tc>
+          <w:tcPr>
+            <w:tcW w:type="dxa" w:w="2268"/>
+          </w:tcPr>
+          <w:p>
+            <w:pPr>
+              <w:keepNext/>
+              <w:spacing w:after="0"/>
+            </w:pPr>
+            <w:r>
+              <w:rPr>
+                <w:sz w:val="20"/>
+              </w:rPr>
+            </w:r>
+            <w:r>
+              <w:rPr>
+                <w:i w:val="0"/>
+                <w:sz w:val="20"/>
+              </w:rPr>
+              <w:t>0,19</w:t>
+            </w:r>
+          </w:p>
+        </w:tc>
+        <w:tc>
+          <w:tcPr>
+            <w:tcW w:type="dxa" w:w="2268"/>
+          </w:tcPr>
+          <w:p>
+            <w:pPr>
+              <w:keepNext/>
+              <w:spacing w:after="0"/>
+            </w:pPr>
+            <w:r>
+              <w:rPr>
+                <w:sz w:val="20"/>
+              </w:rPr>
+            </w:r>
+            <w:r>
+              <w:rPr>
+                <w:i w:val="0"/>
+                <w:sz w:val="20"/>
+              </w:rPr>
+              <w:t>0,04</w:t>
+            </w:r>
+          </w:p>
+        </w:tc>
+        <w:tc>
+          <w:tcPr>
+            <w:tcW w:type="dxa" w:w="2268"/>
+          </w:tcPr>
+          <w:p>
+            <w:pPr>
+              <w:keepNext/>
+              <w:spacing w:after="0"/>
+            </w:pPr>
+            <w:r>
+              <w:rPr>
+                <w:sz w:val="20"/>
+              </w:rPr>
+            </w:r>
+            <w:r>
+              <w:rPr>
+                <w:i w:val="0"/>
+                <w:sz w:val="20"/>
+              </w:rPr>
+              <w:t>−0,16</w:t>
+            </w:r>
+          </w:p>
+        </w:tc>
+      </w:tr>
+      <w:tr>
+        <w:trPr>
+          <w:cantSplit/>
+        </w:trPr>
+        <w:tc>
+          <w:tcPr>
+            <w:tcW w:type="dxa" w:w="2268"/>
+          </w:tcPr>
+          <w:p>
+            <w:pPr>
+              <w:keepNext/>
+              <w:spacing w:after="0"/>
+            </w:pPr>
+            <w:r>
+              <w:rPr>
+                <w:sz w:val="20"/>
+              </w:rPr>
+            </w:r>
+            <w:r>
+              <w:rPr>
+                <w:i w:val="0"/>
+                <w:sz w:val="20"/>
+              </w:rPr>
+            </w:r>
+            <w:r>
+              <w:rPr>
+                <w:i/>
+                <w:sz w:val="20"/>
+              </w:rPr>
+              <w:t>weekday</w:t>
+            </w:r>
+            <w:r>
+              <w:rPr>
+                <w:i w:val="0"/>
+                <w:sz w:val="20"/>
+              </w:rPr>
+            </w:r>
+          </w:p>
+        </w:tc>
+        <w:tc>
+          <w:tcPr>
+            <w:tcW w:type="dxa" w:w="2268"/>
+          </w:tcPr>
+          <w:p>
+            <w:pPr>
+              <w:keepNext/>
+              <w:spacing w:after="0"/>
+            </w:pPr>
+            <w:r>
+              <w:rPr>
+                <w:sz w:val="20"/>
+              </w:rPr>
+            </w:r>
+            <w:r>
+              <w:rPr>
+                <w:i w:val="0"/>
+                <w:sz w:val="20"/>
+              </w:rPr>
+              <w:t>0,09</w:t>
+            </w:r>
+          </w:p>
+        </w:tc>
+        <w:tc>
+          <w:tcPr>
+            <w:tcW w:type="dxa" w:w="2268"/>
+          </w:tcPr>
+          <w:p>
+            <w:pPr>
+              <w:keepNext/>
+              <w:spacing w:after="0"/>
+            </w:pPr>
+            <w:r>
+              <w:rPr>
+                <w:sz w:val="20"/>
+              </w:rPr>
+            </w:r>
+            <w:r>
+              <w:rPr>
+                <w:i w:val="0"/>
+                <w:sz w:val="20"/>
+              </w:rPr>
+              <w:t>−0,04</w:t>
+            </w:r>
+          </w:p>
+        </w:tc>
+        <w:tc>
+          <w:tcPr>
+            <w:tcW w:type="dxa" w:w="2268"/>
+          </w:tcPr>
+          <w:p>
+            <w:pPr>
+              <w:keepNext/>
+              <w:spacing w:after="0"/>
+            </w:pPr>
+            <w:r>
+              <w:rPr>
+                <w:sz w:val="20"/>
+              </w:rPr>
+            </w:r>
+            <w:r>
+              <w:rPr>
+                <w:i w:val="0"/>
+                <w:sz w:val="20"/>
+              </w:rPr>
+              <w:t>0,00</w:t>
+            </w:r>
+          </w:p>
+        </w:tc>
+      </w:tr>
+      <w:tr>
+        <w:trPr>
+          <w:cantSplit/>
+        </w:trPr>
+        <w:tc>
+          <w:tcPr>
+            <w:tcW w:type="dxa" w:w="2268"/>
+          </w:tcPr>
+          <w:p>
+            <w:pPr>
+              <w:keepNext/>
+              <w:spacing w:after="0"/>
+            </w:pPr>
+            <w:r>
+              <w:rPr>
+                <w:sz w:val="20"/>
+              </w:rPr>
+            </w:r>
+            <w:r>
+              <w:rPr>
+                <w:i w:val="0"/>
+                <w:sz w:val="20"/>
+              </w:rPr>
+            </w:r>
+            <w:r>
+              <w:rPr>
+                <w:i/>
+                <w:sz w:val="20"/>
+              </w:rPr>
+              <w:t>sensor_co</w:t>
+            </w:r>
+            <w:r>
+              <w:rPr>
+                <w:i w:val="0"/>
+                <w:sz w:val="20"/>
+              </w:rPr>
+            </w:r>
+          </w:p>
+        </w:tc>
+        <w:tc>
+          <w:tcPr>
+            <w:tcW w:type="dxa" w:w="2268"/>
+          </w:tcPr>
+          <w:p>
+            <w:pPr>
+              <w:keepNext/>
+              <w:spacing w:after="0"/>
+            </w:pPr>
+            <w:r>
+              <w:rPr>
+                <w:sz w:val="20"/>
+              </w:rPr>
+            </w:r>
+            <w:r>
+              <w:rPr>
+                <w:i w:val="0"/>
+                <w:sz w:val="20"/>
+              </w:rPr>
+              <w:t>0,43</w:t>
+            </w:r>
+          </w:p>
+        </w:tc>
+        <w:tc>
+          <w:tcPr>
+            <w:tcW w:type="dxa" w:w="2268"/>
+          </w:tcPr>
+          <w:p>
+            <w:pPr>
+              <w:keepNext/>
+              <w:spacing w:after="0"/>
+            </w:pPr>
+            <w:r>
+              <w:rPr>
+                <w:sz w:val="20"/>
+              </w:rPr>
+            </w:r>
+            <w:r>
+              <w:rPr>
+                <w:i w:val="0"/>
+                <w:sz w:val="20"/>
+              </w:rPr>
+              <w:t>−0,20</w:t>
+            </w:r>
+          </w:p>
+        </w:tc>
+        <w:tc>
+          <w:tcPr>
+            <w:tcW w:type="dxa" w:w="2268"/>
+          </w:tcPr>
+          <w:p>
+            <w:pPr>
+              <w:keepNext/>
+              <w:spacing w:after="0"/>
+            </w:pPr>
+            <w:r>
+              <w:rPr>
+                <w:sz w:val="20"/>
+              </w:rPr>
+            </w:r>
+            <w:r>
+              <w:rPr>
+                <w:i w:val="0"/>
+                <w:sz w:val="20"/>
+              </w:rPr>
+              <w:t>−0,09</w:t>
+            </w:r>
+          </w:p>
+        </w:tc>
+      </w:tr>
+      <w:tr>
+        <w:trPr>
+          <w:cantSplit/>
+        </w:trPr>
+        <w:tc>
+          <w:tcPr>
+            <w:tcW w:type="dxa" w:w="2268"/>
+          </w:tcPr>
+          <w:p>
+            <w:pPr>
+              <w:keepNext/>
+              <w:spacing w:after="0"/>
+            </w:pPr>
+            <w:r>
+              <w:rPr>
+                <w:sz w:val="20"/>
+              </w:rPr>
+            </w:r>
+            <w:r>
+              <w:rPr>
+                <w:i w:val="0"/>
+                <w:sz w:val="20"/>
+              </w:rPr>
+            </w:r>
+            <w:r>
+              <w:rPr>
+                <w:i/>
+                <w:sz w:val="20"/>
+              </w:rPr>
+              <w:t>sensor_nmhc</w:t>
+            </w:r>
+            <w:r>
+              <w:rPr>
+                <w:i w:val="0"/>
+                <w:sz w:val="20"/>
+              </w:rPr>
+            </w:r>
+          </w:p>
+        </w:tc>
+        <w:tc>
+          <w:tcPr>
+            <w:tcW w:type="dxa" w:w="2268"/>
+          </w:tcPr>
+          <w:p>
+            <w:pPr>
+              <w:keepNext/>
+              <w:spacing w:after="0"/>
+            </w:pPr>
+            <w:r>
+              <w:rPr>
+                <w:sz w:val="20"/>
+              </w:rPr>
+            </w:r>
+            <w:r>
+              <w:rPr>
+                <w:i w:val="0"/>
+                <w:sz w:val="20"/>
+              </w:rPr>
+              <w:t>0,46</w:t>
+            </w:r>
+          </w:p>
+        </w:tc>
+        <w:tc>
+          <w:tcPr>
+            <w:tcW w:type="dxa" w:w="2268"/>
+          </w:tcPr>
+          <w:p>
+            <w:pPr>
+              <w:keepNext/>
+              <w:spacing w:after="0"/>
+            </w:pPr>
+            <w:r>
+              <w:rPr>
+                <w:sz w:val="20"/>
+              </w:rPr>
+            </w:r>
+            <w:r>
+              <w:rPr>
+                <w:i w:val="0"/>
+                <w:sz w:val="20"/>
+              </w:rPr>
+              <w:t>−0,05</w:t>
+            </w:r>
+          </w:p>
+        </w:tc>
+        <w:tc>
+          <w:tcPr>
+            <w:tcW w:type="dxa" w:w="2268"/>
+          </w:tcPr>
+          <w:p>
+            <w:pPr>
+              <w:keepNext/>
+              <w:spacing w:after="0"/>
+            </w:pPr>
+            <w:r>
+              <w:rPr>
+                <w:sz w:val="20"/>
+              </w:rPr>
+            </w:r>
+            <w:r>
+              <w:rPr>
+                <w:i w:val="0"/>
+                <w:sz w:val="20"/>
+              </w:rPr>
+              <w:t>−0,03</w:t>
+            </w:r>
+          </w:p>
+        </w:tc>
+      </w:tr>
+      <w:tr>
+        <w:trPr>
+          <w:cantSplit/>
+        </w:trPr>
+        <w:tc>
+          <w:tcPr>
+            <w:tcW w:type="dxa" w:w="2268"/>
+          </w:tcPr>
+          <w:p>
+            <w:pPr>
+              <w:keepNext/>
+              <w:spacing w:after="0"/>
+            </w:pPr>
+            <w:r>
+              <w:rPr>
+                <w:sz w:val="20"/>
+              </w:rPr>
+            </w:r>
+            <w:r>
+              <w:rPr>
+                <w:i w:val="0"/>
+                <w:sz w:val="20"/>
+              </w:rPr>
+            </w:r>
+            <w:r>
+              <w:rPr>
+                <w:i/>
+                <w:sz w:val="20"/>
+              </w:rPr>
+              <w:t>sensor_nox</w:t>
+            </w:r>
+            <w:r>
+              <w:rPr>
+                <w:i w:val="0"/>
+                <w:sz w:val="20"/>
+              </w:rPr>
+            </w:r>
+          </w:p>
+        </w:tc>
+        <w:tc>
+          <w:tcPr>
+            <w:tcW w:type="dxa" w:w="2268"/>
+          </w:tcPr>
+          <w:p>
+            <w:pPr>
+              <w:keepNext/>
+              <w:spacing w:after="0"/>
+            </w:pPr>
+            <w:r>
+              <w:rPr>
+                <w:sz w:val="20"/>
+              </w:rPr>
+            </w:r>
+            <w:r>
+              <w:rPr>
+                <w:i w:val="0"/>
+                <w:sz w:val="20"/>
+              </w:rPr>
+              <w:t>−0,40</w:t>
+            </w:r>
+          </w:p>
+        </w:tc>
+        <w:tc>
+          <w:tcPr>
+            <w:tcW w:type="dxa" w:w="2268"/>
+          </w:tcPr>
+          <w:p>
+            <w:pPr>
+              <w:keepNext/>
+              <w:spacing w:after="0"/>
+            </w:pPr>
+            <w:r>
+              <w:rPr>
+                <w:sz w:val="20"/>
+              </w:rPr>
+            </w:r>
+            <w:r>
+              <w:rPr>
+                <w:i w:val="0"/>
+                <w:sz w:val="20"/>
+              </w:rPr>
+              <w:t>0,14</w:t>
+            </w:r>
+          </w:p>
+        </w:tc>
+        <w:tc>
+          <w:tcPr>
+            <w:tcW w:type="dxa" w:w="2268"/>
+          </w:tcPr>
+          <w:p>
+            <w:pPr>
+              <w:keepNext/>
+              <w:spacing w:after="0"/>
+            </w:pPr>
+            <w:r>
+              <w:rPr>
+                <w:sz w:val="20"/>
+              </w:rPr>
+            </w:r>
+            <w:r>
+              <w:rPr>
+                <w:i w:val="0"/>
+                <w:sz w:val="20"/>
+              </w:rPr>
+              <w:t>−0,01</w:t>
+            </w:r>
+          </w:p>
+        </w:tc>
+      </w:tr>
+      <w:tr>
+        <w:trPr>
+          <w:cantSplit/>
+        </w:trPr>
+        <w:tc>
+          <w:tcPr>
+            <w:tcW w:type="dxa" w:w="2268"/>
+          </w:tcPr>
+          <w:p>
+            <w:pPr>
+              <w:keepNext/>
+              <w:spacing w:after="0"/>
+            </w:pPr>
+            <w:r>
+              <w:rPr>
+                <w:sz w:val="20"/>
+              </w:rPr>
+            </w:r>
+            <w:r>
+              <w:rPr>
+                <w:i w:val="0"/>
+                <w:sz w:val="20"/>
+              </w:rPr>
+            </w:r>
+            <w:r>
+              <w:rPr>
+                <w:i/>
+                <w:sz w:val="20"/>
+              </w:rPr>
+              <w:t>sensor_no2</w:t>
+            </w:r>
+            <w:r>
+              <w:rPr>
+                <w:i w:val="0"/>
+                <w:sz w:val="20"/>
+              </w:rPr>
+            </w:r>
+          </w:p>
+        </w:tc>
+        <w:tc>
+          <w:tcPr>
+            <w:tcW w:type="dxa" w:w="2268"/>
+          </w:tcPr>
+          <w:p>
+            <w:pPr>
+              <w:keepNext/>
+              <w:spacing w:after="0"/>
+            </w:pPr>
+            <w:r>
+              <w:rPr>
+                <w:sz w:val="20"/>
+              </w:rPr>
+            </w:r>
+            <w:r>
+              <w:rPr>
+                <w:i w:val="0"/>
+                <w:sz w:val="20"/>
+              </w:rPr>
+              <w:t>0,40</w:t>
+            </w:r>
+          </w:p>
+        </w:tc>
+        <w:tc>
+          <w:tcPr>
+            <w:tcW w:type="dxa" w:w="2268"/>
+          </w:tcPr>
+          <w:p>
+            <w:pPr>
+              <w:keepNext/>
+              <w:spacing w:after="0"/>
+            </w:pPr>
+            <w:r>
+              <w:rPr>
+                <w:sz w:val="20"/>
+              </w:rPr>
+            </w:r>
+            <w:r>
+              <w:rPr>
+                <w:i w:val="0"/>
+                <w:sz w:val="20"/>
+              </w:rPr>
+              <w:t>0,20</w:t>
+            </w:r>
+          </w:p>
+        </w:tc>
+        <w:tc>
+          <w:tcPr>
+            <w:tcW w:type="dxa" w:w="2268"/>
+          </w:tcPr>
+          <w:p>
+            <w:pPr>
+              <w:keepNext/>
+              <w:spacing w:after="0"/>
+            </w:pPr>
+            <w:r>
+              <w:rPr>
+                <w:sz w:val="20"/>
+              </w:rPr>
+            </w:r>
+            <w:r>
+              <w:rPr>
+                <w:i w:val="0"/>
+                <w:sz w:val="20"/>
+              </w:rPr>
+              <w:t>−0,07</w:t>
+            </w:r>
+          </w:p>
+        </w:tc>
+      </w:tr>
+      <w:tr>
+        <w:trPr>
+          <w:cantSplit/>
+        </w:trPr>
+        <w:tc>
+          <w:tcPr>
+            <w:tcW w:type="dxa" w:w="2268"/>
+          </w:tcPr>
+          <w:p>
+            <w:pPr>
+              <w:keepNext/>
+              <w:spacing w:after="0"/>
+            </w:pPr>
+            <w:r>
+              <w:rPr>
+                <w:sz w:val="20"/>
+              </w:rPr>
+            </w:r>
+            <w:r>
+              <w:rPr>
+                <w:i w:val="0"/>
+                <w:sz w:val="20"/>
+              </w:rPr>
+            </w:r>
+            <w:r>
+              <w:rPr>
+                <w:i/>
+                <w:sz w:val="20"/>
+              </w:rPr>
+              <w:t>sensor_o3</w:t>
+            </w:r>
+            <w:r>
+              <w:rPr>
+                <w:i w:val="0"/>
+                <w:sz w:val="20"/>
+              </w:rPr>
+            </w:r>
+          </w:p>
+        </w:tc>
+        <w:tc>
+          <w:tcPr>
+            <w:tcW w:type="dxa" w:w="2268"/>
+          </w:tcPr>
+          <w:p>
+            <w:pPr>
+              <w:keepNext/>
+              <w:spacing w:after="0"/>
+            </w:pPr>
+            <w:r>
+              <w:rPr>
+                <w:sz w:val="20"/>
+              </w:rPr>
+            </w:r>
+            <w:r>
+              <w:rPr>
+                <w:i w:val="0"/>
+                <w:sz w:val="20"/>
+              </w:rPr>
+              <w:t>0,42</w:t>
+            </w:r>
+          </w:p>
+        </w:tc>
+        <w:tc>
+          <w:tcPr>
+            <w:tcW w:type="dxa" w:w="2268"/>
+          </w:tcPr>
+          <w:p>
+            <w:pPr>
+              <w:keepNext/>
+              <w:spacing w:after="0"/>
+            </w:pPr>
+            <w:r>
+              <w:rPr>
+                <w:sz w:val="20"/>
+              </w:rPr>
+            </w:r>
+            <w:r>
+              <w:rPr>
+                <w:i w:val="0"/>
+                <w:sz w:val="20"/>
+              </w:rPr>
+              <w:t>−0,22</w:t>
+            </w:r>
+          </w:p>
+        </w:tc>
+        <w:tc>
+          <w:tcPr>
+            <w:tcW w:type="dxa" w:w="2268"/>
+          </w:tcPr>
+          <w:p>
+            <w:pPr>
+              <w:keepNext/>
+              <w:spacing w:after="0"/>
+            </w:pPr>
+            <w:r>
+              <w:rPr>
+                <w:sz w:val="20"/>
+              </w:rPr>
+            </w:r>
+            <w:r>
+              <w:rPr>
+                <w:i w:val="0"/>
+                <w:sz w:val="20"/>
+              </w:rPr>
+              <w:t>0,01</w:t>
+            </w:r>
+          </w:p>
+        </w:tc>
+      </w:tr>
+      <w:tr>
+        <w:trPr>
+          <w:cantSplit/>
+        </w:trPr>
+        <w:tc>
+          <w:tcPr>
+            <w:tcW w:type="dxa" w:w="2268"/>
+          </w:tcPr>
+          <w:p>
+            <w:pPr>
+              <w:keepNext/>
+              <w:spacing w:after="0"/>
+            </w:pPr>
+            <w:r>
+              <w:rPr>
+                <w:sz w:val="20"/>
+              </w:rPr>
+            </w:r>
+            <w:r>
+              <w:rPr>
+                <w:i w:val="0"/>
+                <w:sz w:val="20"/>
+              </w:rPr>
+            </w:r>
+            <w:r>
+              <w:rPr>
+                <w:i/>
+                <w:sz w:val="20"/>
+              </w:rPr>
+              <w:t>temperature</w:t>
+            </w:r>
+            <w:r>
+              <w:rPr>
+                <w:i w:val="0"/>
+                <w:sz w:val="20"/>
+              </w:rPr>
+            </w:r>
+          </w:p>
+        </w:tc>
+        <w:tc>
+          <w:tcPr>
+            <w:tcW w:type="dxa" w:w="2268"/>
+          </w:tcPr>
+          <w:p>
+            <w:pPr>
+              <w:keepNext/>
+              <w:spacing w:after="0"/>
+            </w:pPr>
+            <w:r>
+              <w:rPr>
+                <w:sz w:val="20"/>
+              </w:rPr>
+            </w:r>
+            <w:r>
+              <w:rPr>
+                <w:i w:val="0"/>
+                <w:sz w:val="20"/>
+              </w:rPr>
+              <w:t>0,17</w:t>
+            </w:r>
+          </w:p>
+        </w:tc>
+        <w:tc>
+          <w:tcPr>
+            <w:tcW w:type="dxa" w:w="2268"/>
+          </w:tcPr>
+          <w:p>
+            <w:pPr>
+              <w:keepNext/>
+              <w:spacing w:after="0"/>
+            </w:pPr>
+            <w:r>
+              <w:rPr>
+                <w:sz w:val="20"/>
+              </w:rPr>
+            </w:r>
+            <w:r>
+              <w:rPr>
+                <w:i w:val="0"/>
+                <w:sz w:val="20"/>
+              </w:rPr>
+              <w:t>0,54</w:t>
+            </w:r>
+          </w:p>
+        </w:tc>
+        <w:tc>
+          <w:tcPr>
+            <w:tcW w:type="dxa" w:w="2268"/>
+          </w:tcPr>
+          <w:p>
+            <w:pPr>
+              <w:keepNext/>
+              <w:spacing w:after="0"/>
+            </w:pPr>
+            <w:r>
+              <w:rPr>
+                <w:sz w:val="20"/>
+              </w:rPr>
+            </w:r>
+            <w:r>
+              <w:rPr>
+                <w:i w:val="0"/>
+                <w:sz w:val="20"/>
+              </w:rPr>
+              <w:t>−0,06</w:t>
+            </w:r>
+          </w:p>
+        </w:tc>
+      </w:tr>
+      <w:tr>
+        <w:trPr>
+          <w:cantSplit/>
+        </w:trPr>
+        <w:tc>
+          <w:tcPr>
+            <w:tcW w:type="dxa" w:w="2268"/>
+          </w:tcPr>
+          <w:p>
+            <w:pPr>
+              <w:keepNext/>
+              <w:spacing w:after="0"/>
+            </w:pPr>
+            <w:r>
+              <w:rPr>
+                <w:sz w:val="20"/>
+              </w:rPr>
+            </w:r>
+            <w:r>
+              <w:rPr>
+                <w:i w:val="0"/>
+                <w:sz w:val="20"/>
+              </w:rPr>
+            </w:r>
+            <w:r>
+              <w:rPr>
+                <w:i/>
+                <w:sz w:val="20"/>
+              </w:rPr>
+              <w:t>humidity</w:t>
+            </w:r>
+            <w:r>
+              <w:rPr>
+                <w:i w:val="0"/>
+                <w:sz w:val="20"/>
+              </w:rPr>
+            </w:r>
+          </w:p>
+        </w:tc>
+        <w:tc>
+          <w:tcPr>
+            <w:tcW w:type="dxa" w:w="2268"/>
+          </w:tcPr>
+          <w:p>
+            <w:pPr>
+              <w:keepNext/>
+              <w:spacing w:after="0"/>
+            </w:pPr>
+            <w:r>
+              <w:rPr>
+                <w:sz w:val="20"/>
+              </w:rPr>
+            </w:r>
+            <w:r>
+              <w:rPr>
+                <w:i w:val="0"/>
+                <w:sz w:val="20"/>
+              </w:rPr>
+              <w:t>−0,01</w:t>
+            </w:r>
+          </w:p>
+        </w:tc>
+        <w:tc>
+          <w:tcPr>
+            <w:tcW w:type="dxa" w:w="2268"/>
+          </w:tcPr>
+          <w:p>
+            <w:pPr>
+              <w:keepNext/>
+              <w:spacing w:after="0"/>
+            </w:pPr>
+            <w:r>
+              <w:rPr>
+                <w:sz w:val="20"/>
+              </w:rPr>
+            </w:r>
+            <w:r>
+              <w:rPr>
+                <w:i w:val="0"/>
+                <w:sz w:val="20"/>
+              </w:rPr>
+              <w:t>−0,36</w:t>
+            </w:r>
+          </w:p>
+        </w:tc>
+        <w:tc>
+          <w:tcPr>
+            <w:tcW w:type="dxa" w:w="2268"/>
+          </w:tcPr>
+          <w:p>
+            <w:pPr>
+              <w:keepNext/>
+              <w:spacing w:after="0"/>
+            </w:pPr>
+            <w:r>
+              <w:rPr>
+                <w:sz w:val="20"/>
+              </w:rPr>
+            </w:r>
+            <w:r>
+              <w:rPr>
+                <w:i w:val="0"/>
+                <w:sz w:val="20"/>
+              </w:rPr>
+              <w:t>0,30</w:t>
+            </w:r>
+          </w:p>
+        </w:tc>
+      </w:tr>
+      <w:tr>
+        <w:trPr>
+          <w:cantSplit/>
+        </w:trPr>
+        <w:tc>
+          <w:tcPr>
+            <w:tcW w:type="dxa" w:w="2268"/>
+          </w:tcPr>
+          <w:p>
+            <w:pPr>
+              <w:keepNext/>
+              <w:spacing w:after="0"/>
+            </w:pPr>
+            <w:r>
+              <w:rPr>
+                <w:sz w:val="20"/>
+              </w:rPr>
+            </w:r>
+            <w:r>
+              <w:rPr>
+                <w:i w:val="0"/>
+                <w:sz w:val="20"/>
+              </w:rPr>
+            </w:r>
+            <w:r>
+              <w:rPr>
+                <w:i/>
+                <w:sz w:val="20"/>
+              </w:rPr>
+              <w:t>season_autumn</w:t>
+            </w:r>
+            <w:r>
+              <w:rPr>
+                <w:i w:val="0"/>
+                <w:sz w:val="20"/>
+              </w:rPr>
+            </w:r>
+          </w:p>
+        </w:tc>
+        <w:tc>
+          <w:tcPr>
+            <w:tcW w:type="dxa" w:w="2268"/>
+          </w:tcPr>
+          <w:p>
+            <w:pPr>
+              <w:keepNext/>
+              <w:spacing w:after="0"/>
+            </w:pPr>
+            <w:r>
+              <w:rPr>
+                <w:sz w:val="20"/>
+              </w:rPr>
+            </w:r>
+            <w:r>
+              <w:rPr>
+                <w:i w:val="0"/>
+                <w:sz w:val="20"/>
+              </w:rPr>
+              <w:t>0,10</w:t>
+            </w:r>
+          </w:p>
+        </w:tc>
+        <w:tc>
+          <w:tcPr>
+            <w:tcW w:type="dxa" w:w="2268"/>
+          </w:tcPr>
+          <w:p>
+            <w:pPr>
+              <w:keepNext/>
+              <w:spacing w:after="0"/>
+            </w:pPr>
+            <w:r>
+              <w:rPr>
+                <w:sz w:val="20"/>
+              </w:rPr>
+            </w:r>
+            <w:r>
+              <w:rPr>
+                <w:i w:val="0"/>
+                <w:sz w:val="20"/>
+              </w:rPr>
+              <w:t>0,06</w:t>
+            </w:r>
+          </w:p>
+        </w:tc>
+        <w:tc>
+          <w:tcPr>
+            <w:tcW w:type="dxa" w:w="2268"/>
+          </w:tcPr>
+          <w:p>
+            <w:pPr>
+              <w:keepNext/>
+              <w:spacing w:after="0"/>
+            </w:pPr>
+            <w:r>
+              <w:rPr>
+                <w:sz w:val="20"/>
+              </w:rPr>
+            </w:r>
+            <w:r>
+              <w:rPr>
+                <w:i w:val="0"/>
+                <w:sz w:val="20"/>
+              </w:rPr>
+              <w:t>0,56</w:t>
+            </w:r>
+          </w:p>
+        </w:tc>
+      </w:tr>
+      <w:tr>
+        <w:trPr>
+          <w:cantSplit/>
+        </w:trPr>
+        <w:tc>
+          <w:tcPr>
+            <w:tcW w:type="dxa" w:w="2268"/>
+          </w:tcPr>
+          <w:p>
+            <w:pPr>
+              <w:keepNext/>
+              <w:spacing w:after="0"/>
+            </w:pPr>
+            <w:r>
+              <w:rPr>
+                <w:sz w:val="20"/>
+              </w:rPr>
+            </w:r>
+            <w:r>
+              <w:rPr>
+                <w:i w:val="0"/>
+                <w:sz w:val="20"/>
+              </w:rPr>
+            </w:r>
+            <w:r>
+              <w:rPr>
+                <w:i/>
+                <w:sz w:val="20"/>
+              </w:rPr>
+              <w:t>season_spring</w:t>
+            </w:r>
+            <w:r>
+              <w:rPr>
+                <w:i w:val="0"/>
+                <w:sz w:val="20"/>
+              </w:rPr>
+            </w:r>
+          </w:p>
+        </w:tc>
+        <w:tc>
+          <w:tcPr>
+            <w:tcW w:type="dxa" w:w="2268"/>
+          </w:tcPr>
+          <w:p>
+            <w:pPr>
+              <w:keepNext/>
+              <w:spacing w:after="0"/>
+            </w:pPr>
+            <w:r>
+              <w:rPr>
+                <w:sz w:val="20"/>
+              </w:rPr>
+            </w:r>
+            <w:r>
+              <w:rPr>
+                <w:i w:val="0"/>
+                <w:sz w:val="20"/>
+              </w:rPr>
+              <w:t>−0,03</w:t>
+            </w:r>
+          </w:p>
+        </w:tc>
+        <w:tc>
+          <w:tcPr>
+            <w:tcW w:type="dxa" w:w="2268"/>
+          </w:tcPr>
+          <w:p>
+            <w:pPr>
+              <w:keepNext/>
+              <w:spacing w:after="0"/>
+            </w:pPr>
+            <w:r>
+              <w:rPr>
+                <w:sz w:val="20"/>
+              </w:rPr>
+            </w:r>
+            <w:r>
+              <w:rPr>
+                <w:i w:val="0"/>
+                <w:sz w:val="20"/>
+              </w:rPr>
+              <w:t>−0,10</w:t>
+            </w:r>
+          </w:p>
+        </w:tc>
+        <w:tc>
+          <w:tcPr>
+            <w:tcW w:type="dxa" w:w="2268"/>
+          </w:tcPr>
+          <w:p>
+            <w:pPr>
+              <w:keepNext/>
+              <w:spacing w:after="0"/>
+            </w:pPr>
+            <w:r>
+              <w:rPr>
+                <w:sz w:val="20"/>
+              </w:rPr>
+            </w:r>
+            <w:r>
+              <w:rPr>
+                <w:i w:val="0"/>
+                <w:sz w:val="20"/>
+              </w:rPr>
+              <w:t>−0,50</w:t>
+            </w:r>
+          </w:p>
+        </w:tc>
+      </w:tr>
+      <w:tr>
+        <w:trPr>
+          <w:cantSplit/>
+        </w:trPr>
+        <w:tc>
+          <w:tcPr>
+            <w:tcW w:type="dxa" w:w="2268"/>
+          </w:tcPr>
+          <w:p>
+            <w:pPr>
+              <w:keepNext/>
+              <w:spacing w:after="0"/>
+            </w:pPr>
+            <w:r>
+              <w:rPr>
+                <w:sz w:val="20"/>
+              </w:rPr>
+            </w:r>
+            <w:r>
+              <w:rPr>
+                <w:i w:val="0"/>
+                <w:sz w:val="20"/>
+              </w:rPr>
+            </w:r>
+            <w:r>
+              <w:rPr>
+                <w:i/>
+                <w:sz w:val="20"/>
+              </w:rPr>
+              <w:t>season_summer</w:t>
+            </w:r>
+            <w:r>
+              <w:rPr>
+                <w:i w:val="0"/>
+                <w:sz w:val="20"/>
+              </w:rPr>
+            </w:r>
+          </w:p>
+        </w:tc>
+        <w:tc>
+          <w:tcPr>
+            <w:tcW w:type="dxa" w:w="2268"/>
+          </w:tcPr>
+          <w:p>
+            <w:pPr>
+              <w:keepNext/>
+              <w:spacing w:after="0"/>
+            </w:pPr>
+            <w:r>
+              <w:rPr>
+                <w:sz w:val="20"/>
+              </w:rPr>
+            </w:r>
+            <w:r>
+              <w:rPr>
+                <w:i w:val="0"/>
+                <w:sz w:val="20"/>
+              </w:rPr>
+              <w:t>0,03</w:t>
+            </w:r>
+          </w:p>
+        </w:tc>
+        <w:tc>
+          <w:tcPr>
+            <w:tcW w:type="dxa" w:w="2268"/>
+          </w:tcPr>
+          <w:p>
+            <w:pPr>
+              <w:keepNext/>
+              <w:spacing w:after="0"/>
+            </w:pPr>
+            <w:r>
+              <w:rPr>
+                <w:sz w:val="20"/>
+              </w:rPr>
+            </w:r>
+            <w:r>
+              <w:rPr>
+                <w:i w:val="0"/>
+                <w:sz w:val="20"/>
+              </w:rPr>
+              <w:t>0,46</w:t>
+            </w:r>
+          </w:p>
+        </w:tc>
+        <w:tc>
+          <w:tcPr>
+            <w:tcW w:type="dxa" w:w="2268"/>
+          </w:tcPr>
+          <w:p>
+            <w:pPr>
+              <w:keepNext/>
+              <w:spacing w:after="0"/>
+            </w:pPr>
+            <w:r>
+              <w:rPr>
+                <w:sz w:val="20"/>
+              </w:rPr>
+            </w:r>
+            <w:r>
+              <w:rPr>
+                <w:i w:val="0"/>
+                <w:sz w:val="20"/>
+              </w:rPr>
+              <w:t>−0,07</w:t>
+            </w:r>
+          </w:p>
+        </w:tc>
+      </w:tr>
+      <w:tr>
+        <w:trPr>
+          <w:cantSplit/>
+        </w:trPr>
+        <w:tc>
+          <w:tcPr>
+            <w:tcW w:type="dxa" w:w="2268"/>
+          </w:tcPr>
+          <w:p>
+            <w:pPr>
+              <w:keepNext w:val="0"/>
+              <w:spacing w:after="0"/>
+            </w:pPr>
+            <w:r>
+              <w:rPr>
+                <w:sz w:val="20"/>
+              </w:rPr>
+            </w:r>
+            <w:r>
+              <w:rPr>
+                <w:i w:val="0"/>
+                <w:sz w:val="20"/>
+              </w:rPr>
+            </w:r>
+            <w:r>
+              <w:rPr>
+                <w:i/>
+                <w:sz w:val="20"/>
+              </w:rPr>
+              <w:t>season_winter</w:t>
+            </w:r>
+            <w:r>
+              <w:rPr>
+                <w:i w:val="0"/>
+                <w:sz w:val="20"/>
+              </w:rPr>
+            </w:r>
+          </w:p>
+        </w:tc>
+        <w:tc>
+          <w:tcPr>
+            <w:tcW w:type="dxa" w:w="2268"/>
+          </w:tcPr>
+          <w:p>
+            <w:pPr>
+              <w:keepNext w:val="0"/>
+              <w:spacing w:after="0"/>
+            </w:pPr>
+            <w:r>
+              <w:rPr>
+                <w:sz w:val="20"/>
+              </w:rPr>
+            </w:r>
+            <w:r>
+              <w:rPr>
+                <w:i w:val="0"/>
+                <w:sz w:val="20"/>
+              </w:rPr>
+              <w:t>−0,10</w:t>
+            </w:r>
+          </w:p>
+        </w:tc>
+        <w:tc>
+          <w:tcPr>
+            <w:tcW w:type="dxa" w:w="2268"/>
+          </w:tcPr>
+          <w:p>
+            <w:pPr>
+              <w:keepNext w:val="0"/>
+              <w:spacing w:after="0"/>
+            </w:pPr>
+            <w:r>
+              <w:rPr>
+                <w:sz w:val="20"/>
+              </w:rPr>
+            </w:r>
+            <w:r>
+              <w:rPr>
+                <w:i w:val="0"/>
+                <w:sz w:val="20"/>
+              </w:rPr>
+              <w:t>−0,39</w:t>
+            </w:r>
+          </w:p>
+        </w:tc>
+        <w:tc>
+          <w:tcPr>
+            <w:tcW w:type="dxa" w:w="2268"/>
+          </w:tcPr>
+          <w:p>
+            <w:pPr>
+              <w:keepNext w:val="0"/>
+              <w:spacing w:after="0"/>
+            </w:pPr>
+            <w:r>
+              <w:rPr>
+                <w:sz w:val="20"/>
+              </w:rPr>
+            </w:r>
+            <w:r>
+              <w:rPr>
+                <w:i w:val="0"/>
+                <w:sz w:val="20"/>
+              </w:rPr>
+              <w:t>0,07</w:t>
+            </w:r>
+          </w:p>
+        </w:tc>
+      </w:tr>
+    </w:tbl>
+    <w:p/>
+    <w:p>
+      <w:pPr>
+        <w:jc w:val="both"/>
+      </w:pPr>
+      <w:r>
+        <w:rPr>
+          <w:i w:val="0"/>
+        </w:rPr>
+        <w:t xml:space="preserve">PC1 tvoria senzory. Štyri majú váhu 0,40 až 0,46 a </w:t>
+      </w:r>
+      <w:r>
+        <w:rPr>
+          <w:i/>
+        </w:rPr>
+        <w:t>sensor_nox</w:t>
+      </w:r>
+      <w:r>
+        <w:rPr>
+          <w:i w:val="0"/>
+        </w:rPr>
+        <w:t xml:space="preserve"> −0,40, PC1 teda rastie, keď stúpajú odozvy senzorov a klesá </w:t>
+      </w:r>
+      <w:r>
+        <w:rPr>
+          <w:i/>
+        </w:rPr>
+        <w:t>sensor_nox</w:t>
+      </w:r>
+      <w:r>
+        <w:rPr>
+          <w:i w:val="0"/>
+        </w:rPr>
+        <w:t xml:space="preserve">. S </w:t>
+      </w:r>
+      <w:r>
+        <w:rPr>
+          <w:i/>
+        </w:rPr>
+        <w:t>co</w:t>
+      </w:r>
+      <w:r>
+        <w:rPr>
+          <w:i w:val="0"/>
+        </w:rPr>
+        <w:t xml:space="preserve"> koreluje na trénovacej množine 0,86. PC2 je hlavne teplota (0,54) a leto (0,46), proti nim stojí zima (−0,39) a vlhkosť (−0,36). Oddeľuje teda teplé a suché hodiny od studených a vlhkých. PC3 tvorí mesiac (0,55), jeseň (0,56) a na druhej strane jar (−0,50).</w:t>
+      </w:r>
+    </w:p>
+    <w:p>
+      <w:pPr>
+        <w:jc w:val="center"/>
+      </w:pPr>
+      <w:r>
+        <w:drawing>
+          <wp:inline xmlns:a="http://schemas.openxmlformats.org/drawingml/2006/main" xmlns:pic="http://schemas.openxmlformats.org/drawingml/2006/picture">
+            <wp:extent cx="5040000" cy="4200000"/>
+            <wp:docPr id="9" name="Picture 9"/>
+            <wp:cNvGraphicFramePr>
+              <a:graphicFrameLocks noChangeAspect="1"/>
+            </wp:cNvGraphicFramePr>
+            <a:graphic>
+              <a:graphicData uri="http://schemas.openxmlformats.org/drawingml/2006/picture">
+                <pic:pic>
+                  <pic:nvPicPr>
+                    <pic:cNvPr id="0" name="scatter3d_pca.png"/>
+                    <pic:cNvPicPr/>
+                  </pic:nvPicPr>
+                  <pic:blipFill>
+                    <a:blip r:embed="rId17"/>
+                    <a:stretch>
+                      <a:fillRect/>
+                    </a:stretch>
+                  </pic:blipFill>
+                  <pic:spPr>
+                    <a:xfrm>
+                      <a:off x="0" y="0"/>
+                      <a:ext cx="5040000" cy="4200000"/>
+                    </a:xfrm>
+                    <a:prstGeom prst="rect"/>
+                  </pic:spPr>
+                </pic:pic>
+              </a:graphicData>
+            </a:graphic>
+          </wp:inline>
+        </w:drawing>
+      </w:r>
+    </w:p>
+    <w:p>
+      <w:pPr>
+        <w:keepNext w:val="0"/>
+        <w:jc w:val="center"/>
+      </w:pPr>
+      <w:r>
+        <w:rPr>
+          <w:sz w:val="20"/>
+        </w:rPr>
+        <w:t>Obr. 9: Normalizované vstupy bez CO zmenšené pomocou PCA na 3 komponenty, farba je koncentrácia CO</w:t>
+      </w:r>
+    </w:p>
+    <w:p>
+      <w:pPr>
+        <w:jc w:val="both"/>
+      </w:pPr>
+      <w:r>
+        <w:rPr>
+          <w:i w:val="0"/>
+        </w:rPr>
+        <w:t xml:space="preserve">Body v grafe tvoria štyri oddelené vrstvy a každá je jedno ročné obdobie. Na trénovacej množine majú letné hodiny priemer PC2 2,34 a zimné −1,84, jesenné majú priemer PC3 2,06 a jarné −1,43. Vrstvy vznikli z one-hot stĺpcov obdobia, ktoré majú len hodnoty 0 a 1. Vo vnútri každej vrstvy sa farba mení pozdĺž PC1, pri záporných hodnotách je CO nízke a pri kladných vysoké. PC2 koreluje s </w:t>
+      </w:r>
+      <w:r>
+        <w:rPr>
+          <w:i/>
+        </w:rPr>
+        <w:t>co</w:t>
+      </w:r>
+      <w:r>
+        <w:rPr>
+          <w:i w:val="0"/>
+        </w:rPr>
+        <w:t xml:space="preserve"> len −0,25 a PC3 −0,01.</w:t>
+      </w:r>
+    </w:p>
+    <w:p>
+      <w:pPr>
+        <w:pStyle w:val="Heading2"/>
+      </w:pPr>
+      <w:r>
+        <w:t>3.3 Porovnanie grafov</w:t>
+      </w:r>
+    </w:p>
+    <w:p>
+      <w:pPr>
+        <w:jc w:val="both"/>
+      </w:pPr>
+      <w:r>
+        <w:rPr>
+          <w:i w:val="0"/>
+        </w:rPr>
+        <w:t xml:space="preserve">V grafe pôvodných príznakov viem pri každej osi povedať, čo znamená, a závislosť CO od senzorov a hodiny sa z neho dá priamo vyčítať. Obsahuje ale len tri zo 14 vstupov a body sú natlačené v jednom zhluku. Graf PCA zachytáva všetkých 14 vstupov, jeho osi však nemajú priamy význam a dajú sa čítať len cez loadingy. CO sa v ňom mení pozdĺž PC1 podobne ako pozdĺž </w:t>
+      </w:r>
+      <w:r>
+        <w:rPr>
+          <w:i/>
+        </w:rPr>
+        <w:t>sensor_nmhc</w:t>
+      </w:r>
+      <w:r>
+        <w:rPr>
+          <w:i w:val="0"/>
+        </w:rPr>
+        <w:t xml:space="preserve"> v prvom grafe, lebo PC1 je zložená z tých istých senzorov. PC2 a PC3 s CO skoro nesúvisia a delia body podľa počasia a ročného obdobia. Tri komponenty vysvetľujú 64 % variancie, zvyšok je v ďalších 11 komponentoch, ktoré v grafe nie sú.</w:t>
+      </w:r>
+    </w:p>
+    <w:p>
+      <w:pPr>
+        <w:pStyle w:val="Heading1"/>
+      </w:pPr>
+      <w:r>
+        <w:t>4 Výber príznakov</w:t>
+      </w:r>
+    </w:p>
+    <w:p>
+      <w:pPr>
+        <w:jc w:val="both"/>
+      </w:pPr>
+      <w:r>
+        <w:rPr>
+          <w:i w:val="0"/>
+        </w:rPr>
+        <w:t xml:space="preserve">Najlepší model z časti 2, SVR s jadrom RBF a </w:t>
+      </w:r>
+      <w:r>
+        <w:rPr>
+          <w:i/>
+        </w:rPr>
+        <w:t>C</w:t>
+      </w:r>
+      <w:r>
+        <w:rPr>
+          <w:i w:val="0"/>
+        </w:rPr>
+        <w:t xml:space="preserve"> = 100, som natrénoval znova na zmenšených množinách príznakov. Pri každej množine som scaler nastavil znova na trénovacích dátach.</w:t>
+      </w:r>
+    </w:p>
+    <w:p>
+      <w:pPr>
+        <w:pStyle w:val="Heading2"/>
+      </w:pPr>
+      <w:r>
+        <w:t>4.1 Podľa korelačnej matice</w:t>
+      </w:r>
+    </w:p>
+    <w:p>
+      <w:pPr>
+        <w:jc w:val="both"/>
+      </w:pPr>
+      <w:r>
+        <w:rPr>
+          <w:i w:val="0"/>
+        </w:rPr>
+        <w:t xml:space="preserve">Koreláciu som počítal len z trénovacej množiny (obr. 10). Ponechal som príznaky, ktoré majú s </w:t>
+      </w:r>
+      <w:r>
+        <w:rPr>
+          <w:i/>
+        </w:rPr>
+        <w:t>co</w:t>
+      </w:r>
+      <w:r>
+        <w:rPr>
+          <w:i w:val="0"/>
+        </w:rPr>
+        <w:t xml:space="preserve"> koreláciu aspoň 0,3 v absolútnej hodnote. Je ich šesť: päť senzorov a hodina. Teplota, vlhkosť, mesiac, deň v týždni a ročné obdobia majú s </w:t>
+      </w:r>
+      <w:r>
+        <w:rPr>
+          <w:i/>
+        </w:rPr>
+        <w:t>co</w:t>
+      </w:r>
+      <w:r>
+        <w:rPr>
+          <w:i w:val="0"/>
+        </w:rPr>
+        <w:t xml:space="preserve"> koreláciu najviac 0,15. Senzory však silno korelujú aj navzájom, </w:t>
+      </w:r>
+      <w:r>
+        <w:rPr>
+          <w:i/>
+        </w:rPr>
+        <w:t>sensor_co</w:t>
+      </w:r>
+      <w:r>
+        <w:rPr>
+          <w:i w:val="0"/>
+        </w:rPr>
+        <w:t xml:space="preserve"> so </w:t>
+      </w:r>
+      <w:r>
+        <w:rPr>
+          <w:i/>
+        </w:rPr>
+        <w:t>sensor_o3</w:t>
+      </w:r>
+      <w:r>
+        <w:rPr>
+          <w:i w:val="0"/>
+        </w:rPr>
+        <w:t xml:space="preserve"> 0,90 a so </w:t>
+      </w:r>
+      <w:r>
+        <w:rPr>
+          <w:i/>
+        </w:rPr>
+        <w:t>sensor_nmhc</w:t>
+      </w:r>
+      <w:r>
+        <w:rPr>
+          <w:i w:val="0"/>
+        </w:rPr>
+        <w:t xml:space="preserve"> 0,89. Skúsil som preto aj druhý krok: z dvojice príznakov s koreláciou nad 0,85 som nechal ten, ktorý má vyššiu koreláciu s </w:t>
+      </w:r>
+      <w:r>
+        <w:rPr>
+          <w:i/>
+        </w:rPr>
+        <w:t>co</w:t>
+      </w:r>
+      <w:r>
+        <w:rPr>
+          <w:i w:val="0"/>
+        </w:rPr>
+        <w:t xml:space="preserve">. Vypadli </w:t>
+      </w:r>
+      <w:r>
+        <w:rPr>
+          <w:i/>
+        </w:rPr>
+        <w:t>sensor_co</w:t>
+      </w:r>
+      <w:r>
+        <w:rPr>
+          <w:i w:val="0"/>
+        </w:rPr>
+        <w:t xml:space="preserve"> aj </w:t>
+      </w:r>
+      <w:r>
+        <w:rPr>
+          <w:i/>
+        </w:rPr>
+        <w:t>sensor_o3</w:t>
+      </w:r>
+      <w:r>
+        <w:rPr>
+          <w:i w:val="0"/>
+        </w:rPr>
+        <w:t xml:space="preserve"> a zostali štyri príznaky, </w:t>
+      </w:r>
+      <w:r>
+        <w:rPr>
+          <w:i/>
+        </w:rPr>
+        <w:t>sensor_nmhc</w:t>
+      </w:r>
+      <w:r>
+        <w:rPr>
+          <w:i w:val="0"/>
+        </w:rPr>
+        <w:t xml:space="preserve">, </w:t>
+      </w:r>
+      <w:r>
+        <w:rPr>
+          <w:i/>
+        </w:rPr>
+        <w:t>sensor_nox</w:t>
+      </w:r>
+      <w:r>
+        <w:rPr>
+          <w:i w:val="0"/>
+        </w:rPr>
+        <w:t xml:space="preserve">, </w:t>
+      </w:r>
+      <w:r>
+        <w:rPr>
+          <w:i/>
+        </w:rPr>
+        <w:t>sensor_no2</w:t>
+      </w:r>
+      <w:r>
+        <w:rPr>
+          <w:i w:val="0"/>
+        </w:rPr>
+        <w:t xml:space="preserve"> a hodina.</w:t>
+      </w:r>
+    </w:p>
+    <w:p>
+      <w:pPr>
+        <w:jc w:val="center"/>
+      </w:pPr>
+      <w:r>
+        <w:drawing>
+          <wp:inline xmlns:a="http://schemas.openxmlformats.org/drawingml/2006/main" xmlns:pic="http://schemas.openxmlformats.org/drawingml/2006/picture">
+            <wp:extent cx="5760000" cy="4712727"/>
+            <wp:docPr id="10" name="Picture 10"/>
+            <wp:cNvGraphicFramePr>
+              <a:graphicFrameLocks noChangeAspect="1"/>
+            </wp:cNvGraphicFramePr>
+            <a:graphic>
+              <a:graphicData uri="http://schemas.openxmlformats.org/drawingml/2006/picture">
+                <pic:pic>
+                  <pic:nvPicPr>
+                    <pic:cNvPr id="0" name="correlation_matrix.png"/>
+                    <pic:cNvPicPr/>
+                  </pic:nvPicPr>
+                  <pic:blipFill>
+                    <a:blip r:embed="rId18"/>
+                    <a:stretch>
+                      <a:fillRect/>
+                    </a:stretch>
+                  </pic:blipFill>
+                  <pic:spPr>
+                    <a:xfrm>
+                      <a:off x="0" y="0"/>
+                      <a:ext cx="5760000" cy="4712727"/>
+                    </a:xfrm>
+                    <a:prstGeom prst="rect"/>
+                  </pic:spPr>
+                </pic:pic>
+              </a:graphicData>
+            </a:graphic>
+          </wp:inline>
+        </w:drawing>
+      </w:r>
+    </w:p>
+    <w:p>
+      <w:pPr>
+        <w:keepNext w:val="0"/>
+        <w:jc w:val="center"/>
+      </w:pPr>
+      <w:r>
+        <w:rPr>
+          <w:sz w:val="20"/>
+        </w:rPr>
+        <w:t>Obr. 10: Korelačná matica vstupov a co, trénovacia množina</w:t>
+      </w:r>
+    </w:p>
+    <w:p>
+      <w:pPr>
+        <w:pStyle w:val="Heading2"/>
+      </w:pPr>
+      <w:r>
+        <w:t>4.2 Podľa dôležitosti z náhodného lesa</w:t>
+      </w:r>
+    </w:p>
+    <w:p>
+      <w:pPr>
+        <w:jc w:val="both"/>
+      </w:pPr>
+      <w:r>
+        <w:rPr>
+          <w:i w:val="0"/>
+        </w:rPr>
+        <w:t xml:space="preserve">Použil som rovnaký les ako v časti 2.3 (100 stromov, </w:t>
+      </w:r>
+      <w:r>
+        <w:rPr>
+          <w:i/>
+        </w:rPr>
+        <w:t>max_features</w:t>
+      </w:r>
+      <w:r>
+        <w:rPr>
+          <w:i w:val="0"/>
+        </w:rPr>
+        <w:t xml:space="preserve"> = sqrt) a príznaky som zoradil podľa dôležitosti z obr. 3. Bral som ich od najdôležitejšieho, kým ich súčet nedosiahol 0,95. Vyšlo osem príznakov: päť senzorov, hodina, teplota a mesiac, spolu majú 0,963. Vypadla vlhkosť, deň v týždni a štyri stĺpce ročného obdobia.</w:t>
+      </w:r>
+    </w:p>
+    <w:p>
+      <w:pPr>
+        <w:pStyle w:val="Heading2"/>
+      </w:pPr>
+      <w:r>
+        <w:t>4.3 Podľa variancie pomocou PCA</w:t>
+      </w:r>
+    </w:p>
+    <w:p>
+      <w:pPr>
+        <w:jc w:val="both"/>
+      </w:pPr>
+      <w:r>
+        <w:rPr>
+          <w:i w:val="0"/>
+        </w:rPr>
+        <w:t xml:space="preserve">Zvolil som 95 % variancie, v kóde </w:t>
+      </w:r>
+      <w:r>
+        <w:rPr>
+          <w:i/>
+        </w:rPr>
+        <w:t>PCA(n_components=0.95)</w:t>
+      </w:r>
+      <w:r>
+        <w:rPr>
+          <w:i w:val="0"/>
+        </w:rPr>
+        <w:t>. PCA som nastavil na trénovacej množine. Na obr. 11 je kumulatívna vysvetlená variancia podľa počtu komponentov. Sedem komponentov vysvetlí 92,5 %, hranicu 95 % prekročí až ôsma (95,3 %). Model teda dostane namiesto 14 stĺpcov 8 komponentov.</w:t>
+      </w:r>
+    </w:p>
+    <w:p>
+      <w:pPr>
+        <w:jc w:val="center"/>
+      </w:pPr>
+      <w:r>
+        <w:drawing>
+          <wp:inline xmlns:a="http://schemas.openxmlformats.org/drawingml/2006/main" xmlns:pic="http://schemas.openxmlformats.org/drawingml/2006/picture">
+            <wp:extent cx="4680000" cy="2600000"/>
+            <wp:docPr id="11" name="Picture 11"/>
+            <wp:cNvGraphicFramePr>
+              <a:graphicFrameLocks noChangeAspect="1"/>
+            </wp:cNvGraphicFramePr>
+            <a:graphic>
+              <a:graphicData uri="http://schemas.openxmlformats.org/drawingml/2006/picture">
+                <pic:pic>
+                  <pic:nvPicPr>
+                    <pic:cNvPr id="0" name="pca_variance.png"/>
+                    <pic:cNvPicPr/>
+                  </pic:nvPicPr>
+                  <pic:blipFill>
+                    <a:blip r:embed="rId19"/>
+                    <a:stretch>
+                      <a:fillRect/>
+                    </a:stretch>
+                  </pic:blipFill>
+                  <pic:spPr>
+                    <a:xfrm>
+                      <a:off x="0" y="0"/>
+                      <a:ext cx="4680000" cy="2600000"/>
+                    </a:xfrm>
+                    <a:prstGeom prst="rect"/>
+                  </pic:spPr>
+                </pic:pic>
+              </a:graphicData>
+            </a:graphic>
+          </wp:inline>
+        </w:drawing>
+      </w:r>
+    </w:p>
+    <w:p>
+      <w:pPr>
+        <w:keepNext w:val="0"/>
+        <w:jc w:val="center"/>
+      </w:pPr>
+      <w:r>
+        <w:rPr>
+          <w:sz w:val="20"/>
+        </w:rPr>
+        <w:t>Obr. 11: Kumulatívna vysvetlená variancia PCA, trénovacia množina</w:t>
+      </w:r>
+    </w:p>
+    <w:p>
+      <w:pPr>
+        <w:pStyle w:val="Heading2"/>
+      </w:pPr>
+      <w:r>
+        <w:t>4.4 Porovnanie</w:t>
+      </w:r>
+    </w:p>
+    <w:p>
+      <w:pPr>
+        <w:keepNext/>
+        <w:jc w:val="center"/>
+      </w:pPr>
+      <w:r>
+        <w:rPr>
+          <w:sz w:val="20"/>
+        </w:rPr>
+        <w:t>Tab. 8: SVR (RBF, C = 100) na zmenšených množinách príznakov</w:t>
+      </w:r>
+    </w:p>
+    <w:tbl>
+      <w:tblPr>
+        <w:tblStyle w:val="TableGrid"/>
+        <w:tblW w:type="auto" w:w="0"/>
+        <w:jc w:val="center"/>
+        <w:tblLook w:firstColumn="1" w:firstRow="1" w:lastColumn="0" w:lastRow="0" w:noHBand="0" w:noVBand="1" w:val="04A0"/>
+      </w:tblPr>
+      <w:tblGrid>
+        <w:gridCol w:w="1134"/>
+        <w:gridCol w:w="1134"/>
+        <w:gridCol w:w="1134"/>
+        <w:gridCol w:w="1134"/>
+        <w:gridCol w:w="1134"/>
+        <w:gridCol w:w="1134"/>
+        <w:gridCol w:w="1134"/>
+        <w:gridCol w:w="1134"/>
+      </w:tblGrid>
+      <w:tr>
+        <w:trPr>
+          <w:cantSplit/>
+        </w:trPr>
+        <w:tc>
+          <w:tcPr>
+            <w:tcW w:type="dxa" w:w="1134"/>
+          </w:tcPr>
+          <w:p>
+            <w:pPr>
+              <w:keepNext/>
+              <w:spacing w:after="0"/>
+            </w:pPr>
+            <w:r>
+              <w:rPr>
+                <w:sz w:val="20"/>
+              </w:rPr>
+            </w:r>
+            <w:r>
+              <w:rPr>
+                <w:b/>
+                <w:sz w:val="20"/>
+              </w:rPr>
+              <w:t>Množina</w:t>
+            </w:r>
+          </w:p>
+        </w:tc>
+        <w:tc>
+          <w:tcPr>
+            <w:tcW w:type="dxa" w:w="1134"/>
+          </w:tcPr>
+          <w:p>
+            <w:pPr>
+              <w:keepNext/>
+              <w:spacing w:after="0"/>
+            </w:pPr>
+            <w:r>
+              <w:rPr>
+                <w:sz w:val="20"/>
+              </w:rPr>
+            </w:r>
+            <w:r>
+              <w:rPr>
+                <w:b/>
+                <w:sz w:val="20"/>
+              </w:rPr>
+              <w:t>Vstupov</w:t>
+            </w:r>
+          </w:p>
+        </w:tc>
+        <w:tc>
+          <w:tcPr>
+            <w:tcW w:type="dxa" w:w="1134"/>
+          </w:tcPr>
+          <w:p>
+            <w:pPr>
+              <w:keepNext/>
+              <w:spacing w:after="0"/>
+            </w:pPr>
+            <w:r>
+              <w:rPr>
+                <w:sz w:val="20"/>
+              </w:rPr>
+            </w:r>
+            <w:r>
+              <w:rPr>
+                <w:b/>
+                <w:sz w:val="20"/>
+              </w:rPr>
+              <w:t>MSE train</w:t>
+            </w:r>
+          </w:p>
+        </w:tc>
+        <w:tc>
+          <w:tcPr>
+            <w:tcW w:type="dxa" w:w="1134"/>
+          </w:tcPr>
+          <w:p>
+            <w:pPr>
+              <w:keepNext/>
+              <w:spacing w:after="0"/>
+            </w:pPr>
+            <w:r>
+              <w:rPr>
+                <w:sz w:val="20"/>
+              </w:rPr>
+            </w:r>
+            <w:r>
+              <w:rPr>
+                <w:b/>
+                <w:sz w:val="20"/>
+              </w:rPr>
+              <w:t>RMSE train</w:t>
+            </w:r>
+          </w:p>
+        </w:tc>
+        <w:tc>
+          <w:tcPr>
+            <w:tcW w:type="dxa" w:w="1134"/>
+          </w:tcPr>
+          <w:p>
+            <w:pPr>
+              <w:keepNext/>
+              <w:spacing w:after="0"/>
+            </w:pPr>
+            <w:r>
+              <w:rPr>
+                <w:sz w:val="20"/>
+              </w:rPr>
+            </w:r>
+            <w:r>
+              <w:rPr>
+                <w:b/>
+                <w:sz w:val="20"/>
+              </w:rPr>
+              <w:t>R² train</w:t>
+            </w:r>
+          </w:p>
+        </w:tc>
+        <w:tc>
+          <w:tcPr>
+            <w:tcW w:type="dxa" w:w="1134"/>
+          </w:tcPr>
+          <w:p>
+            <w:pPr>
+              <w:keepNext/>
+              <w:spacing w:after="0"/>
+            </w:pPr>
+            <w:r>
+              <w:rPr>
+                <w:sz w:val="20"/>
+              </w:rPr>
+            </w:r>
+            <w:r>
+              <w:rPr>
+                <w:b/>
+                <w:sz w:val="20"/>
+              </w:rPr>
+              <w:t>MSE test</w:t>
+            </w:r>
+          </w:p>
+        </w:tc>
+        <w:tc>
+          <w:tcPr>
+            <w:tcW w:type="dxa" w:w="1134"/>
+          </w:tcPr>
+          <w:p>
+            <w:pPr>
+              <w:keepNext/>
+              <w:spacing w:after="0"/>
+            </w:pPr>
+            <w:r>
+              <w:rPr>
+                <w:sz w:val="20"/>
+              </w:rPr>
+            </w:r>
+            <w:r>
+              <w:rPr>
+                <w:b/>
+                <w:sz w:val="20"/>
+              </w:rPr>
+              <w:t>RMSE test</w:t>
+            </w:r>
+          </w:p>
+        </w:tc>
+        <w:tc>
+          <w:tcPr>
+            <w:tcW w:type="dxa" w:w="1134"/>
+          </w:tcPr>
+          <w:p>
+            <w:pPr>
+              <w:keepNext/>
+              <w:spacing w:after="0"/>
+            </w:pPr>
+            <w:r>
+              <w:rPr>
+                <w:sz w:val="20"/>
+              </w:rPr>
+            </w:r>
+            <w:r>
+              <w:rPr>
+                <w:b/>
+                <w:sz w:val="20"/>
+              </w:rPr>
+              <w:t>R² test</w:t>
+            </w:r>
+          </w:p>
+        </w:tc>
+      </w:tr>
+      <w:tr>
+        <w:trPr>
+          <w:cantSplit/>
+        </w:trPr>
+        <w:tc>
+          <w:tcPr>
+            <w:tcW w:type="dxa" w:w="1134"/>
+          </w:tcPr>
+          <w:p>
+            <w:pPr>
+              <w:keepNext/>
+              <w:spacing w:after="0"/>
+            </w:pPr>
+            <w:r>
+              <w:rPr>
+                <w:sz w:val="20"/>
+              </w:rPr>
+            </w:r>
+            <w:r>
+              <w:rPr>
+                <w:i w:val="0"/>
+                <w:sz w:val="20"/>
+              </w:rPr>
+              <w:t>všetky príznaky</w:t>
+            </w:r>
+          </w:p>
+        </w:tc>
+        <w:tc>
+          <w:tcPr>
+            <w:tcW w:type="dxa" w:w="1134"/>
+          </w:tcPr>
+          <w:p>
+            <w:pPr>
+              <w:keepNext/>
+              <w:spacing w:after="0"/>
+            </w:pPr>
+            <w:r>
+              <w:rPr>
+                <w:sz w:val="20"/>
+              </w:rPr>
+            </w:r>
+            <w:r>
+              <w:rPr>
+                <w:i w:val="0"/>
+                <w:sz w:val="20"/>
+              </w:rPr>
+              <w:t>14</w:t>
+            </w:r>
+          </w:p>
+        </w:tc>
+        <w:tc>
+          <w:tcPr>
+            <w:tcW w:type="dxa" w:w="1134"/>
+          </w:tcPr>
+          <w:p>
+            <w:pPr>
+              <w:keepNext/>
+              <w:spacing w:after="0"/>
+            </w:pPr>
+            <w:r>
+              <w:rPr>
+                <w:sz w:val="20"/>
+              </w:rPr>
+            </w:r>
+            <w:r>
+              <w:rPr>
+                <w:i w:val="0"/>
+                <w:sz w:val="20"/>
+              </w:rPr>
+              <w:t>0,058</w:t>
+            </w:r>
+          </w:p>
+        </w:tc>
+        <w:tc>
+          <w:tcPr>
+            <w:tcW w:type="dxa" w:w="1134"/>
+          </w:tcPr>
+          <w:p>
+            <w:pPr>
+              <w:keepNext/>
+              <w:spacing w:after="0"/>
+            </w:pPr>
+            <w:r>
+              <w:rPr>
+                <w:sz w:val="20"/>
+              </w:rPr>
+            </w:r>
+            <w:r>
+              <w:rPr>
+                <w:i w:val="0"/>
+                <w:sz w:val="20"/>
+              </w:rPr>
+              <w:t>0,241</w:t>
+            </w:r>
+          </w:p>
+        </w:tc>
+        <w:tc>
+          <w:tcPr>
+            <w:tcW w:type="dxa" w:w="1134"/>
+          </w:tcPr>
+          <w:p>
+            <w:pPr>
+              <w:keepNext/>
+              <w:spacing w:after="0"/>
+            </w:pPr>
+            <w:r>
+              <w:rPr>
+                <w:sz w:val="20"/>
+              </w:rPr>
+            </w:r>
+            <w:r>
+              <w:rPr>
+                <w:i w:val="0"/>
+                <w:sz w:val="20"/>
+              </w:rPr>
+              <w:t>0,972</w:t>
+            </w:r>
+          </w:p>
+        </w:tc>
+        <w:tc>
+          <w:tcPr>
+            <w:tcW w:type="dxa" w:w="1134"/>
+          </w:tcPr>
+          <w:p>
+            <w:pPr>
+              <w:keepNext/>
+              <w:spacing w:after="0"/>
+            </w:pPr>
+            <w:r>
+              <w:rPr>
+                <w:sz w:val="20"/>
+              </w:rPr>
+            </w:r>
+            <w:r>
+              <w:rPr>
+                <w:i w:val="0"/>
+                <w:sz w:val="20"/>
+              </w:rPr>
+              <w:t>0,091</w:t>
+            </w:r>
+          </w:p>
+        </w:tc>
+        <w:tc>
+          <w:tcPr>
+            <w:tcW w:type="dxa" w:w="1134"/>
+          </w:tcPr>
+          <w:p>
+            <w:pPr>
+              <w:keepNext/>
+              <w:spacing w:after="0"/>
+            </w:pPr>
+            <w:r>
+              <w:rPr>
+                <w:sz w:val="20"/>
+              </w:rPr>
+            </w:r>
+            <w:r>
+              <w:rPr>
+                <w:i w:val="0"/>
+                <w:sz w:val="20"/>
+              </w:rPr>
+              <w:t>0,302</w:t>
+            </w:r>
+          </w:p>
+        </w:tc>
+        <w:tc>
+          <w:tcPr>
+            <w:tcW w:type="dxa" w:w="1134"/>
+          </w:tcPr>
+          <w:p>
+            <w:pPr>
+              <w:keepNext/>
+              <w:spacing w:after="0"/>
+            </w:pPr>
+            <w:r>
+              <w:rPr>
+                <w:sz w:val="20"/>
+              </w:rPr>
+            </w:r>
+            <w:r>
+              <w:rPr>
+                <w:i w:val="0"/>
+                <w:sz w:val="20"/>
+              </w:rPr>
+              <w:t>0,956</w:t>
+            </w:r>
+          </w:p>
+        </w:tc>
+      </w:tr>
+      <w:tr>
+        <w:trPr>
+          <w:cantSplit/>
+        </w:trPr>
+        <w:tc>
+          <w:tcPr>
+            <w:tcW w:type="dxa" w:w="1134"/>
+          </w:tcPr>
+          <w:p>
+            <w:pPr>
+              <w:keepNext/>
+              <w:spacing w:after="0"/>
+            </w:pPr>
+            <w:r>
+              <w:rPr>
+                <w:sz w:val="20"/>
+              </w:rPr>
+            </w:r>
+            <w:r>
+              <w:rPr>
+                <w:i w:val="0"/>
+                <w:sz w:val="20"/>
+              </w:rPr>
+              <w:t xml:space="preserve">korelácia s </w:t>
+            </w:r>
+            <w:r>
+              <w:rPr>
+                <w:i/>
+                <w:sz w:val="20"/>
+              </w:rPr>
+              <w:t>co</w:t>
+            </w:r>
+            <w:r>
+              <w:rPr>
+                <w:i w:val="0"/>
+                <w:sz w:val="20"/>
+              </w:rPr>
+            </w:r>
+          </w:p>
+        </w:tc>
+        <w:tc>
+          <w:tcPr>
+            <w:tcW w:type="dxa" w:w="1134"/>
+          </w:tcPr>
+          <w:p>
+            <w:pPr>
+              <w:keepNext/>
+              <w:spacing w:after="0"/>
+            </w:pPr>
+            <w:r>
+              <w:rPr>
+                <w:sz w:val="20"/>
+              </w:rPr>
+            </w:r>
+            <w:r>
+              <w:rPr>
+                <w:i w:val="0"/>
+                <w:sz w:val="20"/>
+              </w:rPr>
+              <w:t>6</w:t>
+            </w:r>
+          </w:p>
+        </w:tc>
+        <w:tc>
+          <w:tcPr>
+            <w:tcW w:type="dxa" w:w="1134"/>
+          </w:tcPr>
+          <w:p>
+            <w:pPr>
+              <w:keepNext/>
+              <w:spacing w:after="0"/>
+            </w:pPr>
+            <w:r>
+              <w:rPr>
+                <w:sz w:val="20"/>
+              </w:rPr>
+            </w:r>
+            <w:r>
+              <w:rPr>
+                <w:i w:val="0"/>
+                <w:sz w:val="20"/>
+              </w:rPr>
+              <w:t>0,139</w:t>
+            </w:r>
+          </w:p>
+        </w:tc>
+        <w:tc>
+          <w:tcPr>
+            <w:tcW w:type="dxa" w:w="1134"/>
+          </w:tcPr>
+          <w:p>
+            <w:pPr>
+              <w:keepNext/>
+              <w:spacing w:after="0"/>
+            </w:pPr>
+            <w:r>
+              <w:rPr>
+                <w:sz w:val="20"/>
+              </w:rPr>
+            </w:r>
+            <w:r>
+              <w:rPr>
+                <w:i w:val="0"/>
+                <w:sz w:val="20"/>
+              </w:rPr>
+              <w:t>0,373</w:t>
+            </w:r>
+          </w:p>
+        </w:tc>
+        <w:tc>
+          <w:tcPr>
+            <w:tcW w:type="dxa" w:w="1134"/>
+          </w:tcPr>
+          <w:p>
+            <w:pPr>
+              <w:keepNext/>
+              <w:spacing w:after="0"/>
+            </w:pPr>
+            <w:r>
+              <w:rPr>
+                <w:sz w:val="20"/>
+              </w:rPr>
+            </w:r>
+            <w:r>
+              <w:rPr>
+                <w:i w:val="0"/>
+                <w:sz w:val="20"/>
+              </w:rPr>
+              <w:t>0,933</w:t>
+            </w:r>
+          </w:p>
+        </w:tc>
+        <w:tc>
+          <w:tcPr>
+            <w:tcW w:type="dxa" w:w="1134"/>
+          </w:tcPr>
+          <w:p>
+            <w:pPr>
+              <w:keepNext/>
+              <w:spacing w:after="0"/>
+            </w:pPr>
+            <w:r>
+              <w:rPr>
+                <w:sz w:val="20"/>
+              </w:rPr>
+            </w:r>
+            <w:r>
+              <w:rPr>
+                <w:i w:val="0"/>
+                <w:sz w:val="20"/>
+              </w:rPr>
+              <w:t>0,151</w:t>
+            </w:r>
+          </w:p>
+        </w:tc>
+        <w:tc>
+          <w:tcPr>
+            <w:tcW w:type="dxa" w:w="1134"/>
+          </w:tcPr>
+          <w:p>
+            <w:pPr>
+              <w:keepNext/>
+              <w:spacing w:after="0"/>
+            </w:pPr>
+            <w:r>
+              <w:rPr>
+                <w:sz w:val="20"/>
+              </w:rPr>
+            </w:r>
+            <w:r>
+              <w:rPr>
+                <w:i w:val="0"/>
+                <w:sz w:val="20"/>
+              </w:rPr>
+              <w:t>0,388</w:t>
+            </w:r>
+          </w:p>
+        </w:tc>
+        <w:tc>
+          <w:tcPr>
+            <w:tcW w:type="dxa" w:w="1134"/>
+          </w:tcPr>
+          <w:p>
+            <w:pPr>
+              <w:keepNext/>
+              <w:spacing w:after="0"/>
+            </w:pPr>
+            <w:r>
+              <w:rPr>
+                <w:sz w:val="20"/>
+              </w:rPr>
+            </w:r>
+            <w:r>
+              <w:rPr>
+                <w:i w:val="0"/>
+                <w:sz w:val="20"/>
+              </w:rPr>
+              <w:t>0,928</w:t>
+            </w:r>
+          </w:p>
+        </w:tc>
+      </w:tr>
+      <w:tr>
+        <w:trPr>
+          <w:cantSplit/>
+        </w:trPr>
+        <w:tc>
+          <w:tcPr>
+            <w:tcW w:type="dxa" w:w="1134"/>
+          </w:tcPr>
+          <w:p>
+            <w:pPr>
+              <w:keepNext/>
+              <w:spacing w:after="0"/>
+            </w:pPr>
+            <w:r>
+              <w:rPr>
+                <w:sz w:val="20"/>
+              </w:rPr>
+            </w:r>
+            <w:r>
+              <w:rPr>
+                <w:i w:val="0"/>
+                <w:sz w:val="20"/>
+              </w:rPr>
+              <w:t xml:space="preserve">korelácia s </w:t>
+            </w:r>
+            <w:r>
+              <w:rPr>
+                <w:i/>
+                <w:sz w:val="20"/>
+              </w:rPr>
+              <w:t>co</w:t>
+            </w:r>
+            <w:r>
+              <w:rPr>
+                <w:i w:val="0"/>
+                <w:sz w:val="20"/>
+              </w:rPr>
+              <w:t>, bez dvojíc</w:t>
+            </w:r>
+          </w:p>
+        </w:tc>
+        <w:tc>
+          <w:tcPr>
+            <w:tcW w:type="dxa" w:w="1134"/>
+          </w:tcPr>
+          <w:p>
+            <w:pPr>
+              <w:keepNext/>
+              <w:spacing w:after="0"/>
+            </w:pPr>
+            <w:r>
+              <w:rPr>
+                <w:sz w:val="20"/>
+              </w:rPr>
+            </w:r>
+            <w:r>
+              <w:rPr>
+                <w:i w:val="0"/>
+                <w:sz w:val="20"/>
+              </w:rPr>
+              <w:t>4</w:t>
+            </w:r>
+          </w:p>
+        </w:tc>
+        <w:tc>
+          <w:tcPr>
+            <w:tcW w:type="dxa" w:w="1134"/>
+          </w:tcPr>
+          <w:p>
+            <w:pPr>
+              <w:keepNext/>
+              <w:spacing w:after="0"/>
+            </w:pPr>
+            <w:r>
+              <w:rPr>
+                <w:sz w:val="20"/>
+              </w:rPr>
+            </w:r>
+            <w:r>
+              <w:rPr>
+                <w:i w:val="0"/>
+                <w:sz w:val="20"/>
+              </w:rPr>
+              <w:t>0,177</w:t>
+            </w:r>
+          </w:p>
+        </w:tc>
+        <w:tc>
+          <w:tcPr>
+            <w:tcW w:type="dxa" w:w="1134"/>
+          </w:tcPr>
+          <w:p>
+            <w:pPr>
+              <w:keepNext/>
+              <w:spacing w:after="0"/>
+            </w:pPr>
+            <w:r>
+              <w:rPr>
+                <w:sz w:val="20"/>
+              </w:rPr>
+            </w:r>
+            <w:r>
+              <w:rPr>
+                <w:i w:val="0"/>
+                <w:sz w:val="20"/>
+              </w:rPr>
+              <w:t>0,421</w:t>
+            </w:r>
+          </w:p>
+        </w:tc>
+        <w:tc>
+          <w:tcPr>
+            <w:tcW w:type="dxa" w:w="1134"/>
+          </w:tcPr>
+          <w:p>
+            <w:pPr>
+              <w:keepNext/>
+              <w:spacing w:after="0"/>
+            </w:pPr>
+            <w:r>
+              <w:rPr>
+                <w:sz w:val="20"/>
+              </w:rPr>
+            </w:r>
+            <w:r>
+              <w:rPr>
+                <w:i w:val="0"/>
+                <w:sz w:val="20"/>
+              </w:rPr>
+              <w:t>0,914</w:t>
+            </w:r>
+          </w:p>
+        </w:tc>
+        <w:tc>
+          <w:tcPr>
+            <w:tcW w:type="dxa" w:w="1134"/>
+          </w:tcPr>
+          <w:p>
+            <w:pPr>
+              <w:keepNext/>
+              <w:spacing w:after="0"/>
+            </w:pPr>
+            <w:r>
+              <w:rPr>
+                <w:sz w:val="20"/>
+              </w:rPr>
+            </w:r>
+            <w:r>
+              <w:rPr>
+                <w:i w:val="0"/>
+                <w:sz w:val="20"/>
+              </w:rPr>
+              <w:t>0,191</w:t>
+            </w:r>
+          </w:p>
+        </w:tc>
+        <w:tc>
+          <w:tcPr>
+            <w:tcW w:type="dxa" w:w="1134"/>
+          </w:tcPr>
+          <w:p>
+            <w:pPr>
+              <w:keepNext/>
+              <w:spacing w:after="0"/>
+            </w:pPr>
+            <w:r>
+              <w:rPr>
+                <w:sz w:val="20"/>
+              </w:rPr>
+            </w:r>
+            <w:r>
+              <w:rPr>
+                <w:i w:val="0"/>
+                <w:sz w:val="20"/>
+              </w:rPr>
+              <w:t>0,437</w:t>
+            </w:r>
+          </w:p>
+        </w:tc>
+        <w:tc>
+          <w:tcPr>
+            <w:tcW w:type="dxa" w:w="1134"/>
+          </w:tcPr>
+          <w:p>
+            <w:pPr>
+              <w:keepNext/>
+              <w:spacing w:after="0"/>
+            </w:pPr>
+            <w:r>
+              <w:rPr>
+                <w:sz w:val="20"/>
+              </w:rPr>
+            </w:r>
+            <w:r>
+              <w:rPr>
+                <w:i w:val="0"/>
+                <w:sz w:val="20"/>
+              </w:rPr>
+              <w:t>0,908</w:t>
+            </w:r>
+          </w:p>
+        </w:tc>
+      </w:tr>
+      <w:tr>
+        <w:trPr>
+          <w:cantSplit/>
+        </w:trPr>
+        <w:tc>
+          <w:tcPr>
+            <w:tcW w:type="dxa" w:w="1134"/>
+          </w:tcPr>
+          <w:p>
+            <w:pPr>
+              <w:keepNext/>
+              <w:spacing w:after="0"/>
+            </w:pPr>
+            <w:r>
+              <w:rPr>
+                <w:sz w:val="20"/>
+              </w:rPr>
+            </w:r>
+            <w:r>
+              <w:rPr>
+                <w:i w:val="0"/>
+                <w:sz w:val="20"/>
+              </w:rPr>
+              <w:t>dôležitosť z lesa</w:t>
+            </w:r>
+          </w:p>
+        </w:tc>
+        <w:tc>
+          <w:tcPr>
+            <w:tcW w:type="dxa" w:w="1134"/>
+          </w:tcPr>
+          <w:p>
+            <w:pPr>
+              <w:keepNext/>
+              <w:spacing w:after="0"/>
+            </w:pPr>
+            <w:r>
+              <w:rPr>
+                <w:sz w:val="20"/>
+              </w:rPr>
+            </w:r>
+            <w:r>
+              <w:rPr>
+                <w:i w:val="0"/>
+                <w:sz w:val="20"/>
+              </w:rPr>
+              <w:t>8</w:t>
+            </w:r>
+          </w:p>
+        </w:tc>
+        <w:tc>
+          <w:tcPr>
+            <w:tcW w:type="dxa" w:w="1134"/>
+          </w:tcPr>
+          <w:p>
+            <w:pPr>
+              <w:keepNext/>
+              <w:spacing w:after="0"/>
+            </w:pPr>
+            <w:r>
+              <w:rPr>
+                <w:sz w:val="20"/>
+              </w:rPr>
+            </w:r>
+            <w:r>
+              <w:rPr>
+                <w:i w:val="0"/>
+                <w:sz w:val="20"/>
+              </w:rPr>
+              <w:t>0,098</w:t>
+            </w:r>
+          </w:p>
+        </w:tc>
+        <w:tc>
+          <w:tcPr>
+            <w:tcW w:type="dxa" w:w="1134"/>
+          </w:tcPr>
+          <w:p>
+            <w:pPr>
+              <w:keepNext/>
+              <w:spacing w:after="0"/>
+            </w:pPr>
+            <w:r>
+              <w:rPr>
+                <w:sz w:val="20"/>
+              </w:rPr>
+            </w:r>
+            <w:r>
+              <w:rPr>
+                <w:i w:val="0"/>
+                <w:sz w:val="20"/>
+              </w:rPr>
+              <w:t>0,313</w:t>
+            </w:r>
+          </w:p>
+        </w:tc>
+        <w:tc>
+          <w:tcPr>
+            <w:tcW w:type="dxa" w:w="1134"/>
+          </w:tcPr>
+          <w:p>
+            <w:pPr>
+              <w:keepNext/>
+              <w:spacing w:after="0"/>
+            </w:pPr>
+            <w:r>
+              <w:rPr>
+                <w:sz w:val="20"/>
+              </w:rPr>
+            </w:r>
+            <w:r>
+              <w:rPr>
+                <w:i w:val="0"/>
+                <w:sz w:val="20"/>
+              </w:rPr>
+              <w:t>0,953</w:t>
+            </w:r>
+          </w:p>
+        </w:tc>
+        <w:tc>
+          <w:tcPr>
+            <w:tcW w:type="dxa" w:w="1134"/>
+          </w:tcPr>
+          <w:p>
+            <w:pPr>
+              <w:keepNext/>
+              <w:spacing w:after="0"/>
+            </w:pPr>
+            <w:r>
+              <w:rPr>
+                <w:sz w:val="20"/>
+              </w:rPr>
+            </w:r>
+            <w:r>
+              <w:rPr>
+                <w:i w:val="0"/>
+                <w:sz w:val="20"/>
+              </w:rPr>
+              <w:t>0,131</w:t>
+            </w:r>
+          </w:p>
+        </w:tc>
+        <w:tc>
+          <w:tcPr>
+            <w:tcW w:type="dxa" w:w="1134"/>
+          </w:tcPr>
+          <w:p>
+            <w:pPr>
+              <w:keepNext/>
+              <w:spacing w:after="0"/>
+            </w:pPr>
+            <w:r>
+              <w:rPr>
+                <w:sz w:val="20"/>
+              </w:rPr>
+            </w:r>
+            <w:r>
+              <w:rPr>
+                <w:i w:val="0"/>
+                <w:sz w:val="20"/>
+              </w:rPr>
+              <w:t>0,362</w:t>
+            </w:r>
+          </w:p>
+        </w:tc>
+        <w:tc>
+          <w:tcPr>
+            <w:tcW w:type="dxa" w:w="1134"/>
+          </w:tcPr>
+          <w:p>
+            <w:pPr>
+              <w:keepNext/>
+              <w:spacing w:after="0"/>
+            </w:pPr>
+            <w:r>
+              <w:rPr>
+                <w:sz w:val="20"/>
+              </w:rPr>
+            </w:r>
+            <w:r>
+              <w:rPr>
+                <w:i w:val="0"/>
+                <w:sz w:val="20"/>
+              </w:rPr>
+              <w:t>0,937</w:t>
+            </w:r>
+          </w:p>
+        </w:tc>
+      </w:tr>
+      <w:tr>
+        <w:trPr>
+          <w:cantSplit/>
+        </w:trPr>
+        <w:tc>
+          <w:tcPr>
+            <w:tcW w:type="dxa" w:w="1134"/>
+          </w:tcPr>
+          <w:p>
+            <w:pPr>
+              <w:keepNext w:val="0"/>
+              <w:spacing w:after="0"/>
+            </w:pPr>
+            <w:r>
+              <w:rPr>
+                <w:sz w:val="20"/>
+              </w:rPr>
+            </w:r>
+            <w:r>
+              <w:rPr>
+                <w:i w:val="0"/>
+                <w:sz w:val="20"/>
+              </w:rPr>
+              <w:t>PCA, 95 % variancie</w:t>
+            </w:r>
+          </w:p>
+        </w:tc>
+        <w:tc>
+          <w:tcPr>
+            <w:tcW w:type="dxa" w:w="1134"/>
+          </w:tcPr>
+          <w:p>
+            <w:pPr>
+              <w:keepNext w:val="0"/>
+              <w:spacing w:after="0"/>
+            </w:pPr>
+            <w:r>
+              <w:rPr>
+                <w:sz w:val="20"/>
+              </w:rPr>
+            </w:r>
+            <w:r>
+              <w:rPr>
+                <w:i w:val="0"/>
+                <w:sz w:val="20"/>
+              </w:rPr>
+              <w:t>8</w:t>
+            </w:r>
+          </w:p>
+        </w:tc>
+        <w:tc>
+          <w:tcPr>
+            <w:tcW w:type="dxa" w:w="1134"/>
+          </w:tcPr>
+          <w:p>
+            <w:pPr>
+              <w:keepNext w:val="0"/>
+              <w:spacing w:after="0"/>
+            </w:pPr>
+            <w:r>
+              <w:rPr>
+                <w:sz w:val="20"/>
+              </w:rPr>
+            </w:r>
+            <w:r>
+              <w:rPr>
+                <w:i w:val="0"/>
+                <w:sz w:val="20"/>
+              </w:rPr>
+              <w:t>0,104</w:t>
+            </w:r>
+          </w:p>
+        </w:tc>
+        <w:tc>
+          <w:tcPr>
+            <w:tcW w:type="dxa" w:w="1134"/>
+          </w:tcPr>
+          <w:p>
+            <w:pPr>
+              <w:keepNext w:val="0"/>
+              <w:spacing w:after="0"/>
+            </w:pPr>
+            <w:r>
+              <w:rPr>
+                <w:sz w:val="20"/>
+              </w:rPr>
+            </w:r>
+            <w:r>
+              <w:rPr>
+                <w:i w:val="0"/>
+                <w:sz w:val="20"/>
+              </w:rPr>
+              <w:t>0,322</w:t>
+            </w:r>
+          </w:p>
+        </w:tc>
+        <w:tc>
+          <w:tcPr>
+            <w:tcW w:type="dxa" w:w="1134"/>
+          </w:tcPr>
+          <w:p>
+            <w:pPr>
+              <w:keepNext w:val="0"/>
+              <w:spacing w:after="0"/>
+            </w:pPr>
+            <w:r>
+              <w:rPr>
+                <w:sz w:val="20"/>
+              </w:rPr>
+            </w:r>
+            <w:r>
+              <w:rPr>
+                <w:i w:val="0"/>
+                <w:sz w:val="20"/>
+              </w:rPr>
+              <w:t>0,950</w:t>
+            </w:r>
+          </w:p>
+        </w:tc>
+        <w:tc>
+          <w:tcPr>
+            <w:tcW w:type="dxa" w:w="1134"/>
+          </w:tcPr>
+          <w:p>
+            <w:pPr>
+              <w:keepNext w:val="0"/>
+              <w:spacing w:after="0"/>
+            </w:pPr>
+            <w:r>
+              <w:rPr>
+                <w:sz w:val="20"/>
+              </w:rPr>
+            </w:r>
+            <w:r>
+              <w:rPr>
+                <w:i w:val="0"/>
+                <w:sz w:val="20"/>
+              </w:rPr>
+              <w:t>0,119</w:t>
+            </w:r>
+          </w:p>
+        </w:tc>
+        <w:tc>
+          <w:tcPr>
+            <w:tcW w:type="dxa" w:w="1134"/>
+          </w:tcPr>
+          <w:p>
+            <w:pPr>
+              <w:keepNext w:val="0"/>
+              <w:spacing w:after="0"/>
+            </w:pPr>
+            <w:r>
+              <w:rPr>
+                <w:sz w:val="20"/>
+              </w:rPr>
+            </w:r>
+            <w:r>
+              <w:rPr>
+                <w:i w:val="0"/>
+                <w:sz w:val="20"/>
+              </w:rPr>
+              <w:t>0,345</w:t>
+            </w:r>
+          </w:p>
+        </w:tc>
+        <w:tc>
+          <w:tcPr>
+            <w:tcW w:type="dxa" w:w="1134"/>
+          </w:tcPr>
+          <w:p>
+            <w:pPr>
+              <w:keepNext w:val="0"/>
+              <w:spacing w:after="0"/>
+            </w:pPr>
+            <w:r>
+              <w:rPr>
+                <w:sz w:val="20"/>
+              </w:rPr>
+            </w:r>
+            <w:r>
+              <w:rPr>
+                <w:i w:val="0"/>
+                <w:sz w:val="20"/>
+              </w:rPr>
+              <w:t>0,943</w:t>
+            </w:r>
+          </w:p>
+        </w:tc>
+      </w:tr>
+    </w:tbl>
+    <w:p/>
+    <w:p>
+      <w:pPr>
+        <w:jc w:val="both"/>
+      </w:pPr>
+      <w:r>
+        <w:rPr>
+          <w:i w:val="0"/>
+        </w:rPr>
+        <w:t>Žiadna zmenšená množina neprekonala model so všetkými príznakmi, ktorý má na testovacej množine R² 0,956. Najbližšie je PCA s 0,943, potom dôležitosť z lesa (0,937) a korelácia (0,928). Po odstránení silno korelovaných dvojíc zostali štyri vstupy a R² kleslo na 0,908, čo je výsledok najlepšieho stromu. RMSE na testovacej množine stúplo z 0,302 na 0,345 až 0,437 mg/m³.</w:t>
+      </w:r>
+    </w:p>
+    <w:p>
+      <w:pPr>
+        <w:jc w:val="both"/>
+      </w:pPr>
+      <w:r>
+        <w:rPr>
+          <w:i w:val="0"/>
+        </w:rPr>
+        <w:t xml:space="preserve">Korelácia hodnotí každý príznak zvlášť a len podľa lineárneho vzťahu s </w:t>
+      </w:r>
+      <w:r>
+        <w:rPr>
+          <w:i/>
+        </w:rPr>
+        <w:t>co</w:t>
+      </w:r>
+      <w:r>
+        <w:rPr>
+          <w:i w:val="0"/>
+        </w:rPr>
+        <w:t xml:space="preserve">. Teplota, vlhkosť a čas s </w:t>
+      </w:r>
+      <w:r>
+        <w:rPr>
+          <w:i/>
+        </w:rPr>
+        <w:t>co</w:t>
+      </w:r>
+      <w:r>
+        <w:rPr>
+          <w:i w:val="0"/>
+        </w:rPr>
+        <w:t xml:space="preserve"> priamo skoro nekorelujú, SVR ich však vie využiť spolu so senzormi. Osem príznakov z lesa, medzi ktorými je aj teplota a mesiac, preto dopadlo lepšie než šesť príznakov z korelácie. Vyradenie </w:t>
+      </w:r>
+      <w:r>
+        <w:rPr>
+          <w:i/>
+        </w:rPr>
+        <w:t>sensor_co</w:t>
+      </w:r>
+      <w:r>
+        <w:rPr>
+          <w:i w:val="0"/>
+        </w:rPr>
+        <w:t xml:space="preserve"> a </w:t>
+      </w:r>
+      <w:r>
+        <w:rPr>
+          <w:i/>
+        </w:rPr>
+        <w:t>sensor_o3</w:t>
+      </w:r>
+      <w:r>
+        <w:rPr>
+          <w:i w:val="0"/>
+        </w:rPr>
+        <w:t xml:space="preserve"> tiež uškodilo, aj keď so </w:t>
+      </w:r>
+      <w:r>
+        <w:rPr>
+          <w:i/>
+        </w:rPr>
+        <w:t>sensor_nmhc</w:t>
+      </w:r>
+      <w:r>
+        <w:rPr>
+          <w:i w:val="0"/>
+        </w:rPr>
+        <w:t xml:space="preserve"> korelujú 0,89 a 0,88. Nesú teda aj informáciu, ktorú </w:t>
+      </w:r>
+      <w:r>
+        <w:rPr>
+          <w:i/>
+        </w:rPr>
+        <w:t>sensor_nmhc</w:t>
+      </w:r>
+      <w:r>
+        <w:rPr>
+          <w:i w:val="0"/>
+        </w:rPr>
+        <w:t xml:space="preserve"> nemá. PCA dopadla najlepšie, lebo nevyhadzuje celé stĺpce. Každá komponenta je kombinácia všetkých 14 vstupov a vypadnú len smery s najmenšou varianciou.</w:t>
+      </w:r>
+    </w:p>
+    <w:p>
+      <w:pPr>
+        <w:jc w:val="center"/>
+      </w:pPr>
+      <w:r>
+        <w:drawing>
+          <wp:inline xmlns:a="http://schemas.openxmlformats.org/drawingml/2006/main" xmlns:pic="http://schemas.openxmlformats.org/drawingml/2006/picture">
+            <wp:extent cx="5760000" cy="2571429"/>
+            <wp:docPr id="12" name="Picture 12"/>
+            <wp:cNvGraphicFramePr>
+              <a:graphicFrameLocks noChangeAspect="1"/>
+            </wp:cNvGraphicFramePr>
+            <a:graphic>
+              <a:graphicData uri="http://schemas.openxmlformats.org/drawingml/2006/picture">
+                <pic:pic>
+                  <pic:nvPicPr>
+                    <pic:cNvPr id="0" name="residuals_selection.png"/>
+                    <pic:cNvPicPr/>
+                  </pic:nvPicPr>
+                  <pic:blipFill>
+                    <a:blip r:embed="rId20"/>
+                    <a:stretch>
+                      <a:fillRect/>
+                    </a:stretch>
+                  </pic:blipFill>
+                  <pic:spPr>
+                    <a:xfrm>
+                      <a:off x="0" y="0"/>
+                      <a:ext cx="5760000" cy="2571429"/>
+                    </a:xfrm>
+                    <a:prstGeom prst="rect"/>
+                  </pic:spPr>
+                </pic:pic>
+              </a:graphicData>
+            </a:graphic>
+          </wp:inline>
+        </w:drawing>
+      </w:r>
+    </w:p>
+    <w:p>
+      <w:pPr>
+        <w:keepNext w:val="0"/>
+        <w:jc w:val="center"/>
+      </w:pPr>
+      <w:r>
+        <w:rPr>
+          <w:sz w:val="20"/>
+        </w:rPr>
+        <w:t>Obr. 12: Reziduály SVR pri rôznych množinách príznakov, hore trénovacia a dole testovacia množina</w:t>
+      </w:r>
+    </w:p>
+    <w:p>
+      <w:pPr>
+        <w:jc w:val="both"/>
+      </w:pPr>
+      <w:r>
+        <w:rPr>
+          <w:i w:val="0"/>
+        </w:rPr>
+        <w:t>Reziduály majú pri všetkých množinách rovnaký tvar lievika ako v časti 2, pri zmenšených množinách sú však viac rozhodené. Pri výbere podľa korelácie a podľa dôležitosti je na testovacej množine 10 a 11 hodín, pri ktorých model predpovedal o viac než 1,5 mg/m³ viac, než bolo skutočné CO. Pri všetkých príznakoch je taká hodina jedna a pri PCA dve.</w:t>
+      </w:r>
+    </w:p>
+    <w:p>
+      <w:pPr>
+        <w:jc w:val="both"/>
+      </w:pPr>
+      <w:r>
+        <w:rPr>
+          <w:i w:val="0"/>
+        </w:rPr>
+        <w:t>Korelácia aj dôležitosť z lesa vyradili všetky štyri stĺpce ročného obdobia, ako som predpokladal v časti 1.4. Vstupov je len 14 a SVR sa na nich trénuje niekoľko sekúnd, zmenšenie množiny tu preto neprinieslo žiadnu výhodu. Ak by bolo treba vstupy zmenšiť, zvolil by som PCA, pri ktorej sa výsledok zhoršil najmenej.</w:t>
+      </w:r>
+    </w:p>
+    <w:p>
+      <w:pPr>
+        <w:pStyle w:val="Heading1"/>
+      </w:pPr>
+      <w:r>
+        <w:t>5 Nepovinné úlohy</w:t>
+      </w:r>
+    </w:p>
+    <w:p>
+      <w:pPr>
+        <w:pStyle w:val="Heading2"/>
+      </w:pPr>
+      <w:r>
+        <w:t>5.1 EDA</w:t>
+      </w:r>
+    </w:p>
+    <w:p>
+      <w:pPr>
+        <w:jc w:val="both"/>
+      </w:pPr>
+      <w:r>
+        <w:rPr>
+          <w:i w:val="0"/>
+        </w:rPr>
+        <w:t xml:space="preserve">Pri EDA som pracoval s dátami po odstránení duplikátov a outlierov, ešte pred vymazaním chýbajúcich hodnôt a pred kódovaním, aby som mal ročné obdobie ako text a mohol skúmať aj chýbajúce </w:t>
+      </w:r>
+      <w:r>
+        <w:rPr>
+          <w:i/>
+        </w:rPr>
+        <w:t>co</w:t>
+      </w:r>
+      <w:r>
+        <w:rPr>
+          <w:i w:val="0"/>
+        </w:rPr>
+        <w:t>. Všetkých päť vzťahov je na obr. 13.</w:t>
+      </w:r>
+    </w:p>
+    <w:p>
+      <w:pPr>
+        <w:jc w:val="center"/>
+      </w:pPr>
+      <w:r>
+        <w:drawing>
+          <wp:inline xmlns:a="http://schemas.openxmlformats.org/drawingml/2006/main" xmlns:pic="http://schemas.openxmlformats.org/drawingml/2006/picture">
+            <wp:extent cx="5760000" cy="3388235"/>
+            <wp:docPr id="13" name="Picture 13"/>
+            <wp:cNvGraphicFramePr>
+              <a:graphicFrameLocks noChangeAspect="1"/>
+            </wp:cNvGraphicFramePr>
+            <a:graphic>
+              <a:graphicData uri="http://schemas.openxmlformats.org/drawingml/2006/picture">
+                <pic:pic>
+                  <pic:nvPicPr>
+                    <pic:cNvPr id="0" name="eda.png"/>
+                    <pic:cNvPicPr/>
+                  </pic:nvPicPr>
+                  <pic:blipFill>
+                    <a:blip r:embed="rId21"/>
+                    <a:stretch>
+                      <a:fillRect/>
+                    </a:stretch>
+                  </pic:blipFill>
+                  <pic:spPr>
+                    <a:xfrm>
+                      <a:off x="0" y="0"/>
+                      <a:ext cx="5760000" cy="3388235"/>
+                    </a:xfrm>
+                    <a:prstGeom prst="rect"/>
+                  </pic:spPr>
+                </pic:pic>
+              </a:graphicData>
+            </a:graphic>
+          </wp:inline>
+        </w:drawing>
+      </w:r>
+    </w:p>
+    <w:p>
+      <w:pPr>
+        <w:keepNext w:val="0"/>
+        <w:jc w:val="center"/>
+      </w:pPr>
+      <w:r>
+        <w:rPr>
+          <w:sz w:val="20"/>
+        </w:rPr>
+        <w:t>Obr. 13: Päť vzťahov v dátach</w:t>
+      </w:r>
+    </w:p>
+    <w:p>
+      <w:pPr>
+        <w:jc w:val="both"/>
+      </w:pPr>
+      <w:r>
+        <w:rPr>
+          <w:i w:val="0"/>
+        </w:rPr>
+        <w:t>1. Cez pracovné dni má CO dva vrcholy, o 9:00 (3,53 mg/m³) a o 19:00 (4,23 mg/m³). Cez víkend ranný vrchol skoro chýba, o 9:00 je CO len 1,65 mg/m³ a večerné maximum je 2,48 mg/m³. Zodpovedá to doprave, cez týždeň ľudia cestujú ráno do práce a večer domov. V noci od 0:00 do 2:00 je naopak CO cez víkend vyššie, v piatok a v sobotu večer sú ľudia dlhšie vonku.</w:t>
+      </w:r>
+    </w:p>
+    <w:p>
+      <w:pPr>
+        <w:jc w:val="both"/>
+      </w:pPr>
+      <w:r>
+        <w:rPr>
+          <w:i w:val="0"/>
+        </w:rPr>
+        <w:t>2. V auguste je medián CO 1,2 mg/m³, najmenej zo všetkých mesiacov. Od októbra do decembra je medián 2,3 až 2,5 mg/m³ a v týchto mesiacoch sú aj najvyššie hodnoty, maximum 11,9 mg/m³ je z novembra. Dôvodom môže byť menšia doprava cez letné prázdniny a kúrenie na jeseň a v zime.</w:t>
+      </w:r>
+    </w:p>
+    <w:p>
+      <w:pPr>
+        <w:jc w:val="both"/>
+      </w:pPr>
+      <w:r>
+        <w:rPr>
+          <w:i w:val="0"/>
+        </w:rPr>
+        <w:t>3. Teplota a vlhkosť spolu korelujú −0,56, teplejšie hodiny sú suchšie. Ročné obdobia sú v grafe posunuté po osi teploty, zima vľavo a leto vpravo. Jar a jeseň sa prekrývajú, pri rovnakej teplote je však jeseň vlhkejšia.</w:t>
+      </w:r>
+    </w:p>
+    <w:p>
+      <w:pPr>
+        <w:jc w:val="both"/>
+      </w:pPr>
+      <w:r>
+        <w:rPr>
+          <w:i w:val="0"/>
+        </w:rPr>
+        <w:t xml:space="preserve">4. Hodnota </w:t>
+      </w:r>
+      <w:r>
+        <w:rPr>
+          <w:i/>
+        </w:rPr>
+        <w:t>co</w:t>
+      </w:r>
+      <w:r>
+        <w:rPr>
+          <w:i w:val="0"/>
+        </w:rPr>
+        <w:t xml:space="preserve"> nechýba rovnomerne. V októbri chýba v 47,2 % hodín a v auguste v 36,0 %, vo februári len v 1,3 % a v marci v 3,0 %. Po vymazaní riadkov bez </w:t>
+      </w:r>
+      <w:r>
+        <w:rPr>
+          <w:i/>
+        </w:rPr>
+        <w:t>co</w:t>
+      </w:r>
+      <w:r>
+        <w:rPr>
+          <w:i w:val="0"/>
+        </w:rPr>
+        <w:t xml:space="preserve"> v časti 1.3 sú preto október a august v dátach zastúpené menej než ostatné mesiace.</w:t>
+      </w:r>
+    </w:p>
+    <w:p>
+      <w:pPr>
+        <w:jc w:val="both"/>
+      </w:pPr>
+      <w:r>
+        <w:rPr>
+          <w:i w:val="0"/>
+        </w:rPr>
+        <w:t xml:space="preserve">5. Odozva senzora NO2 stúpa s teplotou, korelácia je 0,57. Z dát sa nedá rozlíšiť, či teplota ovplyvňuje samotný senzor, alebo je v teplom počasí vo vzduchu viac NO2. Možno aj preto pomohla teplota modelu v časti 4, hoci s </w:t>
+      </w:r>
+      <w:r>
+        <w:rPr>
+          <w:i/>
+        </w:rPr>
+        <w:t>co</w:t>
+      </w:r>
+      <w:r>
+        <w:rPr>
+          <w:i w:val="0"/>
+        </w:rPr>
+        <w:t xml:space="preserve"> priamo nekoreluje.</w:t>
+      </w:r>
+    </w:p>
+    <w:p>
+      <w:pPr>
+        <w:pStyle w:val="Heading2"/>
+      </w:pPr>
+      <w:r>
+        <w:t>5.2 Zhlukovanie</w:t>
+      </w:r>
+    </w:p>
+    <w:p>
+      <w:pPr>
+        <w:jc w:val="both"/>
+      </w:pPr>
+      <w:r>
+        <w:rPr>
+          <w:i w:val="0"/>
+        </w:rPr>
+        <w:t xml:space="preserve">Zhlukoval som pomocou K-means na 14 normalizovaných vstupoch trénovacej množiny, bez </w:t>
+      </w:r>
+      <w:r>
+        <w:rPr>
+          <w:i/>
+        </w:rPr>
+        <w:t>co</w:t>
+      </w:r>
+      <w:r>
+        <w:rPr>
+          <w:i w:val="0"/>
+        </w:rPr>
+        <w:t xml:space="preserve">. Počet zhlukov som vyberal z k = 3 až 6 podľa silhouette skóre. To vyšlo 0,207 pri k = 3, 0,228 pri k = 4, 0,257 pri k = 5 a 0,256 pri k = 6, použil som teda 5 zhlukov. Silhouette okolo 0,26 je nízke, zhluky sa navzájom dosť prekrývajú a ostré hranice medzi nimi nie sú. Na obr. 14 sú zhluky v priestore prvých troch komponentov PCA z časti 3.2. Zhlukovanie teda použilo 14 vstupov a graf ukazuje len 3 ich kombinácie. Profil zhlukov, teda priemery pôvodných hodnôt, je v tab. 9. </w:t>
+      </w:r>
+      <w:r>
+        <w:rPr>
+          <w:i/>
+        </w:rPr>
+        <w:t>co</w:t>
+      </w:r>
+      <w:r>
+        <w:rPr>
+          <w:i w:val="0"/>
+        </w:rPr>
+        <w:t xml:space="preserve"> som do zhlukovania nedával, v tabuľke je len na porovnanie.</w:t>
+      </w:r>
+    </w:p>
+    <w:p>
+      <w:pPr>
+        <w:jc w:val="center"/>
+      </w:pPr>
+      <w:r>
+        <w:drawing>
+          <wp:inline xmlns:a="http://schemas.openxmlformats.org/drawingml/2006/main" xmlns:pic="http://schemas.openxmlformats.org/drawingml/2006/picture">
+            <wp:extent cx="5040000" cy="4200000"/>
+            <wp:docPr id="14" name="Picture 14"/>
+            <wp:cNvGraphicFramePr>
+              <a:graphicFrameLocks noChangeAspect="1"/>
+            </wp:cNvGraphicFramePr>
+            <a:graphic>
+              <a:graphicData uri="http://schemas.openxmlformats.org/drawingml/2006/picture">
+                <pic:pic>
+                  <pic:nvPicPr>
+                    <pic:cNvPr id="0" name="clusters_3d.png"/>
+                    <pic:cNvPicPr/>
+                  </pic:nvPicPr>
+                  <pic:blipFill>
+                    <a:blip r:embed="rId22"/>
+                    <a:stretch>
+                      <a:fillRect/>
+                    </a:stretch>
+                  </pic:blipFill>
+                  <pic:spPr>
+                    <a:xfrm>
+                      <a:off x="0" y="0"/>
+                      <a:ext cx="5040000" cy="4200000"/>
+                    </a:xfrm>
+                    <a:prstGeom prst="rect"/>
+                  </pic:spPr>
+                </pic:pic>
+              </a:graphicData>
+            </a:graphic>
+          </wp:inline>
+        </w:drawing>
+      </w:r>
+    </w:p>
+    <w:p>
+      <w:pPr>
+        <w:keepNext w:val="0"/>
+        <w:jc w:val="center"/>
+      </w:pPr>
+      <w:r>
+        <w:rPr>
+          <w:sz w:val="20"/>
+        </w:rPr>
+        <w:t>Obr. 14: Zhluky K-means (k = 5) v priestore prvých troch komponentov PCA</w:t>
+      </w:r>
+    </w:p>
+    <w:p>
+      <w:pPr>
+        <w:keepNext/>
+        <w:jc w:val="center"/>
+      </w:pPr>
+      <w:r>
+        <w:rPr>
+          <w:sz w:val="20"/>
+        </w:rPr>
+        <w:t>Tab. 9: Profil zhlukov, priemery na trénovacej množine</w:t>
+      </w:r>
+    </w:p>
+    <w:tbl>
+      <w:tblPr>
+        <w:tblStyle w:val="TableGrid"/>
+        <w:tblW w:type="auto" w:w="0"/>
+        <w:jc w:val="center"/>
+        <w:tblLook w:firstColumn="1" w:firstRow="1" w:lastColumn="0" w:lastRow="0" w:noHBand="0" w:noVBand="1" w:val="04A0"/>
+      </w:tblPr>
+      <w:tblGrid>
+        <w:gridCol w:w="1512"/>
+        <w:gridCol w:w="1512"/>
+        <w:gridCol w:w="1512"/>
+        <w:gridCol w:w="1512"/>
+        <w:gridCol w:w="1512"/>
+        <w:gridCol w:w="1512"/>
+      </w:tblGrid>
+      <w:tr>
+        <w:trPr>
+          <w:cantSplit/>
+        </w:trPr>
+        <w:tc>
+          <w:tcPr>
+            <w:tcW w:type="dxa" w:w="1512"/>
+          </w:tcPr>
+          <w:p>
+            <w:pPr>
+              <w:keepNext/>
+              <w:spacing w:after="0"/>
+            </w:pPr>
+            <w:r>
+              <w:rPr>
+                <w:sz w:val="20"/>
+              </w:rPr>
+            </w:r>
+            <w:r>
+              <w:rPr>
+                <w:b/>
+                <w:sz w:val="20"/>
+              </w:rPr>
+            </w:r>
+          </w:p>
+        </w:tc>
+        <w:tc>
+          <w:tcPr>
+            <w:tcW w:type="dxa" w:w="1512"/>
+          </w:tcPr>
+          <w:p>
+            <w:pPr>
+              <w:keepNext/>
+              <w:spacing w:after="0"/>
+            </w:pPr>
+            <w:r>
+              <w:rPr>
+                <w:sz w:val="20"/>
+              </w:rPr>
+            </w:r>
+            <w:r>
+              <w:rPr>
+                <w:b/>
+                <w:sz w:val="20"/>
+              </w:rPr>
+              <w:t>Zhluk 0</w:t>
+            </w:r>
+          </w:p>
+        </w:tc>
+        <w:tc>
+          <w:tcPr>
+            <w:tcW w:type="dxa" w:w="1512"/>
+          </w:tcPr>
+          <w:p>
+            <w:pPr>
+              <w:keepNext/>
+              <w:spacing w:after="0"/>
+            </w:pPr>
+            <w:r>
+              <w:rPr>
+                <w:sz w:val="20"/>
+              </w:rPr>
+            </w:r>
+            <w:r>
+              <w:rPr>
+                <w:b/>
+                <w:sz w:val="20"/>
+              </w:rPr>
+              <w:t>Zhluk 1</w:t>
+            </w:r>
+          </w:p>
+        </w:tc>
+        <w:tc>
+          <w:tcPr>
+            <w:tcW w:type="dxa" w:w="1512"/>
+          </w:tcPr>
+          <w:p>
+            <w:pPr>
+              <w:keepNext/>
+              <w:spacing w:after="0"/>
+            </w:pPr>
+            <w:r>
+              <w:rPr>
+                <w:sz w:val="20"/>
+              </w:rPr>
+            </w:r>
+            <w:r>
+              <w:rPr>
+                <w:b/>
+                <w:sz w:val="20"/>
+              </w:rPr>
+              <w:t>Zhluk 2</w:t>
+            </w:r>
+          </w:p>
+        </w:tc>
+        <w:tc>
+          <w:tcPr>
+            <w:tcW w:type="dxa" w:w="1512"/>
+          </w:tcPr>
+          <w:p>
+            <w:pPr>
+              <w:keepNext/>
+              <w:spacing w:after="0"/>
+            </w:pPr>
+            <w:r>
+              <w:rPr>
+                <w:sz w:val="20"/>
+              </w:rPr>
+            </w:r>
+            <w:r>
+              <w:rPr>
+                <w:b/>
+                <w:sz w:val="20"/>
+              </w:rPr>
+              <w:t>Zhluk 3</w:t>
+            </w:r>
+          </w:p>
+        </w:tc>
+        <w:tc>
+          <w:tcPr>
+            <w:tcW w:type="dxa" w:w="1512"/>
+          </w:tcPr>
+          <w:p>
+            <w:pPr>
+              <w:keepNext/>
+              <w:spacing w:after="0"/>
+            </w:pPr>
+            <w:r>
+              <w:rPr>
+                <w:sz w:val="20"/>
+              </w:rPr>
+            </w:r>
+            <w:r>
+              <w:rPr>
+                <w:b/>
+                <w:sz w:val="20"/>
+              </w:rPr>
+              <w:t>Zhluk 4</w:t>
+            </w:r>
+          </w:p>
+        </w:tc>
+      </w:tr>
+      <w:tr>
+        <w:trPr>
+          <w:cantSplit/>
+        </w:trPr>
+        <w:tc>
+          <w:tcPr>
+            <w:tcW w:type="dxa" w:w="1512"/>
+          </w:tcPr>
+          <w:p>
+            <w:pPr>
+              <w:keepNext/>
+              <w:spacing w:after="0"/>
+            </w:pPr>
+            <w:r>
+              <w:rPr>
+                <w:sz w:val="20"/>
+              </w:rPr>
+            </w:r>
+            <w:r>
+              <w:rPr>
+                <w:i w:val="0"/>
+                <w:sz w:val="20"/>
+              </w:rPr>
+              <w:t>počet hodín</w:t>
+            </w:r>
+          </w:p>
+        </w:tc>
+        <w:tc>
+          <w:tcPr>
+            <w:tcW w:type="dxa" w:w="1512"/>
+          </w:tcPr>
+          <w:p>
+            <w:pPr>
+              <w:keepNext/>
+              <w:spacing w:after="0"/>
+            </w:pPr>
+            <w:r>
+              <w:rPr>
+                <w:sz w:val="20"/>
+              </w:rPr>
+            </w:r>
+            <w:r>
+              <w:rPr>
+                <w:i w:val="0"/>
+                <w:sz w:val="20"/>
+              </w:rPr>
+              <w:t>1 188</w:t>
+            </w:r>
+          </w:p>
+        </w:tc>
+        <w:tc>
+          <w:tcPr>
+            <w:tcW w:type="dxa" w:w="1512"/>
+          </w:tcPr>
+          <w:p>
+            <w:pPr>
+              <w:keepNext/>
+              <w:spacing w:after="0"/>
+            </w:pPr>
+            <w:r>
+              <w:rPr>
+                <w:sz w:val="20"/>
+              </w:rPr>
+            </w:r>
+            <w:r>
+              <w:rPr>
+                <w:i w:val="0"/>
+                <w:sz w:val="20"/>
+              </w:rPr>
+              <w:t>1 440</w:t>
+            </w:r>
+          </w:p>
+        </w:tc>
+        <w:tc>
+          <w:tcPr>
+            <w:tcW w:type="dxa" w:w="1512"/>
+          </w:tcPr>
+          <w:p>
+            <w:pPr>
+              <w:keepNext/>
+              <w:spacing w:after="0"/>
+            </w:pPr>
+            <w:r>
+              <w:rPr>
+                <w:sz w:val="20"/>
+              </w:rPr>
+            </w:r>
+            <w:r>
+              <w:rPr>
+                <w:i w:val="0"/>
+                <w:sz w:val="20"/>
+              </w:rPr>
+              <w:t>927</w:t>
+            </w:r>
+          </w:p>
+        </w:tc>
+        <w:tc>
+          <w:tcPr>
+            <w:tcW w:type="dxa" w:w="1512"/>
+          </w:tcPr>
+          <w:p>
+            <w:pPr>
+              <w:keepNext/>
+              <w:spacing w:after="0"/>
+            </w:pPr>
+            <w:r>
+              <w:rPr>
+                <w:sz w:val="20"/>
+              </w:rPr>
+            </w:r>
+            <w:r>
+              <w:rPr>
+                <w:i w:val="0"/>
+                <w:sz w:val="20"/>
+              </w:rPr>
+              <w:t>1 108</w:t>
+            </w:r>
+          </w:p>
+        </w:tc>
+        <w:tc>
+          <w:tcPr>
+            <w:tcW w:type="dxa" w:w="1512"/>
+          </w:tcPr>
+          <w:p>
+            <w:pPr>
+              <w:keepNext/>
+              <w:spacing w:after="0"/>
+            </w:pPr>
+            <w:r>
+              <w:rPr>
+                <w:sz w:val="20"/>
+              </w:rPr>
+            </w:r>
+            <w:r>
+              <w:rPr>
+                <w:i w:val="0"/>
+                <w:sz w:val="20"/>
+              </w:rPr>
+              <w:t>1 174</w:t>
+            </w:r>
+          </w:p>
+        </w:tc>
+      </w:tr>
+      <w:tr>
+        <w:trPr>
+          <w:cantSplit/>
+        </w:trPr>
+        <w:tc>
+          <w:tcPr>
+            <w:tcW w:type="dxa" w:w="1512"/>
+          </w:tcPr>
+          <w:p>
+            <w:pPr>
+              <w:keepNext/>
+              <w:spacing w:after="0"/>
+            </w:pPr>
+            <w:r>
+              <w:rPr>
+                <w:sz w:val="20"/>
+              </w:rPr>
+            </w:r>
+            <w:r>
+              <w:rPr>
+                <w:i w:val="0"/>
+                <w:sz w:val="20"/>
+              </w:rPr>
+              <w:t>ročné obdobie</w:t>
+            </w:r>
+          </w:p>
+        </w:tc>
+        <w:tc>
+          <w:tcPr>
+            <w:tcW w:type="dxa" w:w="1512"/>
+          </w:tcPr>
+          <w:p>
+            <w:pPr>
+              <w:keepNext/>
+              <w:spacing w:after="0"/>
+            </w:pPr>
+            <w:r>
+              <w:rPr>
+                <w:sz w:val="20"/>
+              </w:rPr>
+            </w:r>
+            <w:r>
+              <w:rPr>
+                <w:i w:val="0"/>
+                <w:sz w:val="20"/>
+              </w:rPr>
+              <w:t>leto</w:t>
+            </w:r>
+          </w:p>
+        </w:tc>
+        <w:tc>
+          <w:tcPr>
+            <w:tcW w:type="dxa" w:w="1512"/>
+          </w:tcPr>
+          <w:p>
+            <w:pPr>
+              <w:keepNext/>
+              <w:spacing w:after="0"/>
+            </w:pPr>
+            <w:r>
+              <w:rPr>
+                <w:sz w:val="20"/>
+              </w:rPr>
+            </w:r>
+            <w:r>
+              <w:rPr>
+                <w:i w:val="0"/>
+                <w:sz w:val="20"/>
+              </w:rPr>
+              <w:t>jar</w:t>
+            </w:r>
+          </w:p>
+        </w:tc>
+        <w:tc>
+          <w:tcPr>
+            <w:tcW w:type="dxa" w:w="1512"/>
+          </w:tcPr>
+          <w:p>
+            <w:pPr>
+              <w:keepNext/>
+              <w:spacing w:after="0"/>
+            </w:pPr>
+            <w:r>
+              <w:rPr>
+                <w:sz w:val="20"/>
+              </w:rPr>
+            </w:r>
+            <w:r>
+              <w:rPr>
+                <w:i w:val="0"/>
+                <w:sz w:val="20"/>
+              </w:rPr>
+              <w:t>jeseň</w:t>
+            </w:r>
+          </w:p>
+        </w:tc>
+        <w:tc>
+          <w:tcPr>
+            <w:tcW w:type="dxa" w:w="1512"/>
+          </w:tcPr>
+          <w:p>
+            <w:pPr>
+              <w:keepNext/>
+              <w:spacing w:after="0"/>
+            </w:pPr>
+            <w:r>
+              <w:rPr>
+                <w:sz w:val="20"/>
+              </w:rPr>
+            </w:r>
+            <w:r>
+              <w:rPr>
+                <w:i w:val="0"/>
+                <w:sz w:val="20"/>
+              </w:rPr>
+              <w:t>zmiešané</w:t>
+            </w:r>
+          </w:p>
+        </w:tc>
+        <w:tc>
+          <w:tcPr>
+            <w:tcW w:type="dxa" w:w="1512"/>
+          </w:tcPr>
+          <w:p>
+            <w:pPr>
+              <w:keepNext/>
+              <w:spacing w:after="0"/>
+            </w:pPr>
+            <w:r>
+              <w:rPr>
+                <w:sz w:val="20"/>
+              </w:rPr>
+            </w:r>
+            <w:r>
+              <w:rPr>
+                <w:i w:val="0"/>
+                <w:sz w:val="20"/>
+              </w:rPr>
+              <w:t>zima</w:t>
+            </w:r>
+          </w:p>
+        </w:tc>
+      </w:tr>
+      <w:tr>
+        <w:trPr>
+          <w:cantSplit/>
+        </w:trPr>
+        <w:tc>
+          <w:tcPr>
+            <w:tcW w:type="dxa" w:w="1512"/>
+          </w:tcPr>
+          <w:p>
+            <w:pPr>
+              <w:keepNext/>
+              <w:spacing w:after="0"/>
+            </w:pPr>
+            <w:r>
+              <w:rPr>
+                <w:sz w:val="20"/>
+              </w:rPr>
+            </w:r>
+            <w:r>
+              <w:rPr>
+                <w:i w:val="0"/>
+                <w:sz w:val="20"/>
+              </w:rPr>
+            </w:r>
+            <w:r>
+              <w:rPr>
+                <w:i/>
+                <w:sz w:val="20"/>
+              </w:rPr>
+              <w:t>month</w:t>
+            </w:r>
+            <w:r>
+              <w:rPr>
+                <w:i w:val="0"/>
+                <w:sz w:val="20"/>
+              </w:rPr>
+            </w:r>
+          </w:p>
+        </w:tc>
+        <w:tc>
+          <w:tcPr>
+            <w:tcW w:type="dxa" w:w="1512"/>
+          </w:tcPr>
+          <w:p>
+            <w:pPr>
+              <w:keepNext/>
+              <w:spacing w:after="0"/>
+            </w:pPr>
+            <w:r>
+              <w:rPr>
+                <w:sz w:val="20"/>
+              </w:rPr>
+            </w:r>
+            <w:r>
+              <w:rPr>
+                <w:i w:val="0"/>
+                <w:sz w:val="20"/>
+              </w:rPr>
+              <w:t>6,9</w:t>
+            </w:r>
+          </w:p>
+        </w:tc>
+        <w:tc>
+          <w:tcPr>
+            <w:tcW w:type="dxa" w:w="1512"/>
+          </w:tcPr>
+          <w:p>
+            <w:pPr>
+              <w:keepNext/>
+              <w:spacing w:after="0"/>
+            </w:pPr>
+            <w:r>
+              <w:rPr>
+                <w:sz w:val="20"/>
+              </w:rPr>
+            </w:r>
+            <w:r>
+              <w:rPr>
+                <w:i w:val="0"/>
+                <w:sz w:val="20"/>
+              </w:rPr>
+              <w:t>3,7</w:t>
+            </w:r>
+          </w:p>
+        </w:tc>
+        <w:tc>
+          <w:tcPr>
+            <w:tcW w:type="dxa" w:w="1512"/>
+          </w:tcPr>
+          <w:p>
+            <w:pPr>
+              <w:keepNext/>
+              <w:spacing w:after="0"/>
+            </w:pPr>
+            <w:r>
+              <w:rPr>
+                <w:sz w:val="20"/>
+              </w:rPr>
+            </w:r>
+            <w:r>
+              <w:rPr>
+                <w:i w:val="0"/>
+                <w:sz w:val="20"/>
+              </w:rPr>
+              <w:t>10,0</w:t>
+            </w:r>
+          </w:p>
+        </w:tc>
+        <w:tc>
+          <w:tcPr>
+            <w:tcW w:type="dxa" w:w="1512"/>
+          </w:tcPr>
+          <w:p>
+            <w:pPr>
+              <w:keepNext/>
+              <w:spacing w:after="0"/>
+            </w:pPr>
+            <w:r>
+              <w:rPr>
+                <w:sz w:val="20"/>
+              </w:rPr>
+            </w:r>
+            <w:r>
+              <w:rPr>
+                <w:i w:val="0"/>
+                <w:sz w:val="20"/>
+              </w:rPr>
+              <w:t>6,4</w:t>
+            </w:r>
+          </w:p>
+        </w:tc>
+        <w:tc>
+          <w:tcPr>
+            <w:tcW w:type="dxa" w:w="1512"/>
+          </w:tcPr>
+          <w:p>
+            <w:pPr>
+              <w:keepNext/>
+              <w:spacing w:after="0"/>
+            </w:pPr>
+            <w:r>
+              <w:rPr>
+                <w:sz w:val="20"/>
+              </w:rPr>
+            </w:r>
+            <w:r>
+              <w:rPr>
+                <w:i w:val="0"/>
+                <w:sz w:val="20"/>
+              </w:rPr>
+              <w:t>4,7</w:t>
+            </w:r>
+          </w:p>
+        </w:tc>
+      </w:tr>
+      <w:tr>
+        <w:trPr>
+          <w:cantSplit/>
+        </w:trPr>
+        <w:tc>
+          <w:tcPr>
+            <w:tcW w:type="dxa" w:w="1512"/>
+          </w:tcPr>
+          <w:p>
+            <w:pPr>
+              <w:keepNext/>
+              <w:spacing w:after="0"/>
+            </w:pPr>
+            <w:r>
+              <w:rPr>
+                <w:sz w:val="20"/>
+              </w:rPr>
+            </w:r>
+            <w:r>
+              <w:rPr>
+                <w:i w:val="0"/>
+                <w:sz w:val="20"/>
+              </w:rPr>
+            </w:r>
+            <w:r>
+              <w:rPr>
+                <w:i/>
+                <w:sz w:val="20"/>
+              </w:rPr>
+              <w:t>hour</w:t>
+            </w:r>
+            <w:r>
+              <w:rPr>
+                <w:i w:val="0"/>
+                <w:sz w:val="20"/>
+              </w:rPr>
+            </w:r>
+          </w:p>
+        </w:tc>
+        <w:tc>
+          <w:tcPr>
+            <w:tcW w:type="dxa" w:w="1512"/>
+          </w:tcPr>
+          <w:p>
+            <w:pPr>
+              <w:keepNext/>
+              <w:spacing w:after="0"/>
+            </w:pPr>
+            <w:r>
+              <w:rPr>
+                <w:sz w:val="20"/>
+              </w:rPr>
+            </w:r>
+            <w:r>
+              <w:rPr>
+                <w:i w:val="0"/>
+                <w:sz w:val="20"/>
+              </w:rPr>
+              <w:t>11,6</w:t>
+            </w:r>
+          </w:p>
+        </w:tc>
+        <w:tc>
+          <w:tcPr>
+            <w:tcW w:type="dxa" w:w="1512"/>
+          </w:tcPr>
+          <w:p>
+            <w:pPr>
+              <w:keepNext/>
+              <w:spacing w:after="0"/>
+            </w:pPr>
+            <w:r>
+              <w:rPr>
+                <w:sz w:val="20"/>
+              </w:rPr>
+            </w:r>
+            <w:r>
+              <w:rPr>
+                <w:i w:val="0"/>
+                <w:sz w:val="20"/>
+              </w:rPr>
+              <w:t>11,0</w:t>
+            </w:r>
+          </w:p>
+        </w:tc>
+        <w:tc>
+          <w:tcPr>
+            <w:tcW w:type="dxa" w:w="1512"/>
+          </w:tcPr>
+          <w:p>
+            <w:pPr>
+              <w:keepNext/>
+              <w:spacing w:after="0"/>
+            </w:pPr>
+            <w:r>
+              <w:rPr>
+                <w:sz w:val="20"/>
+              </w:rPr>
+            </w:r>
+            <w:r>
+              <w:rPr>
+                <w:i w:val="0"/>
+                <w:sz w:val="20"/>
+              </w:rPr>
+              <w:t>10,5</w:t>
+            </w:r>
+          </w:p>
+        </w:tc>
+        <w:tc>
+          <w:tcPr>
+            <w:tcW w:type="dxa" w:w="1512"/>
+          </w:tcPr>
+          <w:p>
+            <w:pPr>
+              <w:keepNext/>
+              <w:spacing w:after="0"/>
+            </w:pPr>
+            <w:r>
+              <w:rPr>
+                <w:sz w:val="20"/>
+              </w:rPr>
+            </w:r>
+            <w:r>
+              <w:rPr>
+                <w:i w:val="0"/>
+                <w:sz w:val="20"/>
+              </w:rPr>
+              <w:t>14,3</w:t>
+            </w:r>
+          </w:p>
+        </w:tc>
+        <w:tc>
+          <w:tcPr>
+            <w:tcW w:type="dxa" w:w="1512"/>
+          </w:tcPr>
+          <w:p>
+            <w:pPr>
+              <w:keepNext/>
+              <w:spacing w:after="0"/>
+            </w:pPr>
+            <w:r>
+              <w:rPr>
+                <w:sz w:val="20"/>
+              </w:rPr>
+            </w:r>
+            <w:r>
+              <w:rPr>
+                <w:i w:val="0"/>
+                <w:sz w:val="20"/>
+              </w:rPr>
+              <w:t>10,9</w:t>
+            </w:r>
+          </w:p>
+        </w:tc>
+      </w:tr>
+      <w:tr>
+        <w:trPr>
+          <w:cantSplit/>
+        </w:trPr>
+        <w:tc>
+          <w:tcPr>
+            <w:tcW w:type="dxa" w:w="1512"/>
+          </w:tcPr>
+          <w:p>
+            <w:pPr>
+              <w:keepNext/>
+              <w:spacing w:after="0"/>
+            </w:pPr>
+            <w:r>
+              <w:rPr>
+                <w:sz w:val="20"/>
+              </w:rPr>
+            </w:r>
+            <w:r>
+              <w:rPr>
+                <w:i w:val="0"/>
+                <w:sz w:val="20"/>
+              </w:rPr>
+            </w:r>
+            <w:r>
+              <w:rPr>
+                <w:i/>
+                <w:sz w:val="20"/>
+              </w:rPr>
+              <w:t>sensor_nmhc</w:t>
+            </w:r>
+            <w:r>
+              <w:rPr>
+                <w:i w:val="0"/>
+                <w:sz w:val="20"/>
+              </w:rPr>
+            </w:r>
+          </w:p>
+        </w:tc>
+        <w:tc>
+          <w:tcPr>
+            <w:tcW w:type="dxa" w:w="1512"/>
+          </w:tcPr>
+          <w:p>
+            <w:pPr>
+              <w:keepNext/>
+              <w:spacing w:after="0"/>
+            </w:pPr>
+            <w:r>
+              <w:rPr>
+                <w:sz w:val="20"/>
+              </w:rPr>
+            </w:r>
+            <w:r>
+              <w:rPr>
+                <w:i w:val="0"/>
+                <w:sz w:val="20"/>
+              </w:rPr>
+              <w:t>918</w:t>
+            </w:r>
+          </w:p>
+        </w:tc>
+        <w:tc>
+          <w:tcPr>
+            <w:tcW w:type="dxa" w:w="1512"/>
+          </w:tcPr>
+          <w:p>
+            <w:pPr>
+              <w:keepNext/>
+              <w:spacing w:after="0"/>
+            </w:pPr>
+            <w:r>
+              <w:rPr>
+                <w:sz w:val="20"/>
+              </w:rPr>
+            </w:r>
+            <w:r>
+              <w:rPr>
+                <w:i w:val="0"/>
+                <w:sz w:val="20"/>
+              </w:rPr>
+              <w:t>822</w:t>
+            </w:r>
+          </w:p>
+        </w:tc>
+        <w:tc>
+          <w:tcPr>
+            <w:tcW w:type="dxa" w:w="1512"/>
+          </w:tcPr>
+          <w:p>
+            <w:pPr>
+              <w:keepNext/>
+              <w:spacing w:after="0"/>
+            </w:pPr>
+            <w:r>
+              <w:rPr>
+                <w:sz w:val="20"/>
+              </w:rPr>
+            </w:r>
+            <w:r>
+              <w:rPr>
+                <w:i w:val="0"/>
+                <w:sz w:val="20"/>
+              </w:rPr>
+              <w:t>877</w:t>
+            </w:r>
+          </w:p>
+        </w:tc>
+        <w:tc>
+          <w:tcPr>
+            <w:tcW w:type="dxa" w:w="1512"/>
+          </w:tcPr>
+          <w:p>
+            <w:pPr>
+              <w:keepNext/>
+              <w:spacing w:after="0"/>
+            </w:pPr>
+            <w:r>
+              <w:rPr>
+                <w:sz w:val="20"/>
+              </w:rPr>
+            </w:r>
+            <w:r>
+              <w:rPr>
+                <w:i w:val="0"/>
+                <w:sz w:val="20"/>
+              </w:rPr>
+              <w:t>1 333</w:t>
+            </w:r>
+          </w:p>
+        </w:tc>
+        <w:tc>
+          <w:tcPr>
+            <w:tcW w:type="dxa" w:w="1512"/>
+          </w:tcPr>
+          <w:p>
+            <w:pPr>
+              <w:keepNext/>
+              <w:spacing w:after="0"/>
+            </w:pPr>
+            <w:r>
+              <w:rPr>
+                <w:sz w:val="20"/>
+              </w:rPr>
+            </w:r>
+            <w:r>
+              <w:rPr>
+                <w:i w:val="0"/>
+                <w:sz w:val="20"/>
+              </w:rPr>
+              <w:t>815</w:t>
+            </w:r>
+          </w:p>
+        </w:tc>
+      </w:tr>
+      <w:tr>
+        <w:trPr>
+          <w:cantSplit/>
+        </w:trPr>
+        <w:tc>
+          <w:tcPr>
+            <w:tcW w:type="dxa" w:w="1512"/>
+          </w:tcPr>
+          <w:p>
+            <w:pPr>
+              <w:keepNext/>
+              <w:spacing w:after="0"/>
+            </w:pPr>
+            <w:r>
+              <w:rPr>
+                <w:sz w:val="20"/>
+              </w:rPr>
+            </w:r>
+            <w:r>
+              <w:rPr>
+                <w:i w:val="0"/>
+                <w:sz w:val="20"/>
+              </w:rPr>
+            </w:r>
+            <w:r>
+              <w:rPr>
+                <w:i/>
+                <w:sz w:val="20"/>
+              </w:rPr>
+              <w:t>sensor_nox</w:t>
+            </w:r>
+            <w:r>
+              <w:rPr>
+                <w:i w:val="0"/>
+                <w:sz w:val="20"/>
+              </w:rPr>
+            </w:r>
+          </w:p>
+        </w:tc>
+        <w:tc>
+          <w:tcPr>
+            <w:tcW w:type="dxa" w:w="1512"/>
+          </w:tcPr>
+          <w:p>
+            <w:pPr>
+              <w:keepNext/>
+              <w:spacing w:after="0"/>
+            </w:pPr>
+            <w:r>
+              <w:rPr>
+                <w:sz w:val="20"/>
+              </w:rPr>
+            </w:r>
+            <w:r>
+              <w:rPr>
+                <w:i w:val="0"/>
+                <w:sz w:val="20"/>
+              </w:rPr>
+              <w:t>855</w:t>
+            </w:r>
+          </w:p>
+        </w:tc>
+        <w:tc>
+          <w:tcPr>
+            <w:tcW w:type="dxa" w:w="1512"/>
+          </w:tcPr>
+          <w:p>
+            <w:pPr>
+              <w:keepNext/>
+              <w:spacing w:after="0"/>
+            </w:pPr>
+            <w:r>
+              <w:rPr>
+                <w:sz w:val="20"/>
+              </w:rPr>
+            </w:r>
+            <w:r>
+              <w:rPr>
+                <w:i w:val="0"/>
+                <w:sz w:val="20"/>
+              </w:rPr>
+              <w:t>955</w:t>
+            </w:r>
+          </w:p>
+        </w:tc>
+        <w:tc>
+          <w:tcPr>
+            <w:tcW w:type="dxa" w:w="1512"/>
+          </w:tcPr>
+          <w:p>
+            <w:pPr>
+              <w:keepNext/>
+              <w:spacing w:after="0"/>
+            </w:pPr>
+            <w:r>
+              <w:rPr>
+                <w:sz w:val="20"/>
+              </w:rPr>
+            </w:r>
+            <w:r>
+              <w:rPr>
+                <w:i w:val="0"/>
+                <w:sz w:val="20"/>
+              </w:rPr>
+              <w:t>868</w:t>
+            </w:r>
+          </w:p>
+        </w:tc>
+        <w:tc>
+          <w:tcPr>
+            <w:tcW w:type="dxa" w:w="1512"/>
+          </w:tcPr>
+          <w:p>
+            <w:pPr>
+              <w:keepNext/>
+              <w:spacing w:after="0"/>
+            </w:pPr>
+            <w:r>
+              <w:rPr>
+                <w:sz w:val="20"/>
+              </w:rPr>
+            </w:r>
+            <w:r>
+              <w:rPr>
+                <w:i w:val="0"/>
+                <w:sz w:val="20"/>
+              </w:rPr>
+              <w:t>552</w:t>
+            </w:r>
+          </w:p>
+        </w:tc>
+        <w:tc>
+          <w:tcPr>
+            <w:tcW w:type="dxa" w:w="1512"/>
+          </w:tcPr>
+          <w:p>
+            <w:pPr>
+              <w:keepNext/>
+              <w:spacing w:after="0"/>
+            </w:pPr>
+            <w:r>
+              <w:rPr>
+                <w:sz w:val="20"/>
+              </w:rPr>
+            </w:r>
+            <w:r>
+              <w:rPr>
+                <w:i w:val="0"/>
+                <w:sz w:val="20"/>
+              </w:rPr>
+              <w:t>869</w:t>
+            </w:r>
+          </w:p>
+        </w:tc>
+      </w:tr>
+      <w:tr>
+        <w:trPr>
+          <w:cantSplit/>
+        </w:trPr>
+        <w:tc>
+          <w:tcPr>
+            <w:tcW w:type="dxa" w:w="1512"/>
+          </w:tcPr>
+          <w:p>
+            <w:pPr>
+              <w:keepNext/>
+              <w:spacing w:after="0"/>
+            </w:pPr>
+            <w:r>
+              <w:rPr>
+                <w:sz w:val="20"/>
+              </w:rPr>
+            </w:r>
+            <w:r>
+              <w:rPr>
+                <w:i w:val="0"/>
+                <w:sz w:val="20"/>
+              </w:rPr>
+            </w:r>
+            <w:r>
+              <w:rPr>
+                <w:i/>
+                <w:sz w:val="20"/>
+              </w:rPr>
+              <w:t>sensor_o3</w:t>
+            </w:r>
+            <w:r>
+              <w:rPr>
+                <w:i w:val="0"/>
+                <w:sz w:val="20"/>
+              </w:rPr>
+            </w:r>
+          </w:p>
+        </w:tc>
+        <w:tc>
+          <w:tcPr>
+            <w:tcW w:type="dxa" w:w="1512"/>
+          </w:tcPr>
+          <w:p>
+            <w:pPr>
+              <w:keepNext/>
+              <w:spacing w:after="0"/>
+            </w:pPr>
+            <w:r>
+              <w:rPr>
+                <w:sz w:val="20"/>
+              </w:rPr>
+            </w:r>
+            <w:r>
+              <w:rPr>
+                <w:i w:val="0"/>
+                <w:sz w:val="20"/>
+              </w:rPr>
+              <w:t>890</w:t>
+            </w:r>
+          </w:p>
+        </w:tc>
+        <w:tc>
+          <w:tcPr>
+            <w:tcW w:type="dxa" w:w="1512"/>
+          </w:tcPr>
+          <w:p>
+            <w:pPr>
+              <w:keepNext/>
+              <w:spacing w:after="0"/>
+            </w:pPr>
+            <w:r>
+              <w:rPr>
+                <w:sz w:val="20"/>
+              </w:rPr>
+            </w:r>
+            <w:r>
+              <w:rPr>
+                <w:i w:val="0"/>
+                <w:sz w:val="20"/>
+              </w:rPr>
+              <w:t>857</w:t>
+            </w:r>
+          </w:p>
+        </w:tc>
+        <w:tc>
+          <w:tcPr>
+            <w:tcW w:type="dxa" w:w="1512"/>
+          </w:tcPr>
+          <w:p>
+            <w:pPr>
+              <w:keepNext/>
+              <w:spacing w:after="0"/>
+            </w:pPr>
+            <w:r>
+              <w:rPr>
+                <w:sz w:val="20"/>
+              </w:rPr>
+            </w:r>
+            <w:r>
+              <w:rPr>
+                <w:i w:val="0"/>
+                <w:sz w:val="20"/>
+              </w:rPr>
+              <w:t>934</w:t>
+            </w:r>
+          </w:p>
+        </w:tc>
+        <w:tc>
+          <w:tcPr>
+            <w:tcW w:type="dxa" w:w="1512"/>
+          </w:tcPr>
+          <w:p>
+            <w:pPr>
+              <w:keepNext/>
+              <w:spacing w:after="0"/>
+            </w:pPr>
+            <w:r>
+              <w:rPr>
+                <w:sz w:val="20"/>
+              </w:rPr>
+            </w:r>
+            <w:r>
+              <w:rPr>
+                <w:i w:val="0"/>
+                <w:sz w:val="20"/>
+              </w:rPr>
+              <w:t>1 632</w:t>
+            </w:r>
+          </w:p>
+        </w:tc>
+        <w:tc>
+          <w:tcPr>
+            <w:tcW w:type="dxa" w:w="1512"/>
+          </w:tcPr>
+          <w:p>
+            <w:pPr>
+              <w:keepNext/>
+              <w:spacing w:after="0"/>
+            </w:pPr>
+            <w:r>
+              <w:rPr>
+                <w:sz w:val="20"/>
+              </w:rPr>
+            </w:r>
+            <w:r>
+              <w:rPr>
+                <w:i w:val="0"/>
+                <w:sz w:val="20"/>
+              </w:rPr>
+              <w:t>953</w:t>
+            </w:r>
+          </w:p>
+        </w:tc>
+      </w:tr>
+      <w:tr>
+        <w:trPr>
+          <w:cantSplit/>
+        </w:trPr>
+        <w:tc>
+          <w:tcPr>
+            <w:tcW w:type="dxa" w:w="1512"/>
+          </w:tcPr>
+          <w:p>
+            <w:pPr>
+              <w:keepNext/>
+              <w:spacing w:after="0"/>
+            </w:pPr>
+            <w:r>
+              <w:rPr>
+                <w:sz w:val="20"/>
+              </w:rPr>
+            </w:r>
+            <w:r>
+              <w:rPr>
+                <w:i w:val="0"/>
+                <w:sz w:val="20"/>
+              </w:rPr>
+            </w:r>
+            <w:r>
+              <w:rPr>
+                <w:i/>
+                <w:sz w:val="20"/>
+              </w:rPr>
+              <w:t>temperature</w:t>
+            </w:r>
+            <w:r>
+              <w:rPr>
+                <w:i w:val="0"/>
+                <w:sz w:val="20"/>
+              </w:rPr>
+              <w:t xml:space="preserve"> (°C)</w:t>
+            </w:r>
+          </w:p>
+        </w:tc>
+        <w:tc>
+          <w:tcPr>
+            <w:tcW w:type="dxa" w:w="1512"/>
+          </w:tcPr>
+          <w:p>
+            <w:pPr>
+              <w:keepNext/>
+              <w:spacing w:after="0"/>
+            </w:pPr>
+            <w:r>
+              <w:rPr>
+                <w:sz w:val="20"/>
+              </w:rPr>
+            </w:r>
+            <w:r>
+              <w:rPr>
+                <w:i w:val="0"/>
+                <w:sz w:val="20"/>
+              </w:rPr>
+              <w:t>28,3</w:t>
+            </w:r>
+          </w:p>
+        </w:tc>
+        <w:tc>
+          <w:tcPr>
+            <w:tcW w:type="dxa" w:w="1512"/>
+          </w:tcPr>
+          <w:p>
+            <w:pPr>
+              <w:keepNext/>
+              <w:spacing w:after="0"/>
+            </w:pPr>
+            <w:r>
+              <w:rPr>
+                <w:sz w:val="20"/>
+              </w:rPr>
+            </w:r>
+            <w:r>
+              <w:rPr>
+                <w:i w:val="0"/>
+                <w:sz w:val="20"/>
+              </w:rPr>
+              <w:t>15,7</w:t>
+            </w:r>
+          </w:p>
+        </w:tc>
+        <w:tc>
+          <w:tcPr>
+            <w:tcW w:type="dxa" w:w="1512"/>
+          </w:tcPr>
+          <w:p>
+            <w:pPr>
+              <w:keepNext/>
+              <w:spacing w:after="0"/>
+            </w:pPr>
+            <w:r>
+              <w:rPr>
+                <w:sz w:val="20"/>
+              </w:rPr>
+            </w:r>
+            <w:r>
+              <w:rPr>
+                <w:i w:val="0"/>
+                <w:sz w:val="20"/>
+              </w:rPr>
+              <w:t>18,5</w:t>
+            </w:r>
+          </w:p>
+        </w:tc>
+        <w:tc>
+          <w:tcPr>
+            <w:tcW w:type="dxa" w:w="1512"/>
+          </w:tcPr>
+          <w:p>
+            <w:pPr>
+              <w:keepNext/>
+              <w:spacing w:after="0"/>
+            </w:pPr>
+            <w:r>
+              <w:rPr>
+                <w:sz w:val="20"/>
+              </w:rPr>
+            </w:r>
+            <w:r>
+              <w:rPr>
+                <w:i w:val="0"/>
+                <w:sz w:val="20"/>
+              </w:rPr>
+              <w:t>17,7</w:t>
+            </w:r>
+          </w:p>
+        </w:tc>
+        <w:tc>
+          <w:tcPr>
+            <w:tcW w:type="dxa" w:w="1512"/>
+          </w:tcPr>
+          <w:p>
+            <w:pPr>
+              <w:keepNext/>
+              <w:spacing w:after="0"/>
+            </w:pPr>
+            <w:r>
+              <w:rPr>
+                <w:sz w:val="20"/>
+              </w:rPr>
+            </w:r>
+            <w:r>
+              <w:rPr>
+                <w:i w:val="0"/>
+                <w:sz w:val="20"/>
+              </w:rPr>
+              <w:t>8,5</w:t>
+            </w:r>
+          </w:p>
+        </w:tc>
+      </w:tr>
+      <w:tr>
+        <w:trPr>
+          <w:cantSplit/>
+        </w:trPr>
+        <w:tc>
+          <w:tcPr>
+            <w:tcW w:type="dxa" w:w="1512"/>
+          </w:tcPr>
+          <w:p>
+            <w:pPr>
+              <w:keepNext/>
+              <w:spacing w:after="0"/>
+            </w:pPr>
+            <w:r>
+              <w:rPr>
+                <w:sz w:val="20"/>
+              </w:rPr>
+            </w:r>
+            <w:r>
+              <w:rPr>
+                <w:i w:val="0"/>
+                <w:sz w:val="20"/>
+              </w:rPr>
+            </w:r>
+            <w:r>
+              <w:rPr>
+                <w:i/>
+                <w:sz w:val="20"/>
+              </w:rPr>
+              <w:t>humidity</w:t>
+            </w:r>
+            <w:r>
+              <w:rPr>
+                <w:i w:val="0"/>
+                <w:sz w:val="20"/>
+              </w:rPr>
+              <w:t xml:space="preserve"> (%)</w:t>
+            </w:r>
+          </w:p>
+        </w:tc>
+        <w:tc>
+          <w:tcPr>
+            <w:tcW w:type="dxa" w:w="1512"/>
+          </w:tcPr>
+          <w:p>
+            <w:pPr>
+              <w:keepNext/>
+              <w:spacing w:after="0"/>
+            </w:pPr>
+            <w:r>
+              <w:rPr>
+                <w:sz w:val="20"/>
+              </w:rPr>
+            </w:r>
+            <w:r>
+              <w:rPr>
+                <w:i w:val="0"/>
+                <w:sz w:val="20"/>
+              </w:rPr>
+              <w:t>38,2</w:t>
+            </w:r>
+          </w:p>
+        </w:tc>
+        <w:tc>
+          <w:tcPr>
+            <w:tcW w:type="dxa" w:w="1512"/>
+          </w:tcPr>
+          <w:p>
+            <w:pPr>
+              <w:keepNext/>
+              <w:spacing w:after="0"/>
+            </w:pPr>
+            <w:r>
+              <w:rPr>
+                <w:sz w:val="20"/>
+              </w:rPr>
+            </w:r>
+            <w:r>
+              <w:rPr>
+                <w:i w:val="0"/>
+                <w:sz w:val="20"/>
+              </w:rPr>
+              <w:t>47,6</w:t>
+            </w:r>
+          </w:p>
+        </w:tc>
+        <w:tc>
+          <w:tcPr>
+            <w:tcW w:type="dxa" w:w="1512"/>
+          </w:tcPr>
+          <w:p>
+            <w:pPr>
+              <w:keepNext/>
+              <w:spacing w:after="0"/>
+            </w:pPr>
+            <w:r>
+              <w:rPr>
+                <w:sz w:val="20"/>
+              </w:rPr>
+            </w:r>
+            <w:r>
+              <w:rPr>
+                <w:i w:val="0"/>
+                <w:sz w:val="20"/>
+              </w:rPr>
+              <w:t>54,1</w:t>
+            </w:r>
+          </w:p>
+        </w:tc>
+        <w:tc>
+          <w:tcPr>
+            <w:tcW w:type="dxa" w:w="1512"/>
+          </w:tcPr>
+          <w:p>
+            <w:pPr>
+              <w:keepNext/>
+              <w:spacing w:after="0"/>
+            </w:pPr>
+            <w:r>
+              <w:rPr>
+                <w:sz w:val="20"/>
+              </w:rPr>
+            </w:r>
+            <w:r>
+              <w:rPr>
+                <w:i w:val="0"/>
+                <w:sz w:val="20"/>
+              </w:rPr>
+              <w:t>53,6</w:t>
+            </w:r>
+          </w:p>
+        </w:tc>
+        <w:tc>
+          <w:tcPr>
+            <w:tcW w:type="dxa" w:w="1512"/>
+          </w:tcPr>
+          <w:p>
+            <w:pPr>
+              <w:keepNext/>
+              <w:spacing w:after="0"/>
+            </w:pPr>
+            <w:r>
+              <w:rPr>
+                <w:sz w:val="20"/>
+              </w:rPr>
+            </w:r>
+            <w:r>
+              <w:rPr>
+                <w:i w:val="0"/>
+                <w:sz w:val="20"/>
+              </w:rPr>
+              <w:t>54,8</w:t>
+            </w:r>
+          </w:p>
+        </w:tc>
+      </w:tr>
+      <w:tr>
+        <w:trPr>
+          <w:cantSplit/>
+        </w:trPr>
+        <w:tc>
+          <w:tcPr>
+            <w:tcW w:type="dxa" w:w="1512"/>
+          </w:tcPr>
+          <w:p>
+            <w:pPr>
+              <w:keepNext w:val="0"/>
+              <w:spacing w:after="0"/>
+            </w:pPr>
+            <w:r>
+              <w:rPr>
+                <w:sz w:val="20"/>
+              </w:rPr>
+            </w:r>
+            <w:r>
+              <w:rPr>
+                <w:i w:val="0"/>
+                <w:sz w:val="20"/>
+              </w:rPr>
+            </w:r>
+            <w:r>
+              <w:rPr>
+                <w:i/>
+                <w:sz w:val="20"/>
+              </w:rPr>
+              <w:t>co</w:t>
+            </w:r>
+            <w:r>
+              <w:rPr>
+                <w:i w:val="0"/>
+                <w:sz w:val="20"/>
+              </w:rPr>
+              <w:t xml:space="preserve"> (mg/m³)</w:t>
+            </w:r>
+          </w:p>
+        </w:tc>
+        <w:tc>
+          <w:tcPr>
+            <w:tcW w:type="dxa" w:w="1512"/>
+          </w:tcPr>
+          <w:p>
+            <w:pPr>
+              <w:keepNext w:val="0"/>
+              <w:spacing w:after="0"/>
+            </w:pPr>
+            <w:r>
+              <w:rPr>
+                <w:sz w:val="20"/>
+              </w:rPr>
+            </w:r>
+            <w:r>
+              <w:rPr>
+                <w:i w:val="0"/>
+                <w:sz w:val="20"/>
+              </w:rPr>
+              <w:t>1,60</w:t>
+            </w:r>
+          </w:p>
+        </w:tc>
+        <w:tc>
+          <w:tcPr>
+            <w:tcW w:type="dxa" w:w="1512"/>
+          </w:tcPr>
+          <w:p>
+            <w:pPr>
+              <w:keepNext w:val="0"/>
+              <w:spacing w:after="0"/>
+            </w:pPr>
+            <w:r>
+              <w:rPr>
+                <w:sz w:val="20"/>
+              </w:rPr>
+            </w:r>
+            <w:r>
+              <w:rPr>
+                <w:i w:val="0"/>
+                <w:sz w:val="20"/>
+              </w:rPr>
+              <w:t>1,51</w:t>
+            </w:r>
+          </w:p>
+        </w:tc>
+        <w:tc>
+          <w:tcPr>
+            <w:tcW w:type="dxa" w:w="1512"/>
+          </w:tcPr>
+          <w:p>
+            <w:pPr>
+              <w:keepNext w:val="0"/>
+              <w:spacing w:after="0"/>
+            </w:pPr>
+            <w:r>
+              <w:rPr>
+                <w:sz w:val="20"/>
+              </w:rPr>
+            </w:r>
+            <w:r>
+              <w:rPr>
+                <w:i w:val="0"/>
+                <w:sz w:val="20"/>
+              </w:rPr>
+              <w:t>1,66</w:t>
+            </w:r>
+          </w:p>
+        </w:tc>
+        <w:tc>
+          <w:tcPr>
+            <w:tcW w:type="dxa" w:w="1512"/>
+          </w:tcPr>
+          <w:p>
+            <w:pPr>
+              <w:keepNext w:val="0"/>
+              <w:spacing w:after="0"/>
+            </w:pPr>
+            <w:r>
+              <w:rPr>
+                <w:sz w:val="20"/>
+              </w:rPr>
+            </w:r>
+            <w:r>
+              <w:rPr>
+                <w:i w:val="0"/>
+                <w:sz w:val="20"/>
+              </w:rPr>
+              <w:t>4,30</w:t>
+            </w:r>
+          </w:p>
+        </w:tc>
+        <w:tc>
+          <w:tcPr>
+            <w:tcW w:type="dxa" w:w="1512"/>
+          </w:tcPr>
+          <w:p>
+            <w:pPr>
+              <w:keepNext w:val="0"/>
+              <w:spacing w:after="0"/>
+            </w:pPr>
+            <w:r>
+              <w:rPr>
+                <w:sz w:val="20"/>
+              </w:rPr>
+            </w:r>
+            <w:r>
+              <w:rPr>
+                <w:i w:val="0"/>
+                <w:sz w:val="20"/>
+              </w:rPr>
+              <w:t>1,75</w:t>
+            </w:r>
+          </w:p>
+        </w:tc>
+      </w:tr>
+    </w:tbl>
+    <w:p/>
+    <w:p>
+      <w:pPr>
+        <w:jc w:val="both"/>
+      </w:pPr>
+      <w:r>
+        <w:rPr>
+          <w:i w:val="0"/>
+        </w:rPr>
+        <w:t xml:space="preserve">Štyri zhluky zodpovedajú ročným obdobiam, rovnako ako vrstvy v grafe PCA. One-hot stĺpec obdobia má po štandardizácii len hodnoty −0,52 a 1,92 (pri lete). Dve hodiny z rôznych období sa tak líšia v dvoch stĺpcoch o 2,2 až 2,4, čo je pre K-means veľká vzdialenosť. Zhluk 0 je leto s priemernou teplotou 28,3 °C, zhluk 4 je zima s 8,5 °C. Zhluk 3 obsahuje hodiny z jari (39 %), jesene (33 %), zimy (23 %) aj leta a odlišuje ho odozva senzorov. </w:t>
+      </w:r>
+      <w:r>
+        <w:rPr>
+          <w:i/>
+        </w:rPr>
+        <w:t>sensor_nmhc</w:t>
+      </w:r>
+      <w:r>
+        <w:rPr>
+          <w:i w:val="0"/>
+        </w:rPr>
+        <w:t xml:space="preserve"> má priemer 1 333 a </w:t>
+      </w:r>
+      <w:r>
+        <w:rPr>
+          <w:i/>
+        </w:rPr>
+        <w:t>sensor_o3</w:t>
+      </w:r>
+      <w:r>
+        <w:rPr>
+          <w:i w:val="0"/>
+        </w:rPr>
+        <w:t xml:space="preserve"> 1 632, v ostatných zhlukoch 815 až 953. </w:t>
+      </w:r>
+      <w:r>
+        <w:rPr>
+          <w:i/>
+        </w:rPr>
+        <w:t>sensor_nox</w:t>
+      </w:r>
+      <w:r>
+        <w:rPr>
+          <w:i w:val="0"/>
+        </w:rPr>
+        <w:t xml:space="preserve"> je naopak najnižší (552). Sú to hodiny so znečisteným vzduchom, priemerné CO je v nich 4,30 mg/m³ a v ostatných zhlukoch 1,51 až 1,75 mg/m³. Priemerná hodina je 14,3, častejšie sú to teda hodiny popoludní a večer.</w:t>
+      </w:r>
+    </w:p>
+    <w:p>
+      <w:pPr>
+        <w:jc w:val="both"/>
+      </w:pPr>
+      <w:r>
+        <w:rPr>
+          <w:i w:val="0"/>
+        </w:rPr>
+        <w:t xml:space="preserve">Najlepší model z časti 2 (SVR, RBF, </w:t>
+      </w:r>
+      <w:r>
+        <w:rPr>
+          <w:i/>
+        </w:rPr>
+        <w:t>C</w:t>
+      </w:r>
+      <w:r>
+        <w:rPr>
+          <w:i w:val="0"/>
+        </w:rPr>
+        <w:t xml:space="preserve"> = 100) som potom natrénoval zvlášť na trénovacích hodinách každého zhluku. Testovacie hodiny som priradil k najbližšiemu stredu zhluku (</w:t>
+      </w:r>
+      <w:r>
+        <w:rPr>
+          <w:i/>
+        </w:rPr>
+        <w:t>kmeans.predict</w:t>
+      </w:r>
+      <w:r>
+        <w:rPr>
+          <w:i w:val="0"/>
+        </w:rPr>
+        <w:t>) a predpovedal ich model daného zhluku. V tab. 10 je pre porovnanie aj pôvodný model natrénovaný na všetkých dátach, vyhodnotený na tých istých testovacích hodinách.</w:t>
+      </w:r>
+    </w:p>
+    <w:p>
+      <w:pPr>
+        <w:keepNext/>
+        <w:jc w:val="center"/>
+      </w:pPr>
+      <w:r>
+        <w:rPr>
+          <w:sz w:val="20"/>
+        </w:rPr>
+        <w:t>Tab. 10: Pôvodný model a modely zhlukov na testovacej množine</w:t>
+      </w:r>
+    </w:p>
+    <w:tbl>
+      <w:tblPr>
+        <w:tblStyle w:val="TableGrid"/>
+        <w:tblW w:type="auto" w:w="0"/>
+        <w:jc w:val="center"/>
+        <w:tblLook w:firstColumn="1" w:firstRow="1" w:lastColumn="0" w:lastRow="0" w:noHBand="0" w:noVBand="1" w:val="04A0"/>
+      </w:tblPr>
+      <w:tblGrid>
+        <w:gridCol w:w="1296"/>
+        <w:gridCol w:w="1296"/>
+        <w:gridCol w:w="1296"/>
+        <w:gridCol w:w="1296"/>
+        <w:gridCol w:w="1296"/>
+        <w:gridCol w:w="1296"/>
+        <w:gridCol w:w="1296"/>
+      </w:tblGrid>
+      <w:tr>
+        <w:trPr>
+          <w:cantSplit/>
+        </w:trPr>
+        <w:tc>
+          <w:tcPr>
+            <w:tcW w:type="dxa" w:w="1296"/>
+          </w:tcPr>
+          <w:p>
+            <w:pPr>
+              <w:keepNext/>
+              <w:spacing w:after="0"/>
+            </w:pPr>
+            <w:r>
+              <w:rPr>
+                <w:sz w:val="20"/>
+              </w:rPr>
+            </w:r>
+            <w:r>
+              <w:rPr>
+                <w:b/>
+                <w:sz w:val="20"/>
+              </w:rPr>
+              <w:t>Zhluk</w:t>
+            </w:r>
+          </w:p>
+        </w:tc>
+        <w:tc>
+          <w:tcPr>
+            <w:tcW w:type="dxa" w:w="1296"/>
+          </w:tcPr>
+          <w:p>
+            <w:pPr>
+              <w:keepNext/>
+              <w:spacing w:after="0"/>
+            </w:pPr>
+            <w:r>
+              <w:rPr>
+                <w:sz w:val="20"/>
+              </w:rPr>
+            </w:r>
+            <w:r>
+              <w:rPr>
+                <w:b/>
+                <w:sz w:val="20"/>
+              </w:rPr>
+              <w:t>Hodín train</w:t>
+            </w:r>
+          </w:p>
+        </w:tc>
+        <w:tc>
+          <w:tcPr>
+            <w:tcW w:type="dxa" w:w="1296"/>
+          </w:tcPr>
+          <w:p>
+            <w:pPr>
+              <w:keepNext/>
+              <w:spacing w:after="0"/>
+            </w:pPr>
+            <w:r>
+              <w:rPr>
+                <w:sz w:val="20"/>
+              </w:rPr>
+            </w:r>
+            <w:r>
+              <w:rPr>
+                <w:b/>
+                <w:sz w:val="20"/>
+              </w:rPr>
+              <w:t>Hodín test</w:t>
+            </w:r>
+          </w:p>
+        </w:tc>
+        <w:tc>
+          <w:tcPr>
+            <w:tcW w:type="dxa" w:w="1296"/>
+          </w:tcPr>
+          <w:p>
+            <w:pPr>
+              <w:keepNext/>
+              <w:spacing w:after="0"/>
+            </w:pPr>
+            <w:r>
+              <w:rPr>
+                <w:sz w:val="20"/>
+              </w:rPr>
+            </w:r>
+            <w:r>
+              <w:rPr>
+                <w:b/>
+                <w:sz w:val="20"/>
+              </w:rPr>
+              <w:t>Pôvodný RMSE</w:t>
+            </w:r>
+          </w:p>
+        </w:tc>
+        <w:tc>
+          <w:tcPr>
+            <w:tcW w:type="dxa" w:w="1296"/>
+          </w:tcPr>
+          <w:p>
+            <w:pPr>
+              <w:keepNext/>
+              <w:spacing w:after="0"/>
+            </w:pPr>
+            <w:r>
+              <w:rPr>
+                <w:sz w:val="20"/>
+              </w:rPr>
+            </w:r>
+            <w:r>
+              <w:rPr>
+                <w:b/>
+                <w:sz w:val="20"/>
+              </w:rPr>
+              <w:t>Pôvodný R²</w:t>
+            </w:r>
+          </w:p>
+        </w:tc>
+        <w:tc>
+          <w:tcPr>
+            <w:tcW w:type="dxa" w:w="1296"/>
+          </w:tcPr>
+          <w:p>
+            <w:pPr>
+              <w:keepNext/>
+              <w:spacing w:after="0"/>
+            </w:pPr>
+            <w:r>
+              <w:rPr>
+                <w:sz w:val="20"/>
+              </w:rPr>
+            </w:r>
+            <w:r>
+              <w:rPr>
+                <w:b/>
+                <w:sz w:val="20"/>
+              </w:rPr>
+              <w:t>Zhluk RMSE</w:t>
+            </w:r>
+          </w:p>
+        </w:tc>
+        <w:tc>
+          <w:tcPr>
+            <w:tcW w:type="dxa" w:w="1296"/>
+          </w:tcPr>
+          <w:p>
+            <w:pPr>
+              <w:keepNext/>
+              <w:spacing w:after="0"/>
+            </w:pPr>
+            <w:r>
+              <w:rPr>
+                <w:sz w:val="20"/>
+              </w:rPr>
+            </w:r>
+            <w:r>
+              <w:rPr>
+                <w:b/>
+                <w:sz w:val="20"/>
+              </w:rPr>
+              <w:t>Zhluk R²</w:t>
+            </w:r>
+          </w:p>
+        </w:tc>
+      </w:tr>
+      <w:tr>
+        <w:trPr>
+          <w:cantSplit/>
+        </w:trPr>
+        <w:tc>
+          <w:tcPr>
+            <w:tcW w:type="dxa" w:w="1296"/>
+          </w:tcPr>
+          <w:p>
+            <w:pPr>
+              <w:keepNext/>
+              <w:spacing w:after="0"/>
+            </w:pPr>
+            <w:r>
+              <w:rPr>
+                <w:sz w:val="20"/>
+              </w:rPr>
+            </w:r>
+            <w:r>
+              <w:rPr>
+                <w:i w:val="0"/>
+                <w:sz w:val="20"/>
+              </w:rPr>
+              <w:t>0</w:t>
+            </w:r>
+          </w:p>
+        </w:tc>
+        <w:tc>
+          <w:tcPr>
+            <w:tcW w:type="dxa" w:w="1296"/>
+          </w:tcPr>
+          <w:p>
+            <w:pPr>
+              <w:keepNext/>
+              <w:spacing w:after="0"/>
+            </w:pPr>
+            <w:r>
+              <w:rPr>
+                <w:sz w:val="20"/>
+              </w:rPr>
+            </w:r>
+            <w:r>
+              <w:rPr>
+                <w:i w:val="0"/>
+                <w:sz w:val="20"/>
+              </w:rPr>
+              <w:t>1 188</w:t>
+            </w:r>
+          </w:p>
+        </w:tc>
+        <w:tc>
+          <w:tcPr>
+            <w:tcW w:type="dxa" w:w="1296"/>
+          </w:tcPr>
+          <w:p>
+            <w:pPr>
+              <w:keepNext/>
+              <w:spacing w:after="0"/>
+            </w:pPr>
+            <w:r>
+              <w:rPr>
+                <w:sz w:val="20"/>
+              </w:rPr>
+            </w:r>
+            <w:r>
+              <w:rPr>
+                <w:i w:val="0"/>
+                <w:sz w:val="20"/>
+              </w:rPr>
+              <w:t>295</w:t>
+            </w:r>
+          </w:p>
+        </w:tc>
+        <w:tc>
+          <w:tcPr>
+            <w:tcW w:type="dxa" w:w="1296"/>
+          </w:tcPr>
+          <w:p>
+            <w:pPr>
+              <w:keepNext/>
+              <w:spacing w:after="0"/>
+            </w:pPr>
+            <w:r>
+              <w:rPr>
+                <w:sz w:val="20"/>
+              </w:rPr>
+            </w:r>
+            <w:r>
+              <w:rPr>
+                <w:i w:val="0"/>
+                <w:sz w:val="20"/>
+              </w:rPr>
+              <w:t>0,188</w:t>
+            </w:r>
+          </w:p>
+        </w:tc>
+        <w:tc>
+          <w:tcPr>
+            <w:tcW w:type="dxa" w:w="1296"/>
+          </w:tcPr>
+          <w:p>
+            <w:pPr>
+              <w:keepNext/>
+              <w:spacing w:after="0"/>
+            </w:pPr>
+            <w:r>
+              <w:rPr>
+                <w:sz w:val="20"/>
+              </w:rPr>
+            </w:r>
+            <w:r>
+              <w:rPr>
+                <w:i w:val="0"/>
+                <w:sz w:val="20"/>
+              </w:rPr>
+              <w:t>0,963</w:t>
+            </w:r>
+          </w:p>
+        </w:tc>
+        <w:tc>
+          <w:tcPr>
+            <w:tcW w:type="dxa" w:w="1296"/>
+          </w:tcPr>
+          <w:p>
+            <w:pPr>
+              <w:keepNext/>
+              <w:spacing w:after="0"/>
+            </w:pPr>
+            <w:r>
+              <w:rPr>
+                <w:sz w:val="20"/>
+              </w:rPr>
+            </w:r>
+            <w:r>
+              <w:rPr>
+                <w:i w:val="0"/>
+                <w:sz w:val="20"/>
+              </w:rPr>
+              <w:t>0,191</w:t>
+            </w:r>
+          </w:p>
+        </w:tc>
+        <w:tc>
+          <w:tcPr>
+            <w:tcW w:type="dxa" w:w="1296"/>
+          </w:tcPr>
+          <w:p>
+            <w:pPr>
+              <w:keepNext/>
+              <w:spacing w:after="0"/>
+            </w:pPr>
+            <w:r>
+              <w:rPr>
+                <w:sz w:val="20"/>
+              </w:rPr>
+            </w:r>
+            <w:r>
+              <w:rPr>
+                <w:i w:val="0"/>
+                <w:sz w:val="20"/>
+              </w:rPr>
+              <w:t>0,962</w:t>
+            </w:r>
+          </w:p>
+        </w:tc>
+      </w:tr>
+      <w:tr>
+        <w:trPr>
+          <w:cantSplit/>
+        </w:trPr>
+        <w:tc>
+          <w:tcPr>
+            <w:tcW w:type="dxa" w:w="1296"/>
+          </w:tcPr>
+          <w:p>
+            <w:pPr>
+              <w:keepNext/>
+              <w:spacing w:after="0"/>
+            </w:pPr>
+            <w:r>
+              <w:rPr>
+                <w:sz w:val="20"/>
+              </w:rPr>
+            </w:r>
+            <w:r>
+              <w:rPr>
+                <w:i w:val="0"/>
+                <w:sz w:val="20"/>
+              </w:rPr>
+              <w:t>1</w:t>
+            </w:r>
+          </w:p>
+        </w:tc>
+        <w:tc>
+          <w:tcPr>
+            <w:tcW w:type="dxa" w:w="1296"/>
+          </w:tcPr>
+          <w:p>
+            <w:pPr>
+              <w:keepNext/>
+              <w:spacing w:after="0"/>
+            </w:pPr>
+            <w:r>
+              <w:rPr>
+                <w:sz w:val="20"/>
+              </w:rPr>
+            </w:r>
+            <w:r>
+              <w:rPr>
+                <w:i w:val="0"/>
+                <w:sz w:val="20"/>
+              </w:rPr>
+              <w:t>1 440</w:t>
+            </w:r>
+          </w:p>
+        </w:tc>
+        <w:tc>
+          <w:tcPr>
+            <w:tcW w:type="dxa" w:w="1296"/>
+          </w:tcPr>
+          <w:p>
+            <w:pPr>
+              <w:keepNext/>
+              <w:spacing w:after="0"/>
+            </w:pPr>
+            <w:r>
+              <w:rPr>
+                <w:sz w:val="20"/>
+              </w:rPr>
+            </w:r>
+            <w:r>
+              <w:rPr>
+                <w:i w:val="0"/>
+                <w:sz w:val="20"/>
+              </w:rPr>
+              <w:t>374</w:t>
+            </w:r>
+          </w:p>
+        </w:tc>
+        <w:tc>
+          <w:tcPr>
+            <w:tcW w:type="dxa" w:w="1296"/>
+          </w:tcPr>
+          <w:p>
+            <w:pPr>
+              <w:keepNext/>
+              <w:spacing w:after="0"/>
+            </w:pPr>
+            <w:r>
+              <w:rPr>
+                <w:sz w:val="20"/>
+              </w:rPr>
+            </w:r>
+            <w:r>
+              <w:rPr>
+                <w:i w:val="0"/>
+                <w:sz w:val="20"/>
+              </w:rPr>
+              <w:t>0,212</w:t>
+            </w:r>
+          </w:p>
+        </w:tc>
+        <w:tc>
+          <w:tcPr>
+            <w:tcW w:type="dxa" w:w="1296"/>
+          </w:tcPr>
+          <w:p>
+            <w:pPr>
+              <w:keepNext/>
+              <w:spacing w:after="0"/>
+            </w:pPr>
+            <w:r>
+              <w:rPr>
+                <w:sz w:val="20"/>
+              </w:rPr>
+            </w:r>
+            <w:r>
+              <w:rPr>
+                <w:i w:val="0"/>
+                <w:sz w:val="20"/>
+              </w:rPr>
+              <w:t>0,927</w:t>
+            </w:r>
+          </w:p>
+        </w:tc>
+        <w:tc>
+          <w:tcPr>
+            <w:tcW w:type="dxa" w:w="1296"/>
+          </w:tcPr>
+          <w:p>
+            <w:pPr>
+              <w:keepNext/>
+              <w:spacing w:after="0"/>
+            </w:pPr>
+            <w:r>
+              <w:rPr>
+                <w:sz w:val="20"/>
+              </w:rPr>
+            </w:r>
+            <w:r>
+              <w:rPr>
+                <w:i w:val="0"/>
+                <w:sz w:val="20"/>
+              </w:rPr>
+              <w:t>0,227</w:t>
+            </w:r>
+          </w:p>
+        </w:tc>
+        <w:tc>
+          <w:tcPr>
+            <w:tcW w:type="dxa" w:w="1296"/>
+          </w:tcPr>
+          <w:p>
+            <w:pPr>
+              <w:keepNext/>
+              <w:spacing w:after="0"/>
+            </w:pPr>
+            <w:r>
+              <w:rPr>
+                <w:sz w:val="20"/>
+              </w:rPr>
+            </w:r>
+            <w:r>
+              <w:rPr>
+                <w:i w:val="0"/>
+                <w:sz w:val="20"/>
+              </w:rPr>
+              <w:t>0,916</w:t>
+            </w:r>
+          </w:p>
+        </w:tc>
+      </w:tr>
+      <w:tr>
+        <w:trPr>
+          <w:cantSplit/>
+        </w:trPr>
+        <w:tc>
+          <w:tcPr>
+            <w:tcW w:type="dxa" w:w="1296"/>
+          </w:tcPr>
+          <w:p>
+            <w:pPr>
+              <w:keepNext/>
+              <w:spacing w:after="0"/>
+            </w:pPr>
+            <w:r>
+              <w:rPr>
+                <w:sz w:val="20"/>
+              </w:rPr>
+            </w:r>
+            <w:r>
+              <w:rPr>
+                <w:i w:val="0"/>
+                <w:sz w:val="20"/>
+              </w:rPr>
+              <w:t>2</w:t>
+            </w:r>
+          </w:p>
+        </w:tc>
+        <w:tc>
+          <w:tcPr>
+            <w:tcW w:type="dxa" w:w="1296"/>
+          </w:tcPr>
+          <w:p>
+            <w:pPr>
+              <w:keepNext/>
+              <w:spacing w:after="0"/>
+            </w:pPr>
+            <w:r>
+              <w:rPr>
+                <w:sz w:val="20"/>
+              </w:rPr>
+            </w:r>
+            <w:r>
+              <w:rPr>
+                <w:i w:val="0"/>
+                <w:sz w:val="20"/>
+              </w:rPr>
+              <w:t>927</w:t>
+            </w:r>
+          </w:p>
+        </w:tc>
+        <w:tc>
+          <w:tcPr>
+            <w:tcW w:type="dxa" w:w="1296"/>
+          </w:tcPr>
+          <w:p>
+            <w:pPr>
+              <w:keepNext/>
+              <w:spacing w:after="0"/>
+            </w:pPr>
+            <w:r>
+              <w:rPr>
+                <w:sz w:val="20"/>
+              </w:rPr>
+            </w:r>
+            <w:r>
+              <w:rPr>
+                <w:i w:val="0"/>
+                <w:sz w:val="20"/>
+              </w:rPr>
+              <w:t>229</w:t>
+            </w:r>
+          </w:p>
+        </w:tc>
+        <w:tc>
+          <w:tcPr>
+            <w:tcW w:type="dxa" w:w="1296"/>
+          </w:tcPr>
+          <w:p>
+            <w:pPr>
+              <w:keepNext/>
+              <w:spacing w:after="0"/>
+            </w:pPr>
+            <w:r>
+              <w:rPr>
+                <w:sz w:val="20"/>
+              </w:rPr>
+            </w:r>
+            <w:r>
+              <w:rPr>
+                <w:i w:val="0"/>
+                <w:sz w:val="20"/>
+              </w:rPr>
+              <w:t>0,228</w:t>
+            </w:r>
+          </w:p>
+        </w:tc>
+        <w:tc>
+          <w:tcPr>
+            <w:tcW w:type="dxa" w:w="1296"/>
+          </w:tcPr>
+          <w:p>
+            <w:pPr>
+              <w:keepNext/>
+              <w:spacing w:after="0"/>
+            </w:pPr>
+            <w:r>
+              <w:rPr>
+                <w:sz w:val="20"/>
+              </w:rPr>
+            </w:r>
+            <w:r>
+              <w:rPr>
+                <w:i w:val="0"/>
+                <w:sz w:val="20"/>
+              </w:rPr>
+              <w:t>0,935</w:t>
+            </w:r>
+          </w:p>
+        </w:tc>
+        <w:tc>
+          <w:tcPr>
+            <w:tcW w:type="dxa" w:w="1296"/>
+          </w:tcPr>
+          <w:p>
+            <w:pPr>
+              <w:keepNext/>
+              <w:spacing w:after="0"/>
+            </w:pPr>
+            <w:r>
+              <w:rPr>
+                <w:sz w:val="20"/>
+              </w:rPr>
+            </w:r>
+            <w:r>
+              <w:rPr>
+                <w:i w:val="0"/>
+                <w:sz w:val="20"/>
+              </w:rPr>
+              <w:t>0,238</w:t>
+            </w:r>
+          </w:p>
+        </w:tc>
+        <w:tc>
+          <w:tcPr>
+            <w:tcW w:type="dxa" w:w="1296"/>
+          </w:tcPr>
+          <w:p>
+            <w:pPr>
+              <w:keepNext/>
+              <w:spacing w:after="0"/>
+            </w:pPr>
+            <w:r>
+              <w:rPr>
+                <w:sz w:val="20"/>
+              </w:rPr>
+            </w:r>
+            <w:r>
+              <w:rPr>
+                <w:i w:val="0"/>
+                <w:sz w:val="20"/>
+              </w:rPr>
+              <w:t>0,929</w:t>
+            </w:r>
+          </w:p>
+        </w:tc>
+      </w:tr>
+      <w:tr>
+        <w:trPr>
+          <w:cantSplit/>
+        </w:trPr>
+        <w:tc>
+          <w:tcPr>
+            <w:tcW w:type="dxa" w:w="1296"/>
+          </w:tcPr>
+          <w:p>
+            <w:pPr>
+              <w:keepNext/>
+              <w:spacing w:after="0"/>
+            </w:pPr>
+            <w:r>
+              <w:rPr>
+                <w:sz w:val="20"/>
+              </w:rPr>
+            </w:r>
+            <w:r>
+              <w:rPr>
+                <w:i w:val="0"/>
+                <w:sz w:val="20"/>
+              </w:rPr>
+              <w:t>3</w:t>
+            </w:r>
+          </w:p>
+        </w:tc>
+        <w:tc>
+          <w:tcPr>
+            <w:tcW w:type="dxa" w:w="1296"/>
+          </w:tcPr>
+          <w:p>
+            <w:pPr>
+              <w:keepNext/>
+              <w:spacing w:after="0"/>
+            </w:pPr>
+            <w:r>
+              <w:rPr>
+                <w:sz w:val="20"/>
+              </w:rPr>
+            </w:r>
+            <w:r>
+              <w:rPr>
+                <w:i w:val="0"/>
+                <w:sz w:val="20"/>
+              </w:rPr>
+              <w:t>1 108</w:t>
+            </w:r>
+          </w:p>
+        </w:tc>
+        <w:tc>
+          <w:tcPr>
+            <w:tcW w:type="dxa" w:w="1296"/>
+          </w:tcPr>
+          <w:p>
+            <w:pPr>
+              <w:keepNext/>
+              <w:spacing w:after="0"/>
+            </w:pPr>
+            <w:r>
+              <w:rPr>
+                <w:sz w:val="20"/>
+              </w:rPr>
+            </w:r>
+            <w:r>
+              <w:rPr>
+                <w:i w:val="0"/>
+                <w:sz w:val="20"/>
+              </w:rPr>
+              <w:t>290</w:t>
+            </w:r>
+          </w:p>
+        </w:tc>
+        <w:tc>
+          <w:tcPr>
+            <w:tcW w:type="dxa" w:w="1296"/>
+          </w:tcPr>
+          <w:p>
+            <w:pPr>
+              <w:keepNext/>
+              <w:spacing w:after="0"/>
+            </w:pPr>
+            <w:r>
+              <w:rPr>
+                <w:sz w:val="20"/>
+              </w:rPr>
+            </w:r>
+            <w:r>
+              <w:rPr>
+                <w:i w:val="0"/>
+                <w:sz w:val="20"/>
+              </w:rPr>
+              <w:t>0,466</w:t>
+            </w:r>
+          </w:p>
+        </w:tc>
+        <w:tc>
+          <w:tcPr>
+            <w:tcW w:type="dxa" w:w="1296"/>
+          </w:tcPr>
+          <w:p>
+            <w:pPr>
+              <w:keepNext/>
+              <w:spacing w:after="0"/>
+            </w:pPr>
+            <w:r>
+              <w:rPr>
+                <w:sz w:val="20"/>
+              </w:rPr>
+            </w:r>
+            <w:r>
+              <w:rPr>
+                <w:i w:val="0"/>
+                <w:sz w:val="20"/>
+              </w:rPr>
+              <w:t>0,867</w:t>
+            </w:r>
+          </w:p>
+        </w:tc>
+        <w:tc>
+          <w:tcPr>
+            <w:tcW w:type="dxa" w:w="1296"/>
+          </w:tcPr>
+          <w:p>
+            <w:pPr>
+              <w:keepNext/>
+              <w:spacing w:after="0"/>
+            </w:pPr>
+            <w:r>
+              <w:rPr>
+                <w:sz w:val="20"/>
+              </w:rPr>
+            </w:r>
+            <w:r>
+              <w:rPr>
+                <w:i w:val="0"/>
+                <w:sz w:val="20"/>
+              </w:rPr>
+              <w:t>0,491</w:t>
+            </w:r>
+          </w:p>
+        </w:tc>
+        <w:tc>
+          <w:tcPr>
+            <w:tcW w:type="dxa" w:w="1296"/>
+          </w:tcPr>
+          <w:p>
+            <w:pPr>
+              <w:keepNext/>
+              <w:spacing w:after="0"/>
+            </w:pPr>
+            <w:r>
+              <w:rPr>
+                <w:sz w:val="20"/>
+              </w:rPr>
+            </w:r>
+            <w:r>
+              <w:rPr>
+                <w:i w:val="0"/>
+                <w:sz w:val="20"/>
+              </w:rPr>
+              <w:t>0,853</w:t>
+            </w:r>
+          </w:p>
+        </w:tc>
+      </w:tr>
+      <w:tr>
+        <w:trPr>
+          <w:cantSplit/>
+        </w:trPr>
+        <w:tc>
+          <w:tcPr>
+            <w:tcW w:type="dxa" w:w="1296"/>
+          </w:tcPr>
+          <w:p>
+            <w:pPr>
+              <w:keepNext/>
+              <w:spacing w:after="0"/>
+            </w:pPr>
+            <w:r>
+              <w:rPr>
+                <w:sz w:val="20"/>
+              </w:rPr>
+            </w:r>
+            <w:r>
+              <w:rPr>
+                <w:i w:val="0"/>
+                <w:sz w:val="20"/>
+              </w:rPr>
+              <w:t>4</w:t>
+            </w:r>
+          </w:p>
+        </w:tc>
+        <w:tc>
+          <w:tcPr>
+            <w:tcW w:type="dxa" w:w="1296"/>
+          </w:tcPr>
+          <w:p>
+            <w:pPr>
+              <w:keepNext/>
+              <w:spacing w:after="0"/>
+            </w:pPr>
+            <w:r>
+              <w:rPr>
+                <w:sz w:val="20"/>
+              </w:rPr>
+            </w:r>
+            <w:r>
+              <w:rPr>
+                <w:i w:val="0"/>
+                <w:sz w:val="20"/>
+              </w:rPr>
+              <w:t>1 174</w:t>
+            </w:r>
+          </w:p>
+        </w:tc>
+        <w:tc>
+          <w:tcPr>
+            <w:tcW w:type="dxa" w:w="1296"/>
+          </w:tcPr>
+          <w:p>
+            <w:pPr>
+              <w:keepNext/>
+              <w:spacing w:after="0"/>
+            </w:pPr>
+            <w:r>
+              <w:rPr>
+                <w:sz w:val="20"/>
+              </w:rPr>
+            </w:r>
+            <w:r>
+              <w:rPr>
+                <w:i w:val="0"/>
+                <w:sz w:val="20"/>
+              </w:rPr>
+              <w:t>272</w:t>
+            </w:r>
+          </w:p>
+        </w:tc>
+        <w:tc>
+          <w:tcPr>
+            <w:tcW w:type="dxa" w:w="1296"/>
+          </w:tcPr>
+          <w:p>
+            <w:pPr>
+              <w:keepNext/>
+              <w:spacing w:after="0"/>
+            </w:pPr>
+            <w:r>
+              <w:rPr>
+                <w:sz w:val="20"/>
+              </w:rPr>
+            </w:r>
+            <w:r>
+              <w:rPr>
+                <w:i w:val="0"/>
+                <w:sz w:val="20"/>
+              </w:rPr>
+              <w:t>0,338</w:t>
+            </w:r>
+          </w:p>
+        </w:tc>
+        <w:tc>
+          <w:tcPr>
+            <w:tcW w:type="dxa" w:w="1296"/>
+          </w:tcPr>
+          <w:p>
+            <w:pPr>
+              <w:keepNext/>
+              <w:spacing w:after="0"/>
+            </w:pPr>
+            <w:r>
+              <w:rPr>
+                <w:sz w:val="20"/>
+              </w:rPr>
+            </w:r>
+            <w:r>
+              <w:rPr>
+                <w:i w:val="0"/>
+                <w:sz w:val="20"/>
+              </w:rPr>
+              <w:t>0,869</w:t>
+            </w:r>
+          </w:p>
+        </w:tc>
+        <w:tc>
+          <w:tcPr>
+            <w:tcW w:type="dxa" w:w="1296"/>
+          </w:tcPr>
+          <w:p>
+            <w:pPr>
+              <w:keepNext/>
+              <w:spacing w:after="0"/>
+            </w:pPr>
+            <w:r>
+              <w:rPr>
+                <w:sz w:val="20"/>
+              </w:rPr>
+            </w:r>
+            <w:r>
+              <w:rPr>
+                <w:i w:val="0"/>
+                <w:sz w:val="20"/>
+              </w:rPr>
+              <w:t>0,340</w:t>
+            </w:r>
+          </w:p>
+        </w:tc>
+        <w:tc>
+          <w:tcPr>
+            <w:tcW w:type="dxa" w:w="1296"/>
+          </w:tcPr>
+          <w:p>
+            <w:pPr>
+              <w:keepNext/>
+              <w:spacing w:after="0"/>
+            </w:pPr>
+            <w:r>
+              <w:rPr>
+                <w:sz w:val="20"/>
+              </w:rPr>
+            </w:r>
+            <w:r>
+              <w:rPr>
+                <w:i w:val="0"/>
+                <w:sz w:val="20"/>
+              </w:rPr>
+              <w:t>0,867</w:t>
+            </w:r>
+          </w:p>
+        </w:tc>
+      </w:tr>
+      <w:tr>
+        <w:trPr>
+          <w:cantSplit/>
+        </w:trPr>
+        <w:tc>
+          <w:tcPr>
+            <w:tcW w:type="dxa" w:w="1296"/>
+          </w:tcPr>
+          <w:p>
+            <w:pPr>
+              <w:keepNext w:val="0"/>
+              <w:spacing w:after="0"/>
+            </w:pPr>
+            <w:r>
+              <w:rPr>
+                <w:sz w:val="20"/>
+              </w:rPr>
+            </w:r>
+            <w:r>
+              <w:rPr>
+                <w:i w:val="0"/>
+                <w:sz w:val="20"/>
+              </w:rPr>
+              <w:t>spolu</w:t>
+            </w:r>
+          </w:p>
+        </w:tc>
+        <w:tc>
+          <w:tcPr>
+            <w:tcW w:type="dxa" w:w="1296"/>
+          </w:tcPr>
+          <w:p>
+            <w:pPr>
+              <w:keepNext w:val="0"/>
+              <w:spacing w:after="0"/>
+            </w:pPr>
+            <w:r>
+              <w:rPr>
+                <w:sz w:val="20"/>
+              </w:rPr>
+            </w:r>
+            <w:r>
+              <w:rPr>
+                <w:i w:val="0"/>
+                <w:sz w:val="20"/>
+              </w:rPr>
+              <w:t>5 837</w:t>
+            </w:r>
+          </w:p>
+        </w:tc>
+        <w:tc>
+          <w:tcPr>
+            <w:tcW w:type="dxa" w:w="1296"/>
+          </w:tcPr>
+          <w:p>
+            <w:pPr>
+              <w:keepNext w:val="0"/>
+              <w:spacing w:after="0"/>
+            </w:pPr>
+            <w:r>
+              <w:rPr>
+                <w:sz w:val="20"/>
+              </w:rPr>
+            </w:r>
+            <w:r>
+              <w:rPr>
+                <w:i w:val="0"/>
+                <w:sz w:val="20"/>
+              </w:rPr>
+              <w:t>1 460</w:t>
+            </w:r>
+          </w:p>
+        </w:tc>
+        <w:tc>
+          <w:tcPr>
+            <w:tcW w:type="dxa" w:w="1296"/>
+          </w:tcPr>
+          <w:p>
+            <w:pPr>
+              <w:keepNext w:val="0"/>
+              <w:spacing w:after="0"/>
+            </w:pPr>
+            <w:r>
+              <w:rPr>
+                <w:sz w:val="20"/>
+              </w:rPr>
+            </w:r>
+            <w:r>
+              <w:rPr>
+                <w:i w:val="0"/>
+                <w:sz w:val="20"/>
+              </w:rPr>
+              <w:t>0,302</w:t>
+            </w:r>
+          </w:p>
+        </w:tc>
+        <w:tc>
+          <w:tcPr>
+            <w:tcW w:type="dxa" w:w="1296"/>
+          </w:tcPr>
+          <w:p>
+            <w:pPr>
+              <w:keepNext w:val="0"/>
+              <w:spacing w:after="0"/>
+            </w:pPr>
+            <w:r>
+              <w:rPr>
+                <w:sz w:val="20"/>
+              </w:rPr>
+            </w:r>
+            <w:r>
+              <w:rPr>
+                <w:i w:val="0"/>
+                <w:sz w:val="20"/>
+              </w:rPr>
+              <w:t>0,956</w:t>
+            </w:r>
+          </w:p>
+        </w:tc>
+        <w:tc>
+          <w:tcPr>
+            <w:tcW w:type="dxa" w:w="1296"/>
+          </w:tcPr>
+          <w:p>
+            <w:pPr>
+              <w:keepNext w:val="0"/>
+              <w:spacing w:after="0"/>
+            </w:pPr>
+            <w:r>
+              <w:rPr>
+                <w:sz w:val="20"/>
+              </w:rPr>
+            </w:r>
+            <w:r>
+              <w:rPr>
+                <w:i w:val="0"/>
+                <w:sz w:val="20"/>
+              </w:rPr>
+              <w:t>0,314</w:t>
+            </w:r>
+          </w:p>
+        </w:tc>
+        <w:tc>
+          <w:tcPr>
+            <w:tcW w:type="dxa" w:w="1296"/>
+          </w:tcPr>
+          <w:p>
+            <w:pPr>
+              <w:keepNext w:val="0"/>
+              <w:spacing w:after="0"/>
+            </w:pPr>
+            <w:r>
+              <w:rPr>
+                <w:sz w:val="20"/>
+              </w:rPr>
+            </w:r>
+            <w:r>
+              <w:rPr>
+                <w:i w:val="0"/>
+                <w:sz w:val="20"/>
+              </w:rPr>
+              <w:t>0,952</w:t>
+            </w:r>
+          </w:p>
+        </w:tc>
+      </w:tr>
+    </w:tbl>
+    <w:p/>
+    <w:p>
+      <w:pPr>
+        <w:jc w:val="both"/>
+      </w:pPr>
+      <w:r>
+        <w:rPr>
+          <w:i w:val="0"/>
+        </w:rPr>
+        <w:t>Model zhluku bol v každom zhluku o niečo horší než pôvodný model. Spolu majú modely zhlukov na testovacej množine R² 0,952 a RMSE 0,314 mg/m³, pôvodný model 0,956 a 0,302 mg/m³. Na trénovacej množine sú skoro rovnaké (0,973 a 0,972). Model zhluku sa učí len z 927 až 1 440 hodín, pôvodný zo všetkých 5 837, a vzťah medzi senzormi a CO je v rôznych obdobiach podobný. Rozdelenie dát mu preto nepomohlo. Najväčšiu chybu majú oba modely v zhluku 3, kde je najviac vysokých koncentrácií, ktoré modely podhodnocovali už v časti 2.5. R² vo vnútri zhlukov je nižšie než celkové, lebo CO sa vo vnútri jedného zhluku mení menej.</w:t>
+      </w:r>
+    </w:p>
+    <w:p>
+      <w:pPr>
+        <w:pStyle w:val="Heading2"/>
+      </w:pPr>
+      <w:r>
+        <w:t>5.3 Neurónová sieť</w:t>
+      </w:r>
+    </w:p>
+    <w:p>
+      <w:pPr>
+        <w:jc w:val="both"/>
+      </w:pPr>
+      <w:r>
+        <w:rPr>
+          <w:i w:val="0"/>
+        </w:rPr>
+        <w:t>Sieť som postavil v PyTorch podobne ako v zadaní 1 a pre regresiu som zmenil dve veci. Výstupná vrstva má jeden neurón bez aktivácie, sieť teda dáva priamo koncentráciu v mg/m³. Chybová funkcia je MSE (</w:t>
+      </w:r>
+      <w:r>
+        <w:rPr>
+          <w:i/>
+        </w:rPr>
+        <w:t>nn.MSELoss</w:t>
+      </w:r>
+      <w:r>
+        <w:rPr>
+          <w:i w:val="0"/>
+        </w:rPr>
+        <w:t>) namiesto binárnej cross-entropy. Vyhodnocujem ju rovnako ako ostatné modely, cez MSE, RMSE, R² a reziduály.</w:t>
+      </w:r>
+    </w:p>
+    <w:p>
+      <w:pPr>
+        <w:jc w:val="both"/>
+      </w:pPr>
+      <w:r>
+        <w:rPr>
+          <w:i w:val="0"/>
+        </w:rPr>
+        <w:t>Všetky siete majú aktiváciu ReLU, optimalizátor Adam, dávky po 64 hodinách, najviac 500 epoch a EarlyStopping s patience 20. Validačnú množinu pre EarlyStopping som odrezal z trénovacej (15 %, 876 hodín). Siete sa teda učia na 4 961 hodinách a scaler som nastavil len na nich, testovacia množina je rovnaká ako pri ostatných modeloch. Ako základ som zobral dve skryté vrstvy so 64 a 32 neurónmi a rýchlosť učenia 0,001. V ďalších pokusoch som menil vždy jednu vec, výsledky sú v tab. 11. Najlepšiu sieť som vyberal podľa najnižšej validačnej chyby. Validačnú množinu tu mám, takže testovacia ostane len na vyhodnotenie.</w:t>
+      </w:r>
+    </w:p>
+    <w:p>
+      <w:pPr>
+        <w:keepNext/>
+        <w:jc w:val="center"/>
+      </w:pPr>
+      <w:r>
+        <w:rPr>
+          <w:sz w:val="20"/>
+        </w:rPr>
+        <w:t>Tab. 11: Experimenty s neurónovou sieťou (ReLU, Adam, EarlyStopping s patience 20)</w:t>
+      </w:r>
+    </w:p>
+    <w:tbl>
+      <w:tblPr>
+        <w:tblStyle w:val="TableGrid"/>
+        <w:tblW w:type="auto" w:w="0"/>
+        <w:jc w:val="center"/>
+        <w:tblLook w:firstColumn="1" w:firstRow="1" w:lastColumn="0" w:lastRow="0" w:noHBand="0" w:noVBand="1" w:val="04A0"/>
+      </w:tblPr>
+      <w:tblGrid>
+        <w:gridCol w:w="1134"/>
+        <w:gridCol w:w="1134"/>
+        <w:gridCol w:w="1134"/>
+        <w:gridCol w:w="1134"/>
+        <w:gridCol w:w="1134"/>
+        <w:gridCol w:w="1134"/>
+        <w:gridCol w:w="1134"/>
+        <w:gridCol w:w="1134"/>
+      </w:tblGrid>
+      <w:tr>
+        <w:trPr>
+          <w:cantSplit/>
+        </w:trPr>
+        <w:tc>
+          <w:tcPr>
+            <w:tcW w:type="dxa" w:w="1134"/>
+          </w:tcPr>
+          <w:p>
+            <w:pPr>
+              <w:keepNext/>
+              <w:spacing w:after="0"/>
+            </w:pPr>
+            <w:r>
+              <w:rPr>
+                <w:sz w:val="20"/>
+              </w:rPr>
+            </w:r>
+            <w:r>
+              <w:rPr>
+                <w:b/>
+                <w:sz w:val="20"/>
+              </w:rPr>
+              <w:t>Skryté vrstvy</w:t>
+            </w:r>
+          </w:p>
+        </w:tc>
+        <w:tc>
+          <w:tcPr>
+            <w:tcW w:type="dxa" w:w="1134"/>
+          </w:tcPr>
+          <w:p>
+            <w:pPr>
+              <w:keepNext/>
+              <w:spacing w:after="0"/>
+            </w:pPr>
+            <w:r>
+              <w:rPr>
+                <w:sz w:val="20"/>
+              </w:rPr>
+            </w:r>
+            <w:r>
+              <w:rPr>
+                <w:b/>
+                <w:sz w:val="20"/>
+              </w:rPr>
+              <w:t>Rýchlosť učenia</w:t>
+            </w:r>
+          </w:p>
+        </w:tc>
+        <w:tc>
+          <w:tcPr>
+            <w:tcW w:type="dxa" w:w="1134"/>
+          </w:tcPr>
+          <w:p>
+            <w:pPr>
+              <w:keepNext/>
+              <w:spacing w:after="0"/>
+            </w:pPr>
+            <w:r>
+              <w:rPr>
+                <w:sz w:val="20"/>
+              </w:rPr>
+            </w:r>
+            <w:r>
+              <w:rPr>
+                <w:b/>
+                <w:sz w:val="20"/>
+              </w:rPr>
+              <w:t>Epoch (najlepšia)</w:t>
+            </w:r>
+          </w:p>
+        </w:tc>
+        <w:tc>
+          <w:tcPr>
+            <w:tcW w:type="dxa" w:w="1134"/>
+          </w:tcPr>
+          <w:p>
+            <w:pPr>
+              <w:keepNext/>
+              <w:spacing w:after="0"/>
+            </w:pPr>
+            <w:r>
+              <w:rPr>
+                <w:sz w:val="20"/>
+              </w:rPr>
+            </w:r>
+            <w:r>
+              <w:rPr>
+                <w:b/>
+                <w:sz w:val="20"/>
+              </w:rPr>
+              <w:t>MSE val</w:t>
+            </w:r>
+          </w:p>
+        </w:tc>
+        <w:tc>
+          <w:tcPr>
+            <w:tcW w:type="dxa" w:w="1134"/>
+          </w:tcPr>
+          <w:p>
+            <w:pPr>
+              <w:keepNext/>
+              <w:spacing w:after="0"/>
+            </w:pPr>
+            <w:r>
+              <w:rPr>
+                <w:sz w:val="20"/>
+              </w:rPr>
+            </w:r>
+            <w:r>
+              <w:rPr>
+                <w:b/>
+                <w:sz w:val="20"/>
+              </w:rPr>
+              <w:t>RMSE train</w:t>
+            </w:r>
+          </w:p>
+        </w:tc>
+        <w:tc>
+          <w:tcPr>
+            <w:tcW w:type="dxa" w:w="1134"/>
+          </w:tcPr>
+          <w:p>
+            <w:pPr>
+              <w:keepNext/>
+              <w:spacing w:after="0"/>
+            </w:pPr>
+            <w:r>
+              <w:rPr>
+                <w:sz w:val="20"/>
+              </w:rPr>
+            </w:r>
+            <w:r>
+              <w:rPr>
+                <w:b/>
+                <w:sz w:val="20"/>
+              </w:rPr>
+              <w:t>R² train</w:t>
+            </w:r>
+          </w:p>
+        </w:tc>
+        <w:tc>
+          <w:tcPr>
+            <w:tcW w:type="dxa" w:w="1134"/>
+          </w:tcPr>
+          <w:p>
+            <w:pPr>
+              <w:keepNext/>
+              <w:spacing w:after="0"/>
+            </w:pPr>
+            <w:r>
+              <w:rPr>
+                <w:sz w:val="20"/>
+              </w:rPr>
+            </w:r>
+            <w:r>
+              <w:rPr>
+                <w:b/>
+                <w:sz w:val="20"/>
+              </w:rPr>
+              <w:t>RMSE test</w:t>
+            </w:r>
+          </w:p>
+        </w:tc>
+        <w:tc>
+          <w:tcPr>
+            <w:tcW w:type="dxa" w:w="1134"/>
+          </w:tcPr>
+          <w:p>
+            <w:pPr>
+              <w:keepNext/>
+              <w:spacing w:after="0"/>
+            </w:pPr>
+            <w:r>
+              <w:rPr>
+                <w:sz w:val="20"/>
+              </w:rPr>
+            </w:r>
+            <w:r>
+              <w:rPr>
+                <w:b/>
+                <w:sz w:val="20"/>
+              </w:rPr>
+              <w:t>R² test</w:t>
+            </w:r>
+          </w:p>
+        </w:tc>
+      </w:tr>
+      <w:tr>
+        <w:trPr>
+          <w:cantSplit/>
+        </w:trPr>
+        <w:tc>
+          <w:tcPr>
+            <w:tcW w:type="dxa" w:w="1134"/>
+          </w:tcPr>
+          <w:p>
+            <w:pPr>
+              <w:keepNext/>
+              <w:spacing w:after="0"/>
+            </w:pPr>
+            <w:r>
+              <w:rPr>
+                <w:sz w:val="20"/>
+              </w:rPr>
+            </w:r>
+            <w:r>
+              <w:rPr>
+                <w:i w:val="0"/>
+                <w:sz w:val="20"/>
+              </w:rPr>
+              <w:t>64, 32</w:t>
+            </w:r>
+          </w:p>
+        </w:tc>
+        <w:tc>
+          <w:tcPr>
+            <w:tcW w:type="dxa" w:w="1134"/>
+          </w:tcPr>
+          <w:p>
+            <w:pPr>
+              <w:keepNext/>
+              <w:spacing w:after="0"/>
+            </w:pPr>
+            <w:r>
+              <w:rPr>
+                <w:sz w:val="20"/>
+              </w:rPr>
+            </w:r>
+            <w:r>
+              <w:rPr>
+                <w:i w:val="0"/>
+                <w:sz w:val="20"/>
+              </w:rPr>
+              <w:t>0,001</w:t>
+            </w:r>
+          </w:p>
+        </w:tc>
+        <w:tc>
+          <w:tcPr>
+            <w:tcW w:type="dxa" w:w="1134"/>
+          </w:tcPr>
+          <w:p>
+            <w:pPr>
+              <w:keepNext/>
+              <w:spacing w:after="0"/>
+            </w:pPr>
+            <w:r>
+              <w:rPr>
+                <w:sz w:val="20"/>
+              </w:rPr>
+            </w:r>
+            <w:r>
+              <w:rPr>
+                <w:i w:val="0"/>
+                <w:sz w:val="20"/>
+              </w:rPr>
+              <w:t>127 (107)</w:t>
+            </w:r>
+          </w:p>
+        </w:tc>
+        <w:tc>
+          <w:tcPr>
+            <w:tcW w:type="dxa" w:w="1134"/>
+          </w:tcPr>
+          <w:p>
+            <w:pPr>
+              <w:keepNext/>
+              <w:spacing w:after="0"/>
+            </w:pPr>
+            <w:r>
+              <w:rPr>
+                <w:sz w:val="20"/>
+              </w:rPr>
+            </w:r>
+            <w:r>
+              <w:rPr>
+                <w:i w:val="0"/>
+                <w:sz w:val="20"/>
+              </w:rPr>
+              <w:t>0,135</w:t>
+            </w:r>
+          </w:p>
+        </w:tc>
+        <w:tc>
+          <w:tcPr>
+            <w:tcW w:type="dxa" w:w="1134"/>
+          </w:tcPr>
+          <w:p>
+            <w:pPr>
+              <w:keepNext/>
+              <w:spacing w:after="0"/>
+            </w:pPr>
+            <w:r>
+              <w:rPr>
+                <w:sz w:val="20"/>
+              </w:rPr>
+            </w:r>
+            <w:r>
+              <w:rPr>
+                <w:i w:val="0"/>
+                <w:sz w:val="20"/>
+              </w:rPr>
+              <w:t>0,285</w:t>
+            </w:r>
+          </w:p>
+        </w:tc>
+        <w:tc>
+          <w:tcPr>
+            <w:tcW w:type="dxa" w:w="1134"/>
+          </w:tcPr>
+          <w:p>
+            <w:pPr>
+              <w:keepNext/>
+              <w:spacing w:after="0"/>
+            </w:pPr>
+            <w:r>
+              <w:rPr>
+                <w:sz w:val="20"/>
+              </w:rPr>
+            </w:r>
+            <w:r>
+              <w:rPr>
+                <w:i w:val="0"/>
+                <w:sz w:val="20"/>
+              </w:rPr>
+              <w:t>0,961</w:t>
+            </w:r>
+          </w:p>
+        </w:tc>
+        <w:tc>
+          <w:tcPr>
+            <w:tcW w:type="dxa" w:w="1134"/>
+          </w:tcPr>
+          <w:p>
+            <w:pPr>
+              <w:keepNext/>
+              <w:spacing w:after="0"/>
+            </w:pPr>
+            <w:r>
+              <w:rPr>
+                <w:sz w:val="20"/>
+              </w:rPr>
+            </w:r>
+            <w:r>
+              <w:rPr>
+                <w:i w:val="0"/>
+                <w:sz w:val="20"/>
+              </w:rPr>
+              <w:t>0,338</w:t>
+            </w:r>
+          </w:p>
+        </w:tc>
+        <w:tc>
+          <w:tcPr>
+            <w:tcW w:type="dxa" w:w="1134"/>
+          </w:tcPr>
+          <w:p>
+            <w:pPr>
+              <w:keepNext/>
+              <w:spacing w:after="0"/>
+            </w:pPr>
+            <w:r>
+              <w:rPr>
+                <w:sz w:val="20"/>
+              </w:rPr>
+            </w:r>
+            <w:r>
+              <w:rPr>
+                <w:i w:val="0"/>
+                <w:sz w:val="20"/>
+              </w:rPr>
+              <w:t>0,945</w:t>
+            </w:r>
+          </w:p>
+        </w:tc>
+      </w:tr>
+      <w:tr>
+        <w:trPr>
+          <w:cantSplit/>
+        </w:trPr>
+        <w:tc>
+          <w:tcPr>
+            <w:tcW w:type="dxa" w:w="1134"/>
+          </w:tcPr>
+          <w:p>
+            <w:pPr>
+              <w:keepNext/>
+              <w:spacing w:after="0"/>
+            </w:pPr>
+            <w:r>
+              <w:rPr>
+                <w:sz w:val="20"/>
+              </w:rPr>
+            </w:r>
+            <w:r>
+              <w:rPr>
+                <w:i w:val="0"/>
+                <w:sz w:val="20"/>
+              </w:rPr>
+              <w:t>32</w:t>
+            </w:r>
+          </w:p>
+        </w:tc>
+        <w:tc>
+          <w:tcPr>
+            <w:tcW w:type="dxa" w:w="1134"/>
+          </w:tcPr>
+          <w:p>
+            <w:pPr>
+              <w:keepNext/>
+              <w:spacing w:after="0"/>
+            </w:pPr>
+            <w:r>
+              <w:rPr>
+                <w:sz w:val="20"/>
+              </w:rPr>
+            </w:r>
+            <w:r>
+              <w:rPr>
+                <w:i w:val="0"/>
+                <w:sz w:val="20"/>
+              </w:rPr>
+              <w:t>0,001</w:t>
+            </w:r>
+          </w:p>
+        </w:tc>
+        <w:tc>
+          <w:tcPr>
+            <w:tcW w:type="dxa" w:w="1134"/>
+          </w:tcPr>
+          <w:p>
+            <w:pPr>
+              <w:keepNext/>
+              <w:spacing w:after="0"/>
+            </w:pPr>
+            <w:r>
+              <w:rPr>
+                <w:sz w:val="20"/>
+              </w:rPr>
+            </w:r>
+            <w:r>
+              <w:rPr>
+                <w:i w:val="0"/>
+                <w:sz w:val="20"/>
+              </w:rPr>
+              <w:t>188 (168)</w:t>
+            </w:r>
+          </w:p>
+        </w:tc>
+        <w:tc>
+          <w:tcPr>
+            <w:tcW w:type="dxa" w:w="1134"/>
+          </w:tcPr>
+          <w:p>
+            <w:pPr>
+              <w:keepNext/>
+              <w:spacing w:after="0"/>
+            </w:pPr>
+            <w:r>
+              <w:rPr>
+                <w:sz w:val="20"/>
+              </w:rPr>
+            </w:r>
+            <w:r>
+              <w:rPr>
+                <w:i w:val="0"/>
+                <w:sz w:val="20"/>
+              </w:rPr>
+              <w:t>0,157</w:t>
+            </w:r>
+          </w:p>
+        </w:tc>
+        <w:tc>
+          <w:tcPr>
+            <w:tcW w:type="dxa" w:w="1134"/>
+          </w:tcPr>
+          <w:p>
+            <w:pPr>
+              <w:keepNext/>
+              <w:spacing w:after="0"/>
+            </w:pPr>
+            <w:r>
+              <w:rPr>
+                <w:sz w:val="20"/>
+              </w:rPr>
+            </w:r>
+            <w:r>
+              <w:rPr>
+                <w:i w:val="0"/>
+                <w:sz w:val="20"/>
+              </w:rPr>
+              <w:t>0,343</w:t>
+            </w:r>
+          </w:p>
+        </w:tc>
+        <w:tc>
+          <w:tcPr>
+            <w:tcW w:type="dxa" w:w="1134"/>
+          </w:tcPr>
+          <w:p>
+            <w:pPr>
+              <w:keepNext/>
+              <w:spacing w:after="0"/>
+            </w:pPr>
+            <w:r>
+              <w:rPr>
+                <w:sz w:val="20"/>
+              </w:rPr>
+            </w:r>
+            <w:r>
+              <w:rPr>
+                <w:i w:val="0"/>
+                <w:sz w:val="20"/>
+              </w:rPr>
+              <w:t>0,943</w:t>
+            </w:r>
+          </w:p>
+        </w:tc>
+        <w:tc>
+          <w:tcPr>
+            <w:tcW w:type="dxa" w:w="1134"/>
+          </w:tcPr>
+          <w:p>
+            <w:pPr>
+              <w:keepNext/>
+              <w:spacing w:after="0"/>
+            </w:pPr>
+            <w:r>
+              <w:rPr>
+                <w:sz w:val="20"/>
+              </w:rPr>
+            </w:r>
+            <w:r>
+              <w:rPr>
+                <w:i w:val="0"/>
+                <w:sz w:val="20"/>
+              </w:rPr>
+              <w:t>0,349</w:t>
+            </w:r>
+          </w:p>
+        </w:tc>
+        <w:tc>
+          <w:tcPr>
+            <w:tcW w:type="dxa" w:w="1134"/>
+          </w:tcPr>
+          <w:p>
+            <w:pPr>
+              <w:keepNext/>
+              <w:spacing w:after="0"/>
+            </w:pPr>
+            <w:r>
+              <w:rPr>
+                <w:sz w:val="20"/>
+              </w:rPr>
+            </w:r>
+            <w:r>
+              <w:rPr>
+                <w:i w:val="0"/>
+                <w:sz w:val="20"/>
+              </w:rPr>
+              <w:t>0,941</w:t>
+            </w:r>
+          </w:p>
+        </w:tc>
+      </w:tr>
+      <w:tr>
+        <w:trPr>
+          <w:cantSplit/>
+        </w:trPr>
+        <w:tc>
+          <w:tcPr>
+            <w:tcW w:type="dxa" w:w="1134"/>
+          </w:tcPr>
+          <w:p>
+            <w:pPr>
+              <w:keepNext/>
+              <w:spacing w:after="0"/>
+            </w:pPr>
+            <w:r>
+              <w:rPr>
+                <w:sz w:val="20"/>
+              </w:rPr>
+            </w:r>
+            <w:r>
+              <w:rPr>
+                <w:i w:val="0"/>
+                <w:sz w:val="20"/>
+              </w:rPr>
+              <w:t>128, 64</w:t>
+            </w:r>
+          </w:p>
+        </w:tc>
+        <w:tc>
+          <w:tcPr>
+            <w:tcW w:type="dxa" w:w="1134"/>
+          </w:tcPr>
+          <w:p>
+            <w:pPr>
+              <w:keepNext/>
+              <w:spacing w:after="0"/>
+            </w:pPr>
+            <w:r>
+              <w:rPr>
+                <w:sz w:val="20"/>
+              </w:rPr>
+            </w:r>
+            <w:r>
+              <w:rPr>
+                <w:i w:val="0"/>
+                <w:sz w:val="20"/>
+              </w:rPr>
+              <w:t>0,001</w:t>
+            </w:r>
+          </w:p>
+        </w:tc>
+        <w:tc>
+          <w:tcPr>
+            <w:tcW w:type="dxa" w:w="1134"/>
+          </w:tcPr>
+          <w:p>
+            <w:pPr>
+              <w:keepNext/>
+              <w:spacing w:after="0"/>
+            </w:pPr>
+            <w:r>
+              <w:rPr>
+                <w:sz w:val="20"/>
+              </w:rPr>
+            </w:r>
+            <w:r>
+              <w:rPr>
+                <w:i w:val="0"/>
+                <w:sz w:val="20"/>
+              </w:rPr>
+              <w:t>90 (70)</w:t>
+            </w:r>
+          </w:p>
+        </w:tc>
+        <w:tc>
+          <w:tcPr>
+            <w:tcW w:type="dxa" w:w="1134"/>
+          </w:tcPr>
+          <w:p>
+            <w:pPr>
+              <w:keepNext/>
+              <w:spacing w:after="0"/>
+            </w:pPr>
+            <w:r>
+              <w:rPr>
+                <w:sz w:val="20"/>
+              </w:rPr>
+            </w:r>
+            <w:r>
+              <w:rPr>
+                <w:i w:val="0"/>
+                <w:sz w:val="20"/>
+              </w:rPr>
+              <w:t>0,136</w:t>
+            </w:r>
+          </w:p>
+        </w:tc>
+        <w:tc>
+          <w:tcPr>
+            <w:tcW w:type="dxa" w:w="1134"/>
+          </w:tcPr>
+          <w:p>
+            <w:pPr>
+              <w:keepNext/>
+              <w:spacing w:after="0"/>
+            </w:pPr>
+            <w:r>
+              <w:rPr>
+                <w:sz w:val="20"/>
+              </w:rPr>
+            </w:r>
+            <w:r>
+              <w:rPr>
+                <w:i w:val="0"/>
+                <w:sz w:val="20"/>
+              </w:rPr>
+              <w:t>0,272</w:t>
+            </w:r>
+          </w:p>
+        </w:tc>
+        <w:tc>
+          <w:tcPr>
+            <w:tcW w:type="dxa" w:w="1134"/>
+          </w:tcPr>
+          <w:p>
+            <w:pPr>
+              <w:keepNext/>
+              <w:spacing w:after="0"/>
+            </w:pPr>
+            <w:r>
+              <w:rPr>
+                <w:sz w:val="20"/>
+              </w:rPr>
+            </w:r>
+            <w:r>
+              <w:rPr>
+                <w:i w:val="0"/>
+                <w:sz w:val="20"/>
+              </w:rPr>
+              <w:t>0,964</w:t>
+            </w:r>
+          </w:p>
+        </w:tc>
+        <w:tc>
+          <w:tcPr>
+            <w:tcW w:type="dxa" w:w="1134"/>
+          </w:tcPr>
+          <w:p>
+            <w:pPr>
+              <w:keepNext/>
+              <w:spacing w:after="0"/>
+            </w:pPr>
+            <w:r>
+              <w:rPr>
+                <w:sz w:val="20"/>
+              </w:rPr>
+            </w:r>
+            <w:r>
+              <w:rPr>
+                <w:i w:val="0"/>
+                <w:sz w:val="20"/>
+              </w:rPr>
+              <w:t>0,337</w:t>
+            </w:r>
+          </w:p>
+        </w:tc>
+        <w:tc>
+          <w:tcPr>
+            <w:tcW w:type="dxa" w:w="1134"/>
+          </w:tcPr>
+          <w:p>
+            <w:pPr>
+              <w:keepNext/>
+              <w:spacing w:after="0"/>
+            </w:pPr>
+            <w:r>
+              <w:rPr>
+                <w:sz w:val="20"/>
+              </w:rPr>
+            </w:r>
+            <w:r>
+              <w:rPr>
+                <w:i w:val="0"/>
+                <w:sz w:val="20"/>
+              </w:rPr>
+              <w:t>0,946</w:t>
+            </w:r>
+          </w:p>
+        </w:tc>
+      </w:tr>
+      <w:tr>
+        <w:trPr>
+          <w:cantSplit/>
+        </w:trPr>
+        <w:tc>
+          <w:tcPr>
+            <w:tcW w:type="dxa" w:w="1134"/>
+          </w:tcPr>
+          <w:p>
+            <w:pPr>
+              <w:keepNext w:val="0"/>
+              <w:spacing w:after="0"/>
+            </w:pPr>
+            <w:r>
+              <w:rPr>
+                <w:sz w:val="20"/>
+              </w:rPr>
+            </w:r>
+            <w:r>
+              <w:rPr>
+                <w:i w:val="0"/>
+                <w:sz w:val="20"/>
+              </w:rPr>
+              <w:t>64, 32</w:t>
+            </w:r>
+          </w:p>
+        </w:tc>
+        <w:tc>
+          <w:tcPr>
+            <w:tcW w:type="dxa" w:w="1134"/>
+          </w:tcPr>
+          <w:p>
+            <w:pPr>
+              <w:keepNext w:val="0"/>
+              <w:spacing w:after="0"/>
+            </w:pPr>
+            <w:r>
+              <w:rPr>
+                <w:sz w:val="20"/>
+              </w:rPr>
+            </w:r>
+            <w:r>
+              <w:rPr>
+                <w:i w:val="0"/>
+                <w:sz w:val="20"/>
+              </w:rPr>
+              <w:t>0,01</w:t>
+            </w:r>
+          </w:p>
+        </w:tc>
+        <w:tc>
+          <w:tcPr>
+            <w:tcW w:type="dxa" w:w="1134"/>
+          </w:tcPr>
+          <w:p>
+            <w:pPr>
+              <w:keepNext w:val="0"/>
+              <w:spacing w:after="0"/>
+            </w:pPr>
+            <w:r>
+              <w:rPr>
+                <w:sz w:val="20"/>
+              </w:rPr>
+            </w:r>
+            <w:r>
+              <w:rPr>
+                <w:i w:val="0"/>
+                <w:sz w:val="20"/>
+              </w:rPr>
+              <w:t>69 (49)</w:t>
+            </w:r>
+          </w:p>
+        </w:tc>
+        <w:tc>
+          <w:tcPr>
+            <w:tcW w:type="dxa" w:w="1134"/>
+          </w:tcPr>
+          <w:p>
+            <w:pPr>
+              <w:keepNext w:val="0"/>
+              <w:spacing w:after="0"/>
+            </w:pPr>
+            <w:r>
+              <w:rPr>
+                <w:sz w:val="20"/>
+              </w:rPr>
+            </w:r>
+            <w:r>
+              <w:rPr>
+                <w:i w:val="0"/>
+                <w:sz w:val="20"/>
+              </w:rPr>
+              <w:t>0,148</w:t>
+            </w:r>
+          </w:p>
+        </w:tc>
+        <w:tc>
+          <w:tcPr>
+            <w:tcW w:type="dxa" w:w="1134"/>
+          </w:tcPr>
+          <w:p>
+            <w:pPr>
+              <w:keepNext w:val="0"/>
+              <w:spacing w:after="0"/>
+            </w:pPr>
+            <w:r>
+              <w:rPr>
+                <w:sz w:val="20"/>
+              </w:rPr>
+            </w:r>
+            <w:r>
+              <w:rPr>
+                <w:i w:val="0"/>
+                <w:sz w:val="20"/>
+              </w:rPr>
+              <w:t>0,321</w:t>
+            </w:r>
+          </w:p>
+        </w:tc>
+        <w:tc>
+          <w:tcPr>
+            <w:tcW w:type="dxa" w:w="1134"/>
+          </w:tcPr>
+          <w:p>
+            <w:pPr>
+              <w:keepNext w:val="0"/>
+              <w:spacing w:after="0"/>
+            </w:pPr>
+            <w:r>
+              <w:rPr>
+                <w:sz w:val="20"/>
+              </w:rPr>
+            </w:r>
+            <w:r>
+              <w:rPr>
+                <w:i w:val="0"/>
+                <w:sz w:val="20"/>
+              </w:rPr>
+              <w:t>0,950</w:t>
+            </w:r>
+          </w:p>
+        </w:tc>
+        <w:tc>
+          <w:tcPr>
+            <w:tcW w:type="dxa" w:w="1134"/>
+          </w:tcPr>
+          <w:p>
+            <w:pPr>
+              <w:keepNext w:val="0"/>
+              <w:spacing w:after="0"/>
+            </w:pPr>
+            <w:r>
+              <w:rPr>
+                <w:sz w:val="20"/>
+              </w:rPr>
+            </w:r>
+            <w:r>
+              <w:rPr>
+                <w:i w:val="0"/>
+                <w:sz w:val="20"/>
+              </w:rPr>
+              <w:t>0,353</w:t>
+            </w:r>
+          </w:p>
+        </w:tc>
+        <w:tc>
+          <w:tcPr>
+            <w:tcW w:type="dxa" w:w="1134"/>
+          </w:tcPr>
+          <w:p>
+            <w:pPr>
+              <w:keepNext w:val="0"/>
+              <w:spacing w:after="0"/>
+            </w:pPr>
+            <w:r>
+              <w:rPr>
+                <w:sz w:val="20"/>
+              </w:rPr>
+            </w:r>
+            <w:r>
+              <w:rPr>
+                <w:i w:val="0"/>
+                <w:sz w:val="20"/>
+              </w:rPr>
+              <w:t>0,940</w:t>
+            </w:r>
+          </w:p>
+        </w:tc>
+      </w:tr>
+    </w:tbl>
+    <w:p/>
+    <w:p>
+      <w:pPr>
+        <w:jc w:val="both"/>
+      </w:pPr>
+      <w:r>
+        <w:rPr>
+          <w:i w:val="0"/>
+        </w:rPr>
+        <w:t>Siete vyšli veľmi podobne, testovacie R² je 0,940 až 0,946. Najnižšiu validačnú chybu má základná sieť (0,135). Sieť so 128 a 64 neurónmi je takmer rovnaká (0,136) a na testovacej množine vyšla o 0,001 lepšie, rozdiel je však v rámci náhody. Jedna vrstva s 32 neurónmi sa učila najdlhšie (188 epoch) a má najvyššiu validačnú chybu. Pri rýchlosti učenia 0,01 bola najlepšia epocha už 49. a výsledok o niečo horší než pri 0,001.</w:t>
+      </w:r>
+    </w:p>
+    <w:p>
+      <w:pPr>
+        <w:jc w:val="center"/>
+      </w:pPr>
+      <w:r>
+        <w:drawing>
+          <wp:inline xmlns:a="http://schemas.openxmlformats.org/drawingml/2006/main" xmlns:pic="http://schemas.openxmlformats.org/drawingml/2006/picture">
+            <wp:extent cx="5040000" cy="2520000"/>
+            <wp:docPr id="15" name="Picture 15"/>
+            <wp:cNvGraphicFramePr>
+              <a:graphicFrameLocks noChangeAspect="1"/>
+            </wp:cNvGraphicFramePr>
+            <a:graphic>
+              <a:graphicData uri="http://schemas.openxmlformats.org/drawingml/2006/picture">
+                <pic:pic>
+                  <pic:nvPicPr>
+                    <pic:cNvPr id="0" name="nn_history.png"/>
+                    <pic:cNvPicPr/>
+                  </pic:nvPicPr>
+                  <pic:blipFill>
+                    <a:blip r:embed="rId23"/>
+                    <a:stretch>
+                      <a:fillRect/>
+                    </a:stretch>
+                  </pic:blipFill>
+                  <pic:spPr>
+                    <a:xfrm>
+                      <a:off x="0" y="0"/>
+                      <a:ext cx="5040000" cy="2520000"/>
+                    </a:xfrm>
+                    <a:prstGeom prst="rect"/>
+                  </pic:spPr>
+                </pic:pic>
+              </a:graphicData>
+            </a:graphic>
+          </wp:inline>
+        </w:drawing>
+      </w:r>
+    </w:p>
+    <w:p>
+      <w:pPr>
+        <w:keepNext w:val="0"/>
+        <w:jc w:val="center"/>
+      </w:pPr>
+      <w:r>
+        <w:rPr>
+          <w:sz w:val="20"/>
+        </w:rPr>
+        <w:t>Obr. 15: Priebeh trénovania najlepšej siete (64, 32)</w:t>
+      </w:r>
+    </w:p>
+    <w:p>
+      <w:pPr>
+        <w:jc w:val="both"/>
+      </w:pPr>
+      <w:r>
+        <w:rPr>
+          <w:i w:val="0"/>
+        </w:rPr>
+        <w:t>Validačná chyba rýchlo klesala asi prvých 10 epoch, potom už len pomaly a približne od 85. epochy sa držala okolo 0,14. Najnižšia bola v epoche 107. Po ďalších 20 epochách bez zlepšenia sa trénovanie zastavilo (epocha 127) a sieť sa vrátila k váham z epochy 107. Trénovacia chyba pritom ďalej klesala, dlhšie trénovanie by sieť pretrénovalo.</w:t>
+      </w:r>
+    </w:p>
+    <w:p>
+      <w:pPr>
+        <w:jc w:val="center"/>
+      </w:pPr>
+      <w:r>
+        <w:drawing>
+          <wp:inline xmlns:a="http://schemas.openxmlformats.org/drawingml/2006/main" xmlns:pic="http://schemas.openxmlformats.org/drawingml/2006/picture">
+            <wp:extent cx="5760000" cy="3840000"/>
+            <wp:docPr id="16" name="Picture 16"/>
+            <wp:cNvGraphicFramePr>
+              <a:graphicFrameLocks noChangeAspect="1"/>
+            </wp:cNvGraphicFramePr>
+            <a:graphic>
+              <a:graphicData uri="http://schemas.openxmlformats.org/drawingml/2006/picture">
+                <pic:pic>
+                  <pic:nvPicPr>
+                    <pic:cNvPr id="0" name="residuals_nn.png"/>
+                    <pic:cNvPicPr/>
+                  </pic:nvPicPr>
+                  <pic:blipFill>
+                    <a:blip r:embed="rId24"/>
+                    <a:stretch>
+                      <a:fillRect/>
+                    </a:stretch>
+                  </pic:blipFill>
+                  <pic:spPr>
+                    <a:xfrm>
+                      <a:off x="0" y="0"/>
+                      <a:ext cx="5760000" cy="3840000"/>
+                    </a:xfrm>
+                    <a:prstGeom prst="rect"/>
+                  </pic:spPr>
+                </pic:pic>
+              </a:graphicData>
+            </a:graphic>
+          </wp:inline>
+        </w:drawing>
+      </w:r>
+    </w:p>
+    <w:p>
+      <w:pPr>
+        <w:keepNext w:val="0"/>
+        <w:jc w:val="center"/>
+      </w:pPr>
+      <w:r>
+        <w:rPr>
+          <w:sz w:val="20"/>
+        </w:rPr>
+        <w:t>Obr. 16: Reziduály najlepšej neurónovej siete (64, 32)</w:t>
+      </w:r>
+    </w:p>
+    <w:p>
+      <w:pPr>
+        <w:jc w:val="both"/>
+      </w:pPr>
+      <w:r>
+        <w:rPr>
+          <w:i w:val="0"/>
+        </w:rPr>
+        <w:t>Najlepšia sieť má na testovacej množine R² 0,945 a RMSE 0,338 mg/m³. Je lepšia než strom (0,908) aj les (0,939), SVR (0,956 a 0,302 mg/m³) však neprekonala. Jej trénovacie čísla sú z 4 961 hodín, pri SVR zo všetkých 5 837. Reziduály majú rovnaký tvar lievika ako pri ostatných modeloch, pri vyšších predpovediach sú viac rozhodené. Na testovacej množine je takmer 90 % reziduálov medzi −0,5 a 0,5 mg/m³.</w:t>
       </w:r>
     </w:p>
     <w:p>
